--- a/6-过程管理/流程制度规范类文件/JXTX-06-11-信息安全管理制度.docx
+++ b/6-过程管理/流程制度规范类文件/JXTX-06-11-信息安全管理制度.docx
@@ -22,6 +22,57 @@
         <w:textAlignment w:val="baseline"/>
       </w:pPr>
       <w:bookmarkStart w:id="0" w:name="_Toc14813"/>
+      <w:r>
+        <w:drawing>
+          <wp:anchor distT="0" distB="0" distL="114300" distR="114300" simplePos="0" relativeHeight="251661312" behindDoc="1" locked="0" layoutInCell="1" allowOverlap="1">
+            <wp:simplePos x="0" y="0"/>
+            <wp:positionH relativeFrom="column">
+              <wp:posOffset>-19050</wp:posOffset>
+            </wp:positionH>
+            <wp:positionV relativeFrom="paragraph">
+              <wp:posOffset>-22225</wp:posOffset>
+            </wp:positionV>
+            <wp:extent cx="5304790" cy="8893810"/>
+            <wp:effectExtent l="0" t="0" r="13970" b="6350"/>
+            <wp:wrapNone/>
+            <wp:docPr id="1" name="图片 1"/>
+            <wp:cNvGraphicFramePr>
+              <a:graphicFrameLocks xmlns:a="http://schemas.openxmlformats.org/drawingml/2006/main" noChangeAspect="1"/>
+            </wp:cNvGraphicFramePr>
+            <a:graphic xmlns:a="http://schemas.openxmlformats.org/drawingml/2006/main">
+              <a:graphicData uri="http://schemas.openxmlformats.org/drawingml/2006/picture">
+                <pic:pic xmlns:pic="http://schemas.openxmlformats.org/drawingml/2006/picture">
+                  <pic:nvPicPr>
+                    <pic:cNvPr id="1" name="图片 1"/>
+                    <pic:cNvPicPr>
+                      <a:picLocks noChangeAspect="1"/>
+                    </pic:cNvPicPr>
+                  </pic:nvPicPr>
+                  <pic:blipFill>
+                    <a:blip r:embed="rId7"/>
+                    <a:stretch>
+                      <a:fillRect/>
+                    </a:stretch>
+                  </pic:blipFill>
+                  <pic:spPr>
+                    <a:xfrm>
+                      <a:off x="0" y="0"/>
+                      <a:ext cx="5304790" cy="8893810"/>
+                    </a:xfrm>
+                    <a:prstGeom prst="rect">
+                      <a:avLst/>
+                    </a:prstGeom>
+                    <a:noFill/>
+                    <a:ln>
+                      <a:noFill/>
+                    </a:ln>
+                  </pic:spPr>
+                </pic:pic>
+              </a:graphicData>
+            </a:graphic>
+          </wp:anchor>
+        </w:drawing>
+      </w:r>
       <w:r>
         <w:drawing>
           <wp:anchor distT="0" distB="0" distL="114300" distR="114300" simplePos="0" relativeHeight="251660288" behindDoc="1" locked="0" layoutInCell="1" allowOverlap="1">
@@ -49,7 +100,7 @@
                     </pic:cNvPicPr>
                   </pic:nvPicPr>
                   <pic:blipFill>
-                    <a:blip r:embed="rId7"/>
+                    <a:blip r:embed="rId8"/>
                     <a:stretch>
                       <a:fillRect/>
                     </a:stretch>
@@ -104,7 +155,7 @@
                     </pic:cNvPicPr>
                   </pic:nvPicPr>
                   <pic:blipFill>
-                    <a:blip r:embed="rId8">
+                    <a:blip r:embed="rId9">
                       <a:alphaModFix amt="58000"/>
                       <a:lum contrast="-52000"/>
                     </a:blip>
@@ -311,12 +362,6 @@
             <w:insideH w:val="none" w:color="auto" w:sz="0" w:space="0"/>
             <w:insideV w:val="none" w:color="auto" w:sz="0" w:space="0"/>
           </w:tblBorders>
-          <w:tblCellMar>
-            <w:top w:w="0" w:type="dxa"/>
-            <w:left w:w="108" w:type="dxa"/>
-            <w:bottom w:w="0" w:type="dxa"/>
-            <w:right w:w="108" w:type="dxa"/>
-          </w:tblCellMar>
         </w:tblPrEx>
         <w:trPr>
           <w:trHeight w:val="810" w:hRule="atLeast"/>
@@ -1951,8 +1996,6 @@
         <w:snapToGrid w:val="0"/>
         <w:textAlignment w:val="baseline"/>
       </w:pPr>
-      <w:bookmarkStart w:id="25" w:name="_GoBack"/>
-      <w:bookmarkEnd w:id="25"/>
       <w:r>
         <w:br w:type="page"/>
       </w:r>
@@ -4174,6 +4217,7 @@
             <w:insideH w:val="single" w:color="auto" w:sz="4" w:space="0"/>
             <w:insideV w:val="single" w:color="auto" w:sz="4" w:space="0"/>
           </w:tblBorders>
+          <w:shd w:val="clear" w:color="auto" w:fill="auto"/>
           <w:tblCellMar>
             <w:top w:w="15" w:type="dxa"/>
             <w:left w:w="15" w:type="dxa"/>
@@ -5742,6 +5786,7 @@
             <w:insideH w:val="single" w:color="auto" w:sz="4" w:space="0"/>
             <w:insideV w:val="single" w:color="auto" w:sz="4" w:space="0"/>
           </w:tblBorders>
+          <w:shd w:val="clear" w:color="auto" w:fill="auto"/>
           <w:tblCellMar>
             <w:top w:w="15" w:type="dxa"/>
             <w:left w:w="15" w:type="dxa"/>
@@ -6940,7 +6985,6 @@
             <w:insideH w:val="single" w:color="auto" w:sz="4" w:space="0"/>
             <w:insideV w:val="single" w:color="auto" w:sz="4" w:space="0"/>
           </w:tblBorders>
-          <w:shd w:val="clear" w:color="auto" w:fill="auto"/>
           <w:tblCellMar>
             <w:top w:w="15" w:type="dxa"/>
             <w:left w:w="15" w:type="dxa"/>
@@ -8066,13 +8110,545 @@
     <w:p>
       <w:pPr>
         <w:pStyle w:val="28"/>
+        <w:keepNext w:val="0"/>
+        <w:keepLines w:val="0"/>
+        <w:pageBreakBefore w:val="0"/>
+        <w:widowControl w:val="0"/>
+        <w:kinsoku w:val="0"/>
+        <w:wordWrap/>
+        <w:overflowPunct/>
+        <w:topLinePunct w:val="0"/>
+        <w:autoSpaceDE w:val="0"/>
+        <w:autoSpaceDN w:val="0"/>
         <w:bidi w:val="0"/>
+        <w:adjustRightInd w:val="0"/>
+        <w:snapToGrid w:val="0"/>
+        <w:textAlignment w:val="baseline"/>
         <w:rPr>
           <w:rFonts w:hint="eastAsia"/>
           <w:lang w:val="en-US" w:eastAsia="zh-CN"/>
         </w:rPr>
       </w:pPr>
       <w:bookmarkStart w:id="24" w:name="_Toc1643"/>
+      <w:r>
+        <w:rPr>
+          <w:rFonts w:hint="eastAsia"/>
+          <w:lang w:val="en-US" w:eastAsia="zh-CN"/>
+        </w:rPr>
+        <w:t>考核指标</w:t>
+      </w:r>
+    </w:p>
+    <w:tbl>
+      <w:tblPr>
+        <w:tblStyle w:val="20"/>
+        <w:tblW w:w="7675" w:type="dxa"/>
+        <w:tblInd w:w="96" w:type="dxa"/>
+        <w:tblBorders>
+          <w:top w:val="none" w:color="auto" w:sz="0" w:space="0"/>
+          <w:left w:val="none" w:color="auto" w:sz="0" w:space="0"/>
+          <w:bottom w:val="none" w:color="auto" w:sz="0" w:space="0"/>
+          <w:right w:val="none" w:color="auto" w:sz="0" w:space="0"/>
+          <w:insideH w:val="none" w:color="auto" w:sz="0" w:space="0"/>
+          <w:insideV w:val="none" w:color="auto" w:sz="0" w:space="0"/>
+        </w:tblBorders>
+        <w:shd w:val="clear" w:color="auto" w:fill="auto"/>
+        <w:tblLayout w:type="autofit"/>
+        <w:tblCellMar>
+          <w:top w:w="0" w:type="dxa"/>
+          <w:left w:w="108" w:type="dxa"/>
+          <w:bottom w:w="0" w:type="dxa"/>
+          <w:right w:w="108" w:type="dxa"/>
+        </w:tblCellMar>
+      </w:tblPr>
+      <w:tblGrid>
+        <w:gridCol w:w="2227"/>
+        <w:gridCol w:w="1092"/>
+        <w:gridCol w:w="3408"/>
+        <w:gridCol w:w="948"/>
+      </w:tblGrid>
+      <w:tr>
+        <w:tblPrEx>
+          <w:tblBorders>
+            <w:top w:val="none" w:color="auto" w:sz="0" w:space="0"/>
+            <w:left w:val="none" w:color="auto" w:sz="0" w:space="0"/>
+            <w:bottom w:val="none" w:color="auto" w:sz="0" w:space="0"/>
+            <w:right w:val="none" w:color="auto" w:sz="0" w:space="0"/>
+            <w:insideH w:val="none" w:color="auto" w:sz="0" w:space="0"/>
+            <w:insideV w:val="none" w:color="auto" w:sz="0" w:space="0"/>
+          </w:tblBorders>
+          <w:shd w:val="clear" w:color="auto" w:fill="auto"/>
+          <w:tblCellMar>
+            <w:top w:w="0" w:type="dxa"/>
+            <w:left w:w="108" w:type="dxa"/>
+            <w:bottom w:w="0" w:type="dxa"/>
+            <w:right w:w="108" w:type="dxa"/>
+          </w:tblCellMar>
+        </w:tblPrEx>
+        <w:trPr>
+          <w:trHeight w:val="493" w:hRule="atLeast"/>
+        </w:trPr>
+        <w:tc>
+          <w:tcPr>
+            <w:tcW w:w="2227" w:type="dxa"/>
+            <w:tcBorders>
+              <w:top w:val="single" w:color="000000" w:sz="4" w:space="0"/>
+              <w:left w:val="single" w:color="000000" w:sz="4" w:space="0"/>
+              <w:bottom w:val="single" w:color="000000" w:sz="4" w:space="0"/>
+              <w:right w:val="single" w:color="000000" w:sz="4" w:space="0"/>
+            </w:tcBorders>
+            <w:shd w:val="clear" w:color="auto" w:fill="C0C0C0"/>
+            <w:vAlign w:val="center"/>
+          </w:tcPr>
+          <w:p>
+            <w:pPr>
+              <w:keepNext w:val="0"/>
+              <w:keepLines w:val="0"/>
+              <w:widowControl/>
+              <w:suppressLineNumbers w:val="0"/>
+              <w:jc w:val="center"/>
+              <w:textAlignment w:val="center"/>
+              <w:rPr>
+                <w:rFonts w:hint="default" w:ascii="楷体_GB2312" w:hAnsi="宋体" w:eastAsia="楷体_GB2312" w:cs="楷体_GB2312"/>
+                <w:b/>
+                <w:bCs/>
+                <w:i w:val="0"/>
+                <w:iCs w:val="0"/>
+                <w:color w:val="000000"/>
+                <w:sz w:val="22"/>
+                <w:szCs w:val="22"/>
+                <w:u w:val="none"/>
+              </w:rPr>
+            </w:pPr>
+            <w:r>
+              <w:rPr>
+                <w:rFonts w:hint="default" w:ascii="楷体_GB2312" w:hAnsi="宋体" w:eastAsia="楷体_GB2312" w:cs="楷体_GB2312"/>
+                <w:b/>
+                <w:bCs/>
+                <w:i w:val="0"/>
+                <w:iCs w:val="0"/>
+                <w:snapToGrid w:val="0"/>
+                <w:color w:val="000000"/>
+                <w:kern w:val="0"/>
+                <w:sz w:val="22"/>
+                <w:szCs w:val="22"/>
+                <w:u w:val="none"/>
+                <w:lang w:val="en-US" w:eastAsia="zh-CN" w:bidi="ar"/>
+              </w:rPr>
+              <w:t>KPI</w:t>
+            </w:r>
+          </w:p>
+        </w:tc>
+        <w:tc>
+          <w:tcPr>
+            <w:tcW w:w="1092" w:type="dxa"/>
+            <w:tcBorders>
+              <w:top w:val="single" w:color="000000" w:sz="4" w:space="0"/>
+              <w:left w:val="single" w:color="000000" w:sz="4" w:space="0"/>
+              <w:bottom w:val="single" w:color="000000" w:sz="4" w:space="0"/>
+              <w:right w:val="single" w:color="000000" w:sz="4" w:space="0"/>
+            </w:tcBorders>
+            <w:shd w:val="clear" w:color="auto" w:fill="C0C0C0"/>
+            <w:vAlign w:val="center"/>
+          </w:tcPr>
+          <w:p>
+            <w:pPr>
+              <w:keepNext w:val="0"/>
+              <w:keepLines w:val="0"/>
+              <w:widowControl/>
+              <w:suppressLineNumbers w:val="0"/>
+              <w:jc w:val="center"/>
+              <w:textAlignment w:val="center"/>
+              <w:rPr>
+                <w:rFonts w:hint="default" w:ascii="楷体_GB2312" w:hAnsi="宋体" w:eastAsia="楷体_GB2312" w:cs="楷体_GB2312"/>
+                <w:b/>
+                <w:bCs/>
+                <w:i w:val="0"/>
+                <w:iCs w:val="0"/>
+                <w:color w:val="000000"/>
+                <w:sz w:val="22"/>
+                <w:szCs w:val="22"/>
+                <w:u w:val="none"/>
+              </w:rPr>
+            </w:pPr>
+            <w:r>
+              <w:rPr>
+                <w:rFonts w:hint="default" w:ascii="楷体_GB2312" w:hAnsi="宋体" w:eastAsia="楷体_GB2312" w:cs="楷体_GB2312"/>
+                <w:b/>
+                <w:bCs/>
+                <w:i w:val="0"/>
+                <w:iCs w:val="0"/>
+                <w:snapToGrid w:val="0"/>
+                <w:color w:val="000000"/>
+                <w:kern w:val="0"/>
+                <w:sz w:val="22"/>
+                <w:szCs w:val="22"/>
+                <w:u w:val="none"/>
+                <w:lang w:val="en-US" w:eastAsia="zh-CN" w:bidi="ar"/>
+              </w:rPr>
+              <w:t>目标值</w:t>
+            </w:r>
+          </w:p>
+        </w:tc>
+        <w:tc>
+          <w:tcPr>
+            <w:tcW w:w="3408" w:type="dxa"/>
+            <w:tcBorders>
+              <w:top w:val="single" w:color="000000" w:sz="4" w:space="0"/>
+              <w:left w:val="single" w:color="000000" w:sz="4" w:space="0"/>
+              <w:bottom w:val="single" w:color="000000" w:sz="4" w:space="0"/>
+              <w:right w:val="single" w:color="000000" w:sz="4" w:space="0"/>
+            </w:tcBorders>
+            <w:shd w:val="clear" w:color="auto" w:fill="C0C0C0"/>
+            <w:vAlign w:val="center"/>
+          </w:tcPr>
+          <w:p>
+            <w:pPr>
+              <w:keepNext w:val="0"/>
+              <w:keepLines w:val="0"/>
+              <w:widowControl/>
+              <w:suppressLineNumbers w:val="0"/>
+              <w:jc w:val="center"/>
+              <w:textAlignment w:val="center"/>
+              <w:rPr>
+                <w:rFonts w:hint="default" w:ascii="楷体_GB2312" w:hAnsi="宋体" w:eastAsia="楷体_GB2312" w:cs="楷体_GB2312"/>
+                <w:b/>
+                <w:bCs/>
+                <w:i w:val="0"/>
+                <w:iCs w:val="0"/>
+                <w:color w:val="000000"/>
+                <w:sz w:val="22"/>
+                <w:szCs w:val="22"/>
+                <w:u w:val="none"/>
+              </w:rPr>
+            </w:pPr>
+            <w:r>
+              <w:rPr>
+                <w:rFonts w:hint="default" w:ascii="楷体_GB2312" w:hAnsi="宋体" w:eastAsia="楷体_GB2312" w:cs="楷体_GB2312"/>
+                <w:b/>
+                <w:bCs/>
+                <w:i w:val="0"/>
+                <w:iCs w:val="0"/>
+                <w:snapToGrid w:val="0"/>
+                <w:color w:val="000000"/>
+                <w:kern w:val="0"/>
+                <w:sz w:val="22"/>
+                <w:szCs w:val="22"/>
+                <w:u w:val="none"/>
+                <w:lang w:val="en-US" w:eastAsia="zh-CN" w:bidi="ar"/>
+              </w:rPr>
+              <w:t>计算公式/方法</w:t>
+            </w:r>
+          </w:p>
+        </w:tc>
+        <w:tc>
+          <w:tcPr>
+            <w:tcW w:w="948" w:type="dxa"/>
+            <w:tcBorders>
+              <w:top w:val="single" w:color="000000" w:sz="4" w:space="0"/>
+              <w:left w:val="single" w:color="000000" w:sz="4" w:space="0"/>
+              <w:bottom w:val="single" w:color="000000" w:sz="4" w:space="0"/>
+              <w:right w:val="single" w:color="000000" w:sz="4" w:space="0"/>
+            </w:tcBorders>
+            <w:shd w:val="clear" w:color="auto" w:fill="C0C0C0"/>
+            <w:vAlign w:val="center"/>
+          </w:tcPr>
+          <w:p>
+            <w:pPr>
+              <w:keepNext w:val="0"/>
+              <w:keepLines w:val="0"/>
+              <w:widowControl/>
+              <w:suppressLineNumbers w:val="0"/>
+              <w:jc w:val="center"/>
+              <w:textAlignment w:val="center"/>
+              <w:rPr>
+                <w:rFonts w:hint="default" w:ascii="楷体_GB2312" w:hAnsi="宋体" w:eastAsia="楷体_GB2312" w:cs="楷体_GB2312"/>
+                <w:b/>
+                <w:bCs/>
+                <w:i w:val="0"/>
+                <w:iCs w:val="0"/>
+                <w:color w:val="000000"/>
+                <w:sz w:val="22"/>
+                <w:szCs w:val="22"/>
+                <w:u w:val="none"/>
+              </w:rPr>
+            </w:pPr>
+            <w:r>
+              <w:rPr>
+                <w:rFonts w:hint="default" w:ascii="楷体_GB2312" w:hAnsi="宋体" w:eastAsia="楷体_GB2312" w:cs="楷体_GB2312"/>
+                <w:b/>
+                <w:bCs/>
+                <w:i w:val="0"/>
+                <w:iCs w:val="0"/>
+                <w:snapToGrid w:val="0"/>
+                <w:color w:val="000000"/>
+                <w:kern w:val="0"/>
+                <w:sz w:val="22"/>
+                <w:szCs w:val="22"/>
+                <w:u w:val="none"/>
+                <w:lang w:val="en-US" w:eastAsia="zh-CN" w:bidi="ar"/>
+              </w:rPr>
+              <w:t>频度</w:t>
+            </w:r>
+          </w:p>
+        </w:tc>
+      </w:tr>
+      <w:tr>
+        <w:tblPrEx>
+          <w:tblBorders>
+            <w:top w:val="none" w:color="auto" w:sz="0" w:space="0"/>
+            <w:left w:val="none" w:color="auto" w:sz="0" w:space="0"/>
+            <w:bottom w:val="none" w:color="auto" w:sz="0" w:space="0"/>
+            <w:right w:val="none" w:color="auto" w:sz="0" w:space="0"/>
+            <w:insideH w:val="none" w:color="auto" w:sz="0" w:space="0"/>
+            <w:insideV w:val="none" w:color="auto" w:sz="0" w:space="0"/>
+          </w:tblBorders>
+          <w:shd w:val="clear" w:color="auto" w:fill="auto"/>
+          <w:tblCellMar>
+            <w:top w:w="0" w:type="dxa"/>
+            <w:left w:w="108" w:type="dxa"/>
+            <w:bottom w:w="0" w:type="dxa"/>
+            <w:right w:w="108" w:type="dxa"/>
+          </w:tblCellMar>
+        </w:tblPrEx>
+        <w:trPr>
+          <w:trHeight w:val="493" w:hRule="atLeast"/>
+        </w:trPr>
+        <w:tc>
+          <w:tcPr>
+            <w:tcW w:w="2227" w:type="dxa"/>
+            <w:tcBorders>
+              <w:top w:val="single" w:color="000000" w:sz="4" w:space="0"/>
+              <w:left w:val="single" w:color="000000" w:sz="4" w:space="0"/>
+              <w:bottom w:val="single" w:color="000000" w:sz="4" w:space="0"/>
+              <w:right w:val="single" w:color="000000" w:sz="4" w:space="0"/>
+            </w:tcBorders>
+            <w:shd w:val="clear" w:color="auto" w:fill="auto"/>
+            <w:vAlign w:val="center"/>
+          </w:tcPr>
+          <w:p>
+            <w:pPr>
+              <w:keepNext w:val="0"/>
+              <w:keepLines w:val="0"/>
+              <w:widowControl/>
+              <w:suppressLineNumbers w:val="0"/>
+              <w:jc w:val="left"/>
+              <w:textAlignment w:val="center"/>
+              <w:rPr>
+                <w:rFonts w:hint="default" w:ascii="楷体_GB2312" w:hAnsi="宋体" w:eastAsia="楷体_GB2312" w:cs="楷体_GB2312"/>
+                <w:b/>
+                <w:bCs/>
+                <w:i w:val="0"/>
+                <w:iCs w:val="0"/>
+                <w:snapToGrid w:val="0"/>
+                <w:color w:val="000000"/>
+                <w:kern w:val="0"/>
+                <w:sz w:val="22"/>
+                <w:szCs w:val="22"/>
+                <w:u w:val="none"/>
+                <w:lang w:val="en-US" w:eastAsia="zh-CN" w:bidi="ar"/>
+              </w:rPr>
+            </w:pPr>
+            <w:r>
+              <w:rPr>
+                <w:rFonts w:hint="eastAsia" w:ascii="宋体" w:hAnsi="宋体" w:eastAsia="宋体" w:cs="宋体"/>
+                <w:i w:val="0"/>
+                <w:iCs w:val="0"/>
+                <w:snapToGrid w:val="0"/>
+                <w:color w:val="000000"/>
+                <w:kern w:val="0"/>
+                <w:sz w:val="21"/>
+                <w:szCs w:val="21"/>
+                <w:u w:val="none"/>
+                <w:lang w:val="en-US" w:eastAsia="zh-CN" w:bidi="ar"/>
+              </w:rPr>
+              <w:t>信息安全事件数量</w:t>
+            </w:r>
+          </w:p>
+        </w:tc>
+        <w:tc>
+          <w:tcPr>
+            <w:tcW w:w="1092" w:type="dxa"/>
+            <w:tcBorders>
+              <w:top w:val="single" w:color="000000" w:sz="4" w:space="0"/>
+              <w:left w:val="single" w:color="000000" w:sz="4" w:space="0"/>
+              <w:bottom w:val="single" w:color="000000" w:sz="4" w:space="0"/>
+              <w:right w:val="single" w:color="000000" w:sz="4" w:space="0"/>
+            </w:tcBorders>
+            <w:shd w:val="clear" w:color="auto" w:fill="auto"/>
+            <w:vAlign w:val="center"/>
+          </w:tcPr>
+          <w:p>
+            <w:pPr>
+              <w:keepNext w:val="0"/>
+              <w:keepLines w:val="0"/>
+              <w:widowControl/>
+              <w:suppressLineNumbers w:val="0"/>
+              <w:jc w:val="left"/>
+              <w:textAlignment w:val="center"/>
+              <w:rPr>
+                <w:rFonts w:hint="default" w:ascii="楷体_GB2312" w:hAnsi="宋体" w:eastAsia="楷体_GB2312" w:cs="楷体_GB2312"/>
+                <w:b/>
+                <w:bCs/>
+                <w:i w:val="0"/>
+                <w:iCs w:val="0"/>
+                <w:snapToGrid w:val="0"/>
+                <w:color w:val="000000"/>
+                <w:kern w:val="0"/>
+                <w:sz w:val="22"/>
+                <w:szCs w:val="22"/>
+                <w:u w:val="none"/>
+                <w:lang w:val="en-US" w:eastAsia="zh-CN" w:bidi="ar"/>
+              </w:rPr>
+            </w:pPr>
+            <w:r>
+              <w:rPr>
+                <w:rFonts w:hint="eastAsia" w:ascii="宋体" w:hAnsi="宋体" w:eastAsia="宋体" w:cs="宋体"/>
+                <w:i w:val="0"/>
+                <w:iCs w:val="0"/>
+                <w:snapToGrid w:val="0"/>
+                <w:color w:val="000000"/>
+                <w:kern w:val="0"/>
+                <w:sz w:val="21"/>
+                <w:szCs w:val="21"/>
+                <w:u w:val="none"/>
+                <w:lang w:val="en-US" w:eastAsia="zh-CN" w:bidi="ar"/>
+              </w:rPr>
+              <w:t>≤1次</w:t>
+            </w:r>
+          </w:p>
+        </w:tc>
+        <w:tc>
+          <w:tcPr>
+            <w:tcW w:w="3408" w:type="dxa"/>
+            <w:tcBorders>
+              <w:top w:val="single" w:color="000000" w:sz="4" w:space="0"/>
+              <w:left w:val="single" w:color="000000" w:sz="4" w:space="0"/>
+              <w:bottom w:val="single" w:color="000000" w:sz="4" w:space="0"/>
+              <w:right w:val="single" w:color="000000" w:sz="4" w:space="0"/>
+            </w:tcBorders>
+            <w:shd w:val="clear" w:color="auto" w:fill="auto"/>
+            <w:vAlign w:val="center"/>
+          </w:tcPr>
+          <w:p>
+            <w:pPr>
+              <w:keepNext w:val="0"/>
+              <w:keepLines w:val="0"/>
+              <w:widowControl/>
+              <w:suppressLineNumbers w:val="0"/>
+              <w:jc w:val="left"/>
+              <w:textAlignment w:val="center"/>
+              <w:rPr>
+                <w:rFonts w:hint="default" w:ascii="楷体_GB2312" w:hAnsi="宋体" w:eastAsia="楷体_GB2312" w:cs="楷体_GB2312"/>
+                <w:b/>
+                <w:bCs/>
+                <w:i w:val="0"/>
+                <w:iCs w:val="0"/>
+                <w:snapToGrid w:val="0"/>
+                <w:color w:val="000000"/>
+                <w:kern w:val="0"/>
+                <w:sz w:val="22"/>
+                <w:szCs w:val="22"/>
+                <w:u w:val="none"/>
+                <w:lang w:val="en-US" w:eastAsia="zh-CN" w:bidi="ar"/>
+              </w:rPr>
+            </w:pPr>
+            <w:r>
+              <w:rPr>
+                <w:rFonts w:hint="eastAsia" w:ascii="宋体" w:hAnsi="宋体" w:eastAsia="宋体" w:cs="宋体"/>
+                <w:i w:val="0"/>
+                <w:iCs w:val="0"/>
+                <w:snapToGrid w:val="0"/>
+                <w:color w:val="000000"/>
+                <w:kern w:val="0"/>
+                <w:sz w:val="21"/>
+                <w:szCs w:val="21"/>
+                <w:u w:val="none"/>
+                <w:lang w:val="en-US" w:eastAsia="zh-CN" w:bidi="ar"/>
+              </w:rPr>
+              <w:t>我方人员造成信息安全事件</w:t>
+            </w:r>
+            <w:bookmarkStart w:id="25" w:name="_GoBack"/>
+            <w:bookmarkEnd w:id="25"/>
+            <w:r>
+              <w:rPr>
+                <w:rFonts w:hint="eastAsia" w:ascii="宋体" w:hAnsi="宋体" w:eastAsia="宋体" w:cs="宋体"/>
+                <w:i w:val="0"/>
+                <w:iCs w:val="0"/>
+                <w:snapToGrid w:val="0"/>
+                <w:color w:val="000000"/>
+                <w:kern w:val="0"/>
+                <w:sz w:val="21"/>
+                <w:szCs w:val="21"/>
+                <w:u w:val="none"/>
+                <w:lang w:val="en-US" w:eastAsia="zh-CN" w:bidi="ar"/>
+              </w:rPr>
+              <w:t>的次数</w:t>
+            </w:r>
+          </w:p>
+        </w:tc>
+        <w:tc>
+          <w:tcPr>
+            <w:tcW w:w="948" w:type="dxa"/>
+            <w:tcBorders>
+              <w:top w:val="single" w:color="000000" w:sz="4" w:space="0"/>
+              <w:left w:val="single" w:color="000000" w:sz="4" w:space="0"/>
+              <w:bottom w:val="single" w:color="000000" w:sz="4" w:space="0"/>
+              <w:right w:val="single" w:color="000000" w:sz="4" w:space="0"/>
+            </w:tcBorders>
+            <w:shd w:val="clear" w:color="auto" w:fill="auto"/>
+            <w:vAlign w:val="center"/>
+          </w:tcPr>
+          <w:p>
+            <w:pPr>
+              <w:keepNext w:val="0"/>
+              <w:keepLines w:val="0"/>
+              <w:widowControl/>
+              <w:suppressLineNumbers w:val="0"/>
+              <w:jc w:val="left"/>
+              <w:textAlignment w:val="center"/>
+              <w:rPr>
+                <w:rFonts w:hint="default" w:ascii="楷体_GB2312" w:hAnsi="宋体" w:eastAsia="楷体_GB2312" w:cs="楷体_GB2312"/>
+                <w:b/>
+                <w:bCs/>
+                <w:i w:val="0"/>
+                <w:iCs w:val="0"/>
+                <w:snapToGrid w:val="0"/>
+                <w:color w:val="000000"/>
+                <w:kern w:val="0"/>
+                <w:sz w:val="22"/>
+                <w:szCs w:val="22"/>
+                <w:u w:val="none"/>
+                <w:lang w:val="en-US" w:eastAsia="zh-CN" w:bidi="ar"/>
+              </w:rPr>
+            </w:pPr>
+            <w:r>
+              <w:rPr>
+                <w:rFonts w:hint="eastAsia" w:ascii="宋体" w:hAnsi="宋体" w:eastAsia="宋体" w:cs="宋体"/>
+                <w:i w:val="0"/>
+                <w:iCs w:val="0"/>
+                <w:snapToGrid w:val="0"/>
+                <w:color w:val="000000"/>
+                <w:kern w:val="0"/>
+                <w:sz w:val="21"/>
+                <w:szCs w:val="21"/>
+                <w:u w:val="none"/>
+                <w:lang w:val="en-US" w:eastAsia="zh-CN" w:bidi="ar"/>
+              </w:rPr>
+              <w:t>年度</w:t>
+            </w:r>
+          </w:p>
+        </w:tc>
+      </w:tr>
+    </w:tbl>
+    <w:p>
+      <w:pPr>
+        <w:pStyle w:val="28"/>
+        <w:bidi w:val="0"/>
+        <w:rPr>
+          <w:rFonts w:hint="eastAsia"/>
+          <w:lang w:val="en-US" w:eastAsia="zh-CN"/>
+        </w:rPr>
+      </w:pPr>
       <w:r>
         <w:rPr>
           <w:rFonts w:hint="eastAsia"/>

--- a/6-过程管理/流程制度规范类文件/JXTX-06-11-信息安全管理制度.docx
+++ b/6-过程管理/流程制度规范类文件/JXTX-06-11-信息安全管理制度.docx
@@ -21,7 +21,7 @@
         <w:spacing w:before="3120" w:beforeLines="1000"/>
         <w:textAlignment w:val="baseline"/>
       </w:pPr>
-      <w:bookmarkStart w:id="0" w:name="_Toc14813"/>
+      <w:bookmarkStart w:id="0" w:name="_Toc15078"/>
       <w:r>
         <w:drawing>
           <wp:anchor distT="0" distB="0" distL="114300" distR="114300" simplePos="0" relativeHeight="251661312" behindDoc="1" locked="0" layoutInCell="1" allowOverlap="1">
@@ -210,7 +210,7 @@
           <w:lang w:val="en-US" w:eastAsia="zh-CN"/>
         </w:rPr>
       </w:pPr>
-      <w:bookmarkStart w:id="1" w:name="_Toc7004"/>
+      <w:bookmarkStart w:id="1" w:name="_Toc32235"/>
       <w:r>
         <w:rPr>
           <w:rFonts w:hint="eastAsia"/>
@@ -362,6 +362,12 @@
             <w:insideH w:val="none" w:color="auto" w:sz="0" w:space="0"/>
             <w:insideV w:val="none" w:color="auto" w:sz="0" w:space="0"/>
           </w:tblBorders>
+          <w:tblCellMar>
+            <w:top w:w="0" w:type="dxa"/>
+            <w:left w:w="108" w:type="dxa"/>
+            <w:bottom w:w="0" w:type="dxa"/>
+            <w:right w:w="108" w:type="dxa"/>
+          </w:tblCellMar>
         </w:tblPrEx>
         <w:trPr>
           <w:trHeight w:val="810" w:hRule="atLeast"/>
@@ -1817,12 +1823,6 @@
             <w:insideH w:val="single" w:color="000000" w:sz="2" w:space="0"/>
             <w:insideV w:val="single" w:color="000000" w:sz="2" w:space="0"/>
           </w:tblBorders>
-          <w:tblCellMar>
-            <w:top w:w="0" w:type="dxa"/>
-            <w:left w:w="0" w:type="dxa"/>
-            <w:bottom w:w="0" w:type="dxa"/>
-            <w:right w:w="0" w:type="dxa"/>
-          </w:tblCellMar>
         </w:tblPrEx>
         <w:trPr>
           <w:trHeight w:val="557" w:hRule="atLeast"/>
@@ -2069,6 +2069,8 @@
               <w:tab w:val="right" w:leader="dot" w:pos="8306"/>
             </w:tabs>
           </w:pPr>
+          <w:bookmarkStart w:id="26" w:name="_GoBack"/>
+          <w:bookmarkEnd w:id="26"/>
           <w:r>
             <w:rPr>
               <w:rFonts w:hint="eastAsia" w:ascii="宋体" w:hAnsi="宋体" w:eastAsia="宋体" w:cs="宋体"/>
@@ -2105,7 +2107,7 @@
               <w:rFonts w:hint="eastAsia" w:ascii="宋体" w:hAnsi="宋体" w:eastAsia="宋体" w:cs="宋体"/>
               <w:szCs w:val="24"/>
             </w:rPr>
-            <w:instrText xml:space="preserve"> HYPERLINK \l _Toc14813 </w:instrText>
+            <w:instrText xml:space="preserve"> HYPERLINK \l _Toc15078 </w:instrText>
           </w:r>
           <w:r>
             <w:rPr>
@@ -2128,7 +2130,7 @@
             <w:fldChar w:fldCharType="begin"/>
           </w:r>
           <w:r>
-            <w:instrText xml:space="preserve"> PAGEREF _Toc14813 \h </w:instrText>
+            <w:instrText xml:space="preserve"> PAGEREF _Toc15078 \h </w:instrText>
           </w:r>
           <w:r>
             <w:fldChar w:fldCharType="separate"/>
@@ -2166,7 +2168,7 @@
               <w:rFonts w:hint="eastAsia" w:ascii="宋体" w:hAnsi="宋体" w:eastAsia="宋体" w:cs="宋体"/>
               <w:szCs w:val="24"/>
             </w:rPr>
-            <w:instrText xml:space="preserve"> HYPERLINK \l _Toc7004 </w:instrText>
+            <w:instrText xml:space="preserve"> HYPERLINK \l _Toc32235 </w:instrText>
           </w:r>
           <w:r>
             <w:rPr>
@@ -2189,7 +2191,7 @@
             <w:fldChar w:fldCharType="begin"/>
           </w:r>
           <w:r>
-            <w:instrText xml:space="preserve"> PAGEREF _Toc7004 \h </w:instrText>
+            <w:instrText xml:space="preserve"> PAGEREF _Toc32235 \h </w:instrText>
           </w:r>
           <w:r>
             <w:fldChar w:fldCharType="separate"/>
@@ -2227,7 +2229,7 @@
               <w:rFonts w:hint="eastAsia" w:ascii="宋体" w:hAnsi="宋体" w:eastAsia="宋体" w:cs="宋体"/>
               <w:szCs w:val="24"/>
             </w:rPr>
-            <w:instrText xml:space="preserve"> HYPERLINK \l _Toc5421 </w:instrText>
+            <w:instrText xml:space="preserve"> HYPERLINK \l _Toc4338 </w:instrText>
           </w:r>
           <w:r>
             <w:rPr>
@@ -2257,7 +2259,7 @@
             <w:fldChar w:fldCharType="begin"/>
           </w:r>
           <w:r>
-            <w:instrText xml:space="preserve"> PAGEREF _Toc5421 \h </w:instrText>
+            <w:instrText xml:space="preserve"> PAGEREF _Toc4338 \h </w:instrText>
           </w:r>
           <w:r>
             <w:fldChar w:fldCharType="separate"/>
@@ -2295,7 +2297,7 @@
               <w:rFonts w:hint="eastAsia" w:ascii="宋体" w:hAnsi="宋体" w:eastAsia="宋体" w:cs="宋体"/>
               <w:szCs w:val="24"/>
             </w:rPr>
-            <w:instrText xml:space="preserve"> HYPERLINK \l _Toc27327 </w:instrText>
+            <w:instrText xml:space="preserve"> HYPERLINK \l _Toc20427 </w:instrText>
           </w:r>
           <w:r>
             <w:rPr>
@@ -2325,7 +2327,7 @@
             <w:fldChar w:fldCharType="begin"/>
           </w:r>
           <w:r>
-            <w:instrText xml:space="preserve"> PAGEREF _Toc27327 \h </w:instrText>
+            <w:instrText xml:space="preserve"> PAGEREF _Toc20427 \h </w:instrText>
           </w:r>
           <w:r>
             <w:fldChar w:fldCharType="separate"/>
@@ -2363,7 +2365,7 @@
               <w:rFonts w:hint="eastAsia" w:ascii="宋体" w:hAnsi="宋体" w:eastAsia="宋体" w:cs="宋体"/>
               <w:szCs w:val="24"/>
             </w:rPr>
-            <w:instrText xml:space="preserve"> HYPERLINK \l _Toc1836 </w:instrText>
+            <w:instrText xml:space="preserve"> HYPERLINK \l _Toc18144 </w:instrText>
           </w:r>
           <w:r>
             <w:rPr>
@@ -2393,7 +2395,7 @@
             <w:fldChar w:fldCharType="begin"/>
           </w:r>
           <w:r>
-            <w:instrText xml:space="preserve"> PAGEREF _Toc1836 \h </w:instrText>
+            <w:instrText xml:space="preserve"> PAGEREF _Toc18144 \h </w:instrText>
           </w:r>
           <w:r>
             <w:fldChar w:fldCharType="separate"/>
@@ -2431,7 +2433,7 @@
               <w:rFonts w:hint="eastAsia" w:ascii="宋体" w:hAnsi="宋体" w:eastAsia="宋体" w:cs="宋体"/>
               <w:szCs w:val="24"/>
             </w:rPr>
-            <w:instrText xml:space="preserve"> HYPERLINK \l _Toc26598 </w:instrText>
+            <w:instrText xml:space="preserve"> HYPERLINK \l _Toc13428 </w:instrText>
           </w:r>
           <w:r>
             <w:rPr>
@@ -2461,7 +2463,7 @@
             <w:fldChar w:fldCharType="begin"/>
           </w:r>
           <w:r>
-            <w:instrText xml:space="preserve"> PAGEREF _Toc26598 \h </w:instrText>
+            <w:instrText xml:space="preserve"> PAGEREF _Toc13428 \h </w:instrText>
           </w:r>
           <w:r>
             <w:fldChar w:fldCharType="separate"/>
@@ -2499,7 +2501,7 @@
               <w:rFonts w:hint="eastAsia" w:ascii="宋体" w:hAnsi="宋体" w:eastAsia="宋体" w:cs="宋体"/>
               <w:szCs w:val="24"/>
             </w:rPr>
-            <w:instrText xml:space="preserve"> HYPERLINK \l _Toc15202 </w:instrText>
+            <w:instrText xml:space="preserve"> HYPERLINK \l _Toc27188 </w:instrText>
           </w:r>
           <w:r>
             <w:rPr>
@@ -2529,7 +2531,7 @@
             <w:fldChar w:fldCharType="begin"/>
           </w:r>
           <w:r>
-            <w:instrText xml:space="preserve"> PAGEREF _Toc15202 \h </w:instrText>
+            <w:instrText xml:space="preserve"> PAGEREF _Toc27188 \h </w:instrText>
           </w:r>
           <w:r>
             <w:fldChar w:fldCharType="separate"/>
@@ -2567,7 +2569,7 @@
               <w:rFonts w:hint="eastAsia" w:ascii="宋体" w:hAnsi="宋体" w:eastAsia="宋体" w:cs="宋体"/>
               <w:szCs w:val="24"/>
             </w:rPr>
-            <w:instrText xml:space="preserve"> HYPERLINK \l _Toc22755 </w:instrText>
+            <w:instrText xml:space="preserve"> HYPERLINK \l _Toc10414 </w:instrText>
           </w:r>
           <w:r>
             <w:rPr>
@@ -2597,7 +2599,7 @@
             <w:fldChar w:fldCharType="begin"/>
           </w:r>
           <w:r>
-            <w:instrText xml:space="preserve"> PAGEREF _Toc22755 \h </w:instrText>
+            <w:instrText xml:space="preserve"> PAGEREF _Toc10414 \h </w:instrText>
           </w:r>
           <w:r>
             <w:fldChar w:fldCharType="separate"/>
@@ -2635,7 +2637,7 @@
               <w:rFonts w:hint="eastAsia" w:ascii="宋体" w:hAnsi="宋体" w:eastAsia="宋体" w:cs="宋体"/>
               <w:szCs w:val="24"/>
             </w:rPr>
-            <w:instrText xml:space="preserve"> HYPERLINK \l _Toc3509 </w:instrText>
+            <w:instrText xml:space="preserve"> HYPERLINK \l _Toc31876 </w:instrText>
           </w:r>
           <w:r>
             <w:rPr>
@@ -2665,7 +2667,7 @@
             <w:fldChar w:fldCharType="begin"/>
           </w:r>
           <w:r>
-            <w:instrText xml:space="preserve"> PAGEREF _Toc3509 \h </w:instrText>
+            <w:instrText xml:space="preserve"> PAGEREF _Toc31876 \h </w:instrText>
           </w:r>
           <w:r>
             <w:fldChar w:fldCharType="separate"/>
@@ -2703,7 +2705,7 @@
               <w:rFonts w:hint="eastAsia" w:ascii="宋体" w:hAnsi="宋体" w:eastAsia="宋体" w:cs="宋体"/>
               <w:szCs w:val="24"/>
             </w:rPr>
-            <w:instrText xml:space="preserve"> HYPERLINK \l _Toc1968 </w:instrText>
+            <w:instrText xml:space="preserve"> HYPERLINK \l _Toc2017 </w:instrText>
           </w:r>
           <w:r>
             <w:rPr>
@@ -2733,7 +2735,7 @@
             <w:fldChar w:fldCharType="begin"/>
           </w:r>
           <w:r>
-            <w:instrText xml:space="preserve"> PAGEREF _Toc1968 \h </w:instrText>
+            <w:instrText xml:space="preserve"> PAGEREF _Toc2017 \h </w:instrText>
           </w:r>
           <w:r>
             <w:fldChar w:fldCharType="separate"/>
@@ -2771,7 +2773,7 @@
               <w:rFonts w:hint="eastAsia" w:ascii="宋体" w:hAnsi="宋体" w:eastAsia="宋体" w:cs="宋体"/>
               <w:szCs w:val="24"/>
             </w:rPr>
-            <w:instrText xml:space="preserve"> HYPERLINK \l _Toc20255 </w:instrText>
+            <w:instrText xml:space="preserve"> HYPERLINK \l _Toc29468 </w:instrText>
           </w:r>
           <w:r>
             <w:rPr>
@@ -2801,7 +2803,7 @@
             <w:fldChar w:fldCharType="begin"/>
           </w:r>
           <w:r>
-            <w:instrText xml:space="preserve"> PAGEREF _Toc20255 \h </w:instrText>
+            <w:instrText xml:space="preserve"> PAGEREF _Toc29468 \h </w:instrText>
           </w:r>
           <w:r>
             <w:fldChar w:fldCharType="separate"/>
@@ -2839,7 +2841,7 @@
               <w:rFonts w:hint="eastAsia" w:ascii="宋体" w:hAnsi="宋体" w:eastAsia="宋体" w:cs="宋体"/>
               <w:szCs w:val="24"/>
             </w:rPr>
-            <w:instrText xml:space="preserve"> HYPERLINK \l _Toc7329 </w:instrText>
+            <w:instrText xml:space="preserve"> HYPERLINK \l _Toc25513 </w:instrText>
           </w:r>
           <w:r>
             <w:rPr>
@@ -2869,7 +2871,7 @@
             <w:fldChar w:fldCharType="begin"/>
           </w:r>
           <w:r>
-            <w:instrText xml:space="preserve"> PAGEREF _Toc7329 \h </w:instrText>
+            <w:instrText xml:space="preserve"> PAGEREF _Toc25513 \h </w:instrText>
           </w:r>
           <w:r>
             <w:fldChar w:fldCharType="separate"/>
@@ -2907,7 +2909,7 @@
               <w:rFonts w:hint="eastAsia" w:ascii="宋体" w:hAnsi="宋体" w:eastAsia="宋体" w:cs="宋体"/>
               <w:szCs w:val="24"/>
             </w:rPr>
-            <w:instrText xml:space="preserve"> HYPERLINK \l _Toc15582 </w:instrText>
+            <w:instrText xml:space="preserve"> HYPERLINK \l _Toc11449 </w:instrText>
           </w:r>
           <w:r>
             <w:rPr>
@@ -2937,7 +2939,7 @@
             <w:fldChar w:fldCharType="begin"/>
           </w:r>
           <w:r>
-            <w:instrText xml:space="preserve"> PAGEREF _Toc15582 \h </w:instrText>
+            <w:instrText xml:space="preserve"> PAGEREF _Toc11449 \h </w:instrText>
           </w:r>
           <w:r>
             <w:fldChar w:fldCharType="separate"/>
@@ -2975,7 +2977,7 @@
               <w:rFonts w:hint="eastAsia" w:ascii="宋体" w:hAnsi="宋体" w:eastAsia="宋体" w:cs="宋体"/>
               <w:szCs w:val="24"/>
             </w:rPr>
-            <w:instrText xml:space="preserve"> HYPERLINK \l _Toc9552 </w:instrText>
+            <w:instrText xml:space="preserve"> HYPERLINK \l _Toc11539 </w:instrText>
           </w:r>
           <w:r>
             <w:rPr>
@@ -3005,7 +3007,7 @@
             <w:fldChar w:fldCharType="begin"/>
           </w:r>
           <w:r>
-            <w:instrText xml:space="preserve"> PAGEREF _Toc9552 \h </w:instrText>
+            <w:instrText xml:space="preserve"> PAGEREF _Toc11539 \h </w:instrText>
           </w:r>
           <w:r>
             <w:fldChar w:fldCharType="separate"/>
@@ -3043,7 +3045,7 @@
               <w:rFonts w:hint="eastAsia" w:ascii="宋体" w:hAnsi="宋体" w:eastAsia="宋体" w:cs="宋体"/>
               <w:szCs w:val="24"/>
             </w:rPr>
-            <w:instrText xml:space="preserve"> HYPERLINK \l _Toc9771 </w:instrText>
+            <w:instrText xml:space="preserve"> HYPERLINK \l _Toc22101 </w:instrText>
           </w:r>
           <w:r>
             <w:rPr>
@@ -3073,7 +3075,7 @@
             <w:fldChar w:fldCharType="begin"/>
           </w:r>
           <w:r>
-            <w:instrText xml:space="preserve"> PAGEREF _Toc9771 \h </w:instrText>
+            <w:instrText xml:space="preserve"> PAGEREF _Toc22101 \h </w:instrText>
           </w:r>
           <w:r>
             <w:fldChar w:fldCharType="separate"/>
@@ -3111,7 +3113,7 @@
               <w:rFonts w:hint="eastAsia" w:ascii="宋体" w:hAnsi="宋体" w:eastAsia="宋体" w:cs="宋体"/>
               <w:szCs w:val="24"/>
             </w:rPr>
-            <w:instrText xml:space="preserve"> HYPERLINK \l _Toc29681 </w:instrText>
+            <w:instrText xml:space="preserve"> HYPERLINK \l _Toc25807 </w:instrText>
           </w:r>
           <w:r>
             <w:rPr>
@@ -3141,7 +3143,7 @@
             <w:fldChar w:fldCharType="begin"/>
           </w:r>
           <w:r>
-            <w:instrText xml:space="preserve"> PAGEREF _Toc29681 \h </w:instrText>
+            <w:instrText xml:space="preserve"> PAGEREF _Toc25807 \h </w:instrText>
           </w:r>
           <w:r>
             <w:fldChar w:fldCharType="separate"/>
@@ -3179,7 +3181,7 @@
               <w:rFonts w:hint="eastAsia" w:ascii="宋体" w:hAnsi="宋体" w:eastAsia="宋体" w:cs="宋体"/>
               <w:szCs w:val="24"/>
             </w:rPr>
-            <w:instrText xml:space="preserve"> HYPERLINK \l _Toc23755 </w:instrText>
+            <w:instrText xml:space="preserve"> HYPERLINK \l _Toc16149 </w:instrText>
           </w:r>
           <w:r>
             <w:rPr>
@@ -3209,7 +3211,7 @@
             <w:fldChar w:fldCharType="begin"/>
           </w:r>
           <w:r>
-            <w:instrText xml:space="preserve"> PAGEREF _Toc23755 \h </w:instrText>
+            <w:instrText xml:space="preserve"> PAGEREF _Toc16149 \h </w:instrText>
           </w:r>
           <w:r>
             <w:fldChar w:fldCharType="separate"/>
@@ -3247,7 +3249,7 @@
               <w:rFonts w:hint="eastAsia" w:ascii="宋体" w:hAnsi="宋体" w:eastAsia="宋体" w:cs="宋体"/>
               <w:szCs w:val="24"/>
             </w:rPr>
-            <w:instrText xml:space="preserve"> HYPERLINK \l _Toc8747 </w:instrText>
+            <w:instrText xml:space="preserve"> HYPERLINK \l _Toc29139 </w:instrText>
           </w:r>
           <w:r>
             <w:rPr>
@@ -3277,7 +3279,7 @@
             <w:fldChar w:fldCharType="begin"/>
           </w:r>
           <w:r>
-            <w:instrText xml:space="preserve"> PAGEREF _Toc8747 \h </w:instrText>
+            <w:instrText xml:space="preserve"> PAGEREF _Toc29139 \h </w:instrText>
           </w:r>
           <w:r>
             <w:fldChar w:fldCharType="separate"/>
@@ -3315,7 +3317,7 @@
               <w:rFonts w:hint="eastAsia" w:ascii="宋体" w:hAnsi="宋体" w:eastAsia="宋体" w:cs="宋体"/>
               <w:szCs w:val="24"/>
             </w:rPr>
-            <w:instrText xml:space="preserve"> HYPERLINK \l _Toc12013 </w:instrText>
+            <w:instrText xml:space="preserve"> HYPERLINK \l _Toc23765 </w:instrText>
           </w:r>
           <w:r>
             <w:rPr>
@@ -3345,7 +3347,7 @@
             <w:fldChar w:fldCharType="begin"/>
           </w:r>
           <w:r>
-            <w:instrText xml:space="preserve"> PAGEREF _Toc12013 \h </w:instrText>
+            <w:instrText xml:space="preserve"> PAGEREF _Toc23765 \h </w:instrText>
           </w:r>
           <w:r>
             <w:fldChar w:fldCharType="separate"/>
@@ -3383,7 +3385,7 @@
               <w:rFonts w:hint="eastAsia" w:ascii="宋体" w:hAnsi="宋体" w:eastAsia="宋体" w:cs="宋体"/>
               <w:szCs w:val="24"/>
             </w:rPr>
-            <w:instrText xml:space="preserve"> HYPERLINK \l _Toc7154 </w:instrText>
+            <w:instrText xml:space="preserve"> HYPERLINK \l _Toc31307 </w:instrText>
           </w:r>
           <w:r>
             <w:rPr>
@@ -3413,7 +3415,7 @@
             <w:fldChar w:fldCharType="begin"/>
           </w:r>
           <w:r>
-            <w:instrText xml:space="preserve"> PAGEREF _Toc7154 \h </w:instrText>
+            <w:instrText xml:space="preserve"> PAGEREF _Toc31307 \h </w:instrText>
           </w:r>
           <w:r>
             <w:fldChar w:fldCharType="separate"/>
@@ -3451,7 +3453,7 @@
               <w:rFonts w:hint="eastAsia" w:ascii="宋体" w:hAnsi="宋体" w:eastAsia="宋体" w:cs="宋体"/>
               <w:szCs w:val="24"/>
             </w:rPr>
-            <w:instrText xml:space="preserve"> HYPERLINK \l _Toc23858 </w:instrText>
+            <w:instrText xml:space="preserve"> HYPERLINK \l _Toc3560 </w:instrText>
           </w:r>
           <w:r>
             <w:rPr>
@@ -3481,7 +3483,7 @@
             <w:fldChar w:fldCharType="begin"/>
           </w:r>
           <w:r>
-            <w:instrText xml:space="preserve"> PAGEREF _Toc23858 \h </w:instrText>
+            <w:instrText xml:space="preserve"> PAGEREF _Toc3560 \h </w:instrText>
           </w:r>
           <w:r>
             <w:fldChar w:fldCharType="separate"/>
@@ -3519,7 +3521,7 @@
               <w:rFonts w:hint="eastAsia" w:ascii="宋体" w:hAnsi="宋体" w:eastAsia="宋体" w:cs="宋体"/>
               <w:szCs w:val="24"/>
             </w:rPr>
-            <w:instrText xml:space="preserve"> HYPERLINK \l _Toc31220 </w:instrText>
+            <w:instrText xml:space="preserve"> HYPERLINK \l _Toc14532 </w:instrText>
           </w:r>
           <w:r>
             <w:rPr>
@@ -3549,7 +3551,7 @@
             <w:fldChar w:fldCharType="begin"/>
           </w:r>
           <w:r>
-            <w:instrText xml:space="preserve"> PAGEREF _Toc31220 \h </w:instrText>
+            <w:instrText xml:space="preserve"> PAGEREF _Toc14532 \h </w:instrText>
           </w:r>
           <w:r>
             <w:fldChar w:fldCharType="separate"/>
@@ -3587,7 +3589,7 @@
               <w:rFonts w:hint="eastAsia" w:ascii="宋体" w:hAnsi="宋体" w:eastAsia="宋体" w:cs="宋体"/>
               <w:szCs w:val="24"/>
             </w:rPr>
-            <w:instrText xml:space="preserve"> HYPERLINK \l _Toc21980 </w:instrText>
+            <w:instrText xml:space="preserve"> HYPERLINK \l _Toc18950 </w:instrText>
           </w:r>
           <w:r>
             <w:rPr>
@@ -3617,7 +3619,7 @@
             <w:fldChar w:fldCharType="begin"/>
           </w:r>
           <w:r>
-            <w:instrText xml:space="preserve"> PAGEREF _Toc21980 \h </w:instrText>
+            <w:instrText xml:space="preserve"> PAGEREF _Toc18950 \h </w:instrText>
           </w:r>
           <w:r>
             <w:fldChar w:fldCharType="separate"/>
@@ -3655,7 +3657,7 @@
               <w:rFonts w:hint="eastAsia" w:ascii="宋体" w:hAnsi="宋体" w:eastAsia="宋体" w:cs="宋体"/>
               <w:szCs w:val="24"/>
             </w:rPr>
-            <w:instrText xml:space="preserve"> HYPERLINK \l _Toc28813 </w:instrText>
+            <w:instrText xml:space="preserve"> HYPERLINK \l _Toc22516 </w:instrText>
           </w:r>
           <w:r>
             <w:rPr>
@@ -3685,7 +3687,7 @@
             <w:fldChar w:fldCharType="begin"/>
           </w:r>
           <w:r>
-            <w:instrText xml:space="preserve"> PAGEREF _Toc28813 \h </w:instrText>
+            <w:instrText xml:space="preserve"> PAGEREF _Toc22516 \h </w:instrText>
           </w:r>
           <w:r>
             <w:fldChar w:fldCharType="separate"/>
@@ -3723,7 +3725,7 @@
               <w:rFonts w:hint="eastAsia" w:ascii="宋体" w:hAnsi="宋体" w:eastAsia="宋体" w:cs="宋体"/>
               <w:szCs w:val="24"/>
             </w:rPr>
-            <w:instrText xml:space="preserve"> HYPERLINK \l _Toc1643 </w:instrText>
+            <w:instrText xml:space="preserve"> HYPERLINK \l _Toc17277 </w:instrText>
           </w:r>
           <w:r>
             <w:rPr>
@@ -3744,6 +3746,74 @@
               <w:rFonts w:hint="eastAsia"/>
               <w:lang w:val="en-US" w:eastAsia="zh-CN"/>
             </w:rPr>
+            <w:t>考核指标</w:t>
+          </w:r>
+          <w:r>
+            <w:tab/>
+          </w:r>
+          <w:r>
+            <w:fldChar w:fldCharType="begin"/>
+          </w:r>
+          <w:r>
+            <w:instrText xml:space="preserve"> PAGEREF _Toc17277 \h </w:instrText>
+          </w:r>
+          <w:r>
+            <w:fldChar w:fldCharType="separate"/>
+          </w:r>
+          <w:r>
+            <w:t>9</w:t>
+          </w:r>
+          <w:r>
+            <w:fldChar w:fldCharType="end"/>
+          </w:r>
+          <w:r>
+            <w:rPr>
+              <w:rFonts w:hint="eastAsia" w:ascii="宋体" w:hAnsi="宋体" w:eastAsia="宋体" w:cs="宋体"/>
+              <w:szCs w:val="24"/>
+            </w:rPr>
+            <w:fldChar w:fldCharType="end"/>
+          </w:r>
+        </w:p>
+        <w:p>
+          <w:pPr>
+            <w:pStyle w:val="16"/>
+            <w:tabs>
+              <w:tab w:val="right" w:leader="dot" w:pos="8306"/>
+            </w:tabs>
+          </w:pPr>
+          <w:r>
+            <w:rPr>
+              <w:rFonts w:hint="eastAsia" w:ascii="宋体" w:hAnsi="宋体" w:eastAsia="宋体" w:cs="宋体"/>
+              <w:szCs w:val="24"/>
+            </w:rPr>
+            <w:fldChar w:fldCharType="begin"/>
+          </w:r>
+          <w:r>
+            <w:rPr>
+              <w:rFonts w:hint="eastAsia" w:ascii="宋体" w:hAnsi="宋体" w:eastAsia="宋体" w:cs="宋体"/>
+              <w:szCs w:val="24"/>
+            </w:rPr>
+            <w:instrText xml:space="preserve"> HYPERLINK \l _Toc29077 </w:instrText>
+          </w:r>
+          <w:r>
+            <w:rPr>
+              <w:rFonts w:hint="eastAsia" w:ascii="宋体" w:hAnsi="宋体" w:eastAsia="宋体" w:cs="宋体"/>
+              <w:szCs w:val="24"/>
+            </w:rPr>
+            <w:fldChar w:fldCharType="separate"/>
+          </w:r>
+          <w:r>
+            <w:rPr>
+              <w:rFonts w:hint="default"/>
+              <w:lang w:val="en-US" w:eastAsia="zh-CN"/>
+            </w:rPr>
+            <w:t xml:space="preserve">9. </w:t>
+          </w:r>
+          <w:r>
+            <w:rPr>
+              <w:rFonts w:hint="eastAsia"/>
+              <w:lang w:val="en-US" w:eastAsia="zh-CN"/>
+            </w:rPr>
             <w:t>附则</w:t>
           </w:r>
           <w:r>
@@ -3753,7 +3823,7 @@
             <w:fldChar w:fldCharType="begin"/>
           </w:r>
           <w:r>
-            <w:instrText xml:space="preserve"> PAGEREF _Toc1643 \h </w:instrText>
+            <w:instrText xml:space="preserve"> PAGEREF _Toc29077 \h </w:instrText>
           </w:r>
           <w:r>
             <w:fldChar w:fldCharType="separate"/>
@@ -3854,7 +3924,7 @@
           <w:lang w:val="en-US" w:eastAsia="zh-CN"/>
         </w:rPr>
       </w:pPr>
-      <w:bookmarkStart w:id="2" w:name="_Toc5421"/>
+      <w:bookmarkStart w:id="2" w:name="_Toc4338"/>
       <w:r>
         <w:rPr>
           <w:rFonts w:hint="eastAsia"/>
@@ -3873,7 +3943,7 @@
           <w:lang w:val="en-US" w:eastAsia="zh-CN"/>
         </w:rPr>
       </w:pPr>
-      <w:bookmarkStart w:id="3" w:name="_Toc27327"/>
+      <w:bookmarkStart w:id="3" w:name="_Toc20427"/>
       <w:r>
         <w:rPr>
           <w:rFonts w:hint="eastAsia"/>
@@ -3909,7 +3979,7 @@
           <w:lang w:val="en-US" w:eastAsia="zh-CN"/>
         </w:rPr>
       </w:pPr>
-      <w:bookmarkStart w:id="4" w:name="_Toc1836"/>
+      <w:bookmarkStart w:id="4" w:name="_Toc18144"/>
       <w:r>
         <w:rPr>
           <w:rFonts w:hint="eastAsia"/>
@@ -3945,7 +4015,7 @@
           <w:lang w:val="en-US" w:eastAsia="zh-CN"/>
         </w:rPr>
       </w:pPr>
-      <w:bookmarkStart w:id="5" w:name="_Toc26598"/>
+      <w:bookmarkStart w:id="5" w:name="_Toc13428"/>
       <w:r>
         <w:rPr>
           <w:rFonts w:hint="eastAsia"/>
@@ -4083,7 +4153,7 @@
           <w:lang w:val="en-US" w:eastAsia="zh-CN"/>
         </w:rPr>
       </w:pPr>
-      <w:bookmarkStart w:id="6" w:name="_Toc15202"/>
+      <w:bookmarkStart w:id="6" w:name="_Toc27188"/>
       <w:r>
         <w:rPr>
           <w:rFonts w:hint="eastAsia"/>
@@ -4170,7 +4240,7 @@
           <w:lang w:val="en-US" w:eastAsia="zh-CN"/>
         </w:rPr>
       </w:pPr>
-      <w:bookmarkStart w:id="7" w:name="_Toc22755"/>
+      <w:bookmarkStart w:id="7" w:name="_Toc10414"/>
       <w:r>
         <w:rPr>
           <w:rFonts w:hint="eastAsia"/>
@@ -4389,7 +4459,6 @@
             <w:insideH w:val="single" w:color="auto" w:sz="4" w:space="0"/>
             <w:insideV w:val="single" w:color="auto" w:sz="4" w:space="0"/>
           </w:tblBorders>
-          <w:shd w:val="clear" w:color="auto" w:fill="auto"/>
           <w:tblCellMar>
             <w:top w:w="15" w:type="dxa"/>
             <w:left w:w="15" w:type="dxa"/>
@@ -4643,6 +4712,896 @@
                 <w:lang w:val="en-US" w:eastAsia="zh-CN" w:bidi="ar"/>
               </w:rPr>
               <w:t>总经理或指定副总经理</w:t>
+            </w:r>
+          </w:p>
+        </w:tc>
+      </w:tr>
+      <w:tr>
+        <w:tblPrEx>
+          <w:tblBorders>
+            <w:top w:val="single" w:color="auto" w:sz="4" w:space="0"/>
+            <w:left w:val="single" w:color="auto" w:sz="4" w:space="0"/>
+            <w:bottom w:val="single" w:color="auto" w:sz="4" w:space="0"/>
+            <w:right w:val="single" w:color="auto" w:sz="4" w:space="0"/>
+            <w:insideH w:val="single" w:color="auto" w:sz="4" w:space="0"/>
+            <w:insideV w:val="single" w:color="auto" w:sz="4" w:space="0"/>
+          </w:tblBorders>
+          <w:tblCellMar>
+            <w:top w:w="15" w:type="dxa"/>
+            <w:left w:w="15" w:type="dxa"/>
+            <w:bottom w:w="15" w:type="dxa"/>
+            <w:right w:w="15" w:type="dxa"/>
+          </w:tblCellMar>
+        </w:tblPrEx>
+        <w:tc>
+          <w:tcPr>
+            <w:tcW w:w="0" w:type="auto"/>
+            <w:shd w:val="clear" w:color="auto" w:fill="auto"/>
+            <w:tcMar>
+              <w:top w:w="120" w:type="dxa"/>
+              <w:left w:w="0" w:type="dxa"/>
+              <w:bottom w:w="120" w:type="dxa"/>
+              <w:right w:w="192" w:type="dxa"/>
+            </w:tcMar>
+            <w:vAlign w:val="center"/>
+          </w:tcPr>
+          <w:p>
+            <w:pPr>
+              <w:keepNext w:val="0"/>
+              <w:keepLines w:val="0"/>
+              <w:widowControl/>
+              <w:suppressLineNumbers w:val="0"/>
+              <w:spacing w:line="300" w:lineRule="atLeast"/>
+              <w:jc w:val="left"/>
+              <w:rPr>
+                <w:rFonts w:hint="default" w:ascii="Segoe UI" w:hAnsi="Segoe UI" w:eastAsia="Segoe UI" w:cs="Segoe UI"/>
+                <w:i w:val="0"/>
+                <w:iCs w:val="0"/>
+                <w:caps w:val="0"/>
+                <w:color w:val="0F1115"/>
+                <w:spacing w:val="0"/>
+                <w:sz w:val="18"/>
+                <w:szCs w:val="18"/>
+              </w:rPr>
+            </w:pPr>
+            <w:r>
+              <w:rPr>
+                <w:rStyle w:val="23"/>
+                <w:rFonts w:hint="default" w:ascii="Segoe UI" w:hAnsi="Segoe UI" w:eastAsia="Segoe UI" w:cs="Segoe UI"/>
+                <w:b/>
+                <w:bCs/>
+                <w:i w:val="0"/>
+                <w:iCs w:val="0"/>
+                <w:caps w:val="0"/>
+                <w:snapToGrid w:val="0"/>
+                <w:color w:val="000000"/>
+                <w:spacing w:val="0"/>
+                <w:kern w:val="0"/>
+                <w:sz w:val="18"/>
+                <w:szCs w:val="18"/>
+                <w:lang w:val="en-US" w:eastAsia="zh-CN" w:bidi="ar"/>
+              </w:rPr>
+              <w:t>信息安全管理团队</w:t>
+            </w:r>
+          </w:p>
+        </w:tc>
+        <w:tc>
+          <w:tcPr>
+            <w:tcW w:w="0" w:type="auto"/>
+            <w:shd w:val="clear" w:color="auto" w:fill="auto"/>
+            <w:tcMar>
+              <w:top w:w="120" w:type="dxa"/>
+              <w:left w:w="192" w:type="dxa"/>
+              <w:bottom w:w="120" w:type="dxa"/>
+              <w:right w:w="192" w:type="dxa"/>
+            </w:tcMar>
+            <w:vAlign w:val="center"/>
+          </w:tcPr>
+          <w:p>
+            <w:pPr>
+              <w:keepNext w:val="0"/>
+              <w:keepLines w:val="0"/>
+              <w:widowControl/>
+              <w:suppressLineNumbers w:val="0"/>
+              <w:spacing w:line="300" w:lineRule="atLeast"/>
+              <w:jc w:val="left"/>
+              <w:rPr>
+                <w:rFonts w:hint="default" w:ascii="Segoe UI" w:hAnsi="Segoe UI" w:eastAsia="Segoe UI" w:cs="Segoe UI"/>
+                <w:i w:val="0"/>
+                <w:iCs w:val="0"/>
+                <w:caps w:val="0"/>
+                <w:color w:val="0F1115"/>
+                <w:spacing w:val="0"/>
+                <w:sz w:val="18"/>
+                <w:szCs w:val="18"/>
+              </w:rPr>
+            </w:pPr>
+            <w:r>
+              <w:rPr>
+                <w:rFonts w:hint="default" w:ascii="Segoe UI" w:hAnsi="Segoe UI" w:eastAsia="Segoe UI" w:cs="Segoe UI"/>
+                <w:i w:val="0"/>
+                <w:iCs w:val="0"/>
+                <w:caps w:val="0"/>
+                <w:snapToGrid w:val="0"/>
+                <w:color w:val="000000"/>
+                <w:spacing w:val="0"/>
+                <w:kern w:val="0"/>
+                <w:sz w:val="18"/>
+                <w:szCs w:val="18"/>
+                <w:lang w:val="en-US" w:eastAsia="zh-CN" w:bidi="ar"/>
+              </w:rPr>
+              <w:t>1. 负责本制度的日常推行、解释与修订。</w:t>
+            </w:r>
+            <w:r>
+              <w:rPr>
+                <w:rFonts w:hint="default" w:ascii="Segoe UI" w:hAnsi="Segoe UI" w:eastAsia="Segoe UI" w:cs="Segoe UI"/>
+                <w:i w:val="0"/>
+                <w:iCs w:val="0"/>
+                <w:caps w:val="0"/>
+                <w:snapToGrid w:val="0"/>
+                <w:color w:val="000000"/>
+                <w:spacing w:val="0"/>
+                <w:kern w:val="0"/>
+                <w:sz w:val="18"/>
+                <w:szCs w:val="18"/>
+                <w:lang w:val="en-US" w:eastAsia="zh-CN" w:bidi="ar"/>
+              </w:rPr>
+              <w:br w:type="textWrapping"/>
+            </w:r>
+            <w:r>
+              <w:rPr>
+                <w:rFonts w:hint="default" w:ascii="Segoe UI" w:hAnsi="Segoe UI" w:eastAsia="Segoe UI" w:cs="Segoe UI"/>
+                <w:i w:val="0"/>
+                <w:iCs w:val="0"/>
+                <w:caps w:val="0"/>
+                <w:snapToGrid w:val="0"/>
+                <w:color w:val="000000"/>
+                <w:spacing w:val="0"/>
+                <w:kern w:val="0"/>
+                <w:sz w:val="18"/>
+                <w:szCs w:val="18"/>
+                <w:lang w:val="en-US" w:eastAsia="zh-CN" w:bidi="ar"/>
+              </w:rPr>
+              <w:t>2. 组织协调跨部门的安全风险评估、应急演练与审计活动。</w:t>
+            </w:r>
+            <w:r>
+              <w:rPr>
+                <w:rFonts w:hint="default" w:ascii="Segoe UI" w:hAnsi="Segoe UI" w:eastAsia="Segoe UI" w:cs="Segoe UI"/>
+                <w:i w:val="0"/>
+                <w:iCs w:val="0"/>
+                <w:caps w:val="0"/>
+                <w:snapToGrid w:val="0"/>
+                <w:color w:val="000000"/>
+                <w:spacing w:val="0"/>
+                <w:kern w:val="0"/>
+                <w:sz w:val="18"/>
+                <w:szCs w:val="18"/>
+                <w:lang w:val="en-US" w:eastAsia="zh-CN" w:bidi="ar"/>
+              </w:rPr>
+              <w:br w:type="textWrapping"/>
+            </w:r>
+            <w:r>
+              <w:rPr>
+                <w:rFonts w:hint="default" w:ascii="Segoe UI" w:hAnsi="Segoe UI" w:eastAsia="Segoe UI" w:cs="Segoe UI"/>
+                <w:i w:val="0"/>
+                <w:iCs w:val="0"/>
+                <w:caps w:val="0"/>
+                <w:snapToGrid w:val="0"/>
+                <w:color w:val="000000"/>
+                <w:spacing w:val="0"/>
+                <w:kern w:val="0"/>
+                <w:sz w:val="18"/>
+                <w:szCs w:val="18"/>
+                <w:lang w:val="en-US" w:eastAsia="zh-CN" w:bidi="ar"/>
+              </w:rPr>
+              <w:t>3. 监督各项安全控制措施的执行情况。</w:t>
+            </w:r>
+            <w:r>
+              <w:rPr>
+                <w:rFonts w:hint="default" w:ascii="Segoe UI" w:hAnsi="Segoe UI" w:eastAsia="Segoe UI" w:cs="Segoe UI"/>
+                <w:i w:val="0"/>
+                <w:iCs w:val="0"/>
+                <w:caps w:val="0"/>
+                <w:snapToGrid w:val="0"/>
+                <w:color w:val="000000"/>
+                <w:spacing w:val="0"/>
+                <w:kern w:val="0"/>
+                <w:sz w:val="18"/>
+                <w:szCs w:val="18"/>
+                <w:lang w:val="en-US" w:eastAsia="zh-CN" w:bidi="ar"/>
+              </w:rPr>
+              <w:br w:type="textWrapping"/>
+            </w:r>
+            <w:r>
+              <w:rPr>
+                <w:rFonts w:hint="default" w:ascii="Segoe UI" w:hAnsi="Segoe UI" w:eastAsia="Segoe UI" w:cs="Segoe UI"/>
+                <w:i w:val="0"/>
+                <w:iCs w:val="0"/>
+                <w:caps w:val="0"/>
+                <w:snapToGrid w:val="0"/>
+                <w:color w:val="000000"/>
+                <w:spacing w:val="0"/>
+                <w:kern w:val="0"/>
+                <w:sz w:val="18"/>
+                <w:szCs w:val="18"/>
+                <w:lang w:val="en-US" w:eastAsia="zh-CN" w:bidi="ar"/>
+              </w:rPr>
+              <w:t>4. 统筹信息安全事件的调查、分析与报告。</w:t>
+            </w:r>
+          </w:p>
+        </w:tc>
+        <w:tc>
+          <w:tcPr>
+            <w:tcW w:w="0" w:type="auto"/>
+            <w:shd w:val="clear" w:color="auto" w:fill="auto"/>
+            <w:tcMar>
+              <w:top w:w="120" w:type="dxa"/>
+              <w:left w:w="192" w:type="dxa"/>
+              <w:bottom w:w="120" w:type="dxa"/>
+              <w:right w:w="0" w:type="dxa"/>
+            </w:tcMar>
+            <w:vAlign w:val="center"/>
+          </w:tcPr>
+          <w:p>
+            <w:pPr>
+              <w:keepNext w:val="0"/>
+              <w:keepLines w:val="0"/>
+              <w:widowControl/>
+              <w:suppressLineNumbers w:val="0"/>
+              <w:spacing w:line="300" w:lineRule="atLeast"/>
+              <w:jc w:val="left"/>
+              <w:rPr>
+                <w:rFonts w:hint="default" w:ascii="Segoe UI" w:hAnsi="Segoe UI" w:eastAsia="Segoe UI" w:cs="Segoe UI"/>
+                <w:i w:val="0"/>
+                <w:iCs w:val="0"/>
+                <w:caps w:val="0"/>
+                <w:color w:val="0F1115"/>
+                <w:spacing w:val="0"/>
+                <w:sz w:val="18"/>
+                <w:szCs w:val="18"/>
+              </w:rPr>
+            </w:pPr>
+            <w:r>
+              <w:rPr>
+                <w:rStyle w:val="23"/>
+                <w:rFonts w:hint="default" w:ascii="Segoe UI" w:hAnsi="Segoe UI" w:eastAsia="Segoe UI" w:cs="Segoe UI"/>
+                <w:b/>
+                <w:bCs/>
+                <w:i w:val="0"/>
+                <w:iCs w:val="0"/>
+                <w:caps w:val="0"/>
+                <w:snapToGrid w:val="0"/>
+                <w:color w:val="000000"/>
+                <w:spacing w:val="0"/>
+                <w:kern w:val="0"/>
+                <w:sz w:val="18"/>
+                <w:szCs w:val="18"/>
+                <w:lang w:val="en-US" w:eastAsia="zh-CN" w:bidi="ar"/>
+              </w:rPr>
+              <w:t>数智运营部经理</w:t>
+            </w:r>
+            <w:r>
+              <w:rPr>
+                <w:rFonts w:hint="default" w:ascii="Segoe UI" w:hAnsi="Segoe UI" w:eastAsia="Segoe UI" w:cs="Segoe UI"/>
+                <w:i w:val="0"/>
+                <w:iCs w:val="0"/>
+                <w:caps w:val="0"/>
+                <w:snapToGrid w:val="0"/>
+                <w:color w:val="000000"/>
+                <w:spacing w:val="0"/>
+                <w:kern w:val="0"/>
+                <w:sz w:val="18"/>
+                <w:szCs w:val="18"/>
+                <w:lang w:val="en-US" w:eastAsia="zh-CN" w:bidi="ar"/>
+              </w:rPr>
+              <w:t>（牵头）</w:t>
+            </w:r>
+            <w:r>
+              <w:rPr>
+                <w:rFonts w:hint="default" w:ascii="Segoe UI" w:hAnsi="Segoe UI" w:eastAsia="Segoe UI" w:cs="Segoe UI"/>
+                <w:i w:val="0"/>
+                <w:iCs w:val="0"/>
+                <w:caps w:val="0"/>
+                <w:snapToGrid w:val="0"/>
+                <w:color w:val="000000"/>
+                <w:spacing w:val="0"/>
+                <w:kern w:val="0"/>
+                <w:sz w:val="18"/>
+                <w:szCs w:val="18"/>
+                <w:lang w:val="en-US" w:eastAsia="zh-CN" w:bidi="ar"/>
+              </w:rPr>
+              <w:br w:type="textWrapping"/>
+            </w:r>
+            <w:r>
+              <w:rPr>
+                <w:rStyle w:val="23"/>
+                <w:rFonts w:hint="default" w:ascii="Segoe UI" w:hAnsi="Segoe UI" w:eastAsia="Segoe UI" w:cs="Segoe UI"/>
+                <w:b/>
+                <w:bCs/>
+                <w:i w:val="0"/>
+                <w:iCs w:val="0"/>
+                <w:caps w:val="0"/>
+                <w:snapToGrid w:val="0"/>
+                <w:color w:val="000000"/>
+                <w:spacing w:val="0"/>
+                <w:kern w:val="0"/>
+                <w:sz w:val="18"/>
+                <w:szCs w:val="18"/>
+                <w:lang w:val="en-US" w:eastAsia="zh-CN" w:bidi="ar"/>
+              </w:rPr>
+              <w:t>质量管理部经理</w:t>
+            </w:r>
+            <w:r>
+              <w:rPr>
+                <w:rFonts w:hint="default" w:ascii="Segoe UI" w:hAnsi="Segoe UI" w:eastAsia="Segoe UI" w:cs="Segoe UI"/>
+                <w:i w:val="0"/>
+                <w:iCs w:val="0"/>
+                <w:caps w:val="0"/>
+                <w:snapToGrid w:val="0"/>
+                <w:color w:val="000000"/>
+                <w:spacing w:val="0"/>
+                <w:kern w:val="0"/>
+                <w:sz w:val="18"/>
+                <w:szCs w:val="18"/>
+                <w:lang w:val="en-US" w:eastAsia="zh-CN" w:bidi="ar"/>
+              </w:rPr>
+              <w:br w:type="textWrapping"/>
+            </w:r>
+            <w:r>
+              <w:rPr>
+                <w:rStyle w:val="23"/>
+                <w:rFonts w:hint="default" w:ascii="Segoe UI" w:hAnsi="Segoe UI" w:eastAsia="Segoe UI" w:cs="Segoe UI"/>
+                <w:b/>
+                <w:bCs/>
+                <w:i w:val="0"/>
+                <w:iCs w:val="0"/>
+                <w:caps w:val="0"/>
+                <w:snapToGrid w:val="0"/>
+                <w:color w:val="000000"/>
+                <w:spacing w:val="0"/>
+                <w:kern w:val="0"/>
+                <w:sz w:val="18"/>
+                <w:szCs w:val="18"/>
+                <w:lang w:val="en-US" w:eastAsia="zh-CN" w:bidi="ar"/>
+              </w:rPr>
+              <w:t>研究总院经理</w:t>
+            </w:r>
+          </w:p>
+        </w:tc>
+      </w:tr>
+      <w:tr>
+        <w:tblPrEx>
+          <w:tblBorders>
+            <w:top w:val="single" w:color="auto" w:sz="4" w:space="0"/>
+            <w:left w:val="single" w:color="auto" w:sz="4" w:space="0"/>
+            <w:bottom w:val="single" w:color="auto" w:sz="4" w:space="0"/>
+            <w:right w:val="single" w:color="auto" w:sz="4" w:space="0"/>
+            <w:insideH w:val="single" w:color="auto" w:sz="4" w:space="0"/>
+            <w:insideV w:val="single" w:color="auto" w:sz="4" w:space="0"/>
+          </w:tblBorders>
+          <w:tblCellMar>
+            <w:top w:w="15" w:type="dxa"/>
+            <w:left w:w="15" w:type="dxa"/>
+            <w:bottom w:w="15" w:type="dxa"/>
+            <w:right w:w="15" w:type="dxa"/>
+          </w:tblCellMar>
+        </w:tblPrEx>
+        <w:tc>
+          <w:tcPr>
+            <w:tcW w:w="0" w:type="auto"/>
+            <w:shd w:val="clear" w:color="auto" w:fill="auto"/>
+            <w:tcMar>
+              <w:top w:w="120" w:type="dxa"/>
+              <w:left w:w="0" w:type="dxa"/>
+              <w:bottom w:w="120" w:type="dxa"/>
+              <w:right w:w="192" w:type="dxa"/>
+            </w:tcMar>
+            <w:vAlign w:val="center"/>
+          </w:tcPr>
+          <w:p>
+            <w:pPr>
+              <w:keepNext w:val="0"/>
+              <w:keepLines w:val="0"/>
+              <w:widowControl/>
+              <w:suppressLineNumbers w:val="0"/>
+              <w:spacing w:line="300" w:lineRule="atLeast"/>
+              <w:jc w:val="left"/>
+              <w:rPr>
+                <w:rFonts w:hint="default" w:ascii="Segoe UI" w:hAnsi="Segoe UI" w:eastAsia="Segoe UI" w:cs="Segoe UI"/>
+                <w:i w:val="0"/>
+                <w:iCs w:val="0"/>
+                <w:caps w:val="0"/>
+                <w:color w:val="0F1115"/>
+                <w:spacing w:val="0"/>
+                <w:sz w:val="18"/>
+                <w:szCs w:val="18"/>
+              </w:rPr>
+            </w:pPr>
+            <w:r>
+              <w:rPr>
+                <w:rStyle w:val="23"/>
+                <w:rFonts w:hint="default" w:ascii="Segoe UI" w:hAnsi="Segoe UI" w:eastAsia="Segoe UI" w:cs="Segoe UI"/>
+                <w:b/>
+                <w:bCs/>
+                <w:i w:val="0"/>
+                <w:iCs w:val="0"/>
+                <w:caps w:val="0"/>
+                <w:snapToGrid w:val="0"/>
+                <w:color w:val="000000"/>
+                <w:spacing w:val="0"/>
+                <w:kern w:val="0"/>
+                <w:sz w:val="18"/>
+                <w:szCs w:val="18"/>
+                <w:lang w:val="en-US" w:eastAsia="zh-CN" w:bidi="ar"/>
+              </w:rPr>
+              <w:t>运维项目经理</w:t>
+            </w:r>
+          </w:p>
+        </w:tc>
+        <w:tc>
+          <w:tcPr>
+            <w:tcW w:w="0" w:type="auto"/>
+            <w:shd w:val="clear" w:color="auto" w:fill="auto"/>
+            <w:tcMar>
+              <w:top w:w="120" w:type="dxa"/>
+              <w:left w:w="192" w:type="dxa"/>
+              <w:bottom w:w="120" w:type="dxa"/>
+              <w:right w:w="192" w:type="dxa"/>
+            </w:tcMar>
+            <w:vAlign w:val="center"/>
+          </w:tcPr>
+          <w:p>
+            <w:pPr>
+              <w:keepNext w:val="0"/>
+              <w:keepLines w:val="0"/>
+              <w:widowControl/>
+              <w:suppressLineNumbers w:val="0"/>
+              <w:spacing w:line="300" w:lineRule="atLeast"/>
+              <w:jc w:val="left"/>
+              <w:rPr>
+                <w:rFonts w:hint="default" w:ascii="Segoe UI" w:hAnsi="Segoe UI" w:eastAsia="Segoe UI" w:cs="Segoe UI"/>
+                <w:i w:val="0"/>
+                <w:iCs w:val="0"/>
+                <w:caps w:val="0"/>
+                <w:color w:val="0F1115"/>
+                <w:spacing w:val="0"/>
+                <w:sz w:val="18"/>
+                <w:szCs w:val="18"/>
+              </w:rPr>
+            </w:pPr>
+            <w:r>
+              <w:rPr>
+                <w:rFonts w:hint="default" w:ascii="Segoe UI" w:hAnsi="Segoe UI" w:eastAsia="Segoe UI" w:cs="Segoe UI"/>
+                <w:i w:val="0"/>
+                <w:iCs w:val="0"/>
+                <w:caps w:val="0"/>
+                <w:snapToGrid w:val="0"/>
+                <w:color w:val="000000"/>
+                <w:spacing w:val="0"/>
+                <w:kern w:val="0"/>
+                <w:sz w:val="18"/>
+                <w:szCs w:val="18"/>
+                <w:lang w:val="en-US" w:eastAsia="zh-CN" w:bidi="ar"/>
+              </w:rPr>
+              <w:t>1. 是所负责项目的安全直接责任人。</w:t>
+            </w:r>
+            <w:r>
+              <w:rPr>
+                <w:rFonts w:hint="default" w:ascii="Segoe UI" w:hAnsi="Segoe UI" w:eastAsia="Segoe UI" w:cs="Segoe UI"/>
+                <w:i w:val="0"/>
+                <w:iCs w:val="0"/>
+                <w:caps w:val="0"/>
+                <w:snapToGrid w:val="0"/>
+                <w:color w:val="000000"/>
+                <w:spacing w:val="0"/>
+                <w:kern w:val="0"/>
+                <w:sz w:val="18"/>
+                <w:szCs w:val="18"/>
+                <w:lang w:val="en-US" w:eastAsia="zh-CN" w:bidi="ar"/>
+              </w:rPr>
+              <w:br w:type="textWrapping"/>
+            </w:r>
+            <w:r>
+              <w:rPr>
+                <w:rFonts w:hint="default" w:ascii="Segoe UI" w:hAnsi="Segoe UI" w:eastAsia="Segoe UI" w:cs="Segoe UI"/>
+                <w:i w:val="0"/>
+                <w:iCs w:val="0"/>
+                <w:caps w:val="0"/>
+                <w:snapToGrid w:val="0"/>
+                <w:color w:val="000000"/>
+                <w:spacing w:val="0"/>
+                <w:kern w:val="0"/>
+                <w:sz w:val="18"/>
+                <w:szCs w:val="18"/>
+                <w:lang w:val="en-US" w:eastAsia="zh-CN" w:bidi="ar"/>
+              </w:rPr>
+              <w:t>2. 组织实施项目内信息资产识别、风险评估与控制。</w:t>
+            </w:r>
+            <w:r>
+              <w:rPr>
+                <w:rFonts w:hint="default" w:ascii="Segoe UI" w:hAnsi="Segoe UI" w:eastAsia="Segoe UI" w:cs="Segoe UI"/>
+                <w:i w:val="0"/>
+                <w:iCs w:val="0"/>
+                <w:caps w:val="0"/>
+                <w:snapToGrid w:val="0"/>
+                <w:color w:val="000000"/>
+                <w:spacing w:val="0"/>
+                <w:kern w:val="0"/>
+                <w:sz w:val="18"/>
+                <w:szCs w:val="18"/>
+                <w:lang w:val="en-US" w:eastAsia="zh-CN" w:bidi="ar"/>
+              </w:rPr>
+              <w:br w:type="textWrapping"/>
+            </w:r>
+            <w:r>
+              <w:rPr>
+                <w:rFonts w:hint="default" w:ascii="Segoe UI" w:hAnsi="Segoe UI" w:eastAsia="Segoe UI" w:cs="Segoe UI"/>
+                <w:i w:val="0"/>
+                <w:iCs w:val="0"/>
+                <w:caps w:val="0"/>
+                <w:snapToGrid w:val="0"/>
+                <w:color w:val="000000"/>
+                <w:spacing w:val="0"/>
+                <w:kern w:val="0"/>
+                <w:sz w:val="18"/>
+                <w:szCs w:val="18"/>
+                <w:lang w:val="en-US" w:eastAsia="zh-CN" w:bidi="ar"/>
+              </w:rPr>
+              <w:t>3. 确保项目团队遵守安全规定，落实安全操作。</w:t>
+            </w:r>
+            <w:r>
+              <w:rPr>
+                <w:rFonts w:hint="default" w:ascii="Segoe UI" w:hAnsi="Segoe UI" w:eastAsia="Segoe UI" w:cs="Segoe UI"/>
+                <w:i w:val="0"/>
+                <w:iCs w:val="0"/>
+                <w:caps w:val="0"/>
+                <w:snapToGrid w:val="0"/>
+                <w:color w:val="000000"/>
+                <w:spacing w:val="0"/>
+                <w:kern w:val="0"/>
+                <w:sz w:val="18"/>
+                <w:szCs w:val="18"/>
+                <w:lang w:val="en-US" w:eastAsia="zh-CN" w:bidi="ar"/>
+              </w:rPr>
+              <w:br w:type="textWrapping"/>
+            </w:r>
+            <w:r>
+              <w:rPr>
+                <w:rFonts w:hint="default" w:ascii="Segoe UI" w:hAnsi="Segoe UI" w:eastAsia="Segoe UI" w:cs="Segoe UI"/>
+                <w:i w:val="0"/>
+                <w:iCs w:val="0"/>
+                <w:caps w:val="0"/>
+                <w:snapToGrid w:val="0"/>
+                <w:color w:val="000000"/>
+                <w:spacing w:val="0"/>
+                <w:kern w:val="0"/>
+                <w:sz w:val="18"/>
+                <w:szCs w:val="18"/>
+                <w:lang w:val="en-US" w:eastAsia="zh-CN" w:bidi="ar"/>
+              </w:rPr>
+              <w:t>4. 负责项目内安全事件的初步处置与报告。</w:t>
+            </w:r>
+          </w:p>
+        </w:tc>
+        <w:tc>
+          <w:tcPr>
+            <w:tcW w:w="0" w:type="auto"/>
+            <w:shd w:val="clear" w:color="auto" w:fill="auto"/>
+            <w:tcMar>
+              <w:top w:w="120" w:type="dxa"/>
+              <w:left w:w="192" w:type="dxa"/>
+              <w:bottom w:w="120" w:type="dxa"/>
+              <w:right w:w="0" w:type="dxa"/>
+            </w:tcMar>
+            <w:vAlign w:val="center"/>
+          </w:tcPr>
+          <w:p>
+            <w:pPr>
+              <w:keepNext w:val="0"/>
+              <w:keepLines w:val="0"/>
+              <w:widowControl/>
+              <w:suppressLineNumbers w:val="0"/>
+              <w:spacing w:line="300" w:lineRule="atLeast"/>
+              <w:jc w:val="left"/>
+              <w:rPr>
+                <w:rFonts w:hint="default" w:ascii="Segoe UI" w:hAnsi="Segoe UI" w:eastAsia="Segoe UI" w:cs="Segoe UI"/>
+                <w:i w:val="0"/>
+                <w:iCs w:val="0"/>
+                <w:caps w:val="0"/>
+                <w:color w:val="0F1115"/>
+                <w:spacing w:val="0"/>
+                <w:sz w:val="18"/>
+                <w:szCs w:val="18"/>
+              </w:rPr>
+            </w:pPr>
+            <w:r>
+              <w:rPr>
+                <w:rStyle w:val="23"/>
+                <w:rFonts w:hint="default" w:ascii="Segoe UI" w:hAnsi="Segoe UI" w:eastAsia="Segoe UI" w:cs="Segoe UI"/>
+                <w:b/>
+                <w:bCs/>
+                <w:i w:val="0"/>
+                <w:iCs w:val="0"/>
+                <w:caps w:val="0"/>
+                <w:snapToGrid w:val="0"/>
+                <w:color w:val="000000"/>
+                <w:spacing w:val="0"/>
+                <w:kern w:val="0"/>
+                <w:sz w:val="18"/>
+                <w:szCs w:val="18"/>
+                <w:lang w:val="en-US" w:eastAsia="zh-CN" w:bidi="ar"/>
+              </w:rPr>
+              <w:t>数智运营部-运维项目经理</w:t>
+            </w:r>
+          </w:p>
+        </w:tc>
+      </w:tr>
+      <w:tr>
+        <w:tblPrEx>
+          <w:tblBorders>
+            <w:top w:val="single" w:color="auto" w:sz="4" w:space="0"/>
+            <w:left w:val="single" w:color="auto" w:sz="4" w:space="0"/>
+            <w:bottom w:val="single" w:color="auto" w:sz="4" w:space="0"/>
+            <w:right w:val="single" w:color="auto" w:sz="4" w:space="0"/>
+            <w:insideH w:val="single" w:color="auto" w:sz="4" w:space="0"/>
+            <w:insideV w:val="single" w:color="auto" w:sz="4" w:space="0"/>
+          </w:tblBorders>
+          <w:tblCellMar>
+            <w:top w:w="15" w:type="dxa"/>
+            <w:left w:w="15" w:type="dxa"/>
+            <w:bottom w:w="15" w:type="dxa"/>
+            <w:right w:w="15" w:type="dxa"/>
+          </w:tblCellMar>
+        </w:tblPrEx>
+        <w:tc>
+          <w:tcPr>
+            <w:tcW w:w="0" w:type="auto"/>
+            <w:shd w:val="clear" w:color="auto" w:fill="auto"/>
+            <w:tcMar>
+              <w:top w:w="120" w:type="dxa"/>
+              <w:left w:w="0" w:type="dxa"/>
+              <w:bottom w:w="120" w:type="dxa"/>
+              <w:right w:w="192" w:type="dxa"/>
+            </w:tcMar>
+            <w:vAlign w:val="center"/>
+          </w:tcPr>
+          <w:p>
+            <w:pPr>
+              <w:keepNext w:val="0"/>
+              <w:keepLines w:val="0"/>
+              <w:widowControl/>
+              <w:suppressLineNumbers w:val="0"/>
+              <w:spacing w:line="300" w:lineRule="atLeast"/>
+              <w:jc w:val="left"/>
+              <w:rPr>
+                <w:rFonts w:hint="default" w:ascii="Segoe UI" w:hAnsi="Segoe UI" w:eastAsia="Segoe UI" w:cs="Segoe UI"/>
+                <w:i w:val="0"/>
+                <w:iCs w:val="0"/>
+                <w:caps w:val="0"/>
+                <w:color w:val="0F1115"/>
+                <w:spacing w:val="0"/>
+                <w:sz w:val="18"/>
+                <w:szCs w:val="18"/>
+              </w:rPr>
+            </w:pPr>
+            <w:r>
+              <w:rPr>
+                <w:rStyle w:val="23"/>
+                <w:rFonts w:hint="default" w:ascii="Segoe UI" w:hAnsi="Segoe UI" w:eastAsia="Segoe UI" w:cs="Segoe UI"/>
+                <w:b/>
+                <w:bCs/>
+                <w:i w:val="0"/>
+                <w:iCs w:val="0"/>
+                <w:caps w:val="0"/>
+                <w:snapToGrid w:val="0"/>
+                <w:color w:val="000000"/>
+                <w:spacing w:val="0"/>
+                <w:kern w:val="0"/>
+                <w:sz w:val="18"/>
+                <w:szCs w:val="18"/>
+                <w:lang w:val="en-US" w:eastAsia="zh-CN" w:bidi="ar"/>
+              </w:rPr>
+              <w:t>技术执行人员</w:t>
+            </w:r>
+          </w:p>
+        </w:tc>
+        <w:tc>
+          <w:tcPr>
+            <w:tcW w:w="0" w:type="auto"/>
+            <w:shd w:val="clear" w:color="auto" w:fill="auto"/>
+            <w:tcMar>
+              <w:top w:w="120" w:type="dxa"/>
+              <w:left w:w="192" w:type="dxa"/>
+              <w:bottom w:w="120" w:type="dxa"/>
+              <w:right w:w="192" w:type="dxa"/>
+            </w:tcMar>
+            <w:vAlign w:val="center"/>
+          </w:tcPr>
+          <w:p>
+            <w:pPr>
+              <w:keepNext w:val="0"/>
+              <w:keepLines w:val="0"/>
+              <w:widowControl/>
+              <w:suppressLineNumbers w:val="0"/>
+              <w:spacing w:line="300" w:lineRule="atLeast"/>
+              <w:jc w:val="left"/>
+              <w:rPr>
+                <w:rFonts w:hint="default" w:ascii="Segoe UI" w:hAnsi="Segoe UI" w:eastAsia="Segoe UI" w:cs="Segoe UI"/>
+                <w:i w:val="0"/>
+                <w:iCs w:val="0"/>
+                <w:caps w:val="0"/>
+                <w:color w:val="0F1115"/>
+                <w:spacing w:val="0"/>
+                <w:sz w:val="18"/>
+                <w:szCs w:val="18"/>
+              </w:rPr>
+            </w:pPr>
+            <w:r>
+              <w:rPr>
+                <w:rFonts w:hint="default" w:ascii="Segoe UI" w:hAnsi="Segoe UI" w:eastAsia="Segoe UI" w:cs="Segoe UI"/>
+                <w:i w:val="0"/>
+                <w:iCs w:val="0"/>
+                <w:caps w:val="0"/>
+                <w:snapToGrid w:val="0"/>
+                <w:color w:val="000000"/>
+                <w:spacing w:val="0"/>
+                <w:kern w:val="0"/>
+                <w:sz w:val="18"/>
+                <w:szCs w:val="18"/>
+                <w:lang w:val="en-US" w:eastAsia="zh-CN" w:bidi="ar"/>
+              </w:rPr>
+              <w:t>1. 负责所辖技术资产的具体安全配置、防护与监控。</w:t>
+            </w:r>
+            <w:r>
+              <w:rPr>
+                <w:rFonts w:hint="default" w:ascii="Segoe UI" w:hAnsi="Segoe UI" w:eastAsia="Segoe UI" w:cs="Segoe UI"/>
+                <w:i w:val="0"/>
+                <w:iCs w:val="0"/>
+                <w:caps w:val="0"/>
+                <w:snapToGrid w:val="0"/>
+                <w:color w:val="000000"/>
+                <w:spacing w:val="0"/>
+                <w:kern w:val="0"/>
+                <w:sz w:val="18"/>
+                <w:szCs w:val="18"/>
+                <w:lang w:val="en-US" w:eastAsia="zh-CN" w:bidi="ar"/>
+              </w:rPr>
+              <w:br w:type="textWrapping"/>
+            </w:r>
+            <w:r>
+              <w:rPr>
+                <w:rFonts w:hint="default" w:ascii="Segoe UI" w:hAnsi="Segoe UI" w:eastAsia="Segoe UI" w:cs="Segoe UI"/>
+                <w:i w:val="0"/>
+                <w:iCs w:val="0"/>
+                <w:caps w:val="0"/>
+                <w:snapToGrid w:val="0"/>
+                <w:color w:val="000000"/>
+                <w:spacing w:val="0"/>
+                <w:kern w:val="0"/>
+                <w:sz w:val="18"/>
+                <w:szCs w:val="18"/>
+                <w:lang w:val="en-US" w:eastAsia="zh-CN" w:bidi="ar"/>
+              </w:rPr>
+              <w:t>2. 执行漏洞修复、安全加固等风险处置措施。</w:t>
+            </w:r>
+            <w:r>
+              <w:rPr>
+                <w:rFonts w:hint="default" w:ascii="Segoe UI" w:hAnsi="Segoe UI" w:eastAsia="Segoe UI" w:cs="Segoe UI"/>
+                <w:i w:val="0"/>
+                <w:iCs w:val="0"/>
+                <w:caps w:val="0"/>
+                <w:snapToGrid w:val="0"/>
+                <w:color w:val="000000"/>
+                <w:spacing w:val="0"/>
+                <w:kern w:val="0"/>
+                <w:sz w:val="18"/>
+                <w:szCs w:val="18"/>
+                <w:lang w:val="en-US" w:eastAsia="zh-CN" w:bidi="ar"/>
+              </w:rPr>
+              <w:br w:type="textWrapping"/>
+            </w:r>
+            <w:r>
+              <w:rPr>
+                <w:rFonts w:hint="default" w:ascii="Segoe UI" w:hAnsi="Segoe UI" w:eastAsia="Segoe UI" w:cs="Segoe UI"/>
+                <w:i w:val="0"/>
+                <w:iCs w:val="0"/>
+                <w:caps w:val="0"/>
+                <w:snapToGrid w:val="0"/>
+                <w:color w:val="000000"/>
+                <w:spacing w:val="0"/>
+                <w:kern w:val="0"/>
+                <w:sz w:val="18"/>
+                <w:szCs w:val="18"/>
+                <w:lang w:val="en-US" w:eastAsia="zh-CN" w:bidi="ar"/>
+              </w:rPr>
+              <w:t>3. 及时报告发现的安全漏洞或异常行为。</w:t>
+            </w:r>
+          </w:p>
+        </w:tc>
+        <w:tc>
+          <w:tcPr>
+            <w:tcW w:w="0" w:type="auto"/>
+            <w:shd w:val="clear" w:color="auto" w:fill="auto"/>
+            <w:tcMar>
+              <w:top w:w="120" w:type="dxa"/>
+              <w:left w:w="192" w:type="dxa"/>
+              <w:bottom w:w="120" w:type="dxa"/>
+              <w:right w:w="0" w:type="dxa"/>
+            </w:tcMar>
+            <w:vAlign w:val="center"/>
+          </w:tcPr>
+          <w:p>
+            <w:pPr>
+              <w:keepNext w:val="0"/>
+              <w:keepLines w:val="0"/>
+              <w:widowControl/>
+              <w:suppressLineNumbers w:val="0"/>
+              <w:spacing w:line="300" w:lineRule="atLeast"/>
+              <w:jc w:val="left"/>
+              <w:rPr>
+                <w:rFonts w:hint="default" w:ascii="Segoe UI" w:hAnsi="Segoe UI" w:eastAsia="Segoe UI" w:cs="Segoe UI"/>
+                <w:i w:val="0"/>
+                <w:iCs w:val="0"/>
+                <w:caps w:val="0"/>
+                <w:color w:val="0F1115"/>
+                <w:spacing w:val="0"/>
+                <w:sz w:val="18"/>
+                <w:szCs w:val="18"/>
+              </w:rPr>
+            </w:pPr>
+            <w:r>
+              <w:rPr>
+                <w:rStyle w:val="23"/>
+                <w:rFonts w:hint="default" w:ascii="Segoe UI" w:hAnsi="Segoe UI" w:eastAsia="Segoe UI" w:cs="Segoe UI"/>
+                <w:b/>
+                <w:bCs/>
+                <w:i w:val="0"/>
+                <w:iCs w:val="0"/>
+                <w:caps w:val="0"/>
+                <w:snapToGrid w:val="0"/>
+                <w:color w:val="000000"/>
+                <w:spacing w:val="0"/>
+                <w:kern w:val="0"/>
+                <w:sz w:val="18"/>
+                <w:szCs w:val="18"/>
+                <w:lang w:val="en-US" w:eastAsia="zh-CN" w:bidi="ar"/>
+              </w:rPr>
+              <w:t>数智运营部-运维工程师</w:t>
+            </w:r>
+            <w:r>
+              <w:rPr>
+                <w:rFonts w:hint="default" w:ascii="Segoe UI" w:hAnsi="Segoe UI" w:eastAsia="Segoe UI" w:cs="Segoe UI"/>
+                <w:i w:val="0"/>
+                <w:iCs w:val="0"/>
+                <w:caps w:val="0"/>
+                <w:snapToGrid w:val="0"/>
+                <w:color w:val="000000"/>
+                <w:spacing w:val="0"/>
+                <w:kern w:val="0"/>
+                <w:sz w:val="18"/>
+                <w:szCs w:val="18"/>
+                <w:lang w:val="en-US" w:eastAsia="zh-CN" w:bidi="ar"/>
+              </w:rPr>
+              <w:br w:type="textWrapping"/>
+            </w:r>
+            <w:r>
+              <w:rPr>
+                <w:rStyle w:val="23"/>
+                <w:rFonts w:hint="default" w:ascii="Segoe UI" w:hAnsi="Segoe UI" w:eastAsia="Segoe UI" w:cs="Segoe UI"/>
+                <w:b/>
+                <w:bCs/>
+                <w:i w:val="0"/>
+                <w:iCs w:val="0"/>
+                <w:caps w:val="0"/>
+                <w:snapToGrid w:val="0"/>
+                <w:color w:val="000000"/>
+                <w:spacing w:val="0"/>
+                <w:kern w:val="0"/>
+                <w:sz w:val="18"/>
+                <w:szCs w:val="18"/>
+                <w:lang w:val="en-US" w:eastAsia="zh-CN" w:bidi="ar"/>
+              </w:rPr>
+              <w:t>研究总院-开发/测试工程师</w:t>
             </w:r>
           </w:p>
         </w:tc>
@@ -4713,7 +5672,7 @@
                 <w:szCs w:val="18"/>
                 <w:lang w:val="en-US" w:eastAsia="zh-CN" w:bidi="ar"/>
               </w:rPr>
-              <w:t>信息安全管理团队</w:t>
+              <w:t>人力部</w:t>
             </w:r>
           </w:p>
         </w:tc>
@@ -4762,7 +5721,7 @@
                 <w:szCs w:val="18"/>
                 <w:lang w:val="en-US" w:eastAsia="zh-CN" w:bidi="ar"/>
               </w:rPr>
-              <w:t>1. 负责本制度的日常推行、解释与修订。</w:t>
+              <w:t>1. 组织落实全员信息安全意识教育与基础培训。</w:t>
             </w:r>
             <w:r>
               <w:rPr>
@@ -4794,7 +5753,7 @@
                 <w:szCs w:val="18"/>
                 <w:lang w:val="en-US" w:eastAsia="zh-CN" w:bidi="ar"/>
               </w:rPr>
-              <w:t>2. 组织协调跨部门的安全风险评估、应急演练与审计活动。</w:t>
+              <w:t>2. 管理员工背景审查、保密协议签订及离职安全审核。</w:t>
             </w:r>
             <w:r>
               <w:rPr>
@@ -4826,39 +5785,7 @@
                 <w:szCs w:val="18"/>
                 <w:lang w:val="en-US" w:eastAsia="zh-CN" w:bidi="ar"/>
               </w:rPr>
-              <w:t>3. 监督各项安全控制措施的执行情况。</w:t>
-            </w:r>
-            <w:r>
-              <w:rPr>
-                <w:rFonts w:hint="default" w:ascii="Segoe UI" w:hAnsi="Segoe UI" w:eastAsia="Segoe UI" w:cs="Segoe UI"/>
-                <w:i w:val="0"/>
-                <w:iCs w:val="0"/>
-                <w:caps w:val="0"/>
-                <w:snapToGrid w:val="0"/>
-                <w:color w:val="000000"/>
-                <w:spacing w:val="0"/>
-                <w:kern w:val="0"/>
-                <w:sz w:val="18"/>
-                <w:szCs w:val="18"/>
-                <w:lang w:val="en-US" w:eastAsia="zh-CN" w:bidi="ar"/>
-              </w:rPr>
-              <w:br w:type="textWrapping"/>
-            </w:r>
-            <w:r>
-              <w:rPr>
-                <w:rFonts w:hint="default" w:ascii="Segoe UI" w:hAnsi="Segoe UI" w:eastAsia="Segoe UI" w:cs="Segoe UI"/>
-                <w:i w:val="0"/>
-                <w:iCs w:val="0"/>
-                <w:caps w:val="0"/>
-                <w:snapToGrid w:val="0"/>
-                <w:color w:val="000000"/>
-                <w:spacing w:val="0"/>
-                <w:kern w:val="0"/>
-                <w:sz w:val="18"/>
-                <w:szCs w:val="18"/>
-                <w:lang w:val="en-US" w:eastAsia="zh-CN" w:bidi="ar"/>
-              </w:rPr>
-              <w:t>4. 统筹信息安全事件的调查、分析与报告。</w:t>
+              <w:t>3. 将安全表现纳入绩效考核参考。</w:t>
             </w:r>
           </w:p>
         </w:tc>
@@ -4910,93 +5837,7 @@
                 <w:szCs w:val="18"/>
                 <w:lang w:val="en-US" w:eastAsia="zh-CN" w:bidi="ar"/>
               </w:rPr>
-              <w:t>数智运营部经理</w:t>
-            </w:r>
-            <w:r>
-              <w:rPr>
-                <w:rFonts w:hint="default" w:ascii="Segoe UI" w:hAnsi="Segoe UI" w:eastAsia="Segoe UI" w:cs="Segoe UI"/>
-                <w:i w:val="0"/>
-                <w:iCs w:val="0"/>
-                <w:caps w:val="0"/>
-                <w:snapToGrid w:val="0"/>
-                <w:color w:val="000000"/>
-                <w:spacing w:val="0"/>
-                <w:kern w:val="0"/>
-                <w:sz w:val="18"/>
-                <w:szCs w:val="18"/>
-                <w:lang w:val="en-US" w:eastAsia="zh-CN" w:bidi="ar"/>
-              </w:rPr>
-              <w:t>（牵头）</w:t>
-            </w:r>
-            <w:r>
-              <w:rPr>
-                <w:rFonts w:hint="default" w:ascii="Segoe UI" w:hAnsi="Segoe UI" w:eastAsia="Segoe UI" w:cs="Segoe UI"/>
-                <w:i w:val="0"/>
-                <w:iCs w:val="0"/>
-                <w:caps w:val="0"/>
-                <w:snapToGrid w:val="0"/>
-                <w:color w:val="000000"/>
-                <w:spacing w:val="0"/>
-                <w:kern w:val="0"/>
-                <w:sz w:val="18"/>
-                <w:szCs w:val="18"/>
-                <w:lang w:val="en-US" w:eastAsia="zh-CN" w:bidi="ar"/>
-              </w:rPr>
-              <w:br w:type="textWrapping"/>
-            </w:r>
-            <w:r>
-              <w:rPr>
-                <w:rStyle w:val="23"/>
-                <w:rFonts w:hint="default" w:ascii="Segoe UI" w:hAnsi="Segoe UI" w:eastAsia="Segoe UI" w:cs="Segoe UI"/>
-                <w:b/>
-                <w:bCs/>
-                <w:i w:val="0"/>
-                <w:iCs w:val="0"/>
-                <w:caps w:val="0"/>
-                <w:snapToGrid w:val="0"/>
-                <w:color w:val="000000"/>
-                <w:spacing w:val="0"/>
-                <w:kern w:val="0"/>
-                <w:sz w:val="18"/>
-                <w:szCs w:val="18"/>
-                <w:lang w:val="en-US" w:eastAsia="zh-CN" w:bidi="ar"/>
-              </w:rPr>
-              <w:t>质量管理部经理</w:t>
-            </w:r>
-            <w:r>
-              <w:rPr>
-                <w:rFonts w:hint="default" w:ascii="Segoe UI" w:hAnsi="Segoe UI" w:eastAsia="Segoe UI" w:cs="Segoe UI"/>
-                <w:i w:val="0"/>
-                <w:iCs w:val="0"/>
-                <w:caps w:val="0"/>
-                <w:snapToGrid w:val="0"/>
-                <w:color w:val="000000"/>
-                <w:spacing w:val="0"/>
-                <w:kern w:val="0"/>
-                <w:sz w:val="18"/>
-                <w:szCs w:val="18"/>
-                <w:lang w:val="en-US" w:eastAsia="zh-CN" w:bidi="ar"/>
-              </w:rPr>
-              <w:br w:type="textWrapping"/>
-            </w:r>
-            <w:r>
-              <w:rPr>
-                <w:rStyle w:val="23"/>
-                <w:rFonts w:hint="default" w:ascii="Segoe UI" w:hAnsi="Segoe UI" w:eastAsia="Segoe UI" w:cs="Segoe UI"/>
-                <w:b/>
-                <w:bCs/>
-                <w:i w:val="0"/>
-                <w:iCs w:val="0"/>
-                <w:caps w:val="0"/>
-                <w:snapToGrid w:val="0"/>
-                <w:color w:val="000000"/>
-                <w:spacing w:val="0"/>
-                <w:kern w:val="0"/>
-                <w:sz w:val="18"/>
-                <w:szCs w:val="18"/>
-                <w:lang w:val="en-US" w:eastAsia="zh-CN" w:bidi="ar"/>
-              </w:rPr>
-              <w:t>研究总院经理</w:t>
+              <w:t>人力部经理/专员</w:t>
             </w:r>
           </w:p>
         </w:tc>
@@ -5011,7 +5852,6 @@
             <w:insideH w:val="single" w:color="auto" w:sz="4" w:space="0"/>
             <w:insideV w:val="single" w:color="auto" w:sz="4" w:space="0"/>
           </w:tblBorders>
-          <w:shd w:val="clear" w:color="auto" w:fill="auto"/>
           <w:tblCellMar>
             <w:top w:w="15" w:type="dxa"/>
             <w:left w:w="15" w:type="dxa"/>
@@ -5067,7 +5907,7 @@
                 <w:szCs w:val="18"/>
                 <w:lang w:val="en-US" w:eastAsia="zh-CN" w:bidi="ar"/>
               </w:rPr>
-              <w:t>运维项目经理</w:t>
+              <w:t>质量管理部</w:t>
             </w:r>
           </w:p>
         </w:tc>
@@ -5116,7 +5956,7 @@
                 <w:szCs w:val="18"/>
                 <w:lang w:val="en-US" w:eastAsia="zh-CN" w:bidi="ar"/>
               </w:rPr>
-              <w:t>1. 是所负责项目的安全直接责任人。</w:t>
+              <w:t>1. 独立监督本制度及所有安全流程的执行合规性。</w:t>
             </w:r>
             <w:r>
               <w:rPr>
@@ -5148,7 +5988,7 @@
                 <w:szCs w:val="18"/>
                 <w:lang w:val="en-US" w:eastAsia="zh-CN" w:bidi="ar"/>
               </w:rPr>
-              <w:t>2. 组织实施项目内信息资产识别、风险评估与控制。</w:t>
+              <w:t>2. 组织或参与信息安全内部审计。</w:t>
             </w:r>
             <w:r>
               <w:rPr>
@@ -5180,39 +6020,7 @@
                 <w:szCs w:val="18"/>
                 <w:lang w:val="en-US" w:eastAsia="zh-CN" w:bidi="ar"/>
               </w:rPr>
-              <w:t>3. 确保项目团队遵守安全规定，落实安全操作。</w:t>
-            </w:r>
-            <w:r>
-              <w:rPr>
-                <w:rFonts w:hint="default" w:ascii="Segoe UI" w:hAnsi="Segoe UI" w:eastAsia="Segoe UI" w:cs="Segoe UI"/>
-                <w:i w:val="0"/>
-                <w:iCs w:val="0"/>
-                <w:caps w:val="0"/>
-                <w:snapToGrid w:val="0"/>
-                <w:color w:val="000000"/>
-                <w:spacing w:val="0"/>
-                <w:kern w:val="0"/>
-                <w:sz w:val="18"/>
-                <w:szCs w:val="18"/>
-                <w:lang w:val="en-US" w:eastAsia="zh-CN" w:bidi="ar"/>
-              </w:rPr>
-              <w:br w:type="textWrapping"/>
-            </w:r>
-            <w:r>
-              <w:rPr>
-                <w:rFonts w:hint="default" w:ascii="Segoe UI" w:hAnsi="Segoe UI" w:eastAsia="Segoe UI" w:cs="Segoe UI"/>
-                <w:i w:val="0"/>
-                <w:iCs w:val="0"/>
-                <w:caps w:val="0"/>
-                <w:snapToGrid w:val="0"/>
-                <w:color w:val="000000"/>
-                <w:spacing w:val="0"/>
-                <w:kern w:val="0"/>
-                <w:sz w:val="18"/>
-                <w:szCs w:val="18"/>
-                <w:lang w:val="en-US" w:eastAsia="zh-CN" w:bidi="ar"/>
-              </w:rPr>
-              <w:t>4. 负责项目内安全事件的初步处置与报告。</w:t>
+              <w:t>3. 将安全指标纳入公司质量目标与监控体系。</w:t>
             </w:r>
           </w:p>
         </w:tc>
@@ -5264,7 +6072,7 @@
                 <w:szCs w:val="18"/>
                 <w:lang w:val="en-US" w:eastAsia="zh-CN" w:bidi="ar"/>
               </w:rPr>
-              <w:t>数智运营部-运维项目经理</w:t>
+              <w:t>质量管理部经理/专员</w:t>
             </w:r>
           </w:p>
         </w:tc>
@@ -5279,7 +6087,6 @@
             <w:insideH w:val="single" w:color="auto" w:sz="4" w:space="0"/>
             <w:insideV w:val="single" w:color="auto" w:sz="4" w:space="0"/>
           </w:tblBorders>
-          <w:shd w:val="clear" w:color="auto" w:fill="auto"/>
           <w:tblCellMar>
             <w:top w:w="15" w:type="dxa"/>
             <w:left w:w="15" w:type="dxa"/>
@@ -5335,7 +6142,7 @@
                 <w:szCs w:val="18"/>
                 <w:lang w:val="en-US" w:eastAsia="zh-CN" w:bidi="ar"/>
               </w:rPr>
-              <w:t>技术执行人员</w:t>
+              <w:t>全体员工</w:t>
             </w:r>
           </w:p>
         </w:tc>
@@ -5384,7 +6191,7 @@
                 <w:szCs w:val="18"/>
                 <w:lang w:val="en-US" w:eastAsia="zh-CN" w:bidi="ar"/>
               </w:rPr>
-              <w:t>1. 负责所辖技术资产的具体安全配置、防护与监控。</w:t>
+              <w:t>1. 了解并遵守公司信息安全相关规定。</w:t>
             </w:r>
             <w:r>
               <w:rPr>
@@ -5416,7 +6223,7 @@
                 <w:szCs w:val="18"/>
                 <w:lang w:val="en-US" w:eastAsia="zh-CN" w:bidi="ar"/>
               </w:rPr>
-              <w:t>2. 执行漏洞修复、安全加固等风险处置措施。</w:t>
+              <w:t>2. 保护自身掌握的账户、密码及信息资产。</w:t>
             </w:r>
             <w:r>
               <w:rPr>
@@ -5448,7 +6255,7 @@
                 <w:szCs w:val="18"/>
                 <w:lang w:val="en-US" w:eastAsia="zh-CN" w:bidi="ar"/>
               </w:rPr>
-              <w:t>3. 及时报告发现的安全漏洞或异常行为。</w:t>
+              <w:t>3. 有责任报告发现的安全隐患或事件。</w:t>
             </w:r>
           </w:p>
         </w:tc>
@@ -5500,749 +6307,6 @@
                 <w:szCs w:val="18"/>
                 <w:lang w:val="en-US" w:eastAsia="zh-CN" w:bidi="ar"/>
               </w:rPr>
-              <w:t>数智运营部-运维工程师</w:t>
-            </w:r>
-            <w:r>
-              <w:rPr>
-                <w:rFonts w:hint="default" w:ascii="Segoe UI" w:hAnsi="Segoe UI" w:eastAsia="Segoe UI" w:cs="Segoe UI"/>
-                <w:i w:val="0"/>
-                <w:iCs w:val="0"/>
-                <w:caps w:val="0"/>
-                <w:snapToGrid w:val="0"/>
-                <w:color w:val="000000"/>
-                <w:spacing w:val="0"/>
-                <w:kern w:val="0"/>
-                <w:sz w:val="18"/>
-                <w:szCs w:val="18"/>
-                <w:lang w:val="en-US" w:eastAsia="zh-CN" w:bidi="ar"/>
-              </w:rPr>
-              <w:br w:type="textWrapping"/>
-            </w:r>
-            <w:r>
-              <w:rPr>
-                <w:rStyle w:val="23"/>
-                <w:rFonts w:hint="default" w:ascii="Segoe UI" w:hAnsi="Segoe UI" w:eastAsia="Segoe UI" w:cs="Segoe UI"/>
-                <w:b/>
-                <w:bCs/>
-                <w:i w:val="0"/>
-                <w:iCs w:val="0"/>
-                <w:caps w:val="0"/>
-                <w:snapToGrid w:val="0"/>
-                <w:color w:val="000000"/>
-                <w:spacing w:val="0"/>
-                <w:kern w:val="0"/>
-                <w:sz w:val="18"/>
-                <w:szCs w:val="18"/>
-                <w:lang w:val="en-US" w:eastAsia="zh-CN" w:bidi="ar"/>
-              </w:rPr>
-              <w:t>研究总院-开发/测试工程师</w:t>
-            </w:r>
-          </w:p>
-        </w:tc>
-      </w:tr>
-      <w:tr>
-        <w:tblPrEx>
-          <w:tblBorders>
-            <w:top w:val="single" w:color="auto" w:sz="4" w:space="0"/>
-            <w:left w:val="single" w:color="auto" w:sz="4" w:space="0"/>
-            <w:bottom w:val="single" w:color="auto" w:sz="4" w:space="0"/>
-            <w:right w:val="single" w:color="auto" w:sz="4" w:space="0"/>
-            <w:insideH w:val="single" w:color="auto" w:sz="4" w:space="0"/>
-            <w:insideV w:val="single" w:color="auto" w:sz="4" w:space="0"/>
-          </w:tblBorders>
-          <w:shd w:val="clear" w:color="auto" w:fill="auto"/>
-          <w:tblCellMar>
-            <w:top w:w="15" w:type="dxa"/>
-            <w:left w:w="15" w:type="dxa"/>
-            <w:bottom w:w="15" w:type="dxa"/>
-            <w:right w:w="15" w:type="dxa"/>
-          </w:tblCellMar>
-        </w:tblPrEx>
-        <w:tc>
-          <w:tcPr>
-            <w:tcW w:w="0" w:type="auto"/>
-            <w:shd w:val="clear" w:color="auto" w:fill="auto"/>
-            <w:tcMar>
-              <w:top w:w="120" w:type="dxa"/>
-              <w:left w:w="0" w:type="dxa"/>
-              <w:bottom w:w="120" w:type="dxa"/>
-              <w:right w:w="192" w:type="dxa"/>
-            </w:tcMar>
-            <w:vAlign w:val="center"/>
-          </w:tcPr>
-          <w:p>
-            <w:pPr>
-              <w:keepNext w:val="0"/>
-              <w:keepLines w:val="0"/>
-              <w:widowControl/>
-              <w:suppressLineNumbers w:val="0"/>
-              <w:spacing w:line="300" w:lineRule="atLeast"/>
-              <w:jc w:val="left"/>
-              <w:rPr>
-                <w:rFonts w:hint="default" w:ascii="Segoe UI" w:hAnsi="Segoe UI" w:eastAsia="Segoe UI" w:cs="Segoe UI"/>
-                <w:i w:val="0"/>
-                <w:iCs w:val="0"/>
-                <w:caps w:val="0"/>
-                <w:color w:val="0F1115"/>
-                <w:spacing w:val="0"/>
-                <w:sz w:val="18"/>
-                <w:szCs w:val="18"/>
-              </w:rPr>
-            </w:pPr>
-            <w:r>
-              <w:rPr>
-                <w:rStyle w:val="23"/>
-                <w:rFonts w:hint="default" w:ascii="Segoe UI" w:hAnsi="Segoe UI" w:eastAsia="Segoe UI" w:cs="Segoe UI"/>
-                <w:b/>
-                <w:bCs/>
-                <w:i w:val="0"/>
-                <w:iCs w:val="0"/>
-                <w:caps w:val="0"/>
-                <w:snapToGrid w:val="0"/>
-                <w:color w:val="000000"/>
-                <w:spacing w:val="0"/>
-                <w:kern w:val="0"/>
-                <w:sz w:val="18"/>
-                <w:szCs w:val="18"/>
-                <w:lang w:val="en-US" w:eastAsia="zh-CN" w:bidi="ar"/>
-              </w:rPr>
-              <w:t>人力部</w:t>
-            </w:r>
-          </w:p>
-        </w:tc>
-        <w:tc>
-          <w:tcPr>
-            <w:tcW w:w="0" w:type="auto"/>
-            <w:shd w:val="clear" w:color="auto" w:fill="auto"/>
-            <w:tcMar>
-              <w:top w:w="120" w:type="dxa"/>
-              <w:left w:w="192" w:type="dxa"/>
-              <w:bottom w:w="120" w:type="dxa"/>
-              <w:right w:w="192" w:type="dxa"/>
-            </w:tcMar>
-            <w:vAlign w:val="center"/>
-          </w:tcPr>
-          <w:p>
-            <w:pPr>
-              <w:keepNext w:val="0"/>
-              <w:keepLines w:val="0"/>
-              <w:widowControl/>
-              <w:suppressLineNumbers w:val="0"/>
-              <w:spacing w:line="300" w:lineRule="atLeast"/>
-              <w:jc w:val="left"/>
-              <w:rPr>
-                <w:rFonts w:hint="default" w:ascii="Segoe UI" w:hAnsi="Segoe UI" w:eastAsia="Segoe UI" w:cs="Segoe UI"/>
-                <w:i w:val="0"/>
-                <w:iCs w:val="0"/>
-                <w:caps w:val="0"/>
-                <w:color w:val="0F1115"/>
-                <w:spacing w:val="0"/>
-                <w:sz w:val="18"/>
-                <w:szCs w:val="18"/>
-              </w:rPr>
-            </w:pPr>
-            <w:r>
-              <w:rPr>
-                <w:rFonts w:hint="default" w:ascii="Segoe UI" w:hAnsi="Segoe UI" w:eastAsia="Segoe UI" w:cs="Segoe UI"/>
-                <w:i w:val="0"/>
-                <w:iCs w:val="0"/>
-                <w:caps w:val="0"/>
-                <w:snapToGrid w:val="0"/>
-                <w:color w:val="000000"/>
-                <w:spacing w:val="0"/>
-                <w:kern w:val="0"/>
-                <w:sz w:val="18"/>
-                <w:szCs w:val="18"/>
-                <w:lang w:val="en-US" w:eastAsia="zh-CN" w:bidi="ar"/>
-              </w:rPr>
-              <w:t>1. 组织落实全员信息安全意识教育与基础培训。</w:t>
-            </w:r>
-            <w:r>
-              <w:rPr>
-                <w:rFonts w:hint="default" w:ascii="Segoe UI" w:hAnsi="Segoe UI" w:eastAsia="Segoe UI" w:cs="Segoe UI"/>
-                <w:i w:val="0"/>
-                <w:iCs w:val="0"/>
-                <w:caps w:val="0"/>
-                <w:snapToGrid w:val="0"/>
-                <w:color w:val="000000"/>
-                <w:spacing w:val="0"/>
-                <w:kern w:val="0"/>
-                <w:sz w:val="18"/>
-                <w:szCs w:val="18"/>
-                <w:lang w:val="en-US" w:eastAsia="zh-CN" w:bidi="ar"/>
-              </w:rPr>
-              <w:br w:type="textWrapping"/>
-            </w:r>
-            <w:r>
-              <w:rPr>
-                <w:rFonts w:hint="default" w:ascii="Segoe UI" w:hAnsi="Segoe UI" w:eastAsia="Segoe UI" w:cs="Segoe UI"/>
-                <w:i w:val="0"/>
-                <w:iCs w:val="0"/>
-                <w:caps w:val="0"/>
-                <w:snapToGrid w:val="0"/>
-                <w:color w:val="000000"/>
-                <w:spacing w:val="0"/>
-                <w:kern w:val="0"/>
-                <w:sz w:val="18"/>
-                <w:szCs w:val="18"/>
-                <w:lang w:val="en-US" w:eastAsia="zh-CN" w:bidi="ar"/>
-              </w:rPr>
-              <w:t>2. 管理员工背景审查、保密协议签订及离职安全审核。</w:t>
-            </w:r>
-            <w:r>
-              <w:rPr>
-                <w:rFonts w:hint="default" w:ascii="Segoe UI" w:hAnsi="Segoe UI" w:eastAsia="Segoe UI" w:cs="Segoe UI"/>
-                <w:i w:val="0"/>
-                <w:iCs w:val="0"/>
-                <w:caps w:val="0"/>
-                <w:snapToGrid w:val="0"/>
-                <w:color w:val="000000"/>
-                <w:spacing w:val="0"/>
-                <w:kern w:val="0"/>
-                <w:sz w:val="18"/>
-                <w:szCs w:val="18"/>
-                <w:lang w:val="en-US" w:eastAsia="zh-CN" w:bidi="ar"/>
-              </w:rPr>
-              <w:br w:type="textWrapping"/>
-            </w:r>
-            <w:r>
-              <w:rPr>
-                <w:rFonts w:hint="default" w:ascii="Segoe UI" w:hAnsi="Segoe UI" w:eastAsia="Segoe UI" w:cs="Segoe UI"/>
-                <w:i w:val="0"/>
-                <w:iCs w:val="0"/>
-                <w:caps w:val="0"/>
-                <w:snapToGrid w:val="0"/>
-                <w:color w:val="000000"/>
-                <w:spacing w:val="0"/>
-                <w:kern w:val="0"/>
-                <w:sz w:val="18"/>
-                <w:szCs w:val="18"/>
-                <w:lang w:val="en-US" w:eastAsia="zh-CN" w:bidi="ar"/>
-              </w:rPr>
-              <w:t>3. 将安全表现纳入绩效考核参考。</w:t>
-            </w:r>
-          </w:p>
-        </w:tc>
-        <w:tc>
-          <w:tcPr>
-            <w:tcW w:w="0" w:type="auto"/>
-            <w:shd w:val="clear" w:color="auto" w:fill="auto"/>
-            <w:tcMar>
-              <w:top w:w="120" w:type="dxa"/>
-              <w:left w:w="192" w:type="dxa"/>
-              <w:bottom w:w="120" w:type="dxa"/>
-              <w:right w:w="0" w:type="dxa"/>
-            </w:tcMar>
-            <w:vAlign w:val="center"/>
-          </w:tcPr>
-          <w:p>
-            <w:pPr>
-              <w:keepNext w:val="0"/>
-              <w:keepLines w:val="0"/>
-              <w:widowControl/>
-              <w:suppressLineNumbers w:val="0"/>
-              <w:spacing w:line="300" w:lineRule="atLeast"/>
-              <w:jc w:val="left"/>
-              <w:rPr>
-                <w:rFonts w:hint="default" w:ascii="Segoe UI" w:hAnsi="Segoe UI" w:eastAsia="Segoe UI" w:cs="Segoe UI"/>
-                <w:i w:val="0"/>
-                <w:iCs w:val="0"/>
-                <w:caps w:val="0"/>
-                <w:color w:val="0F1115"/>
-                <w:spacing w:val="0"/>
-                <w:sz w:val="18"/>
-                <w:szCs w:val="18"/>
-              </w:rPr>
-            </w:pPr>
-            <w:r>
-              <w:rPr>
-                <w:rStyle w:val="23"/>
-                <w:rFonts w:hint="default" w:ascii="Segoe UI" w:hAnsi="Segoe UI" w:eastAsia="Segoe UI" w:cs="Segoe UI"/>
-                <w:b/>
-                <w:bCs/>
-                <w:i w:val="0"/>
-                <w:iCs w:val="0"/>
-                <w:caps w:val="0"/>
-                <w:snapToGrid w:val="0"/>
-                <w:color w:val="000000"/>
-                <w:spacing w:val="0"/>
-                <w:kern w:val="0"/>
-                <w:sz w:val="18"/>
-                <w:szCs w:val="18"/>
-                <w:lang w:val="en-US" w:eastAsia="zh-CN" w:bidi="ar"/>
-              </w:rPr>
-              <w:t>人力部经理/专员</w:t>
-            </w:r>
-          </w:p>
-        </w:tc>
-      </w:tr>
-      <w:tr>
-        <w:tblPrEx>
-          <w:tblBorders>
-            <w:top w:val="single" w:color="auto" w:sz="4" w:space="0"/>
-            <w:left w:val="single" w:color="auto" w:sz="4" w:space="0"/>
-            <w:bottom w:val="single" w:color="auto" w:sz="4" w:space="0"/>
-            <w:right w:val="single" w:color="auto" w:sz="4" w:space="0"/>
-            <w:insideH w:val="single" w:color="auto" w:sz="4" w:space="0"/>
-            <w:insideV w:val="single" w:color="auto" w:sz="4" w:space="0"/>
-          </w:tblBorders>
-          <w:shd w:val="clear" w:color="auto" w:fill="auto"/>
-          <w:tblCellMar>
-            <w:top w:w="15" w:type="dxa"/>
-            <w:left w:w="15" w:type="dxa"/>
-            <w:bottom w:w="15" w:type="dxa"/>
-            <w:right w:w="15" w:type="dxa"/>
-          </w:tblCellMar>
-        </w:tblPrEx>
-        <w:tc>
-          <w:tcPr>
-            <w:tcW w:w="0" w:type="auto"/>
-            <w:shd w:val="clear" w:color="auto" w:fill="auto"/>
-            <w:tcMar>
-              <w:top w:w="120" w:type="dxa"/>
-              <w:left w:w="0" w:type="dxa"/>
-              <w:bottom w:w="120" w:type="dxa"/>
-              <w:right w:w="192" w:type="dxa"/>
-            </w:tcMar>
-            <w:vAlign w:val="center"/>
-          </w:tcPr>
-          <w:p>
-            <w:pPr>
-              <w:keepNext w:val="0"/>
-              <w:keepLines w:val="0"/>
-              <w:widowControl/>
-              <w:suppressLineNumbers w:val="0"/>
-              <w:spacing w:line="300" w:lineRule="atLeast"/>
-              <w:jc w:val="left"/>
-              <w:rPr>
-                <w:rFonts w:hint="default" w:ascii="Segoe UI" w:hAnsi="Segoe UI" w:eastAsia="Segoe UI" w:cs="Segoe UI"/>
-                <w:i w:val="0"/>
-                <w:iCs w:val="0"/>
-                <w:caps w:val="0"/>
-                <w:color w:val="0F1115"/>
-                <w:spacing w:val="0"/>
-                <w:sz w:val="18"/>
-                <w:szCs w:val="18"/>
-              </w:rPr>
-            </w:pPr>
-            <w:r>
-              <w:rPr>
-                <w:rStyle w:val="23"/>
-                <w:rFonts w:hint="default" w:ascii="Segoe UI" w:hAnsi="Segoe UI" w:eastAsia="Segoe UI" w:cs="Segoe UI"/>
-                <w:b/>
-                <w:bCs/>
-                <w:i w:val="0"/>
-                <w:iCs w:val="0"/>
-                <w:caps w:val="0"/>
-                <w:snapToGrid w:val="0"/>
-                <w:color w:val="000000"/>
-                <w:spacing w:val="0"/>
-                <w:kern w:val="0"/>
-                <w:sz w:val="18"/>
-                <w:szCs w:val="18"/>
-                <w:lang w:val="en-US" w:eastAsia="zh-CN" w:bidi="ar"/>
-              </w:rPr>
-              <w:t>质量管理部</w:t>
-            </w:r>
-          </w:p>
-        </w:tc>
-        <w:tc>
-          <w:tcPr>
-            <w:tcW w:w="0" w:type="auto"/>
-            <w:shd w:val="clear" w:color="auto" w:fill="auto"/>
-            <w:tcMar>
-              <w:top w:w="120" w:type="dxa"/>
-              <w:left w:w="192" w:type="dxa"/>
-              <w:bottom w:w="120" w:type="dxa"/>
-              <w:right w:w="192" w:type="dxa"/>
-            </w:tcMar>
-            <w:vAlign w:val="center"/>
-          </w:tcPr>
-          <w:p>
-            <w:pPr>
-              <w:keepNext w:val="0"/>
-              <w:keepLines w:val="0"/>
-              <w:widowControl/>
-              <w:suppressLineNumbers w:val="0"/>
-              <w:spacing w:line="300" w:lineRule="atLeast"/>
-              <w:jc w:val="left"/>
-              <w:rPr>
-                <w:rFonts w:hint="default" w:ascii="Segoe UI" w:hAnsi="Segoe UI" w:eastAsia="Segoe UI" w:cs="Segoe UI"/>
-                <w:i w:val="0"/>
-                <w:iCs w:val="0"/>
-                <w:caps w:val="0"/>
-                <w:color w:val="0F1115"/>
-                <w:spacing w:val="0"/>
-                <w:sz w:val="18"/>
-                <w:szCs w:val="18"/>
-              </w:rPr>
-            </w:pPr>
-            <w:r>
-              <w:rPr>
-                <w:rFonts w:hint="default" w:ascii="Segoe UI" w:hAnsi="Segoe UI" w:eastAsia="Segoe UI" w:cs="Segoe UI"/>
-                <w:i w:val="0"/>
-                <w:iCs w:val="0"/>
-                <w:caps w:val="0"/>
-                <w:snapToGrid w:val="0"/>
-                <w:color w:val="000000"/>
-                <w:spacing w:val="0"/>
-                <w:kern w:val="0"/>
-                <w:sz w:val="18"/>
-                <w:szCs w:val="18"/>
-                <w:lang w:val="en-US" w:eastAsia="zh-CN" w:bidi="ar"/>
-              </w:rPr>
-              <w:t>1. 独立监督本制度及所有安全流程的执行合规性。</w:t>
-            </w:r>
-            <w:r>
-              <w:rPr>
-                <w:rFonts w:hint="default" w:ascii="Segoe UI" w:hAnsi="Segoe UI" w:eastAsia="Segoe UI" w:cs="Segoe UI"/>
-                <w:i w:val="0"/>
-                <w:iCs w:val="0"/>
-                <w:caps w:val="0"/>
-                <w:snapToGrid w:val="0"/>
-                <w:color w:val="000000"/>
-                <w:spacing w:val="0"/>
-                <w:kern w:val="0"/>
-                <w:sz w:val="18"/>
-                <w:szCs w:val="18"/>
-                <w:lang w:val="en-US" w:eastAsia="zh-CN" w:bidi="ar"/>
-              </w:rPr>
-              <w:br w:type="textWrapping"/>
-            </w:r>
-            <w:r>
-              <w:rPr>
-                <w:rFonts w:hint="default" w:ascii="Segoe UI" w:hAnsi="Segoe UI" w:eastAsia="Segoe UI" w:cs="Segoe UI"/>
-                <w:i w:val="0"/>
-                <w:iCs w:val="0"/>
-                <w:caps w:val="0"/>
-                <w:snapToGrid w:val="0"/>
-                <w:color w:val="000000"/>
-                <w:spacing w:val="0"/>
-                <w:kern w:val="0"/>
-                <w:sz w:val="18"/>
-                <w:szCs w:val="18"/>
-                <w:lang w:val="en-US" w:eastAsia="zh-CN" w:bidi="ar"/>
-              </w:rPr>
-              <w:t>2. 组织或参与信息安全内部审计。</w:t>
-            </w:r>
-            <w:r>
-              <w:rPr>
-                <w:rFonts w:hint="default" w:ascii="Segoe UI" w:hAnsi="Segoe UI" w:eastAsia="Segoe UI" w:cs="Segoe UI"/>
-                <w:i w:val="0"/>
-                <w:iCs w:val="0"/>
-                <w:caps w:val="0"/>
-                <w:snapToGrid w:val="0"/>
-                <w:color w:val="000000"/>
-                <w:spacing w:val="0"/>
-                <w:kern w:val="0"/>
-                <w:sz w:val="18"/>
-                <w:szCs w:val="18"/>
-                <w:lang w:val="en-US" w:eastAsia="zh-CN" w:bidi="ar"/>
-              </w:rPr>
-              <w:br w:type="textWrapping"/>
-            </w:r>
-            <w:r>
-              <w:rPr>
-                <w:rFonts w:hint="default" w:ascii="Segoe UI" w:hAnsi="Segoe UI" w:eastAsia="Segoe UI" w:cs="Segoe UI"/>
-                <w:i w:val="0"/>
-                <w:iCs w:val="0"/>
-                <w:caps w:val="0"/>
-                <w:snapToGrid w:val="0"/>
-                <w:color w:val="000000"/>
-                <w:spacing w:val="0"/>
-                <w:kern w:val="0"/>
-                <w:sz w:val="18"/>
-                <w:szCs w:val="18"/>
-                <w:lang w:val="en-US" w:eastAsia="zh-CN" w:bidi="ar"/>
-              </w:rPr>
-              <w:t>3. 将安全指标纳入公司质量目标与监控体系。</w:t>
-            </w:r>
-          </w:p>
-        </w:tc>
-        <w:tc>
-          <w:tcPr>
-            <w:tcW w:w="0" w:type="auto"/>
-            <w:shd w:val="clear" w:color="auto" w:fill="auto"/>
-            <w:tcMar>
-              <w:top w:w="120" w:type="dxa"/>
-              <w:left w:w="192" w:type="dxa"/>
-              <w:bottom w:w="120" w:type="dxa"/>
-              <w:right w:w="0" w:type="dxa"/>
-            </w:tcMar>
-            <w:vAlign w:val="center"/>
-          </w:tcPr>
-          <w:p>
-            <w:pPr>
-              <w:keepNext w:val="0"/>
-              <w:keepLines w:val="0"/>
-              <w:widowControl/>
-              <w:suppressLineNumbers w:val="0"/>
-              <w:spacing w:line="300" w:lineRule="atLeast"/>
-              <w:jc w:val="left"/>
-              <w:rPr>
-                <w:rFonts w:hint="default" w:ascii="Segoe UI" w:hAnsi="Segoe UI" w:eastAsia="Segoe UI" w:cs="Segoe UI"/>
-                <w:i w:val="0"/>
-                <w:iCs w:val="0"/>
-                <w:caps w:val="0"/>
-                <w:color w:val="0F1115"/>
-                <w:spacing w:val="0"/>
-                <w:sz w:val="18"/>
-                <w:szCs w:val="18"/>
-              </w:rPr>
-            </w:pPr>
-            <w:r>
-              <w:rPr>
-                <w:rStyle w:val="23"/>
-                <w:rFonts w:hint="default" w:ascii="Segoe UI" w:hAnsi="Segoe UI" w:eastAsia="Segoe UI" w:cs="Segoe UI"/>
-                <w:b/>
-                <w:bCs/>
-                <w:i w:val="0"/>
-                <w:iCs w:val="0"/>
-                <w:caps w:val="0"/>
-                <w:snapToGrid w:val="0"/>
-                <w:color w:val="000000"/>
-                <w:spacing w:val="0"/>
-                <w:kern w:val="0"/>
-                <w:sz w:val="18"/>
-                <w:szCs w:val="18"/>
-                <w:lang w:val="en-US" w:eastAsia="zh-CN" w:bidi="ar"/>
-              </w:rPr>
-              <w:t>质量管理部经理/专员</w:t>
-            </w:r>
-          </w:p>
-        </w:tc>
-      </w:tr>
-      <w:tr>
-        <w:tblPrEx>
-          <w:tblBorders>
-            <w:top w:val="single" w:color="auto" w:sz="4" w:space="0"/>
-            <w:left w:val="single" w:color="auto" w:sz="4" w:space="0"/>
-            <w:bottom w:val="single" w:color="auto" w:sz="4" w:space="0"/>
-            <w:right w:val="single" w:color="auto" w:sz="4" w:space="0"/>
-            <w:insideH w:val="single" w:color="auto" w:sz="4" w:space="0"/>
-            <w:insideV w:val="single" w:color="auto" w:sz="4" w:space="0"/>
-          </w:tblBorders>
-          <w:shd w:val="clear" w:color="auto" w:fill="auto"/>
-          <w:tblCellMar>
-            <w:top w:w="15" w:type="dxa"/>
-            <w:left w:w="15" w:type="dxa"/>
-            <w:bottom w:w="15" w:type="dxa"/>
-            <w:right w:w="15" w:type="dxa"/>
-          </w:tblCellMar>
-        </w:tblPrEx>
-        <w:tc>
-          <w:tcPr>
-            <w:tcW w:w="0" w:type="auto"/>
-            <w:shd w:val="clear" w:color="auto" w:fill="auto"/>
-            <w:tcMar>
-              <w:top w:w="120" w:type="dxa"/>
-              <w:left w:w="0" w:type="dxa"/>
-              <w:bottom w:w="120" w:type="dxa"/>
-              <w:right w:w="192" w:type="dxa"/>
-            </w:tcMar>
-            <w:vAlign w:val="center"/>
-          </w:tcPr>
-          <w:p>
-            <w:pPr>
-              <w:keepNext w:val="0"/>
-              <w:keepLines w:val="0"/>
-              <w:widowControl/>
-              <w:suppressLineNumbers w:val="0"/>
-              <w:spacing w:line="300" w:lineRule="atLeast"/>
-              <w:jc w:val="left"/>
-              <w:rPr>
-                <w:rFonts w:hint="default" w:ascii="Segoe UI" w:hAnsi="Segoe UI" w:eastAsia="Segoe UI" w:cs="Segoe UI"/>
-                <w:i w:val="0"/>
-                <w:iCs w:val="0"/>
-                <w:caps w:val="0"/>
-                <w:color w:val="0F1115"/>
-                <w:spacing w:val="0"/>
-                <w:sz w:val="18"/>
-                <w:szCs w:val="18"/>
-              </w:rPr>
-            </w:pPr>
-            <w:r>
-              <w:rPr>
-                <w:rStyle w:val="23"/>
-                <w:rFonts w:hint="default" w:ascii="Segoe UI" w:hAnsi="Segoe UI" w:eastAsia="Segoe UI" w:cs="Segoe UI"/>
-                <w:b/>
-                <w:bCs/>
-                <w:i w:val="0"/>
-                <w:iCs w:val="0"/>
-                <w:caps w:val="0"/>
-                <w:snapToGrid w:val="0"/>
-                <w:color w:val="000000"/>
-                <w:spacing w:val="0"/>
-                <w:kern w:val="0"/>
-                <w:sz w:val="18"/>
-                <w:szCs w:val="18"/>
-                <w:lang w:val="en-US" w:eastAsia="zh-CN" w:bidi="ar"/>
-              </w:rPr>
-              <w:t>全体员工</w:t>
-            </w:r>
-          </w:p>
-        </w:tc>
-        <w:tc>
-          <w:tcPr>
-            <w:tcW w:w="0" w:type="auto"/>
-            <w:shd w:val="clear" w:color="auto" w:fill="auto"/>
-            <w:tcMar>
-              <w:top w:w="120" w:type="dxa"/>
-              <w:left w:w="192" w:type="dxa"/>
-              <w:bottom w:w="120" w:type="dxa"/>
-              <w:right w:w="192" w:type="dxa"/>
-            </w:tcMar>
-            <w:vAlign w:val="center"/>
-          </w:tcPr>
-          <w:p>
-            <w:pPr>
-              <w:keepNext w:val="0"/>
-              <w:keepLines w:val="0"/>
-              <w:widowControl/>
-              <w:suppressLineNumbers w:val="0"/>
-              <w:spacing w:line="300" w:lineRule="atLeast"/>
-              <w:jc w:val="left"/>
-              <w:rPr>
-                <w:rFonts w:hint="default" w:ascii="Segoe UI" w:hAnsi="Segoe UI" w:eastAsia="Segoe UI" w:cs="Segoe UI"/>
-                <w:i w:val="0"/>
-                <w:iCs w:val="0"/>
-                <w:caps w:val="0"/>
-                <w:color w:val="0F1115"/>
-                <w:spacing w:val="0"/>
-                <w:sz w:val="18"/>
-                <w:szCs w:val="18"/>
-              </w:rPr>
-            </w:pPr>
-            <w:r>
-              <w:rPr>
-                <w:rFonts w:hint="default" w:ascii="Segoe UI" w:hAnsi="Segoe UI" w:eastAsia="Segoe UI" w:cs="Segoe UI"/>
-                <w:i w:val="0"/>
-                <w:iCs w:val="0"/>
-                <w:caps w:val="0"/>
-                <w:snapToGrid w:val="0"/>
-                <w:color w:val="000000"/>
-                <w:spacing w:val="0"/>
-                <w:kern w:val="0"/>
-                <w:sz w:val="18"/>
-                <w:szCs w:val="18"/>
-                <w:lang w:val="en-US" w:eastAsia="zh-CN" w:bidi="ar"/>
-              </w:rPr>
-              <w:t>1. 了解并遵守公司信息安全相关规定。</w:t>
-            </w:r>
-            <w:r>
-              <w:rPr>
-                <w:rFonts w:hint="default" w:ascii="Segoe UI" w:hAnsi="Segoe UI" w:eastAsia="Segoe UI" w:cs="Segoe UI"/>
-                <w:i w:val="0"/>
-                <w:iCs w:val="0"/>
-                <w:caps w:val="0"/>
-                <w:snapToGrid w:val="0"/>
-                <w:color w:val="000000"/>
-                <w:spacing w:val="0"/>
-                <w:kern w:val="0"/>
-                <w:sz w:val="18"/>
-                <w:szCs w:val="18"/>
-                <w:lang w:val="en-US" w:eastAsia="zh-CN" w:bidi="ar"/>
-              </w:rPr>
-              <w:br w:type="textWrapping"/>
-            </w:r>
-            <w:r>
-              <w:rPr>
-                <w:rFonts w:hint="default" w:ascii="Segoe UI" w:hAnsi="Segoe UI" w:eastAsia="Segoe UI" w:cs="Segoe UI"/>
-                <w:i w:val="0"/>
-                <w:iCs w:val="0"/>
-                <w:caps w:val="0"/>
-                <w:snapToGrid w:val="0"/>
-                <w:color w:val="000000"/>
-                <w:spacing w:val="0"/>
-                <w:kern w:val="0"/>
-                <w:sz w:val="18"/>
-                <w:szCs w:val="18"/>
-                <w:lang w:val="en-US" w:eastAsia="zh-CN" w:bidi="ar"/>
-              </w:rPr>
-              <w:t>2. 保护自身掌握的账户、密码及信息资产。</w:t>
-            </w:r>
-            <w:r>
-              <w:rPr>
-                <w:rFonts w:hint="default" w:ascii="Segoe UI" w:hAnsi="Segoe UI" w:eastAsia="Segoe UI" w:cs="Segoe UI"/>
-                <w:i w:val="0"/>
-                <w:iCs w:val="0"/>
-                <w:caps w:val="0"/>
-                <w:snapToGrid w:val="0"/>
-                <w:color w:val="000000"/>
-                <w:spacing w:val="0"/>
-                <w:kern w:val="0"/>
-                <w:sz w:val="18"/>
-                <w:szCs w:val="18"/>
-                <w:lang w:val="en-US" w:eastAsia="zh-CN" w:bidi="ar"/>
-              </w:rPr>
-              <w:br w:type="textWrapping"/>
-            </w:r>
-            <w:r>
-              <w:rPr>
-                <w:rFonts w:hint="default" w:ascii="Segoe UI" w:hAnsi="Segoe UI" w:eastAsia="Segoe UI" w:cs="Segoe UI"/>
-                <w:i w:val="0"/>
-                <w:iCs w:val="0"/>
-                <w:caps w:val="0"/>
-                <w:snapToGrid w:val="0"/>
-                <w:color w:val="000000"/>
-                <w:spacing w:val="0"/>
-                <w:kern w:val="0"/>
-                <w:sz w:val="18"/>
-                <w:szCs w:val="18"/>
-                <w:lang w:val="en-US" w:eastAsia="zh-CN" w:bidi="ar"/>
-              </w:rPr>
-              <w:t>3. 有责任报告发现的安全隐患或事件。</w:t>
-            </w:r>
-          </w:p>
-        </w:tc>
-        <w:tc>
-          <w:tcPr>
-            <w:tcW w:w="0" w:type="auto"/>
-            <w:shd w:val="clear" w:color="auto" w:fill="auto"/>
-            <w:tcMar>
-              <w:top w:w="120" w:type="dxa"/>
-              <w:left w:w="192" w:type="dxa"/>
-              <w:bottom w:w="120" w:type="dxa"/>
-              <w:right w:w="0" w:type="dxa"/>
-            </w:tcMar>
-            <w:vAlign w:val="center"/>
-          </w:tcPr>
-          <w:p>
-            <w:pPr>
-              <w:keepNext w:val="0"/>
-              <w:keepLines w:val="0"/>
-              <w:widowControl/>
-              <w:suppressLineNumbers w:val="0"/>
-              <w:spacing w:line="300" w:lineRule="atLeast"/>
-              <w:jc w:val="left"/>
-              <w:rPr>
-                <w:rFonts w:hint="default" w:ascii="Segoe UI" w:hAnsi="Segoe UI" w:eastAsia="Segoe UI" w:cs="Segoe UI"/>
-                <w:i w:val="0"/>
-                <w:iCs w:val="0"/>
-                <w:caps w:val="0"/>
-                <w:color w:val="0F1115"/>
-                <w:spacing w:val="0"/>
-                <w:sz w:val="18"/>
-                <w:szCs w:val="18"/>
-              </w:rPr>
-            </w:pPr>
-            <w:r>
-              <w:rPr>
-                <w:rStyle w:val="23"/>
-                <w:rFonts w:hint="default" w:ascii="Segoe UI" w:hAnsi="Segoe UI" w:eastAsia="Segoe UI" w:cs="Segoe UI"/>
-                <w:b/>
-                <w:bCs/>
-                <w:i w:val="0"/>
-                <w:iCs w:val="0"/>
-                <w:caps w:val="0"/>
-                <w:snapToGrid w:val="0"/>
-                <w:color w:val="000000"/>
-                <w:spacing w:val="0"/>
-                <w:kern w:val="0"/>
-                <w:sz w:val="18"/>
-                <w:szCs w:val="18"/>
-                <w:lang w:val="en-US" w:eastAsia="zh-CN" w:bidi="ar"/>
-              </w:rPr>
               <w:t>公司全体员工</w:t>
             </w:r>
           </w:p>
@@ -6267,7 +6331,7 @@
           <w:lang w:val="en-US" w:eastAsia="zh-CN"/>
         </w:rPr>
       </w:pPr>
-      <w:bookmarkStart w:id="8" w:name="_Toc3509"/>
+      <w:bookmarkStart w:id="8" w:name="_Toc31876"/>
       <w:r>
         <w:rPr>
           <w:rFonts w:hint="eastAsia"/>
@@ -6286,7 +6350,7 @@
           <w:lang w:val="en-US" w:eastAsia="zh-CN"/>
         </w:rPr>
       </w:pPr>
-      <w:bookmarkStart w:id="9" w:name="_Toc1968"/>
+      <w:bookmarkStart w:id="9" w:name="_Toc2017"/>
       <w:r>
         <w:rPr>
           <w:rFonts w:hint="eastAsia"/>
@@ -6322,7 +6386,7 @@
           <w:lang w:val="en-US" w:eastAsia="zh-CN"/>
         </w:rPr>
       </w:pPr>
-      <w:bookmarkStart w:id="10" w:name="_Toc20255"/>
+      <w:bookmarkStart w:id="10" w:name="_Toc29468"/>
       <w:r>
         <w:rPr>
           <w:rFonts w:hint="eastAsia"/>
@@ -6375,7 +6439,7 @@
           <w:lang w:val="en-US" w:eastAsia="zh-CN"/>
         </w:rPr>
       </w:pPr>
-      <w:bookmarkStart w:id="11" w:name="_Toc7329"/>
+      <w:bookmarkStart w:id="11" w:name="_Toc25513"/>
       <w:r>
         <w:rPr>
           <w:rFonts w:hint="eastAsia"/>
@@ -6530,7 +6594,7 @@
           <w:lang w:val="en-US" w:eastAsia="zh-CN"/>
         </w:rPr>
       </w:pPr>
-      <w:bookmarkStart w:id="12" w:name="_Toc15582"/>
+      <w:bookmarkStart w:id="12" w:name="_Toc11449"/>
       <w:r>
         <w:rPr>
           <w:rFonts w:hint="eastAsia"/>
@@ -6600,7 +6664,7 @@
           <w:lang w:val="en-US" w:eastAsia="zh-CN"/>
         </w:rPr>
       </w:pPr>
-      <w:bookmarkStart w:id="13" w:name="_Toc9552"/>
+      <w:bookmarkStart w:id="13" w:name="_Toc11539"/>
       <w:r>
         <w:rPr>
           <w:rFonts w:hint="eastAsia"/>
@@ -6636,7 +6700,7 @@
           <w:lang w:val="en-US" w:eastAsia="zh-CN"/>
         </w:rPr>
       </w:pPr>
-      <w:bookmarkStart w:id="14" w:name="_Toc9771"/>
+      <w:bookmarkStart w:id="14" w:name="_Toc22101"/>
       <w:r>
         <w:rPr>
           <w:rFonts w:hint="eastAsia"/>
@@ -6655,7 +6719,7 @@
           <w:lang w:val="en-US" w:eastAsia="zh-CN"/>
         </w:rPr>
       </w:pPr>
-      <w:bookmarkStart w:id="15" w:name="_Toc29681"/>
+      <w:bookmarkStart w:id="15" w:name="_Toc25807"/>
       <w:r>
         <w:rPr>
           <w:rFonts w:hint="eastAsia"/>
@@ -6691,7 +6755,7 @@
           <w:lang w:val="en-US" w:eastAsia="zh-CN"/>
         </w:rPr>
       </w:pPr>
-      <w:bookmarkStart w:id="16" w:name="_Toc23755"/>
+      <w:bookmarkStart w:id="16" w:name="_Toc16149"/>
       <w:r>
         <w:rPr>
           <w:rFonts w:hint="eastAsia"/>
@@ -6761,7 +6825,7 @@
           <w:lang w:val="en-US" w:eastAsia="zh-CN"/>
         </w:rPr>
       </w:pPr>
-      <w:bookmarkStart w:id="17" w:name="_Toc8747"/>
+      <w:bookmarkStart w:id="17" w:name="_Toc29139"/>
       <w:r>
         <w:rPr>
           <w:rFonts w:hint="eastAsia"/>
@@ -6831,7 +6895,7 @@
           <w:lang w:val="en-US" w:eastAsia="zh-CN"/>
         </w:rPr>
       </w:pPr>
-      <w:bookmarkStart w:id="18" w:name="_Toc12013"/>
+      <w:bookmarkStart w:id="18" w:name="_Toc23765"/>
       <w:r>
         <w:rPr>
           <w:rFonts w:hint="eastAsia"/>
@@ -6850,7 +6914,7 @@
           <w:lang w:val="en-US" w:eastAsia="zh-CN"/>
         </w:rPr>
       </w:pPr>
-      <w:bookmarkStart w:id="19" w:name="_Toc7154"/>
+      <w:bookmarkStart w:id="19" w:name="_Toc31307"/>
       <w:r>
         <w:rPr>
           <w:rFonts w:hint="eastAsia"/>
@@ -6937,7 +7001,7 @@
           <w:lang w:val="en-US" w:eastAsia="zh-CN"/>
         </w:rPr>
       </w:pPr>
-      <w:bookmarkStart w:id="20" w:name="_Toc23858"/>
+      <w:bookmarkStart w:id="20" w:name="_Toc3560"/>
       <w:r>
         <w:rPr>
           <w:rFonts w:hint="eastAsia"/>
@@ -7202,7 +7266,6 @@
             <w:insideH w:val="single" w:color="auto" w:sz="4" w:space="0"/>
             <w:insideV w:val="single" w:color="auto" w:sz="4" w:space="0"/>
           </w:tblBorders>
-          <w:shd w:val="clear" w:color="auto" w:fill="auto"/>
           <w:tblCellMar>
             <w:top w:w="15" w:type="dxa"/>
             <w:left w:w="15" w:type="dxa"/>
@@ -7406,6 +7469,222 @@
                 <w:lang w:val="en-US" w:eastAsia="zh-CN" w:bidi="ar"/>
               </w:rPr>
               <w:t>入职后1个月内完成，之后每年1次</w:t>
+            </w:r>
+          </w:p>
+        </w:tc>
+      </w:tr>
+      <w:tr>
+        <w:tblPrEx>
+          <w:tblBorders>
+            <w:top w:val="single" w:color="auto" w:sz="4" w:space="0"/>
+            <w:left w:val="single" w:color="auto" w:sz="4" w:space="0"/>
+            <w:bottom w:val="single" w:color="auto" w:sz="4" w:space="0"/>
+            <w:right w:val="single" w:color="auto" w:sz="4" w:space="0"/>
+            <w:insideH w:val="single" w:color="auto" w:sz="4" w:space="0"/>
+            <w:insideV w:val="single" w:color="auto" w:sz="4" w:space="0"/>
+          </w:tblBorders>
+          <w:tblCellMar>
+            <w:top w:w="15" w:type="dxa"/>
+            <w:left w:w="15" w:type="dxa"/>
+            <w:bottom w:w="15" w:type="dxa"/>
+            <w:right w:w="15" w:type="dxa"/>
+          </w:tblCellMar>
+        </w:tblPrEx>
+        <w:tc>
+          <w:tcPr>
+            <w:tcW w:w="1039" w:type="dxa"/>
+            <w:shd w:val="clear" w:color="auto" w:fill="auto"/>
+            <w:tcMar>
+              <w:top w:w="120" w:type="dxa"/>
+              <w:left w:w="0" w:type="dxa"/>
+              <w:bottom w:w="120" w:type="dxa"/>
+              <w:right w:w="192" w:type="dxa"/>
+            </w:tcMar>
+            <w:vAlign w:val="center"/>
+          </w:tcPr>
+          <w:p>
+            <w:pPr>
+              <w:keepNext w:val="0"/>
+              <w:keepLines w:val="0"/>
+              <w:widowControl/>
+              <w:suppressLineNumbers w:val="0"/>
+              <w:spacing w:line="300" w:lineRule="atLeast"/>
+              <w:jc w:val="left"/>
+              <w:rPr>
+                <w:rFonts w:hint="default" w:ascii="Segoe UI" w:hAnsi="Segoe UI" w:eastAsia="Segoe UI" w:cs="Segoe UI"/>
+                <w:i w:val="0"/>
+                <w:iCs w:val="0"/>
+                <w:caps w:val="0"/>
+                <w:color w:val="0F1115"/>
+                <w:spacing w:val="0"/>
+                <w:sz w:val="18"/>
+                <w:szCs w:val="18"/>
+              </w:rPr>
+            </w:pPr>
+            <w:r>
+              <w:rPr>
+                <w:rStyle w:val="23"/>
+                <w:rFonts w:hint="default" w:ascii="Segoe UI" w:hAnsi="Segoe UI" w:eastAsia="Segoe UI" w:cs="Segoe UI"/>
+                <w:b/>
+                <w:bCs/>
+                <w:i w:val="0"/>
+                <w:iCs w:val="0"/>
+                <w:caps w:val="0"/>
+                <w:snapToGrid w:val="0"/>
+                <w:color w:val="000000"/>
+                <w:spacing w:val="0"/>
+                <w:kern w:val="0"/>
+                <w:sz w:val="18"/>
+                <w:szCs w:val="18"/>
+                <w:lang w:val="en-US" w:eastAsia="zh-CN" w:bidi="ar"/>
+              </w:rPr>
+              <w:t>岗位技能培训</w:t>
+            </w:r>
+          </w:p>
+        </w:tc>
+        <w:tc>
+          <w:tcPr>
+            <w:tcW w:w="1903" w:type="dxa"/>
+            <w:shd w:val="clear" w:color="auto" w:fill="auto"/>
+            <w:tcMar>
+              <w:top w:w="120" w:type="dxa"/>
+              <w:left w:w="192" w:type="dxa"/>
+              <w:bottom w:w="120" w:type="dxa"/>
+              <w:right w:w="192" w:type="dxa"/>
+            </w:tcMar>
+            <w:vAlign w:val="center"/>
+          </w:tcPr>
+          <w:p>
+            <w:pPr>
+              <w:keepNext w:val="0"/>
+              <w:keepLines w:val="0"/>
+              <w:widowControl/>
+              <w:suppressLineNumbers w:val="0"/>
+              <w:spacing w:line="300" w:lineRule="atLeast"/>
+              <w:jc w:val="left"/>
+              <w:rPr>
+                <w:rFonts w:hint="default" w:ascii="Segoe UI" w:hAnsi="Segoe UI" w:eastAsia="Segoe UI" w:cs="Segoe UI"/>
+                <w:i w:val="0"/>
+                <w:iCs w:val="0"/>
+                <w:caps w:val="0"/>
+                <w:color w:val="0F1115"/>
+                <w:spacing w:val="0"/>
+                <w:sz w:val="18"/>
+                <w:szCs w:val="18"/>
+              </w:rPr>
+            </w:pPr>
+            <w:r>
+              <w:rPr>
+                <w:rFonts w:hint="default" w:ascii="Segoe UI" w:hAnsi="Segoe UI" w:eastAsia="Segoe UI" w:cs="Segoe UI"/>
+                <w:i w:val="0"/>
+                <w:iCs w:val="0"/>
+                <w:caps w:val="0"/>
+                <w:snapToGrid w:val="0"/>
+                <w:color w:val="000000"/>
+                <w:spacing w:val="0"/>
+                <w:kern w:val="0"/>
+                <w:sz w:val="18"/>
+                <w:szCs w:val="18"/>
+                <w:lang w:val="en-US" w:eastAsia="zh-CN" w:bidi="ar"/>
+              </w:rPr>
+              <w:t>运维工程师、开发工程师、测试工程师等</w:t>
+            </w:r>
+          </w:p>
+        </w:tc>
+        <w:tc>
+          <w:tcPr>
+            <w:tcW w:w="0" w:type="auto"/>
+            <w:shd w:val="clear" w:color="auto" w:fill="auto"/>
+            <w:tcMar>
+              <w:top w:w="120" w:type="dxa"/>
+              <w:left w:w="192" w:type="dxa"/>
+              <w:bottom w:w="120" w:type="dxa"/>
+              <w:right w:w="192" w:type="dxa"/>
+            </w:tcMar>
+            <w:vAlign w:val="center"/>
+          </w:tcPr>
+          <w:p>
+            <w:pPr>
+              <w:keepNext w:val="0"/>
+              <w:keepLines w:val="0"/>
+              <w:widowControl/>
+              <w:suppressLineNumbers w:val="0"/>
+              <w:spacing w:line="300" w:lineRule="atLeast"/>
+              <w:jc w:val="left"/>
+              <w:rPr>
+                <w:rFonts w:hint="default" w:ascii="Segoe UI" w:hAnsi="Segoe UI" w:eastAsia="Segoe UI" w:cs="Segoe UI"/>
+                <w:i w:val="0"/>
+                <w:iCs w:val="0"/>
+                <w:caps w:val="0"/>
+                <w:color w:val="0F1115"/>
+                <w:spacing w:val="0"/>
+                <w:sz w:val="18"/>
+                <w:szCs w:val="18"/>
+              </w:rPr>
+            </w:pPr>
+            <w:r>
+              <w:rPr>
+                <w:rFonts w:hint="default" w:ascii="Segoe UI" w:hAnsi="Segoe UI" w:eastAsia="Segoe UI" w:cs="Segoe UI"/>
+                <w:i w:val="0"/>
+                <w:iCs w:val="0"/>
+                <w:caps w:val="0"/>
+                <w:snapToGrid w:val="0"/>
+                <w:color w:val="000000"/>
+                <w:spacing w:val="0"/>
+                <w:kern w:val="0"/>
+                <w:sz w:val="18"/>
+                <w:szCs w:val="18"/>
+                <w:lang w:val="en-US" w:eastAsia="zh-CN" w:bidi="ar"/>
+              </w:rPr>
+              <w:t>安全开发规范、系统安全加固、漏洞扫描与修复、日志安全分析、应急响应操作等。</w:t>
+            </w:r>
+          </w:p>
+        </w:tc>
+        <w:tc>
+          <w:tcPr>
+            <w:tcW w:w="0" w:type="auto"/>
+            <w:shd w:val="clear" w:color="auto" w:fill="auto"/>
+            <w:tcMar>
+              <w:top w:w="120" w:type="dxa"/>
+              <w:left w:w="192" w:type="dxa"/>
+              <w:bottom w:w="120" w:type="dxa"/>
+              <w:right w:w="0" w:type="dxa"/>
+            </w:tcMar>
+            <w:vAlign w:val="center"/>
+          </w:tcPr>
+          <w:p>
+            <w:pPr>
+              <w:keepNext w:val="0"/>
+              <w:keepLines w:val="0"/>
+              <w:widowControl/>
+              <w:suppressLineNumbers w:val="0"/>
+              <w:spacing w:line="300" w:lineRule="atLeast"/>
+              <w:jc w:val="left"/>
+              <w:rPr>
+                <w:rFonts w:hint="default" w:ascii="Segoe UI" w:hAnsi="Segoe UI" w:eastAsia="宋体" w:cs="Segoe UI"/>
+                <w:i w:val="0"/>
+                <w:iCs w:val="0"/>
+                <w:caps w:val="0"/>
+                <w:color w:val="0F1115"/>
+                <w:spacing w:val="0"/>
+                <w:sz w:val="18"/>
+                <w:szCs w:val="18"/>
+                <w:lang w:val="en-US" w:eastAsia="zh-CN"/>
+              </w:rPr>
+            </w:pPr>
+            <w:r>
+              <w:rPr>
+                <w:rFonts w:hint="eastAsia" w:ascii="Segoe UI" w:hAnsi="Segoe UI" w:eastAsia="宋体" w:cs="Segoe UI"/>
+                <w:i w:val="0"/>
+                <w:iCs w:val="0"/>
+                <w:caps w:val="0"/>
+                <w:color w:val="0F1115"/>
+                <w:spacing w:val="0"/>
+                <w:sz w:val="18"/>
+                <w:szCs w:val="18"/>
+                <w:lang w:val="en-US" w:eastAsia="zh-CN"/>
+              </w:rPr>
+              <w:t>每年至少1次</w:t>
             </w:r>
           </w:p>
         </w:tc>
@@ -7476,7 +7755,7 @@
                 <w:szCs w:val="18"/>
                 <w:lang w:val="en-US" w:eastAsia="zh-CN" w:bidi="ar"/>
               </w:rPr>
-              <w:t>岗位技能培训</w:t>
+              <w:t>管理层培训</w:t>
             </w:r>
           </w:p>
         </w:tc>
@@ -7525,7 +7804,7 @@
                 <w:szCs w:val="18"/>
                 <w:lang w:val="en-US" w:eastAsia="zh-CN" w:bidi="ar"/>
               </w:rPr>
-              <w:t>运维工程师、开发工程师、测试工程师等</w:t>
+              <w:t>各级管理人员</w:t>
             </w:r>
           </w:p>
         </w:tc>
@@ -7574,7 +7853,7 @@
                 <w:szCs w:val="18"/>
                 <w:lang w:val="en-US" w:eastAsia="zh-CN" w:bidi="ar"/>
               </w:rPr>
-              <w:t>安全开发规范、系统安全加固、漏洞扫描与修复、日志安全分析、应急响应操作等。</w:t>
+              <w:t>信息安全战略、风险管理、法律法规责任、业务连续性管理。</w:t>
             </w:r>
           </w:p>
         </w:tc>
@@ -7599,223 +7878,6 @@
               <w:spacing w:line="300" w:lineRule="atLeast"/>
               <w:jc w:val="left"/>
               <w:rPr>
-                <w:rFonts w:hint="default" w:ascii="Segoe UI" w:hAnsi="Segoe UI" w:eastAsia="宋体" w:cs="Segoe UI"/>
-                <w:i w:val="0"/>
-                <w:iCs w:val="0"/>
-                <w:caps w:val="0"/>
-                <w:color w:val="0F1115"/>
-                <w:spacing w:val="0"/>
-                <w:sz w:val="18"/>
-                <w:szCs w:val="18"/>
-                <w:lang w:val="en-US" w:eastAsia="zh-CN"/>
-              </w:rPr>
-            </w:pPr>
-            <w:r>
-              <w:rPr>
-                <w:rFonts w:hint="eastAsia" w:ascii="Segoe UI" w:hAnsi="Segoe UI" w:eastAsia="宋体" w:cs="Segoe UI"/>
-                <w:i w:val="0"/>
-                <w:iCs w:val="0"/>
-                <w:caps w:val="0"/>
-                <w:color w:val="0F1115"/>
-                <w:spacing w:val="0"/>
-                <w:sz w:val="18"/>
-                <w:szCs w:val="18"/>
-                <w:lang w:val="en-US" w:eastAsia="zh-CN"/>
-              </w:rPr>
-              <w:t>每年至少1次</w:t>
-            </w:r>
-          </w:p>
-        </w:tc>
-      </w:tr>
-      <w:tr>
-        <w:tblPrEx>
-          <w:tblBorders>
-            <w:top w:val="single" w:color="auto" w:sz="4" w:space="0"/>
-            <w:left w:val="single" w:color="auto" w:sz="4" w:space="0"/>
-            <w:bottom w:val="single" w:color="auto" w:sz="4" w:space="0"/>
-            <w:right w:val="single" w:color="auto" w:sz="4" w:space="0"/>
-            <w:insideH w:val="single" w:color="auto" w:sz="4" w:space="0"/>
-            <w:insideV w:val="single" w:color="auto" w:sz="4" w:space="0"/>
-          </w:tblBorders>
-          <w:shd w:val="clear" w:color="auto" w:fill="auto"/>
-          <w:tblCellMar>
-            <w:top w:w="15" w:type="dxa"/>
-            <w:left w:w="15" w:type="dxa"/>
-            <w:bottom w:w="15" w:type="dxa"/>
-            <w:right w:w="15" w:type="dxa"/>
-          </w:tblCellMar>
-        </w:tblPrEx>
-        <w:tc>
-          <w:tcPr>
-            <w:tcW w:w="1039" w:type="dxa"/>
-            <w:shd w:val="clear" w:color="auto" w:fill="auto"/>
-            <w:tcMar>
-              <w:top w:w="120" w:type="dxa"/>
-              <w:left w:w="0" w:type="dxa"/>
-              <w:bottom w:w="120" w:type="dxa"/>
-              <w:right w:w="192" w:type="dxa"/>
-            </w:tcMar>
-            <w:vAlign w:val="center"/>
-          </w:tcPr>
-          <w:p>
-            <w:pPr>
-              <w:keepNext w:val="0"/>
-              <w:keepLines w:val="0"/>
-              <w:widowControl/>
-              <w:suppressLineNumbers w:val="0"/>
-              <w:spacing w:line="300" w:lineRule="atLeast"/>
-              <w:jc w:val="left"/>
-              <w:rPr>
-                <w:rFonts w:hint="default" w:ascii="Segoe UI" w:hAnsi="Segoe UI" w:eastAsia="Segoe UI" w:cs="Segoe UI"/>
-                <w:i w:val="0"/>
-                <w:iCs w:val="0"/>
-                <w:caps w:val="0"/>
-                <w:color w:val="0F1115"/>
-                <w:spacing w:val="0"/>
-                <w:sz w:val="18"/>
-                <w:szCs w:val="18"/>
-              </w:rPr>
-            </w:pPr>
-            <w:r>
-              <w:rPr>
-                <w:rStyle w:val="23"/>
-                <w:rFonts w:hint="default" w:ascii="Segoe UI" w:hAnsi="Segoe UI" w:eastAsia="Segoe UI" w:cs="Segoe UI"/>
-                <w:b/>
-                <w:bCs/>
-                <w:i w:val="0"/>
-                <w:iCs w:val="0"/>
-                <w:caps w:val="0"/>
-                <w:snapToGrid w:val="0"/>
-                <w:color w:val="000000"/>
-                <w:spacing w:val="0"/>
-                <w:kern w:val="0"/>
-                <w:sz w:val="18"/>
-                <w:szCs w:val="18"/>
-                <w:lang w:val="en-US" w:eastAsia="zh-CN" w:bidi="ar"/>
-              </w:rPr>
-              <w:t>管理层培训</w:t>
-            </w:r>
-          </w:p>
-        </w:tc>
-        <w:tc>
-          <w:tcPr>
-            <w:tcW w:w="1903" w:type="dxa"/>
-            <w:shd w:val="clear" w:color="auto" w:fill="auto"/>
-            <w:tcMar>
-              <w:top w:w="120" w:type="dxa"/>
-              <w:left w:w="192" w:type="dxa"/>
-              <w:bottom w:w="120" w:type="dxa"/>
-              <w:right w:w="192" w:type="dxa"/>
-            </w:tcMar>
-            <w:vAlign w:val="center"/>
-          </w:tcPr>
-          <w:p>
-            <w:pPr>
-              <w:keepNext w:val="0"/>
-              <w:keepLines w:val="0"/>
-              <w:widowControl/>
-              <w:suppressLineNumbers w:val="0"/>
-              <w:spacing w:line="300" w:lineRule="atLeast"/>
-              <w:jc w:val="left"/>
-              <w:rPr>
-                <w:rFonts w:hint="default" w:ascii="Segoe UI" w:hAnsi="Segoe UI" w:eastAsia="Segoe UI" w:cs="Segoe UI"/>
-                <w:i w:val="0"/>
-                <w:iCs w:val="0"/>
-                <w:caps w:val="0"/>
-                <w:color w:val="0F1115"/>
-                <w:spacing w:val="0"/>
-                <w:sz w:val="18"/>
-                <w:szCs w:val="18"/>
-              </w:rPr>
-            </w:pPr>
-            <w:r>
-              <w:rPr>
-                <w:rFonts w:hint="default" w:ascii="Segoe UI" w:hAnsi="Segoe UI" w:eastAsia="Segoe UI" w:cs="Segoe UI"/>
-                <w:i w:val="0"/>
-                <w:iCs w:val="0"/>
-                <w:caps w:val="0"/>
-                <w:snapToGrid w:val="0"/>
-                <w:color w:val="000000"/>
-                <w:spacing w:val="0"/>
-                <w:kern w:val="0"/>
-                <w:sz w:val="18"/>
-                <w:szCs w:val="18"/>
-                <w:lang w:val="en-US" w:eastAsia="zh-CN" w:bidi="ar"/>
-              </w:rPr>
-              <w:t>各级管理人员</w:t>
-            </w:r>
-          </w:p>
-        </w:tc>
-        <w:tc>
-          <w:tcPr>
-            <w:tcW w:w="0" w:type="auto"/>
-            <w:shd w:val="clear" w:color="auto" w:fill="auto"/>
-            <w:tcMar>
-              <w:top w:w="120" w:type="dxa"/>
-              <w:left w:w="192" w:type="dxa"/>
-              <w:bottom w:w="120" w:type="dxa"/>
-              <w:right w:w="192" w:type="dxa"/>
-            </w:tcMar>
-            <w:vAlign w:val="center"/>
-          </w:tcPr>
-          <w:p>
-            <w:pPr>
-              <w:keepNext w:val="0"/>
-              <w:keepLines w:val="0"/>
-              <w:widowControl/>
-              <w:suppressLineNumbers w:val="0"/>
-              <w:spacing w:line="300" w:lineRule="atLeast"/>
-              <w:jc w:val="left"/>
-              <w:rPr>
-                <w:rFonts w:hint="default" w:ascii="Segoe UI" w:hAnsi="Segoe UI" w:eastAsia="Segoe UI" w:cs="Segoe UI"/>
-                <w:i w:val="0"/>
-                <w:iCs w:val="0"/>
-                <w:caps w:val="0"/>
-                <w:color w:val="0F1115"/>
-                <w:spacing w:val="0"/>
-                <w:sz w:val="18"/>
-                <w:szCs w:val="18"/>
-              </w:rPr>
-            </w:pPr>
-            <w:r>
-              <w:rPr>
-                <w:rFonts w:hint="default" w:ascii="Segoe UI" w:hAnsi="Segoe UI" w:eastAsia="Segoe UI" w:cs="Segoe UI"/>
-                <w:i w:val="0"/>
-                <w:iCs w:val="0"/>
-                <w:caps w:val="0"/>
-                <w:snapToGrid w:val="0"/>
-                <w:color w:val="000000"/>
-                <w:spacing w:val="0"/>
-                <w:kern w:val="0"/>
-                <w:sz w:val="18"/>
-                <w:szCs w:val="18"/>
-                <w:lang w:val="en-US" w:eastAsia="zh-CN" w:bidi="ar"/>
-              </w:rPr>
-              <w:t>信息安全战略、风险管理、法律法规责任、业务连续性管理。</w:t>
-            </w:r>
-          </w:p>
-        </w:tc>
-        <w:tc>
-          <w:tcPr>
-            <w:tcW w:w="0" w:type="auto"/>
-            <w:shd w:val="clear" w:color="auto" w:fill="auto"/>
-            <w:tcMar>
-              <w:top w:w="120" w:type="dxa"/>
-              <w:left w:w="192" w:type="dxa"/>
-              <w:bottom w:w="120" w:type="dxa"/>
-              <w:right w:w="0" w:type="dxa"/>
-            </w:tcMar>
-            <w:vAlign w:val="center"/>
-          </w:tcPr>
-          <w:p>
-            <w:pPr>
-              <w:keepNext w:val="0"/>
-              <w:keepLines w:val="0"/>
-              <w:widowControl/>
-              <w:suppressLineNumbers w:val="0"/>
-              <w:spacing w:line="300" w:lineRule="atLeast"/>
-              <w:jc w:val="left"/>
-              <w:rPr>
                 <w:rFonts w:hint="default" w:ascii="Segoe UI" w:hAnsi="Segoe UI" w:eastAsia="Segoe UI" w:cs="Segoe UI"/>
                 <w:i w:val="0"/>
                 <w:iCs w:val="0"/>
@@ -7855,7 +7917,7 @@
           <w:lang w:val="en-US" w:eastAsia="zh-CN"/>
         </w:rPr>
       </w:pPr>
-      <w:bookmarkStart w:id="21" w:name="_Toc31220"/>
+      <w:bookmarkStart w:id="21" w:name="_Toc14532"/>
       <w:r>
         <w:rPr>
           <w:rFonts w:hint="eastAsia"/>
@@ -7925,7 +7987,7 @@
           <w:lang w:val="en-US" w:eastAsia="zh-CN"/>
         </w:rPr>
       </w:pPr>
-      <w:bookmarkStart w:id="22" w:name="_Toc21980"/>
+      <w:bookmarkStart w:id="22" w:name="_Toc18950"/>
       <w:r>
         <w:rPr>
           <w:rFonts w:hint="eastAsia"/>
@@ -7995,7 +8057,7 @@
           <w:lang w:val="en-US" w:eastAsia="zh-CN"/>
         </w:rPr>
       </w:pPr>
-      <w:bookmarkStart w:id="23" w:name="_Toc28813"/>
+      <w:bookmarkStart w:id="23" w:name="_Toc22516"/>
       <w:r>
         <w:rPr>
           <w:rFonts w:hint="eastAsia"/>
@@ -8129,7 +8191,7 @@
           <w:lang w:val="en-US" w:eastAsia="zh-CN"/>
         </w:rPr>
       </w:pPr>
-      <w:bookmarkStart w:id="24" w:name="_Toc1643"/>
+      <w:bookmarkStart w:id="24" w:name="_Toc17277"/>
       <w:r>
         <w:rPr>
           <w:rFonts w:hint="eastAsia"/>
@@ -8137,6 +8199,7 @@
         </w:rPr>
         <w:t>考核指标</w:t>
       </w:r>
+      <w:bookmarkEnd w:id="24"/>
     </w:p>
     <w:tbl>
       <w:tblPr>
@@ -8565,24 +8628,7 @@
                 <w:u w:val="none"/>
                 <w:lang w:val="en-US" w:eastAsia="zh-CN" w:bidi="ar"/>
               </w:rPr>
-              <w:t>我方人员造成信息安全事件</w:t>
-            </w:r>
-            <w:bookmarkStart w:id="25" w:name="_GoBack"/>
-            <w:bookmarkEnd w:id="25"/>
-            <w:r>
-              <w:rPr>
-                <w:rFonts w:hint="eastAsia" w:ascii="宋体" w:hAnsi="宋体" w:eastAsia="宋体" w:cs="宋体"/>
-                <w:i w:val="0"/>
-                <w:iCs w:val="0"/>
-                <w:snapToGrid w:val="0"/>
-                <w:color w:val="000000"/>
-                <w:kern w:val="0"/>
-                <w:sz w:val="21"/>
-                <w:szCs w:val="21"/>
-                <w:u w:val="none"/>
-                <w:lang w:val="en-US" w:eastAsia="zh-CN" w:bidi="ar"/>
-              </w:rPr>
-              <w:t>的次数</w:t>
+              <w:t>我方人员造成信息安全事件的次数</w:t>
             </w:r>
           </w:p>
         </w:tc>
@@ -8649,6 +8695,7 @@
           <w:lang w:val="en-US" w:eastAsia="zh-CN"/>
         </w:rPr>
       </w:pPr>
+      <w:bookmarkStart w:id="25" w:name="_Toc29077"/>
       <w:r>
         <w:rPr>
           <w:rFonts w:hint="eastAsia"/>
@@ -8656,7 +8703,7 @@
         </w:rPr>
         <w:t>附则</w:t>
       </w:r>
-      <w:bookmarkEnd w:id="24"/>
+      <w:bookmarkEnd w:id="25"/>
     </w:p>
     <w:p>
       <w:pPr>

--- a/6-过程管理/流程制度规范类文件/JXTX-06-11-信息安全管理制度.docx
+++ b/6-过程管理/流程制度规范类文件/JXTX-06-11-信息安全管理制度.docx
@@ -1,10 +1,11 @@
 
 <file path=word/document.xml><?xml version="1.0" encoding="utf-8"?>
-<w:document xmlns:wpc="http://schemas.microsoft.com/office/word/2010/wordprocessingCanvas" xmlns:mc="http://schemas.openxmlformats.org/markup-compatibility/2006" xmlns:o="urn:schemas-microsoft-com:office:office" xmlns:r="http://schemas.openxmlformats.org/officeDocument/2006/relationships" xmlns:m="http://schemas.openxmlformats.org/officeDocument/2006/math" xmlns:v="urn:schemas-microsoft-com:vml" xmlns:wp14="http://schemas.microsoft.com/office/word/2010/wordprocessingDrawing" xmlns:wp="http://schemas.openxmlformats.org/drawingml/2006/wordprocessingDrawing" xmlns:w="http://schemas.openxmlformats.org/wordprocessingml/2006/main" xmlns:w14="http://schemas.microsoft.com/office/word/2010/wordml" xmlns:w10="urn:schemas-microsoft-com:office:word" xmlns:w15="http://schemas.microsoft.com/office/word/2012/wordml" xmlns:wpg="http://schemas.microsoft.com/office/word/2010/wordprocessingGroup" xmlns:wpi="http://schemas.microsoft.com/office/word/2010/wordprocessingInk" xmlns:wne="http://schemas.microsoft.com/office/word/2006/wordml" xmlns:wps="http://schemas.microsoft.com/office/word/2010/wordprocessingShape" xmlns:wpsCustomData="http://www.wps.cn/officeDocument/2013/wpsCustomData" mc:Ignorable="w14 w15 wp14">
+<w:document xmlns:wpc="http://schemas.microsoft.com/office/word/2010/wordprocessingCanvas" xmlns:mc="http://schemas.openxmlformats.org/markup-compatibility/2006" xmlns:o="urn:schemas-microsoft-com:office:office" xmlns:r="http://schemas.openxmlformats.org/officeDocument/2006/relationships" xmlns:m="http://schemas.openxmlformats.org/officeDocument/2006/math" xmlns:v="urn:schemas-microsoft-com:vml" xmlns:wp14="http://schemas.microsoft.com/office/word/2010/wordprocessingDrawing" xmlns:wp="http://schemas.openxmlformats.org/drawingml/2006/wordprocessingDrawing" xmlns:w10="urn:schemas-microsoft-com:office:word" xmlns:w="http://schemas.openxmlformats.org/wordprocessingml/2006/main" xmlns:w14="http://schemas.microsoft.com/office/word/2010/wordml" xmlns:w15="http://schemas.microsoft.com/office/word/2012/wordml" xmlns:wne="http://schemas.microsoft.com/office/word/2006/wordml" xmlns:wpg="http://schemas.microsoft.com/office/word/2010/wordprocessingGroup" xmlns:wpi="http://schemas.microsoft.com/office/word/2010/wordprocessingInk" xmlns:wps="http://schemas.microsoft.com/office/word/2010/wordprocessingShape" mc:Ignorable="w14 w15 wp14">
+  <!-- Generated by Aspose.Words for .NET 13.3.0.1 -->
   <w:body>
     <w:p>
       <w:pPr>
-        <w:pStyle w:val="24"/>
+        <w:pStyle w:val="a"/>
         <w:keepNext w:val="0"/>
         <w:keepLines w:val="0"/>
         <w:pageBreakBefore w:val="0"/>
@@ -24,7 +25,7 @@
       <w:bookmarkStart w:id="0" w:name="_Toc15078"/>
       <w:r>
         <w:drawing>
-          <wp:anchor distT="0" distB="0" distL="114300" distR="114300" simplePos="0" relativeHeight="251661312" behindDoc="1" locked="0" layoutInCell="1" allowOverlap="1">
+          <wp:anchor distT="0" distB="0" distL="114300" distR="114300" simplePos="0" relativeHeight="251660288" behindDoc="1" locked="0" layoutInCell="1" allowOverlap="1">
             <wp:simplePos x="0" y="0"/>
             <wp:positionH relativeFrom="column">
               <wp:posOffset>-19050</wp:posOffset>
@@ -49,7 +50,7 @@
                     </pic:cNvPicPr>
                   </pic:nvPicPr>
                   <pic:blipFill>
-                    <a:blip r:embed="rId7"/>
+                    <a:blip xmlns:r="http://schemas.openxmlformats.org/officeDocument/2006/relationships" r:embed="rId4"/>
                     <a:stretch>
                       <a:fillRect/>
                     </a:stretch>
@@ -75,7 +76,7 @@
       </w:r>
       <w:r>
         <w:drawing>
-          <wp:anchor distT="0" distB="0" distL="114300" distR="114300" simplePos="0" relativeHeight="251660288" behindDoc="1" locked="0" layoutInCell="1" allowOverlap="1">
+          <wp:anchor distT="0" distB="0" distL="114300" distR="114300" simplePos="0" relativeHeight="251659264" behindDoc="1" locked="0" layoutInCell="1" allowOverlap="1">
             <wp:simplePos x="0" y="0"/>
             <wp:positionH relativeFrom="column">
               <wp:posOffset>0</wp:posOffset>
@@ -100,7 +101,7 @@
                     </pic:cNvPicPr>
                   </pic:nvPicPr>
                   <pic:blipFill>
-                    <a:blip r:embed="rId8"/>
+                    <a:blip xmlns:r="http://schemas.openxmlformats.org/officeDocument/2006/relationships" r:embed="rId5"/>
                     <a:stretch>
                       <a:fillRect/>
                     </a:stretch>
@@ -130,7 +131,7 @@
           <w:lang w:val="en-US" w:eastAsia="zh-CN"/>
         </w:rPr>
         <w:drawing>
-          <wp:anchor distT="0" distB="0" distL="114300" distR="114300" simplePos="0" relativeHeight="251659264" behindDoc="1" locked="0" layoutInCell="1" allowOverlap="1">
+          <wp:anchor distT="0" distB="0" distL="114300" distR="114300" simplePos="0" relativeHeight="251658240" behindDoc="1" locked="0" layoutInCell="1" allowOverlap="1">
             <wp:simplePos x="0" y="0"/>
             <wp:positionH relativeFrom="column">
               <wp:posOffset>635</wp:posOffset>
@@ -155,7 +156,7 @@
                     </pic:cNvPicPr>
                   </pic:nvPicPr>
                   <pic:blipFill>
-                    <a:blip r:embed="rId9">
+                    <a:blip xmlns:r="http://schemas.openxmlformats.org/officeDocument/2006/relationships" r:embed="rId6">
                       <a:alphaModFix amt="58000"/>
                       <a:lum contrast="-52000"/>
                     </a:blip>
@@ -189,7 +190,7 @@
     </w:p>
     <w:p>
       <w:pPr>
-        <w:pStyle w:val="25"/>
+        <w:pStyle w:val="a0"/>
         <w:keepNext w:val="0"/>
         <w:keepLines w:val="0"/>
         <w:pageBreakBefore w:val="0"/>
@@ -236,11 +237,11 @@
         <w:adjustRightInd w:val="0"/>
         <w:snapToGrid w:val="0"/>
         <w:spacing w:after="624" w:afterLines="200" w:line="219" w:lineRule="auto"/>
-        <w:ind w:left="0" w:leftChars="0" w:right="0" w:rightChars="0" w:firstLine="0" w:firstLineChars="0"/>
+        <w:ind w:left="0" w:right="0" w:firstLine="0" w:leftChars="0" w:rightChars="0" w:firstLineChars="0"/>
         <w:jc w:val="center"/>
         <w:textAlignment w:val="baseline"/>
         <w:rPr>
-          <w:rFonts w:hint="default" w:ascii="宋体" w:hAnsi="宋体" w:eastAsia="宋体" w:cs="宋体"/>
+          <w:rFonts w:ascii="宋体" w:eastAsia="宋体" w:hAnsi="宋体" w:cs="宋体" w:hint="default"/>
           <w:sz w:val="24"/>
           <w:szCs w:val="24"/>
           <w:lang w:val="en-US" w:eastAsia="zh-CN"/>
@@ -248,7 +249,7 @@
       </w:pPr>
       <w:r>
         <w:rPr>
-          <w:rFonts w:ascii="宋体" w:hAnsi="宋体" w:eastAsia="宋体" w:cs="宋体"/>
+          <w:rFonts w:ascii="宋体" w:eastAsia="宋体" w:hAnsi="宋体" w:cs="宋体"/>
           <w:b/>
           <w:bCs/>
           <w:spacing w:val="-3"/>
@@ -259,7 +260,7 @@
       </w:r>
       <w:r>
         <w:rPr>
-          <w:rFonts w:hint="eastAsia" w:ascii="宋体" w:hAnsi="宋体" w:eastAsia="宋体" w:cs="宋体"/>
+          <w:rFonts w:ascii="宋体" w:eastAsia="宋体" w:hAnsi="宋体" w:cs="宋体" w:hint="eastAsia"/>
           <w:b/>
           <w:bCs/>
           <w:spacing w:val="-3"/>
@@ -271,7 +272,7 @@
       </w:r>
       <w:r>
         <w:rPr>
-          <w:rFonts w:ascii="宋体" w:hAnsi="宋体" w:eastAsia="宋体" w:cs="宋体"/>
+          <w:rFonts w:ascii="宋体" w:eastAsia="宋体" w:hAnsi="宋体" w:cs="宋体"/>
           <w:b/>
           <w:bCs/>
           <w:spacing w:val="-3"/>
@@ -282,7 +283,7 @@
       </w:r>
       <w:r>
         <w:rPr>
-          <w:rFonts w:hint="eastAsia" w:ascii="宋体" w:hAnsi="宋体" w:cs="宋体"/>
+          <w:rFonts w:ascii="宋体" w:hAnsi="宋体" w:cs="宋体" w:hint="eastAsia"/>
           <w:b/>
           <w:bCs/>
           <w:spacing w:val="-3"/>
@@ -294,7 +295,7 @@
       </w:r>
       <w:r>
         <w:rPr>
-          <w:rFonts w:ascii="宋体" w:hAnsi="宋体" w:eastAsia="宋体" w:cs="宋体"/>
+          <w:rFonts w:ascii="宋体" w:eastAsia="宋体" w:hAnsi="宋体" w:cs="宋体"/>
           <w:b/>
           <w:bCs/>
           <w:spacing w:val="-3"/>
@@ -305,7 +306,7 @@
       </w:r>
       <w:r>
         <w:rPr>
-          <w:rFonts w:hint="eastAsia" w:ascii="宋体" w:hAnsi="宋体" w:cs="宋体"/>
+          <w:rFonts w:ascii="宋体" w:hAnsi="宋体" w:cs="宋体" w:hint="eastAsia"/>
           <w:b/>
           <w:bCs/>
           <w:spacing w:val="-3"/>
@@ -317,7 +318,7 @@
       </w:r>
       <w:r>
         <w:rPr>
-          <w:rFonts w:ascii="宋体" w:hAnsi="宋体" w:eastAsia="宋体" w:cs="宋体"/>
+          <w:rFonts w:ascii="宋体" w:eastAsia="宋体" w:hAnsi="宋体" w:cs="宋体"/>
           <w:b/>
           <w:bCs/>
           <w:spacing w:val="-3"/>
@@ -329,18 +330,17 @@
     </w:p>
     <w:tbl>
       <w:tblPr>
-        <w:tblStyle w:val="21"/>
+        <w:tblStyle w:val="TableGrid"/>
         <w:tblW w:w="0" w:type="auto"/>
         <w:jc w:val="center"/>
         <w:tblBorders>
-          <w:top w:val="none" w:color="auto" w:sz="0" w:space="0"/>
-          <w:left w:val="none" w:color="auto" w:sz="0" w:space="0"/>
-          <w:bottom w:val="none" w:color="auto" w:sz="0" w:space="0"/>
-          <w:right w:val="none" w:color="auto" w:sz="0" w:space="0"/>
-          <w:insideH w:val="none" w:color="auto" w:sz="0" w:space="0"/>
-          <w:insideV w:val="none" w:color="auto" w:sz="0" w:space="0"/>
+          <w:top w:val="nil"/>
+          <w:left w:val="nil"/>
+          <w:bottom w:val="nil"/>
+          <w:right w:val="nil"/>
+          <w:insideH w:val="nil"/>
+          <w:insideV w:val="nil"/>
         </w:tblBorders>
-        <w:tblLayout w:type="autofit"/>
         <w:tblCellMar>
           <w:top w:w="0" w:type="dxa"/>
           <w:left w:w="108" w:type="dxa"/>
@@ -354,13 +354,15 @@
       </w:tblGrid>
       <w:tr>
         <w:tblPrEx>
+          <w:tblW w:w="0" w:type="auto"/>
+          <w:jc w:val="center"/>
           <w:tblBorders>
-            <w:top w:val="none" w:color="auto" w:sz="0" w:space="0"/>
-            <w:left w:val="none" w:color="auto" w:sz="0" w:space="0"/>
-            <w:bottom w:val="none" w:color="auto" w:sz="0" w:space="0"/>
-            <w:right w:val="none" w:color="auto" w:sz="0" w:space="0"/>
-            <w:insideH w:val="none" w:color="auto" w:sz="0" w:space="0"/>
-            <w:insideV w:val="none" w:color="auto" w:sz="0" w:space="0"/>
+            <w:top w:val="nil"/>
+            <w:left w:val="nil"/>
+            <w:bottom w:val="nil"/>
+            <w:right w:val="nil"/>
+            <w:insideH w:val="nil"/>
+            <w:insideV w:val="nil"/>
           </w:tblBorders>
           <w:tblCellMar>
             <w:top w:w="0" w:type="dxa"/>
@@ -370,7 +372,7 @@
           </w:tblCellMar>
         </w:tblPrEx>
         <w:trPr>
-          <w:trHeight w:val="810" w:hRule="atLeast"/>
+          <w:trHeight w:val="810"/>
           <w:jc w:val="center"/>
         </w:trPr>
         <w:tc>
@@ -408,7 +410,7 @@
             </w:r>
             <w:r>
               <w:rPr>
-                <w:rFonts w:hint="default" w:asciiTheme="minorAscii" w:hAnsiTheme="minorAscii" w:eastAsiaTheme="minorEastAsia"/>
+                <w:rFonts w:asciiTheme="minorAscii" w:eastAsiaTheme="minorEastAsia" w:hAnsiTheme="minorAscii" w:hint="default"/>
                 <w:spacing w:val="227"/>
                 <w:sz w:val="21"/>
                 <w:vertAlign w:val="baseline"/>
@@ -462,7 +464,7 @@
             </w:r>
             <w:r>
               <w:rPr>
-                <w:rFonts w:hint="eastAsia" w:asciiTheme="minorAscii" w:hAnsiTheme="minorAscii" w:eastAsiaTheme="minorEastAsia"/>
+                <w:rFonts w:asciiTheme="minorAscii" w:eastAsiaTheme="minorEastAsia" w:hAnsiTheme="minorAscii" w:hint="eastAsia"/>
                 <w:spacing w:val="227"/>
                 <w:sz w:val="21"/>
                 <w:vertAlign w:val="baseline"/>
@@ -484,14 +486,8 @@
       </w:tr>
       <w:tr>
         <w:tblPrEx>
-          <w:tblBorders>
-            <w:top w:val="none" w:color="auto" w:sz="0" w:space="0"/>
-            <w:left w:val="none" w:color="auto" w:sz="0" w:space="0"/>
-            <w:bottom w:val="none" w:color="auto" w:sz="0" w:space="0"/>
-            <w:right w:val="none" w:color="auto" w:sz="0" w:space="0"/>
-            <w:insideH w:val="none" w:color="auto" w:sz="0" w:space="0"/>
-            <w:insideV w:val="none" w:color="auto" w:sz="0" w:space="0"/>
-          </w:tblBorders>
+          <w:tblW w:w="0" w:type="auto"/>
+          <w:jc w:val="center"/>
           <w:tblCellMar>
             <w:top w:w="0" w:type="dxa"/>
             <w:left w:w="108" w:type="dxa"/>
@@ -500,7 +496,7 @@
           </w:tblCellMar>
         </w:tblPrEx>
         <w:trPr>
-          <w:trHeight w:val="810" w:hRule="atLeast"/>
+          <w:trHeight w:val="810"/>
           <w:jc w:val="center"/>
         </w:trPr>
         <w:tc>
@@ -524,7 +520,7 @@
               <w:snapToGrid w:val="0"/>
               <w:textAlignment w:val="baseline"/>
               <w:rPr>
-                <w:rFonts w:hint="default" w:ascii="Arial" w:hAnsi="Arial" w:eastAsia="Arial" w:cs="Arial"/>
+                <w:rFonts w:ascii="Arial" w:eastAsia="Arial" w:hAnsi="Arial" w:cs="Arial" w:hint="default"/>
                 <w:snapToGrid w:val="0"/>
                 <w:color w:val="000000"/>
                 <w:kern w:val="0"/>
@@ -556,7 +552,7 @@
             </w:r>
             <w:r>
               <w:rPr>
-                <w:rFonts w:hint="default" w:asciiTheme="minorAscii" w:hAnsiTheme="minorAscii" w:eastAsiaTheme="minorEastAsia"/>
+                <w:rFonts w:asciiTheme="minorAscii" w:eastAsiaTheme="minorEastAsia" w:hAnsiTheme="minorAscii" w:hint="default"/>
                 <w:spacing w:val="227"/>
                 <w:sz w:val="21"/>
                 <w:vertAlign w:val="baseline"/>
@@ -609,7 +605,7 @@
               <w:snapToGrid w:val="0"/>
               <w:textAlignment w:val="baseline"/>
               <w:rPr>
-                <w:rFonts w:hint="default" w:ascii="Arial" w:hAnsi="Arial" w:eastAsia="Arial" w:cs="Arial"/>
+                <w:rFonts w:ascii="Arial" w:eastAsia="Arial" w:hAnsi="Arial" w:cs="Arial" w:hint="default"/>
                 <w:snapToGrid w:val="0"/>
                 <w:color w:val="000000"/>
                 <w:kern w:val="0"/>
@@ -629,7 +625,7 @@
             </w:r>
             <w:r>
               <w:rPr>
-                <w:rFonts w:hint="eastAsia" w:asciiTheme="minorAscii" w:hAnsiTheme="minorAscii" w:eastAsiaTheme="minorEastAsia"/>
+                <w:rFonts w:asciiTheme="minorAscii" w:eastAsiaTheme="minorEastAsia" w:hAnsiTheme="minorAscii" w:hint="eastAsia"/>
                 <w:spacing w:val="227"/>
                 <w:sz w:val="21"/>
                 <w:vertAlign w:val="baseline"/>
@@ -651,14 +647,8 @@
       </w:tr>
       <w:tr>
         <w:tblPrEx>
-          <w:tblBorders>
-            <w:top w:val="none" w:color="auto" w:sz="0" w:space="0"/>
-            <w:left w:val="none" w:color="auto" w:sz="0" w:space="0"/>
-            <w:bottom w:val="none" w:color="auto" w:sz="0" w:space="0"/>
-            <w:right w:val="none" w:color="auto" w:sz="0" w:space="0"/>
-            <w:insideH w:val="none" w:color="auto" w:sz="0" w:space="0"/>
-            <w:insideV w:val="none" w:color="auto" w:sz="0" w:space="0"/>
-          </w:tblBorders>
+          <w:tblW w:w="0" w:type="auto"/>
+          <w:jc w:val="center"/>
           <w:tblCellMar>
             <w:top w:w="0" w:type="dxa"/>
             <w:left w:w="108" w:type="dxa"/>
@@ -667,7 +657,7 @@
           </w:tblCellMar>
         </w:tblPrEx>
         <w:trPr>
-          <w:trHeight w:val="635" w:hRule="atLeast"/>
+          <w:trHeight w:val="635"/>
           <w:jc w:val="center"/>
         </w:trPr>
         <w:tc>
@@ -717,7 +707,7 @@
             </w:r>
             <w:r>
               <w:rPr>
-                <w:rFonts w:hint="eastAsia" w:asciiTheme="minorAscii" w:hAnsiTheme="minorAscii" w:eastAsiaTheme="minorEastAsia"/>
+                <w:rFonts w:asciiTheme="minorAscii" w:eastAsiaTheme="minorEastAsia" w:hAnsiTheme="minorAscii" w:hint="eastAsia"/>
                 <w:spacing w:val="227"/>
                 <w:sz w:val="21"/>
                 <w:vertAlign w:val="baseline"/>
@@ -770,7 +760,7 @@
             </w:r>
             <w:r>
               <w:rPr>
-                <w:rFonts w:hint="eastAsia" w:asciiTheme="minorAscii" w:hAnsiTheme="minorAscii" w:eastAsiaTheme="minorEastAsia"/>
+                <w:rFonts w:asciiTheme="minorAscii" w:eastAsiaTheme="minorEastAsia" w:hAnsiTheme="minorAscii" w:hint="eastAsia"/>
                 <w:spacing w:val="227"/>
                 <w:sz w:val="21"/>
                 <w:vertAlign w:val="baseline"/>
@@ -829,14 +819,14 @@
         <w:ind w:left="3634"/>
         <w:textAlignment w:val="baseline"/>
         <w:rPr>
-          <w:rFonts w:ascii="宋体" w:hAnsi="宋体" w:eastAsia="宋体" w:cs="宋体"/>
+          <w:rFonts w:ascii="宋体" w:eastAsia="宋体" w:hAnsi="宋体" w:cs="宋体"/>
           <w:sz w:val="31"/>
           <w:szCs w:val="31"/>
         </w:rPr>
       </w:pPr>
       <w:r>
         <w:rPr>
-          <w:rFonts w:ascii="宋体" w:hAnsi="宋体" w:eastAsia="宋体" w:cs="宋体"/>
+          <w:rFonts w:ascii="宋体" w:eastAsia="宋体" w:hAnsi="宋体" w:cs="宋体"/>
           <w:b/>
           <w:bCs/>
           <w:spacing w:val="4"/>
@@ -848,16 +838,16 @@
     </w:p>
     <w:tbl>
       <w:tblPr>
-        <w:tblStyle w:val="26"/>
+        <w:tblStyle w:val="TableNormal0"/>
         <w:tblW w:w="8214" w:type="dxa"/>
         <w:jc w:val="center"/>
         <w:tblBorders>
-          <w:top w:val="single" w:color="000000" w:sz="2" w:space="0"/>
-          <w:left w:val="single" w:color="000000" w:sz="2" w:space="0"/>
-          <w:bottom w:val="single" w:color="000000" w:sz="2" w:space="0"/>
-          <w:right w:val="single" w:color="000000" w:sz="2" w:space="0"/>
-          <w:insideH w:val="single" w:color="000000" w:sz="2" w:space="0"/>
-          <w:insideV w:val="single" w:color="000000" w:sz="2" w:space="0"/>
+          <w:top w:val="single" w:sz="2" w:space="0" w:color="000000"/>
+          <w:left w:val="single" w:sz="2" w:space="0" w:color="000000"/>
+          <w:bottom w:val="single" w:sz="2" w:space="0" w:color="000000"/>
+          <w:right w:val="single" w:sz="2" w:space="0" w:color="000000"/>
+          <w:insideH w:val="single" w:sz="2" w:space="0" w:color="000000"/>
+          <w:insideV w:val="single" w:sz="2" w:space="0" w:color="000000"/>
         </w:tblBorders>
         <w:tblLayout w:type="fixed"/>
         <w:tblCellMar>
@@ -877,14 +867,17 @@
       </w:tblGrid>
       <w:tr>
         <w:tblPrEx>
+          <w:tblW w:w="8214" w:type="dxa"/>
+          <w:jc w:val="center"/>
           <w:tblBorders>
-            <w:top w:val="single" w:color="000000" w:sz="2" w:space="0"/>
-            <w:left w:val="single" w:color="000000" w:sz="2" w:space="0"/>
-            <w:bottom w:val="single" w:color="000000" w:sz="2" w:space="0"/>
-            <w:right w:val="single" w:color="000000" w:sz="2" w:space="0"/>
-            <w:insideH w:val="single" w:color="000000" w:sz="2" w:space="0"/>
-            <w:insideV w:val="single" w:color="000000" w:sz="2" w:space="0"/>
+            <w:top w:val="single" w:sz="2" w:space="0" w:color="000000"/>
+            <w:left w:val="single" w:sz="2" w:space="0" w:color="000000"/>
+            <w:bottom w:val="single" w:sz="2" w:space="0" w:color="000000"/>
+            <w:right w:val="single" w:sz="2" w:space="0" w:color="000000"/>
+            <w:insideH w:val="single" w:sz="2" w:space="0" w:color="000000"/>
+            <w:insideV w:val="single" w:sz="2" w:space="0" w:color="000000"/>
           </w:tblBorders>
+          <w:tblLayout w:type="fixed"/>
           <w:tblCellMar>
             <w:top w:w="0" w:type="dxa"/>
             <w:left w:w="0" w:type="dxa"/>
@@ -893,7 +886,7 @@
           </w:tblCellMar>
         </w:tblPrEx>
         <w:trPr>
-          <w:trHeight w:val="593" w:hRule="atLeast"/>
+          <w:trHeight w:val="593"/>
           <w:jc w:val="center"/>
         </w:trPr>
         <w:tc>
@@ -915,18 +908,18 @@
               <w:adjustRightInd w:val="0"/>
               <w:snapToGrid w:val="0"/>
               <w:spacing w:before="176" w:line="228" w:lineRule="auto"/>
-              <w:ind w:left="0" w:leftChars="0" w:right="0" w:rightChars="0" w:firstLine="0" w:firstLineChars="0"/>
+              <w:ind w:left="0" w:right="0" w:firstLine="0" w:leftChars="0" w:rightChars="0" w:firstLineChars="0"/>
               <w:jc w:val="center"/>
               <w:textAlignment w:val="baseline"/>
               <w:rPr>
-                <w:rFonts w:ascii="宋体" w:hAnsi="宋体" w:eastAsia="宋体" w:cs="宋体"/>
+                <w:rFonts w:ascii="宋体" w:eastAsia="宋体" w:hAnsi="宋体" w:cs="宋体"/>
                 <w:sz w:val="20"/>
                 <w:szCs w:val="20"/>
               </w:rPr>
             </w:pPr>
             <w:r>
               <w:rPr>
-                <w:rFonts w:hint="eastAsia" w:ascii="宋体" w:hAnsi="宋体" w:cs="宋体"/>
+                <w:rFonts w:ascii="宋体" w:hAnsi="宋体" w:cs="宋体" w:hint="eastAsia"/>
                 <w:spacing w:val="-14"/>
                 <w:sz w:val="20"/>
                 <w:szCs w:val="20"/>
@@ -936,7 +929,7 @@
             </w:r>
             <w:r>
               <w:rPr>
-                <w:rFonts w:ascii="宋体" w:hAnsi="宋体" w:eastAsia="宋体" w:cs="宋体"/>
+                <w:rFonts w:ascii="宋体" w:eastAsia="宋体" w:hAnsi="宋体" w:cs="宋体"/>
                 <w:spacing w:val="-14"/>
                 <w:sz w:val="20"/>
                 <w:szCs w:val="20"/>
@@ -964,18 +957,18 @@
               <w:adjustRightInd w:val="0"/>
               <w:snapToGrid w:val="0"/>
               <w:spacing w:before="175" w:line="227" w:lineRule="auto"/>
-              <w:ind w:left="0" w:leftChars="0" w:right="0" w:rightChars="0" w:firstLine="0" w:firstLineChars="0"/>
+              <w:ind w:left="0" w:right="0" w:firstLine="0" w:leftChars="0" w:rightChars="0" w:firstLineChars="0"/>
               <w:jc w:val="center"/>
               <w:textAlignment w:val="baseline"/>
               <w:rPr>
-                <w:rFonts w:ascii="宋体" w:hAnsi="宋体" w:eastAsia="宋体" w:cs="宋体"/>
+                <w:rFonts w:ascii="宋体" w:eastAsia="宋体" w:hAnsi="宋体" w:cs="宋体"/>
                 <w:sz w:val="20"/>
                 <w:szCs w:val="20"/>
               </w:rPr>
             </w:pPr>
             <w:r>
               <w:rPr>
-                <w:rFonts w:ascii="宋体" w:hAnsi="宋体" w:eastAsia="宋体" w:cs="宋体"/>
+                <w:rFonts w:ascii="宋体" w:eastAsia="宋体" w:hAnsi="宋体" w:cs="宋体"/>
                 <w:spacing w:val="4"/>
                 <w:sz w:val="20"/>
                 <w:szCs w:val="20"/>
@@ -1003,18 +996,18 @@
               <w:adjustRightInd w:val="0"/>
               <w:snapToGrid w:val="0"/>
               <w:spacing w:before="175" w:line="228" w:lineRule="auto"/>
-              <w:ind w:left="0" w:leftChars="0" w:right="0" w:rightChars="0" w:firstLine="0" w:firstLineChars="0"/>
+              <w:ind w:left="0" w:right="0" w:firstLine="0" w:leftChars="0" w:rightChars="0" w:firstLineChars="0"/>
               <w:jc w:val="center"/>
               <w:textAlignment w:val="baseline"/>
               <w:rPr>
-                <w:rFonts w:ascii="宋体" w:hAnsi="宋体" w:eastAsia="宋体" w:cs="宋体"/>
+                <w:rFonts w:ascii="宋体" w:eastAsia="宋体" w:hAnsi="宋体" w:cs="宋体"/>
                 <w:sz w:val="20"/>
                 <w:szCs w:val="20"/>
               </w:rPr>
             </w:pPr>
             <w:r>
               <w:rPr>
-                <w:rFonts w:ascii="宋体" w:hAnsi="宋体" w:eastAsia="宋体" w:cs="宋体"/>
+                <w:rFonts w:ascii="宋体" w:eastAsia="宋体" w:hAnsi="宋体" w:cs="宋体"/>
                 <w:spacing w:val="7"/>
                 <w:sz w:val="20"/>
                 <w:szCs w:val="20"/>
@@ -1042,11 +1035,11 @@
               <w:adjustRightInd w:val="0"/>
               <w:snapToGrid w:val="0"/>
               <w:spacing w:before="175" w:line="228" w:lineRule="auto"/>
-              <w:ind w:left="0" w:leftChars="0" w:right="0" w:rightChars="0" w:firstLine="0" w:firstLineChars="0"/>
+              <w:ind w:left="0" w:right="0" w:firstLine="0" w:leftChars="0" w:rightChars="0" w:firstLineChars="0"/>
               <w:jc w:val="center"/>
               <w:textAlignment w:val="baseline"/>
               <w:rPr>
-                <w:rFonts w:hint="eastAsia" w:ascii="宋体" w:hAnsi="宋体" w:eastAsia="宋体" w:cs="宋体"/>
+                <w:rFonts w:ascii="宋体" w:eastAsia="宋体" w:hAnsi="宋体" w:cs="宋体" w:hint="eastAsia"/>
                 <w:spacing w:val="7"/>
                 <w:sz w:val="20"/>
                 <w:szCs w:val="20"/>
@@ -1055,7 +1048,7 @@
             </w:pPr>
             <w:r>
               <w:rPr>
-                <w:rFonts w:hint="eastAsia" w:ascii="宋体" w:hAnsi="宋体" w:cs="宋体"/>
+                <w:rFonts w:ascii="宋体" w:hAnsi="宋体" w:cs="宋体" w:hint="eastAsia"/>
                 <w:spacing w:val="7"/>
                 <w:sz w:val="20"/>
                 <w:szCs w:val="20"/>
@@ -1084,11 +1077,11 @@
               <w:adjustRightInd w:val="0"/>
               <w:snapToGrid w:val="0"/>
               <w:spacing w:before="175" w:line="228" w:lineRule="auto"/>
-              <w:ind w:left="0" w:leftChars="0" w:right="0" w:rightChars="0" w:firstLine="0" w:firstLineChars="0"/>
+              <w:ind w:left="0" w:right="0" w:firstLine="0" w:leftChars="0" w:rightChars="0" w:firstLineChars="0"/>
               <w:jc w:val="center"/>
               <w:textAlignment w:val="baseline"/>
               <w:rPr>
-                <w:rFonts w:hint="default" w:ascii="宋体" w:hAnsi="宋体" w:cs="宋体"/>
+                <w:rFonts w:ascii="宋体" w:hAnsi="宋体" w:cs="宋体" w:hint="default"/>
                 <w:spacing w:val="7"/>
                 <w:sz w:val="20"/>
                 <w:szCs w:val="20"/>
@@ -1097,7 +1090,7 @@
             </w:pPr>
             <w:r>
               <w:rPr>
-                <w:rFonts w:hint="eastAsia" w:ascii="宋体" w:hAnsi="宋体" w:cs="宋体"/>
+                <w:rFonts w:ascii="宋体" w:hAnsi="宋体" w:cs="宋体" w:hint="eastAsia"/>
                 <w:spacing w:val="7"/>
                 <w:sz w:val="20"/>
                 <w:szCs w:val="20"/>
@@ -1126,18 +1119,18 @@
               <w:adjustRightInd w:val="0"/>
               <w:snapToGrid w:val="0"/>
               <w:spacing w:before="176" w:line="229" w:lineRule="auto"/>
-              <w:ind w:left="0" w:leftChars="0" w:right="0" w:rightChars="0" w:firstLine="0" w:firstLineChars="0"/>
+              <w:ind w:left="0" w:right="0" w:firstLine="0" w:leftChars="0" w:rightChars="0" w:firstLineChars="0"/>
               <w:jc w:val="center"/>
               <w:textAlignment w:val="baseline"/>
               <w:rPr>
-                <w:rFonts w:ascii="宋体" w:hAnsi="宋体" w:eastAsia="宋体" w:cs="宋体"/>
+                <w:rFonts w:ascii="宋体" w:eastAsia="宋体" w:hAnsi="宋体" w:cs="宋体"/>
                 <w:sz w:val="20"/>
                 <w:szCs w:val="20"/>
               </w:rPr>
             </w:pPr>
             <w:r>
               <w:rPr>
-                <w:rFonts w:ascii="宋体" w:hAnsi="宋体" w:eastAsia="宋体" w:cs="宋体"/>
+                <w:rFonts w:ascii="宋体" w:eastAsia="宋体" w:hAnsi="宋体" w:cs="宋体"/>
                 <w:spacing w:val="7"/>
                 <w:sz w:val="20"/>
                 <w:szCs w:val="20"/>
@@ -1149,14 +1142,9 @@
       </w:tr>
       <w:tr>
         <w:tblPrEx>
-          <w:tblBorders>
-            <w:top w:val="single" w:color="000000" w:sz="2" w:space="0"/>
-            <w:left w:val="single" w:color="000000" w:sz="2" w:space="0"/>
-            <w:bottom w:val="single" w:color="000000" w:sz="2" w:space="0"/>
-            <w:right w:val="single" w:color="000000" w:sz="2" w:space="0"/>
-            <w:insideH w:val="single" w:color="000000" w:sz="2" w:space="0"/>
-            <w:insideV w:val="single" w:color="000000" w:sz="2" w:space="0"/>
-          </w:tblBorders>
+          <w:tblW w:w="8214" w:type="dxa"/>
+          <w:jc w:val="center"/>
+          <w:tblLayout w:type="fixed"/>
           <w:tblCellMar>
             <w:top w:w="0" w:type="dxa"/>
             <w:left w:w="0" w:type="dxa"/>
@@ -1165,7 +1153,7 @@
           </w:tblCellMar>
         </w:tblPrEx>
         <w:trPr>
-          <w:trHeight w:val="516" w:hRule="atLeast"/>
+          <w:trHeight w:val="516"/>
           <w:jc w:val="center"/>
         </w:trPr>
         <w:tc>
@@ -1187,11 +1175,11 @@
               <w:adjustRightInd w:val="0"/>
               <w:snapToGrid w:val="0"/>
               <w:spacing w:before="173" w:line="267" w:lineRule="exact"/>
-              <w:ind w:left="0" w:leftChars="0" w:right="0" w:rightChars="0" w:firstLine="0" w:firstLineChars="0"/>
+              <w:ind w:left="0" w:right="0" w:firstLine="0" w:leftChars="0" w:rightChars="0" w:firstLineChars="0"/>
               <w:jc w:val="center"/>
               <w:textAlignment w:val="baseline"/>
               <w:rPr>
-                <w:rFonts w:hint="default" w:ascii="宋体" w:hAnsi="宋体" w:eastAsia="宋体" w:cs="宋体"/>
+                <w:rFonts w:ascii="宋体" w:eastAsia="宋体" w:hAnsi="宋体" w:cs="宋体" w:hint="default"/>
                 <w:sz w:val="20"/>
                 <w:szCs w:val="20"/>
                 <w:lang w:val="en-US"/>
@@ -1199,7 +1187,7 @@
             </w:pPr>
             <w:r>
               <w:rPr>
-                <w:rFonts w:ascii="宋体" w:hAnsi="宋体" w:eastAsia="宋体" w:cs="宋体"/>
+                <w:rFonts w:ascii="宋体" w:eastAsia="宋体" w:hAnsi="宋体" w:cs="宋体"/>
                 <w:spacing w:val="3"/>
                 <w:position w:val="1"/>
                 <w:sz w:val="20"/>
@@ -1209,7 +1197,7 @@
             </w:r>
             <w:r>
               <w:rPr>
-                <w:rFonts w:hint="eastAsia" w:ascii="宋体" w:hAnsi="宋体" w:cs="宋体"/>
+                <w:rFonts w:ascii="宋体" w:hAnsi="宋体" w:cs="宋体" w:hint="eastAsia"/>
                 <w:spacing w:val="3"/>
                 <w:position w:val="1"/>
                 <w:sz w:val="20"/>
@@ -1220,7 +1208,7 @@
             </w:r>
             <w:r>
               <w:rPr>
-                <w:rFonts w:ascii="宋体" w:hAnsi="宋体" w:eastAsia="宋体" w:cs="宋体"/>
+                <w:rFonts w:ascii="宋体" w:eastAsia="宋体" w:hAnsi="宋体" w:cs="宋体"/>
                 <w:spacing w:val="3"/>
                 <w:position w:val="1"/>
                 <w:sz w:val="20"/>
@@ -1230,7 +1218,7 @@
             </w:r>
             <w:r>
               <w:rPr>
-                <w:rFonts w:hint="eastAsia" w:ascii="宋体" w:hAnsi="宋体" w:cs="宋体"/>
+                <w:rFonts w:ascii="宋体" w:hAnsi="宋体" w:cs="宋体" w:hint="eastAsia"/>
                 <w:spacing w:val="3"/>
                 <w:position w:val="1"/>
                 <w:sz w:val="20"/>
@@ -1260,18 +1248,18 @@
               <w:adjustRightInd w:val="0"/>
               <w:snapToGrid w:val="0"/>
               <w:spacing w:before="173" w:line="267" w:lineRule="exact"/>
-              <w:ind w:left="0" w:leftChars="0" w:right="0" w:rightChars="0" w:firstLine="0" w:firstLineChars="0"/>
+              <w:ind w:left="0" w:right="0" w:firstLine="0" w:leftChars="0" w:rightChars="0" w:firstLineChars="0"/>
               <w:jc w:val="center"/>
               <w:textAlignment w:val="baseline"/>
               <w:rPr>
-                <w:rFonts w:ascii="宋体" w:hAnsi="宋体" w:eastAsia="宋体" w:cs="宋体"/>
+                <w:rFonts w:ascii="宋体" w:eastAsia="宋体" w:hAnsi="宋体" w:cs="宋体"/>
                 <w:sz w:val="20"/>
                 <w:szCs w:val="20"/>
               </w:rPr>
             </w:pPr>
             <w:r>
               <w:rPr>
-                <w:rFonts w:ascii="宋体" w:hAnsi="宋体" w:eastAsia="宋体" w:cs="宋体"/>
+                <w:rFonts w:ascii="宋体" w:eastAsia="宋体" w:hAnsi="宋体" w:cs="宋体"/>
                 <w:spacing w:val="4"/>
                 <w:position w:val="1"/>
                 <w:sz w:val="20"/>
@@ -1300,18 +1288,18 @@
               <w:adjustRightInd w:val="0"/>
               <w:snapToGrid w:val="0"/>
               <w:spacing w:before="172" w:line="228" w:lineRule="auto"/>
-              <w:ind w:left="0" w:leftChars="0" w:right="0" w:rightChars="0" w:firstLine="0" w:firstLineChars="0"/>
+              <w:ind w:left="0" w:right="0" w:firstLine="0" w:leftChars="0" w:rightChars="0" w:firstLineChars="0"/>
               <w:jc w:val="center"/>
               <w:textAlignment w:val="baseline"/>
               <w:rPr>
-                <w:rFonts w:ascii="宋体" w:hAnsi="宋体" w:eastAsia="宋体" w:cs="宋体"/>
+                <w:rFonts w:ascii="宋体" w:eastAsia="宋体" w:hAnsi="宋体" w:cs="宋体"/>
                 <w:sz w:val="20"/>
                 <w:szCs w:val="20"/>
               </w:rPr>
             </w:pPr>
             <w:r>
               <w:rPr>
-                <w:rFonts w:ascii="宋体" w:hAnsi="宋体" w:eastAsia="宋体" w:cs="宋体"/>
+                <w:rFonts w:ascii="宋体" w:eastAsia="宋体" w:hAnsi="宋体" w:cs="宋体"/>
                 <w:spacing w:val="200"/>
                 <w:kern w:val="0"/>
                 <w:sz w:val="20"/>
@@ -1321,7 +1309,7 @@
             </w:r>
             <w:r>
               <w:rPr>
-                <w:rFonts w:ascii="宋体" w:hAnsi="宋体" w:eastAsia="宋体" w:cs="宋体"/>
+                <w:rFonts w:ascii="宋体" w:eastAsia="宋体" w:hAnsi="宋体" w:cs="宋体"/>
                 <w:spacing w:val="0"/>
                 <w:kern w:val="0"/>
                 <w:sz w:val="20"/>
@@ -1350,11 +1338,11 @@
               <w:adjustRightInd w:val="0"/>
               <w:snapToGrid w:val="0"/>
               <w:spacing w:before="173" w:line="229" w:lineRule="auto"/>
-              <w:ind w:left="0" w:leftChars="0" w:right="0" w:rightChars="0" w:firstLine="0" w:firstLineChars="0"/>
+              <w:ind w:left="0" w:right="0" w:firstLine="0" w:leftChars="0" w:rightChars="0" w:firstLineChars="0"/>
               <w:jc w:val="center"/>
               <w:textAlignment w:val="baseline"/>
               <w:rPr>
-                <w:rFonts w:ascii="宋体" w:hAnsi="宋体" w:eastAsia="宋体" w:cs="宋体"/>
+                <w:rFonts w:ascii="宋体" w:eastAsia="宋体" w:hAnsi="宋体" w:cs="宋体"/>
                 <w:spacing w:val="200"/>
                 <w:kern w:val="0"/>
                 <w:sz w:val="20"/>
@@ -1363,7 +1351,7 @@
             </w:pPr>
             <w:r>
               <w:rPr>
-                <w:rFonts w:hint="eastAsia" w:asciiTheme="minorAscii" w:hAnsiTheme="minorAscii" w:eastAsiaTheme="minorEastAsia"/>
+                <w:rFonts w:asciiTheme="minorAscii" w:eastAsiaTheme="minorEastAsia" w:hAnsiTheme="minorAscii" w:hint="eastAsia"/>
                 <w:spacing w:val="0"/>
                 <w:kern w:val="0"/>
                 <w:sz w:val="21"/>
@@ -1393,11 +1381,11 @@
               <w:adjustRightInd w:val="0"/>
               <w:snapToGrid w:val="0"/>
               <w:spacing w:before="172" w:line="228" w:lineRule="auto"/>
-              <w:ind w:left="0" w:leftChars="0" w:right="0" w:rightChars="0" w:firstLine="0" w:firstLineChars="0"/>
+              <w:ind w:left="0" w:right="0" w:firstLine="0" w:leftChars="0" w:rightChars="0" w:firstLineChars="0"/>
               <w:jc w:val="center"/>
               <w:textAlignment w:val="baseline"/>
               <w:rPr>
-                <w:rFonts w:ascii="宋体" w:hAnsi="宋体" w:eastAsia="宋体" w:cs="宋体"/>
+                <w:rFonts w:ascii="宋体" w:eastAsia="宋体" w:hAnsi="宋体" w:cs="宋体"/>
                 <w:spacing w:val="200"/>
                 <w:kern w:val="0"/>
                 <w:sz w:val="20"/>
@@ -1406,7 +1394,7 @@
             </w:pPr>
             <w:r>
               <w:rPr>
-                <w:rFonts w:hint="eastAsia" w:ascii="宋体" w:hAnsi="宋体" w:eastAsia="宋体" w:cs="宋体"/>
+                <w:rFonts w:ascii="宋体" w:eastAsia="宋体" w:hAnsi="宋体" w:cs="宋体" w:hint="eastAsia"/>
                 <w:spacing w:val="200"/>
                 <w:kern w:val="0"/>
                 <w:sz w:val="20"/>
@@ -1416,7 +1404,7 @@
             </w:r>
             <w:r>
               <w:rPr>
-                <w:rFonts w:hint="eastAsia" w:asciiTheme="minorAscii" w:hAnsiTheme="minorAscii" w:eastAsiaTheme="minorEastAsia"/>
+                <w:rFonts w:asciiTheme="minorAscii" w:eastAsiaTheme="minorEastAsia" w:hAnsiTheme="minorAscii" w:hint="eastAsia"/>
                 <w:spacing w:val="0"/>
                 <w:kern w:val="0"/>
                 <w:sz w:val="21"/>
@@ -1446,18 +1434,18 @@
               <w:adjustRightInd w:val="0"/>
               <w:snapToGrid w:val="0"/>
               <w:spacing w:before="173" w:line="229" w:lineRule="auto"/>
-              <w:ind w:left="0" w:leftChars="0" w:right="0" w:rightChars="0" w:firstLine="0" w:firstLineChars="0"/>
+              <w:ind w:left="0" w:right="0" w:firstLine="0" w:leftChars="0" w:rightChars="0" w:firstLineChars="0"/>
               <w:jc w:val="center"/>
               <w:textAlignment w:val="baseline"/>
               <w:rPr>
-                <w:rFonts w:ascii="宋体" w:hAnsi="宋体" w:eastAsia="宋体" w:cs="宋体"/>
+                <w:rFonts w:ascii="宋体" w:eastAsia="宋体" w:hAnsi="宋体" w:cs="宋体"/>
                 <w:sz w:val="20"/>
                 <w:szCs w:val="20"/>
               </w:rPr>
             </w:pPr>
             <w:r>
               <w:rPr>
-                <w:rFonts w:hint="eastAsia" w:asciiTheme="minorAscii" w:hAnsiTheme="minorAscii" w:eastAsiaTheme="minorEastAsia"/>
+                <w:rFonts w:asciiTheme="minorAscii" w:eastAsiaTheme="minorEastAsia" w:hAnsiTheme="minorAscii" w:hint="eastAsia"/>
                 <w:spacing w:val="0"/>
                 <w:kern w:val="0"/>
                 <w:sz w:val="21"/>
@@ -1471,14 +1459,9 @@
       </w:tr>
       <w:tr>
         <w:tblPrEx>
-          <w:tblBorders>
-            <w:top w:val="single" w:color="000000" w:sz="2" w:space="0"/>
-            <w:left w:val="single" w:color="000000" w:sz="2" w:space="0"/>
-            <w:bottom w:val="single" w:color="000000" w:sz="2" w:space="0"/>
-            <w:right w:val="single" w:color="000000" w:sz="2" w:space="0"/>
-            <w:insideH w:val="single" w:color="000000" w:sz="2" w:space="0"/>
-            <w:insideV w:val="single" w:color="000000" w:sz="2" w:space="0"/>
-          </w:tblBorders>
+          <w:tblW w:w="8214" w:type="dxa"/>
+          <w:jc w:val="center"/>
+          <w:tblLayout w:type="fixed"/>
           <w:tblCellMar>
             <w:top w:w="0" w:type="dxa"/>
             <w:left w:w="0" w:type="dxa"/>
@@ -1487,7 +1470,7 @@
           </w:tblCellMar>
         </w:tblPrEx>
         <w:trPr>
-          <w:trHeight w:val="556" w:hRule="atLeast"/>
+          <w:trHeight w:val="556"/>
           <w:jc w:val="center"/>
         </w:trPr>
         <w:tc>
@@ -1496,7 +1479,7 @@
           </w:tcPr>
           <w:p>
             <w:pPr>
-              <w:pStyle w:val="27"/>
+              <w:pStyle w:val="TableText"/>
               <w:keepNext w:val="0"/>
               <w:keepLines w:val="0"/>
               <w:pageBreakBefore w:val="0"/>
@@ -1509,7 +1492,7 @@
               <w:bidi w:val="0"/>
               <w:adjustRightInd w:val="0"/>
               <w:snapToGrid w:val="0"/>
-              <w:ind w:left="0" w:leftChars="0" w:right="0" w:rightChars="0" w:firstLine="0" w:firstLineChars="0"/>
+              <w:ind w:left="0" w:right="0" w:firstLine="0" w:leftChars="0" w:rightChars="0" w:firstLineChars="0"/>
               <w:jc w:val="center"/>
               <w:textAlignment w:val="baseline"/>
             </w:pPr>
@@ -1521,7 +1504,7 @@
           </w:tcPr>
           <w:p>
             <w:pPr>
-              <w:pStyle w:val="27"/>
+              <w:pStyle w:val="TableText"/>
               <w:keepNext w:val="0"/>
               <w:keepLines w:val="0"/>
               <w:pageBreakBefore w:val="0"/>
@@ -1534,7 +1517,7 @@
               <w:bidi w:val="0"/>
               <w:adjustRightInd w:val="0"/>
               <w:snapToGrid w:val="0"/>
-              <w:ind w:left="0" w:leftChars="0" w:right="0" w:rightChars="0" w:firstLine="0" w:firstLineChars="0"/>
+              <w:ind w:left="0" w:right="0" w:firstLine="0" w:leftChars="0" w:rightChars="0" w:firstLineChars="0"/>
               <w:jc w:val="center"/>
               <w:textAlignment w:val="baseline"/>
             </w:pPr>
@@ -1546,7 +1529,7 @@
           </w:tcPr>
           <w:p>
             <w:pPr>
-              <w:pStyle w:val="27"/>
+              <w:pStyle w:val="TableText"/>
               <w:keepNext w:val="0"/>
               <w:keepLines w:val="0"/>
               <w:pageBreakBefore w:val="0"/>
@@ -1559,7 +1542,7 @@
               <w:bidi w:val="0"/>
               <w:adjustRightInd w:val="0"/>
               <w:snapToGrid w:val="0"/>
-              <w:ind w:left="0" w:leftChars="0" w:right="0" w:rightChars="0" w:firstLine="0" w:firstLineChars="0"/>
+              <w:ind w:left="0" w:right="0" w:firstLine="0" w:leftChars="0" w:rightChars="0" w:firstLineChars="0"/>
               <w:jc w:val="center"/>
               <w:textAlignment w:val="baseline"/>
             </w:pPr>
@@ -1571,7 +1554,7 @@
           </w:tcPr>
           <w:p>
             <w:pPr>
-              <w:pStyle w:val="27"/>
+              <w:pStyle w:val="TableText"/>
               <w:keepNext w:val="0"/>
               <w:keepLines w:val="0"/>
               <w:pageBreakBefore w:val="0"/>
@@ -1584,7 +1567,7 @@
               <w:bidi w:val="0"/>
               <w:adjustRightInd w:val="0"/>
               <w:snapToGrid w:val="0"/>
-              <w:ind w:left="0" w:leftChars="0" w:right="0" w:rightChars="0" w:firstLine="0" w:firstLineChars="0"/>
+              <w:ind w:left="0" w:right="0" w:firstLine="0" w:leftChars="0" w:rightChars="0" w:firstLineChars="0"/>
               <w:jc w:val="center"/>
               <w:textAlignment w:val="baseline"/>
             </w:pPr>
@@ -1596,7 +1579,7 @@
           </w:tcPr>
           <w:p>
             <w:pPr>
-              <w:pStyle w:val="27"/>
+              <w:pStyle w:val="TableText"/>
               <w:keepNext w:val="0"/>
               <w:keepLines w:val="0"/>
               <w:pageBreakBefore w:val="0"/>
@@ -1609,7 +1592,7 @@
               <w:bidi w:val="0"/>
               <w:adjustRightInd w:val="0"/>
               <w:snapToGrid w:val="0"/>
-              <w:ind w:left="0" w:leftChars="0" w:right="0" w:rightChars="0" w:firstLine="0" w:firstLineChars="0"/>
+              <w:ind w:left="0" w:right="0" w:firstLine="0" w:leftChars="0" w:rightChars="0" w:firstLineChars="0"/>
               <w:jc w:val="center"/>
               <w:textAlignment w:val="baseline"/>
             </w:pPr>
@@ -1621,7 +1604,7 @@
           </w:tcPr>
           <w:p>
             <w:pPr>
-              <w:pStyle w:val="27"/>
+              <w:pStyle w:val="TableText"/>
               <w:keepNext w:val="0"/>
               <w:keepLines w:val="0"/>
               <w:pageBreakBefore w:val="0"/>
@@ -1634,7 +1617,7 @@
               <w:bidi w:val="0"/>
               <w:adjustRightInd w:val="0"/>
               <w:snapToGrid w:val="0"/>
-              <w:ind w:left="0" w:leftChars="0" w:right="0" w:rightChars="0" w:firstLine="0" w:firstLineChars="0"/>
+              <w:ind w:left="0" w:right="0" w:firstLine="0" w:leftChars="0" w:rightChars="0" w:firstLineChars="0"/>
               <w:jc w:val="center"/>
               <w:textAlignment w:val="baseline"/>
             </w:pPr>
@@ -1643,14 +1626,9 @@
       </w:tr>
       <w:tr>
         <w:tblPrEx>
-          <w:tblBorders>
-            <w:top w:val="single" w:color="000000" w:sz="2" w:space="0"/>
-            <w:left w:val="single" w:color="000000" w:sz="2" w:space="0"/>
-            <w:bottom w:val="single" w:color="000000" w:sz="2" w:space="0"/>
-            <w:right w:val="single" w:color="000000" w:sz="2" w:space="0"/>
-            <w:insideH w:val="single" w:color="000000" w:sz="2" w:space="0"/>
-            <w:insideV w:val="single" w:color="000000" w:sz="2" w:space="0"/>
-          </w:tblBorders>
+          <w:tblW w:w="8214" w:type="dxa"/>
+          <w:jc w:val="center"/>
+          <w:tblLayout w:type="fixed"/>
           <w:tblCellMar>
             <w:top w:w="0" w:type="dxa"/>
             <w:left w:w="0" w:type="dxa"/>
@@ -1659,7 +1637,7 @@
           </w:tblCellMar>
         </w:tblPrEx>
         <w:trPr>
-          <w:trHeight w:val="556" w:hRule="atLeast"/>
+          <w:trHeight w:val="556"/>
           <w:jc w:val="center"/>
         </w:trPr>
         <w:tc>
@@ -1668,7 +1646,7 @@
           </w:tcPr>
           <w:p>
             <w:pPr>
-              <w:pStyle w:val="27"/>
+              <w:pStyle w:val="TableText"/>
               <w:keepNext w:val="0"/>
               <w:keepLines w:val="0"/>
               <w:pageBreakBefore w:val="0"/>
@@ -1681,7 +1659,7 @@
               <w:bidi w:val="0"/>
               <w:adjustRightInd w:val="0"/>
               <w:snapToGrid w:val="0"/>
-              <w:ind w:left="0" w:leftChars="0" w:right="0" w:rightChars="0" w:firstLine="0" w:firstLineChars="0"/>
+              <w:ind w:left="0" w:right="0" w:firstLine="0" w:leftChars="0" w:rightChars="0" w:firstLineChars="0"/>
               <w:jc w:val="center"/>
               <w:textAlignment w:val="baseline"/>
             </w:pPr>
@@ -1693,7 +1671,7 @@
           </w:tcPr>
           <w:p>
             <w:pPr>
-              <w:pStyle w:val="27"/>
+              <w:pStyle w:val="TableText"/>
               <w:keepNext w:val="0"/>
               <w:keepLines w:val="0"/>
               <w:pageBreakBefore w:val="0"/>
@@ -1706,7 +1684,7 @@
               <w:bidi w:val="0"/>
               <w:adjustRightInd w:val="0"/>
               <w:snapToGrid w:val="0"/>
-              <w:ind w:left="0" w:leftChars="0" w:right="0" w:rightChars="0" w:firstLine="0" w:firstLineChars="0"/>
+              <w:ind w:left="0" w:right="0" w:firstLine="0" w:leftChars="0" w:rightChars="0" w:firstLineChars="0"/>
               <w:jc w:val="center"/>
               <w:textAlignment w:val="baseline"/>
             </w:pPr>
@@ -1718,7 +1696,7 @@
           </w:tcPr>
           <w:p>
             <w:pPr>
-              <w:pStyle w:val="27"/>
+              <w:pStyle w:val="TableText"/>
               <w:keepNext w:val="0"/>
               <w:keepLines w:val="0"/>
               <w:pageBreakBefore w:val="0"/>
@@ -1731,7 +1709,7 @@
               <w:bidi w:val="0"/>
               <w:adjustRightInd w:val="0"/>
               <w:snapToGrid w:val="0"/>
-              <w:ind w:left="0" w:leftChars="0" w:right="0" w:rightChars="0" w:firstLine="0" w:firstLineChars="0"/>
+              <w:ind w:left="0" w:right="0" w:firstLine="0" w:leftChars="0" w:rightChars="0" w:firstLineChars="0"/>
               <w:jc w:val="center"/>
               <w:textAlignment w:val="baseline"/>
             </w:pPr>
@@ -1743,7 +1721,7 @@
           </w:tcPr>
           <w:p>
             <w:pPr>
-              <w:pStyle w:val="27"/>
+              <w:pStyle w:val="TableText"/>
               <w:keepNext w:val="0"/>
               <w:keepLines w:val="0"/>
               <w:pageBreakBefore w:val="0"/>
@@ -1756,7 +1734,7 @@
               <w:bidi w:val="0"/>
               <w:adjustRightInd w:val="0"/>
               <w:snapToGrid w:val="0"/>
-              <w:ind w:left="0" w:leftChars="0" w:right="0" w:rightChars="0" w:firstLine="0" w:firstLineChars="0"/>
+              <w:ind w:left="0" w:right="0" w:firstLine="0" w:leftChars="0" w:rightChars="0" w:firstLineChars="0"/>
               <w:jc w:val="center"/>
               <w:textAlignment w:val="baseline"/>
             </w:pPr>
@@ -1768,7 +1746,7 @@
           </w:tcPr>
           <w:p>
             <w:pPr>
-              <w:pStyle w:val="27"/>
+              <w:pStyle w:val="TableText"/>
               <w:keepNext w:val="0"/>
               <w:keepLines w:val="0"/>
               <w:pageBreakBefore w:val="0"/>
@@ -1781,7 +1759,7 @@
               <w:bidi w:val="0"/>
               <w:adjustRightInd w:val="0"/>
               <w:snapToGrid w:val="0"/>
-              <w:ind w:left="0" w:leftChars="0" w:right="0" w:rightChars="0" w:firstLine="0" w:firstLineChars="0"/>
+              <w:ind w:left="0" w:right="0" w:firstLine="0" w:leftChars="0" w:rightChars="0" w:firstLineChars="0"/>
               <w:jc w:val="center"/>
               <w:textAlignment w:val="baseline"/>
             </w:pPr>
@@ -1793,7 +1771,7 @@
           </w:tcPr>
           <w:p>
             <w:pPr>
-              <w:pStyle w:val="27"/>
+              <w:pStyle w:val="TableText"/>
               <w:keepNext w:val="0"/>
               <w:keepLines w:val="0"/>
               <w:pageBreakBefore w:val="0"/>
@@ -1806,7 +1784,7 @@
               <w:bidi w:val="0"/>
               <w:adjustRightInd w:val="0"/>
               <w:snapToGrid w:val="0"/>
-              <w:ind w:left="0" w:leftChars="0" w:right="0" w:rightChars="0" w:firstLine="0" w:firstLineChars="0"/>
+              <w:ind w:left="0" w:right="0" w:firstLine="0" w:leftChars="0" w:rightChars="0" w:firstLineChars="0"/>
               <w:jc w:val="center"/>
               <w:textAlignment w:val="baseline"/>
             </w:pPr>
@@ -1815,17 +1793,18 @@
       </w:tr>
       <w:tr>
         <w:tblPrEx>
-          <w:tblBorders>
-            <w:top w:val="single" w:color="000000" w:sz="2" w:space="0"/>
-            <w:left w:val="single" w:color="000000" w:sz="2" w:space="0"/>
-            <w:bottom w:val="single" w:color="000000" w:sz="2" w:space="0"/>
-            <w:right w:val="single" w:color="000000" w:sz="2" w:space="0"/>
-            <w:insideH w:val="single" w:color="000000" w:sz="2" w:space="0"/>
-            <w:insideV w:val="single" w:color="000000" w:sz="2" w:space="0"/>
-          </w:tblBorders>
+          <w:tblW w:w="8214" w:type="dxa"/>
+          <w:jc w:val="center"/>
+          <w:tblLayout w:type="fixed"/>
+          <w:tblCellMar>
+            <w:top w:w="0" w:type="dxa"/>
+            <w:left w:w="0" w:type="dxa"/>
+            <w:bottom w:w="0" w:type="dxa"/>
+            <w:right w:w="0" w:type="dxa"/>
+          </w:tblCellMar>
         </w:tblPrEx>
         <w:trPr>
-          <w:trHeight w:val="557" w:hRule="atLeast"/>
+          <w:trHeight w:val="557"/>
           <w:jc w:val="center"/>
         </w:trPr>
         <w:tc>
@@ -1834,7 +1813,7 @@
           </w:tcPr>
           <w:p>
             <w:pPr>
-              <w:pStyle w:val="27"/>
+              <w:pStyle w:val="TableText"/>
               <w:keepNext w:val="0"/>
               <w:keepLines w:val="0"/>
               <w:pageBreakBefore w:val="0"/>
@@ -1847,7 +1826,7 @@
               <w:bidi w:val="0"/>
               <w:adjustRightInd w:val="0"/>
               <w:snapToGrid w:val="0"/>
-              <w:ind w:left="0" w:leftChars="0" w:right="0" w:rightChars="0" w:firstLine="0" w:firstLineChars="0"/>
+              <w:ind w:left="0" w:right="0" w:firstLine="0" w:leftChars="0" w:rightChars="0" w:firstLineChars="0"/>
               <w:jc w:val="center"/>
               <w:textAlignment w:val="baseline"/>
             </w:pPr>
@@ -1859,7 +1838,7 @@
           </w:tcPr>
           <w:p>
             <w:pPr>
-              <w:pStyle w:val="27"/>
+              <w:pStyle w:val="TableText"/>
               <w:keepNext w:val="0"/>
               <w:keepLines w:val="0"/>
               <w:pageBreakBefore w:val="0"/>
@@ -1872,7 +1851,7 @@
               <w:bidi w:val="0"/>
               <w:adjustRightInd w:val="0"/>
               <w:snapToGrid w:val="0"/>
-              <w:ind w:left="0" w:leftChars="0" w:right="0" w:rightChars="0" w:firstLine="0" w:firstLineChars="0"/>
+              <w:ind w:left="0" w:right="0" w:firstLine="0" w:leftChars="0" w:rightChars="0" w:firstLineChars="0"/>
               <w:jc w:val="center"/>
               <w:textAlignment w:val="baseline"/>
             </w:pPr>
@@ -1884,7 +1863,7 @@
           </w:tcPr>
           <w:p>
             <w:pPr>
-              <w:pStyle w:val="27"/>
+              <w:pStyle w:val="TableText"/>
               <w:keepNext w:val="0"/>
               <w:keepLines w:val="0"/>
               <w:pageBreakBefore w:val="0"/>
@@ -1897,7 +1876,7 @@
               <w:bidi w:val="0"/>
               <w:adjustRightInd w:val="0"/>
               <w:snapToGrid w:val="0"/>
-              <w:ind w:left="0" w:leftChars="0" w:right="0" w:rightChars="0" w:firstLine="0" w:firstLineChars="0"/>
+              <w:ind w:left="0" w:right="0" w:firstLine="0" w:leftChars="0" w:rightChars="0" w:firstLineChars="0"/>
               <w:jc w:val="center"/>
               <w:textAlignment w:val="baseline"/>
             </w:pPr>
@@ -1909,7 +1888,7 @@
           </w:tcPr>
           <w:p>
             <w:pPr>
-              <w:pStyle w:val="27"/>
+              <w:pStyle w:val="TableText"/>
               <w:keepNext w:val="0"/>
               <w:keepLines w:val="0"/>
               <w:pageBreakBefore w:val="0"/>
@@ -1922,7 +1901,7 @@
               <w:bidi w:val="0"/>
               <w:adjustRightInd w:val="0"/>
               <w:snapToGrid w:val="0"/>
-              <w:ind w:left="0" w:leftChars="0" w:right="0" w:rightChars="0" w:firstLine="0" w:firstLineChars="0"/>
+              <w:ind w:left="0" w:right="0" w:firstLine="0" w:leftChars="0" w:rightChars="0" w:firstLineChars="0"/>
               <w:jc w:val="center"/>
               <w:textAlignment w:val="baseline"/>
             </w:pPr>
@@ -1934,7 +1913,7 @@
           </w:tcPr>
           <w:p>
             <w:pPr>
-              <w:pStyle w:val="27"/>
+              <w:pStyle w:val="TableText"/>
               <w:keepNext w:val="0"/>
               <w:keepLines w:val="0"/>
               <w:pageBreakBefore w:val="0"/>
@@ -1947,7 +1926,7 @@
               <w:bidi w:val="0"/>
               <w:adjustRightInd w:val="0"/>
               <w:snapToGrid w:val="0"/>
-              <w:ind w:left="0" w:leftChars="0" w:right="0" w:rightChars="0" w:firstLine="0" w:firstLineChars="0"/>
+              <w:ind w:left="0" w:right="0" w:firstLine="0" w:leftChars="0" w:rightChars="0" w:firstLineChars="0"/>
               <w:jc w:val="center"/>
               <w:textAlignment w:val="baseline"/>
             </w:pPr>
@@ -1959,7 +1938,7 @@
           </w:tcPr>
           <w:p>
             <w:pPr>
-              <w:pStyle w:val="27"/>
+              <w:pStyle w:val="TableText"/>
               <w:keepNext w:val="0"/>
               <w:keepLines w:val="0"/>
               <w:pageBreakBefore w:val="0"/>
@@ -1972,7 +1951,7 @@
               <w:bidi w:val="0"/>
               <w:adjustRightInd w:val="0"/>
               <w:snapToGrid w:val="0"/>
-              <w:ind w:left="0" w:leftChars="0" w:right="0" w:rightChars="0" w:firstLine="0" w:firstLineChars="0"/>
+              <w:ind w:left="0" w:right="0" w:firstLine="0" w:leftChars="0" w:rightChars="0" w:firstLineChars="0"/>
               <w:jc w:val="center"/>
               <w:textAlignment w:val="baseline"/>
             </w:pPr>
@@ -2003,7 +1982,7 @@
     <w:sdt>
       <w:sdtPr>
         <w:rPr>
-          <w:rFonts w:ascii="宋体" w:hAnsi="宋体" w:eastAsia="宋体" w:cs="Arial"/>
+          <w:rFonts w:ascii="宋体" w:eastAsia="宋体" w:hAnsi="宋体" w:cs="Arial"/>
           <w:snapToGrid w:val="0"/>
           <w:color w:val="000000"/>
           <w:kern w:val="0"/>
@@ -2019,7 +1998,7 @@
       </w:sdtPr>
       <w:sdtEndPr>
         <w:rPr>
-          <w:rFonts w:hint="eastAsia" w:ascii="宋体" w:hAnsi="宋体" w:eastAsia="宋体" w:cs="宋体"/>
+          <w:rFonts w:ascii="宋体" w:eastAsia="宋体" w:hAnsi="宋体" w:cs="宋体" w:hint="eastAsia"/>
           <w:snapToGrid w:val="0"/>
           <w:color w:val="000000"/>
           <w:kern w:val="0"/>
@@ -2044,18 +2023,18 @@
             <w:adjustRightInd w:val="0"/>
             <w:snapToGrid w:val="0"/>
             <w:spacing w:before="0" w:beforeLines="0" w:after="0" w:afterLines="0" w:line="240" w:lineRule="auto"/>
-            <w:ind w:left="0" w:leftChars="0" w:right="0" w:rightChars="0" w:firstLine="0" w:firstLineChars="0"/>
+            <w:ind w:left="0" w:right="0" w:firstLine="0" w:leftChars="0" w:rightChars="0" w:firstLineChars="0"/>
             <w:jc w:val="center"/>
             <w:textAlignment w:val="baseline"/>
             <w:rPr>
-              <w:rFonts w:hint="eastAsia" w:ascii="宋体" w:hAnsi="宋体" w:eastAsia="宋体" w:cs="宋体"/>
+              <w:rFonts w:ascii="宋体" w:eastAsia="宋体" w:hAnsi="宋体" w:cs="宋体" w:hint="eastAsia"/>
               <w:sz w:val="24"/>
               <w:szCs w:val="24"/>
             </w:rPr>
           </w:pPr>
           <w:r>
             <w:rPr>
-              <w:rFonts w:hint="eastAsia" w:ascii="宋体" w:hAnsi="宋体" w:eastAsia="宋体" w:cs="宋体"/>
+              <w:rFonts w:ascii="宋体" w:eastAsia="宋体" w:hAnsi="宋体" w:cs="宋体" w:hint="eastAsia"/>
               <w:sz w:val="24"/>
               <w:szCs w:val="24"/>
             </w:rPr>
@@ -2064,16 +2043,16 @@
         </w:p>
         <w:p>
           <w:pPr>
-            <w:pStyle w:val="16"/>
+            <w:pStyle w:val="TOC1"/>
             <w:tabs>
               <w:tab w:val="right" w:leader="dot" w:pos="8306"/>
             </w:tabs>
           </w:pPr>
-          <w:bookmarkStart w:id="26" w:name="_GoBack"/>
-          <w:bookmarkEnd w:id="26"/>
-          <w:r>
-            <w:rPr>
-              <w:rFonts w:hint="eastAsia" w:ascii="宋体" w:hAnsi="宋体" w:eastAsia="宋体" w:cs="宋体"/>
+          <w:bookmarkStart w:id="2" w:name="_GoBack"/>
+          <w:bookmarkEnd w:id="2"/>
+          <w:r>
+            <w:rPr>
+              <w:rFonts w:ascii="宋体" w:eastAsia="宋体" w:hAnsi="宋体" w:cs="宋体" w:hint="eastAsia"/>
               <w:sz w:val="24"/>
               <w:szCs w:val="24"/>
             </w:rPr>
@@ -2081,7 +2060,7 @@
           </w:r>
           <w:r>
             <w:rPr>
-              <w:rFonts w:hint="eastAsia" w:ascii="宋体" w:hAnsi="宋体" w:eastAsia="宋体" w:cs="宋体"/>
+              <w:rFonts w:ascii="宋体" w:eastAsia="宋体" w:hAnsi="宋体" w:cs="宋体" w:hint="eastAsia"/>
               <w:sz w:val="24"/>
               <w:szCs w:val="24"/>
             </w:rPr>
@@ -2089,7 +2068,7 @@
           </w:r>
           <w:r>
             <w:rPr>
-              <w:rFonts w:hint="eastAsia" w:ascii="宋体" w:hAnsi="宋体" w:eastAsia="宋体" w:cs="宋体"/>
+              <w:rFonts w:ascii="宋体" w:eastAsia="宋体" w:hAnsi="宋体" w:cs="宋体" w:hint="eastAsia"/>
               <w:sz w:val="24"/>
               <w:szCs w:val="24"/>
             </w:rPr>
@@ -2097,21 +2076,21 @@
           </w:r>
           <w:r>
             <w:rPr>
-              <w:rFonts w:hint="eastAsia" w:ascii="宋体" w:hAnsi="宋体" w:eastAsia="宋体" w:cs="宋体"/>
+              <w:rFonts w:ascii="宋体" w:eastAsia="宋体" w:hAnsi="宋体" w:cs="宋体" w:hint="eastAsia"/>
               <w:szCs w:val="24"/>
             </w:rPr>
             <w:fldChar w:fldCharType="begin"/>
           </w:r>
           <w:r>
             <w:rPr>
-              <w:rFonts w:hint="eastAsia" w:ascii="宋体" w:hAnsi="宋体" w:eastAsia="宋体" w:cs="宋体"/>
+              <w:rFonts w:ascii="宋体" w:eastAsia="宋体" w:hAnsi="宋体" w:cs="宋体" w:hint="eastAsia"/>
               <w:szCs w:val="24"/>
             </w:rPr>
             <w:instrText xml:space="preserve"> HYPERLINK \l _Toc15078 </w:instrText>
           </w:r>
           <w:r>
             <w:rPr>
-              <w:rFonts w:hint="eastAsia" w:ascii="宋体" w:hAnsi="宋体" w:eastAsia="宋体" w:cs="宋体"/>
+              <w:rFonts w:ascii="宋体" w:eastAsia="宋体" w:hAnsi="宋体" w:cs="宋体" w:hint="eastAsia"/>
               <w:szCs w:val="24"/>
             </w:rPr>
             <w:fldChar w:fldCharType="separate"/>
@@ -2143,7 +2122,7 @@
           </w:r>
           <w:r>
             <w:rPr>
-              <w:rFonts w:hint="eastAsia" w:ascii="宋体" w:hAnsi="宋体" w:eastAsia="宋体" w:cs="宋体"/>
+              <w:rFonts w:ascii="宋体" w:eastAsia="宋体" w:hAnsi="宋体" w:cs="宋体" w:hint="eastAsia"/>
               <w:szCs w:val="24"/>
             </w:rPr>
             <w:fldChar w:fldCharType="end"/>
@@ -2151,28 +2130,28 @@
         </w:p>
         <w:p>
           <w:pPr>
-            <w:pStyle w:val="16"/>
+            <w:pStyle w:val="TOC1"/>
             <w:tabs>
               <w:tab w:val="right" w:leader="dot" w:pos="8306"/>
             </w:tabs>
           </w:pPr>
           <w:r>
             <w:rPr>
-              <w:rFonts w:hint="eastAsia" w:ascii="宋体" w:hAnsi="宋体" w:eastAsia="宋体" w:cs="宋体"/>
+              <w:rFonts w:ascii="宋体" w:eastAsia="宋体" w:hAnsi="宋体" w:cs="宋体" w:hint="eastAsia"/>
               <w:szCs w:val="24"/>
             </w:rPr>
             <w:fldChar w:fldCharType="begin"/>
           </w:r>
           <w:r>
             <w:rPr>
-              <w:rFonts w:hint="eastAsia" w:ascii="宋体" w:hAnsi="宋体" w:eastAsia="宋体" w:cs="宋体"/>
+              <w:rFonts w:ascii="宋体" w:eastAsia="宋体" w:hAnsi="宋体" w:cs="宋体" w:hint="eastAsia"/>
               <w:szCs w:val="24"/>
             </w:rPr>
             <w:instrText xml:space="preserve"> HYPERLINK \l _Toc32235 </w:instrText>
           </w:r>
           <w:r>
             <w:rPr>
-              <w:rFonts w:hint="eastAsia" w:ascii="宋体" w:hAnsi="宋体" w:eastAsia="宋体" w:cs="宋体"/>
+              <w:rFonts w:ascii="宋体" w:eastAsia="宋体" w:hAnsi="宋体" w:cs="宋体" w:hint="eastAsia"/>
               <w:szCs w:val="24"/>
             </w:rPr>
             <w:fldChar w:fldCharType="separate"/>
@@ -2204,7 +2183,7 @@
           </w:r>
           <w:r>
             <w:rPr>
-              <w:rFonts w:hint="eastAsia" w:ascii="宋体" w:hAnsi="宋体" w:eastAsia="宋体" w:cs="宋体"/>
+              <w:rFonts w:ascii="宋体" w:eastAsia="宋体" w:hAnsi="宋体" w:cs="宋体" w:hint="eastAsia"/>
               <w:szCs w:val="24"/>
             </w:rPr>
             <w:fldChar w:fldCharType="end"/>
@@ -2212,28 +2191,28 @@
         </w:p>
         <w:p>
           <w:pPr>
-            <w:pStyle w:val="16"/>
+            <w:pStyle w:val="TOC1"/>
             <w:tabs>
               <w:tab w:val="right" w:leader="dot" w:pos="8306"/>
             </w:tabs>
           </w:pPr>
           <w:r>
             <w:rPr>
-              <w:rFonts w:hint="eastAsia" w:ascii="宋体" w:hAnsi="宋体" w:eastAsia="宋体" w:cs="宋体"/>
+              <w:rFonts w:ascii="宋体" w:eastAsia="宋体" w:hAnsi="宋体" w:cs="宋体" w:hint="eastAsia"/>
               <w:szCs w:val="24"/>
             </w:rPr>
             <w:fldChar w:fldCharType="begin"/>
           </w:r>
           <w:r>
             <w:rPr>
-              <w:rFonts w:hint="eastAsia" w:ascii="宋体" w:hAnsi="宋体" w:eastAsia="宋体" w:cs="宋体"/>
+              <w:rFonts w:ascii="宋体" w:eastAsia="宋体" w:hAnsi="宋体" w:cs="宋体" w:hint="eastAsia"/>
               <w:szCs w:val="24"/>
             </w:rPr>
             <w:instrText xml:space="preserve"> HYPERLINK \l _Toc4338 </w:instrText>
           </w:r>
           <w:r>
             <w:rPr>
-              <w:rFonts w:hint="eastAsia" w:ascii="宋体" w:hAnsi="宋体" w:eastAsia="宋体" w:cs="宋体"/>
+              <w:rFonts w:ascii="宋体" w:eastAsia="宋体" w:hAnsi="宋体" w:cs="宋体" w:hint="eastAsia"/>
               <w:szCs w:val="24"/>
             </w:rPr>
             <w:fldChar w:fldCharType="separate"/>
@@ -2272,7 +2251,7 @@
           </w:r>
           <w:r>
             <w:rPr>
-              <w:rFonts w:hint="eastAsia" w:ascii="宋体" w:hAnsi="宋体" w:eastAsia="宋体" w:cs="宋体"/>
+              <w:rFonts w:ascii="宋体" w:eastAsia="宋体" w:hAnsi="宋体" w:cs="宋体" w:hint="eastAsia"/>
               <w:szCs w:val="24"/>
             </w:rPr>
             <w:fldChar w:fldCharType="end"/>
@@ -2280,28 +2259,28 @@
         </w:p>
         <w:p>
           <w:pPr>
-            <w:pStyle w:val="17"/>
+            <w:pStyle w:val="TOC2"/>
             <w:tabs>
               <w:tab w:val="right" w:leader="dot" w:pos="8306"/>
             </w:tabs>
           </w:pPr>
           <w:r>
             <w:rPr>
-              <w:rFonts w:hint="eastAsia" w:ascii="宋体" w:hAnsi="宋体" w:eastAsia="宋体" w:cs="宋体"/>
+              <w:rFonts w:ascii="宋体" w:eastAsia="宋体" w:hAnsi="宋体" w:cs="宋体" w:hint="eastAsia"/>
               <w:szCs w:val="24"/>
             </w:rPr>
             <w:fldChar w:fldCharType="begin"/>
           </w:r>
           <w:r>
             <w:rPr>
-              <w:rFonts w:hint="eastAsia" w:ascii="宋体" w:hAnsi="宋体" w:eastAsia="宋体" w:cs="宋体"/>
+              <w:rFonts w:ascii="宋体" w:eastAsia="宋体" w:hAnsi="宋体" w:cs="宋体" w:hint="eastAsia"/>
               <w:szCs w:val="24"/>
             </w:rPr>
             <w:instrText xml:space="preserve"> HYPERLINK \l _Toc20427 </w:instrText>
           </w:r>
           <w:r>
             <w:rPr>
-              <w:rFonts w:hint="eastAsia" w:ascii="宋体" w:hAnsi="宋体" w:eastAsia="宋体" w:cs="宋体"/>
+              <w:rFonts w:ascii="宋体" w:eastAsia="宋体" w:hAnsi="宋体" w:cs="宋体" w:hint="eastAsia"/>
               <w:szCs w:val="24"/>
             </w:rPr>
             <w:fldChar w:fldCharType="separate"/>
@@ -2340,7 +2319,7 @@
           </w:r>
           <w:r>
             <w:rPr>
-              <w:rFonts w:hint="eastAsia" w:ascii="宋体" w:hAnsi="宋体" w:eastAsia="宋体" w:cs="宋体"/>
+              <w:rFonts w:ascii="宋体" w:eastAsia="宋体" w:hAnsi="宋体" w:cs="宋体" w:hint="eastAsia"/>
               <w:szCs w:val="24"/>
             </w:rPr>
             <w:fldChar w:fldCharType="end"/>
@@ -2348,28 +2327,28 @@
         </w:p>
         <w:p>
           <w:pPr>
-            <w:pStyle w:val="17"/>
+            <w:pStyle w:val="TOC2"/>
             <w:tabs>
               <w:tab w:val="right" w:leader="dot" w:pos="8306"/>
             </w:tabs>
           </w:pPr>
           <w:r>
             <w:rPr>
-              <w:rFonts w:hint="eastAsia" w:ascii="宋体" w:hAnsi="宋体" w:eastAsia="宋体" w:cs="宋体"/>
+              <w:rFonts w:ascii="宋体" w:eastAsia="宋体" w:hAnsi="宋体" w:cs="宋体" w:hint="eastAsia"/>
               <w:szCs w:val="24"/>
             </w:rPr>
             <w:fldChar w:fldCharType="begin"/>
           </w:r>
           <w:r>
             <w:rPr>
-              <w:rFonts w:hint="eastAsia" w:ascii="宋体" w:hAnsi="宋体" w:eastAsia="宋体" w:cs="宋体"/>
+              <w:rFonts w:ascii="宋体" w:eastAsia="宋体" w:hAnsi="宋体" w:cs="宋体" w:hint="eastAsia"/>
               <w:szCs w:val="24"/>
             </w:rPr>
             <w:instrText xml:space="preserve"> HYPERLINK \l _Toc18144 </w:instrText>
           </w:r>
           <w:r>
             <w:rPr>
-              <w:rFonts w:hint="eastAsia" w:ascii="宋体" w:hAnsi="宋体" w:eastAsia="宋体" w:cs="宋体"/>
+              <w:rFonts w:ascii="宋体" w:eastAsia="宋体" w:hAnsi="宋体" w:cs="宋体" w:hint="eastAsia"/>
               <w:szCs w:val="24"/>
             </w:rPr>
             <w:fldChar w:fldCharType="separate"/>
@@ -2408,7 +2387,7 @@
           </w:r>
           <w:r>
             <w:rPr>
-              <w:rFonts w:hint="eastAsia" w:ascii="宋体" w:hAnsi="宋体" w:eastAsia="宋体" w:cs="宋体"/>
+              <w:rFonts w:ascii="宋体" w:eastAsia="宋体" w:hAnsi="宋体" w:cs="宋体" w:hint="eastAsia"/>
               <w:szCs w:val="24"/>
             </w:rPr>
             <w:fldChar w:fldCharType="end"/>
@@ -2416,28 +2395,28 @@
         </w:p>
         <w:p>
           <w:pPr>
-            <w:pStyle w:val="17"/>
+            <w:pStyle w:val="TOC2"/>
             <w:tabs>
               <w:tab w:val="right" w:leader="dot" w:pos="8306"/>
             </w:tabs>
           </w:pPr>
           <w:r>
             <w:rPr>
-              <w:rFonts w:hint="eastAsia" w:ascii="宋体" w:hAnsi="宋体" w:eastAsia="宋体" w:cs="宋体"/>
+              <w:rFonts w:ascii="宋体" w:eastAsia="宋体" w:hAnsi="宋体" w:cs="宋体" w:hint="eastAsia"/>
               <w:szCs w:val="24"/>
             </w:rPr>
             <w:fldChar w:fldCharType="begin"/>
           </w:r>
           <w:r>
             <w:rPr>
-              <w:rFonts w:hint="eastAsia" w:ascii="宋体" w:hAnsi="宋体" w:eastAsia="宋体" w:cs="宋体"/>
+              <w:rFonts w:ascii="宋体" w:eastAsia="宋体" w:hAnsi="宋体" w:cs="宋体" w:hint="eastAsia"/>
               <w:szCs w:val="24"/>
             </w:rPr>
             <w:instrText xml:space="preserve"> HYPERLINK \l _Toc13428 </w:instrText>
           </w:r>
           <w:r>
             <w:rPr>
-              <w:rFonts w:hint="eastAsia" w:ascii="宋体" w:hAnsi="宋体" w:eastAsia="宋体" w:cs="宋体"/>
+              <w:rFonts w:ascii="宋体" w:eastAsia="宋体" w:hAnsi="宋体" w:cs="宋体" w:hint="eastAsia"/>
               <w:szCs w:val="24"/>
             </w:rPr>
             <w:fldChar w:fldCharType="separate"/>
@@ -2476,7 +2455,7 @@
           </w:r>
           <w:r>
             <w:rPr>
-              <w:rFonts w:hint="eastAsia" w:ascii="宋体" w:hAnsi="宋体" w:eastAsia="宋体" w:cs="宋体"/>
+              <w:rFonts w:ascii="宋体" w:eastAsia="宋体" w:hAnsi="宋体" w:cs="宋体" w:hint="eastAsia"/>
               <w:szCs w:val="24"/>
             </w:rPr>
             <w:fldChar w:fldCharType="end"/>
@@ -2484,28 +2463,28 @@
         </w:p>
         <w:p>
           <w:pPr>
-            <w:pStyle w:val="16"/>
+            <w:pStyle w:val="TOC1"/>
             <w:tabs>
               <w:tab w:val="right" w:leader="dot" w:pos="8306"/>
             </w:tabs>
           </w:pPr>
           <w:r>
             <w:rPr>
-              <w:rFonts w:hint="eastAsia" w:ascii="宋体" w:hAnsi="宋体" w:eastAsia="宋体" w:cs="宋体"/>
+              <w:rFonts w:ascii="宋体" w:eastAsia="宋体" w:hAnsi="宋体" w:cs="宋体" w:hint="eastAsia"/>
               <w:szCs w:val="24"/>
             </w:rPr>
             <w:fldChar w:fldCharType="begin"/>
           </w:r>
           <w:r>
             <w:rPr>
-              <w:rFonts w:hint="eastAsia" w:ascii="宋体" w:hAnsi="宋体" w:eastAsia="宋体" w:cs="宋体"/>
+              <w:rFonts w:ascii="宋体" w:eastAsia="宋体" w:hAnsi="宋体" w:cs="宋体" w:hint="eastAsia"/>
               <w:szCs w:val="24"/>
             </w:rPr>
             <w:instrText xml:space="preserve"> HYPERLINK \l _Toc27188 </w:instrText>
           </w:r>
           <w:r>
             <w:rPr>
-              <w:rFonts w:hint="eastAsia" w:ascii="宋体" w:hAnsi="宋体" w:eastAsia="宋体" w:cs="宋体"/>
+              <w:rFonts w:ascii="宋体" w:eastAsia="宋体" w:hAnsi="宋体" w:cs="宋体" w:hint="eastAsia"/>
               <w:szCs w:val="24"/>
             </w:rPr>
             <w:fldChar w:fldCharType="separate"/>
@@ -2544,7 +2523,7 @@
           </w:r>
           <w:r>
             <w:rPr>
-              <w:rFonts w:hint="eastAsia" w:ascii="宋体" w:hAnsi="宋体" w:eastAsia="宋体" w:cs="宋体"/>
+              <w:rFonts w:ascii="宋体" w:eastAsia="宋体" w:hAnsi="宋体" w:cs="宋体" w:hint="eastAsia"/>
               <w:szCs w:val="24"/>
             </w:rPr>
             <w:fldChar w:fldCharType="end"/>
@@ -2552,28 +2531,28 @@
         </w:p>
         <w:p>
           <w:pPr>
-            <w:pStyle w:val="16"/>
+            <w:pStyle w:val="TOC1"/>
             <w:tabs>
               <w:tab w:val="right" w:leader="dot" w:pos="8306"/>
             </w:tabs>
           </w:pPr>
           <w:r>
             <w:rPr>
-              <w:rFonts w:hint="eastAsia" w:ascii="宋体" w:hAnsi="宋体" w:eastAsia="宋体" w:cs="宋体"/>
+              <w:rFonts w:ascii="宋体" w:eastAsia="宋体" w:hAnsi="宋体" w:cs="宋体" w:hint="eastAsia"/>
               <w:szCs w:val="24"/>
             </w:rPr>
             <w:fldChar w:fldCharType="begin"/>
           </w:r>
           <w:r>
             <w:rPr>
-              <w:rFonts w:hint="eastAsia" w:ascii="宋体" w:hAnsi="宋体" w:eastAsia="宋体" w:cs="宋体"/>
+              <w:rFonts w:ascii="宋体" w:eastAsia="宋体" w:hAnsi="宋体" w:cs="宋体" w:hint="eastAsia"/>
               <w:szCs w:val="24"/>
             </w:rPr>
             <w:instrText xml:space="preserve"> HYPERLINK \l _Toc10414 </w:instrText>
           </w:r>
           <w:r>
             <w:rPr>
-              <w:rFonts w:hint="eastAsia" w:ascii="宋体" w:hAnsi="宋体" w:eastAsia="宋体" w:cs="宋体"/>
+              <w:rFonts w:ascii="宋体" w:eastAsia="宋体" w:hAnsi="宋体" w:cs="宋体" w:hint="eastAsia"/>
               <w:szCs w:val="24"/>
             </w:rPr>
             <w:fldChar w:fldCharType="separate"/>
@@ -2612,7 +2591,7 @@
           </w:r>
           <w:r>
             <w:rPr>
-              <w:rFonts w:hint="eastAsia" w:ascii="宋体" w:hAnsi="宋体" w:eastAsia="宋体" w:cs="宋体"/>
+              <w:rFonts w:ascii="宋体" w:eastAsia="宋体" w:hAnsi="宋体" w:cs="宋体" w:hint="eastAsia"/>
               <w:szCs w:val="24"/>
             </w:rPr>
             <w:fldChar w:fldCharType="end"/>
@@ -2620,28 +2599,28 @@
         </w:p>
         <w:p>
           <w:pPr>
-            <w:pStyle w:val="16"/>
+            <w:pStyle w:val="TOC1"/>
             <w:tabs>
               <w:tab w:val="right" w:leader="dot" w:pos="8306"/>
             </w:tabs>
           </w:pPr>
           <w:r>
             <w:rPr>
-              <w:rFonts w:hint="eastAsia" w:ascii="宋体" w:hAnsi="宋体" w:eastAsia="宋体" w:cs="宋体"/>
+              <w:rFonts w:ascii="宋体" w:eastAsia="宋体" w:hAnsi="宋体" w:cs="宋体" w:hint="eastAsia"/>
               <w:szCs w:val="24"/>
             </w:rPr>
             <w:fldChar w:fldCharType="begin"/>
           </w:r>
           <w:r>
             <w:rPr>
-              <w:rFonts w:hint="eastAsia" w:ascii="宋体" w:hAnsi="宋体" w:eastAsia="宋体" w:cs="宋体"/>
+              <w:rFonts w:ascii="宋体" w:eastAsia="宋体" w:hAnsi="宋体" w:cs="宋体" w:hint="eastAsia"/>
               <w:szCs w:val="24"/>
             </w:rPr>
             <w:instrText xml:space="preserve"> HYPERLINK \l _Toc31876 </w:instrText>
           </w:r>
           <w:r>
             <w:rPr>
-              <w:rFonts w:hint="eastAsia" w:ascii="宋体" w:hAnsi="宋体" w:eastAsia="宋体" w:cs="宋体"/>
+              <w:rFonts w:ascii="宋体" w:eastAsia="宋体" w:hAnsi="宋体" w:cs="宋体" w:hint="eastAsia"/>
               <w:szCs w:val="24"/>
             </w:rPr>
             <w:fldChar w:fldCharType="separate"/>
@@ -2680,7 +2659,7 @@
           </w:r>
           <w:r>
             <w:rPr>
-              <w:rFonts w:hint="eastAsia" w:ascii="宋体" w:hAnsi="宋体" w:eastAsia="宋体" w:cs="宋体"/>
+              <w:rFonts w:ascii="宋体" w:eastAsia="宋体" w:hAnsi="宋体" w:cs="宋体" w:hint="eastAsia"/>
               <w:szCs w:val="24"/>
             </w:rPr>
             <w:fldChar w:fldCharType="end"/>
@@ -2688,28 +2667,28 @@
         </w:p>
         <w:p>
           <w:pPr>
-            <w:pStyle w:val="17"/>
+            <w:pStyle w:val="TOC2"/>
             <w:tabs>
               <w:tab w:val="right" w:leader="dot" w:pos="8306"/>
             </w:tabs>
           </w:pPr>
           <w:r>
             <w:rPr>
-              <w:rFonts w:hint="eastAsia" w:ascii="宋体" w:hAnsi="宋体" w:eastAsia="宋体" w:cs="宋体"/>
+              <w:rFonts w:ascii="宋体" w:eastAsia="宋体" w:hAnsi="宋体" w:cs="宋体" w:hint="eastAsia"/>
               <w:szCs w:val="24"/>
             </w:rPr>
             <w:fldChar w:fldCharType="begin"/>
           </w:r>
           <w:r>
             <w:rPr>
-              <w:rFonts w:hint="eastAsia" w:ascii="宋体" w:hAnsi="宋体" w:eastAsia="宋体" w:cs="宋体"/>
+              <w:rFonts w:ascii="宋体" w:eastAsia="宋体" w:hAnsi="宋体" w:cs="宋体" w:hint="eastAsia"/>
               <w:szCs w:val="24"/>
             </w:rPr>
             <w:instrText xml:space="preserve"> HYPERLINK \l _Toc2017 </w:instrText>
           </w:r>
           <w:r>
             <w:rPr>
-              <w:rFonts w:hint="eastAsia" w:ascii="宋体" w:hAnsi="宋体" w:eastAsia="宋体" w:cs="宋体"/>
+              <w:rFonts w:ascii="宋体" w:eastAsia="宋体" w:hAnsi="宋体" w:cs="宋体" w:hint="eastAsia"/>
               <w:szCs w:val="24"/>
             </w:rPr>
             <w:fldChar w:fldCharType="separate"/>
@@ -2748,7 +2727,7 @@
           </w:r>
           <w:r>
             <w:rPr>
-              <w:rFonts w:hint="eastAsia" w:ascii="宋体" w:hAnsi="宋体" w:eastAsia="宋体" w:cs="宋体"/>
+              <w:rFonts w:ascii="宋体" w:eastAsia="宋体" w:hAnsi="宋体" w:cs="宋体" w:hint="eastAsia"/>
               <w:szCs w:val="24"/>
             </w:rPr>
             <w:fldChar w:fldCharType="end"/>
@@ -2756,28 +2735,28 @@
         </w:p>
         <w:p>
           <w:pPr>
-            <w:pStyle w:val="17"/>
+            <w:pStyle w:val="TOC2"/>
             <w:tabs>
               <w:tab w:val="right" w:leader="dot" w:pos="8306"/>
             </w:tabs>
           </w:pPr>
           <w:r>
             <w:rPr>
-              <w:rFonts w:hint="eastAsia" w:ascii="宋体" w:hAnsi="宋体" w:eastAsia="宋体" w:cs="宋体"/>
+              <w:rFonts w:ascii="宋体" w:eastAsia="宋体" w:hAnsi="宋体" w:cs="宋体" w:hint="eastAsia"/>
               <w:szCs w:val="24"/>
             </w:rPr>
             <w:fldChar w:fldCharType="begin"/>
           </w:r>
           <w:r>
             <w:rPr>
-              <w:rFonts w:hint="eastAsia" w:ascii="宋体" w:hAnsi="宋体" w:eastAsia="宋体" w:cs="宋体"/>
+              <w:rFonts w:ascii="宋体" w:eastAsia="宋体" w:hAnsi="宋体" w:cs="宋体" w:hint="eastAsia"/>
               <w:szCs w:val="24"/>
             </w:rPr>
             <w:instrText xml:space="preserve"> HYPERLINK \l _Toc29468 </w:instrText>
           </w:r>
           <w:r>
             <w:rPr>
-              <w:rFonts w:hint="eastAsia" w:ascii="宋体" w:hAnsi="宋体" w:eastAsia="宋体" w:cs="宋体"/>
+              <w:rFonts w:ascii="宋体" w:eastAsia="宋体" w:hAnsi="宋体" w:cs="宋体" w:hint="eastAsia"/>
               <w:szCs w:val="24"/>
             </w:rPr>
             <w:fldChar w:fldCharType="separate"/>
@@ -2816,7 +2795,7 @@
           </w:r>
           <w:r>
             <w:rPr>
-              <w:rFonts w:hint="eastAsia" w:ascii="宋体" w:hAnsi="宋体" w:eastAsia="宋体" w:cs="宋体"/>
+              <w:rFonts w:ascii="宋体" w:eastAsia="宋体" w:hAnsi="宋体" w:cs="宋体" w:hint="eastAsia"/>
               <w:szCs w:val="24"/>
             </w:rPr>
             <w:fldChar w:fldCharType="end"/>
@@ -2824,28 +2803,28 @@
         </w:p>
         <w:p>
           <w:pPr>
-            <w:pStyle w:val="17"/>
+            <w:pStyle w:val="TOC2"/>
             <w:tabs>
               <w:tab w:val="right" w:leader="dot" w:pos="8306"/>
             </w:tabs>
           </w:pPr>
           <w:r>
             <w:rPr>
-              <w:rFonts w:hint="eastAsia" w:ascii="宋体" w:hAnsi="宋体" w:eastAsia="宋体" w:cs="宋体"/>
+              <w:rFonts w:ascii="宋体" w:eastAsia="宋体" w:hAnsi="宋体" w:cs="宋体" w:hint="eastAsia"/>
               <w:szCs w:val="24"/>
             </w:rPr>
             <w:fldChar w:fldCharType="begin"/>
           </w:r>
           <w:r>
             <w:rPr>
-              <w:rFonts w:hint="eastAsia" w:ascii="宋体" w:hAnsi="宋体" w:eastAsia="宋体" w:cs="宋体"/>
+              <w:rFonts w:ascii="宋体" w:eastAsia="宋体" w:hAnsi="宋体" w:cs="宋体" w:hint="eastAsia"/>
               <w:szCs w:val="24"/>
             </w:rPr>
             <w:instrText xml:space="preserve"> HYPERLINK \l _Toc25513 </w:instrText>
           </w:r>
           <w:r>
             <w:rPr>
-              <w:rFonts w:hint="eastAsia" w:ascii="宋体" w:hAnsi="宋体" w:eastAsia="宋体" w:cs="宋体"/>
+              <w:rFonts w:ascii="宋体" w:eastAsia="宋体" w:hAnsi="宋体" w:cs="宋体" w:hint="eastAsia"/>
               <w:szCs w:val="24"/>
             </w:rPr>
             <w:fldChar w:fldCharType="separate"/>
@@ -2884,7 +2863,7 @@
           </w:r>
           <w:r>
             <w:rPr>
-              <w:rFonts w:hint="eastAsia" w:ascii="宋体" w:hAnsi="宋体" w:eastAsia="宋体" w:cs="宋体"/>
+              <w:rFonts w:ascii="宋体" w:eastAsia="宋体" w:hAnsi="宋体" w:cs="宋体" w:hint="eastAsia"/>
               <w:szCs w:val="24"/>
             </w:rPr>
             <w:fldChar w:fldCharType="end"/>
@@ -2892,28 +2871,28 @@
         </w:p>
         <w:p>
           <w:pPr>
-            <w:pStyle w:val="17"/>
+            <w:pStyle w:val="TOC2"/>
             <w:tabs>
               <w:tab w:val="right" w:leader="dot" w:pos="8306"/>
             </w:tabs>
           </w:pPr>
           <w:r>
             <w:rPr>
-              <w:rFonts w:hint="eastAsia" w:ascii="宋体" w:hAnsi="宋体" w:eastAsia="宋体" w:cs="宋体"/>
+              <w:rFonts w:ascii="宋体" w:eastAsia="宋体" w:hAnsi="宋体" w:cs="宋体" w:hint="eastAsia"/>
               <w:szCs w:val="24"/>
             </w:rPr>
             <w:fldChar w:fldCharType="begin"/>
           </w:r>
           <w:r>
             <w:rPr>
-              <w:rFonts w:hint="eastAsia" w:ascii="宋体" w:hAnsi="宋体" w:eastAsia="宋体" w:cs="宋体"/>
+              <w:rFonts w:ascii="宋体" w:eastAsia="宋体" w:hAnsi="宋体" w:cs="宋体" w:hint="eastAsia"/>
               <w:szCs w:val="24"/>
             </w:rPr>
             <w:instrText xml:space="preserve"> HYPERLINK \l _Toc11449 </w:instrText>
           </w:r>
           <w:r>
             <w:rPr>
-              <w:rFonts w:hint="eastAsia" w:ascii="宋体" w:hAnsi="宋体" w:eastAsia="宋体" w:cs="宋体"/>
+              <w:rFonts w:ascii="宋体" w:eastAsia="宋体" w:hAnsi="宋体" w:cs="宋体" w:hint="eastAsia"/>
               <w:szCs w:val="24"/>
             </w:rPr>
             <w:fldChar w:fldCharType="separate"/>
@@ -2952,7 +2931,7 @@
           </w:r>
           <w:r>
             <w:rPr>
-              <w:rFonts w:hint="eastAsia" w:ascii="宋体" w:hAnsi="宋体" w:eastAsia="宋体" w:cs="宋体"/>
+              <w:rFonts w:ascii="宋体" w:eastAsia="宋体" w:hAnsi="宋体" w:cs="宋体" w:hint="eastAsia"/>
               <w:szCs w:val="24"/>
             </w:rPr>
             <w:fldChar w:fldCharType="end"/>
@@ -2960,28 +2939,28 @@
         </w:p>
         <w:p>
           <w:pPr>
-            <w:pStyle w:val="17"/>
+            <w:pStyle w:val="TOC2"/>
             <w:tabs>
               <w:tab w:val="right" w:leader="dot" w:pos="8306"/>
             </w:tabs>
           </w:pPr>
           <w:r>
             <w:rPr>
-              <w:rFonts w:hint="eastAsia" w:ascii="宋体" w:hAnsi="宋体" w:eastAsia="宋体" w:cs="宋体"/>
+              <w:rFonts w:ascii="宋体" w:eastAsia="宋体" w:hAnsi="宋体" w:cs="宋体" w:hint="eastAsia"/>
               <w:szCs w:val="24"/>
             </w:rPr>
             <w:fldChar w:fldCharType="begin"/>
           </w:r>
           <w:r>
             <w:rPr>
-              <w:rFonts w:hint="eastAsia" w:ascii="宋体" w:hAnsi="宋体" w:eastAsia="宋体" w:cs="宋体"/>
+              <w:rFonts w:ascii="宋体" w:eastAsia="宋体" w:hAnsi="宋体" w:cs="宋体" w:hint="eastAsia"/>
               <w:szCs w:val="24"/>
             </w:rPr>
             <w:instrText xml:space="preserve"> HYPERLINK \l _Toc11539 </w:instrText>
           </w:r>
           <w:r>
             <w:rPr>
-              <w:rFonts w:hint="eastAsia" w:ascii="宋体" w:hAnsi="宋体" w:eastAsia="宋体" w:cs="宋体"/>
+              <w:rFonts w:ascii="宋体" w:eastAsia="宋体" w:hAnsi="宋体" w:cs="宋体" w:hint="eastAsia"/>
               <w:szCs w:val="24"/>
             </w:rPr>
             <w:fldChar w:fldCharType="separate"/>
@@ -3020,7 +2999,7 @@
           </w:r>
           <w:r>
             <w:rPr>
-              <w:rFonts w:hint="eastAsia" w:ascii="宋体" w:hAnsi="宋体" w:eastAsia="宋体" w:cs="宋体"/>
+              <w:rFonts w:ascii="宋体" w:eastAsia="宋体" w:hAnsi="宋体" w:cs="宋体" w:hint="eastAsia"/>
               <w:szCs w:val="24"/>
             </w:rPr>
             <w:fldChar w:fldCharType="end"/>
@@ -3028,28 +3007,28 @@
         </w:p>
         <w:p>
           <w:pPr>
-            <w:pStyle w:val="16"/>
+            <w:pStyle w:val="TOC1"/>
             <w:tabs>
               <w:tab w:val="right" w:leader="dot" w:pos="8306"/>
             </w:tabs>
           </w:pPr>
           <w:r>
             <w:rPr>
-              <w:rFonts w:hint="eastAsia" w:ascii="宋体" w:hAnsi="宋体" w:eastAsia="宋体" w:cs="宋体"/>
+              <w:rFonts w:ascii="宋体" w:eastAsia="宋体" w:hAnsi="宋体" w:cs="宋体" w:hint="eastAsia"/>
               <w:szCs w:val="24"/>
             </w:rPr>
             <w:fldChar w:fldCharType="begin"/>
           </w:r>
           <w:r>
             <w:rPr>
-              <w:rFonts w:hint="eastAsia" w:ascii="宋体" w:hAnsi="宋体" w:eastAsia="宋体" w:cs="宋体"/>
+              <w:rFonts w:ascii="宋体" w:eastAsia="宋体" w:hAnsi="宋体" w:cs="宋体" w:hint="eastAsia"/>
               <w:szCs w:val="24"/>
             </w:rPr>
             <w:instrText xml:space="preserve"> HYPERLINK \l _Toc22101 </w:instrText>
           </w:r>
           <w:r>
             <w:rPr>
-              <w:rFonts w:hint="eastAsia" w:ascii="宋体" w:hAnsi="宋体" w:eastAsia="宋体" w:cs="宋体"/>
+              <w:rFonts w:ascii="宋体" w:eastAsia="宋体" w:hAnsi="宋体" w:cs="宋体" w:hint="eastAsia"/>
               <w:szCs w:val="24"/>
             </w:rPr>
             <w:fldChar w:fldCharType="separate"/>
@@ -3088,7 +3067,7 @@
           </w:r>
           <w:r>
             <w:rPr>
-              <w:rFonts w:hint="eastAsia" w:ascii="宋体" w:hAnsi="宋体" w:eastAsia="宋体" w:cs="宋体"/>
+              <w:rFonts w:ascii="宋体" w:eastAsia="宋体" w:hAnsi="宋体" w:cs="宋体" w:hint="eastAsia"/>
               <w:szCs w:val="24"/>
             </w:rPr>
             <w:fldChar w:fldCharType="end"/>
@@ -3096,28 +3075,28 @@
         </w:p>
         <w:p>
           <w:pPr>
-            <w:pStyle w:val="17"/>
+            <w:pStyle w:val="TOC2"/>
             <w:tabs>
               <w:tab w:val="right" w:leader="dot" w:pos="8306"/>
             </w:tabs>
           </w:pPr>
           <w:r>
             <w:rPr>
-              <w:rFonts w:hint="eastAsia" w:ascii="宋体" w:hAnsi="宋体" w:eastAsia="宋体" w:cs="宋体"/>
+              <w:rFonts w:ascii="宋体" w:eastAsia="宋体" w:hAnsi="宋体" w:cs="宋体" w:hint="eastAsia"/>
               <w:szCs w:val="24"/>
             </w:rPr>
             <w:fldChar w:fldCharType="begin"/>
           </w:r>
           <w:r>
             <w:rPr>
-              <w:rFonts w:hint="eastAsia" w:ascii="宋体" w:hAnsi="宋体" w:eastAsia="宋体" w:cs="宋体"/>
+              <w:rFonts w:ascii="宋体" w:eastAsia="宋体" w:hAnsi="宋体" w:cs="宋体" w:hint="eastAsia"/>
               <w:szCs w:val="24"/>
             </w:rPr>
             <w:instrText xml:space="preserve"> HYPERLINK \l _Toc25807 </w:instrText>
           </w:r>
           <w:r>
             <w:rPr>
-              <w:rFonts w:hint="eastAsia" w:ascii="宋体" w:hAnsi="宋体" w:eastAsia="宋体" w:cs="宋体"/>
+              <w:rFonts w:ascii="宋体" w:eastAsia="宋体" w:hAnsi="宋体" w:cs="宋体" w:hint="eastAsia"/>
               <w:szCs w:val="24"/>
             </w:rPr>
             <w:fldChar w:fldCharType="separate"/>
@@ -3156,7 +3135,7 @@
           </w:r>
           <w:r>
             <w:rPr>
-              <w:rFonts w:hint="eastAsia" w:ascii="宋体" w:hAnsi="宋体" w:eastAsia="宋体" w:cs="宋体"/>
+              <w:rFonts w:ascii="宋体" w:eastAsia="宋体" w:hAnsi="宋体" w:cs="宋体" w:hint="eastAsia"/>
               <w:szCs w:val="24"/>
             </w:rPr>
             <w:fldChar w:fldCharType="end"/>
@@ -3164,28 +3143,28 @@
         </w:p>
         <w:p>
           <w:pPr>
-            <w:pStyle w:val="17"/>
+            <w:pStyle w:val="TOC2"/>
             <w:tabs>
               <w:tab w:val="right" w:leader="dot" w:pos="8306"/>
             </w:tabs>
           </w:pPr>
           <w:r>
             <w:rPr>
-              <w:rFonts w:hint="eastAsia" w:ascii="宋体" w:hAnsi="宋体" w:eastAsia="宋体" w:cs="宋体"/>
+              <w:rFonts w:ascii="宋体" w:eastAsia="宋体" w:hAnsi="宋体" w:cs="宋体" w:hint="eastAsia"/>
               <w:szCs w:val="24"/>
             </w:rPr>
             <w:fldChar w:fldCharType="begin"/>
           </w:r>
           <w:r>
             <w:rPr>
-              <w:rFonts w:hint="eastAsia" w:ascii="宋体" w:hAnsi="宋体" w:eastAsia="宋体" w:cs="宋体"/>
+              <w:rFonts w:ascii="宋体" w:eastAsia="宋体" w:hAnsi="宋体" w:cs="宋体" w:hint="eastAsia"/>
               <w:szCs w:val="24"/>
             </w:rPr>
             <w:instrText xml:space="preserve"> HYPERLINK \l _Toc16149 </w:instrText>
           </w:r>
           <w:r>
             <w:rPr>
-              <w:rFonts w:hint="eastAsia" w:ascii="宋体" w:hAnsi="宋体" w:eastAsia="宋体" w:cs="宋体"/>
+              <w:rFonts w:ascii="宋体" w:eastAsia="宋体" w:hAnsi="宋体" w:cs="宋体" w:hint="eastAsia"/>
               <w:szCs w:val="24"/>
             </w:rPr>
             <w:fldChar w:fldCharType="separate"/>
@@ -3224,7 +3203,7 @@
           </w:r>
           <w:r>
             <w:rPr>
-              <w:rFonts w:hint="eastAsia" w:ascii="宋体" w:hAnsi="宋体" w:eastAsia="宋体" w:cs="宋体"/>
+              <w:rFonts w:ascii="宋体" w:eastAsia="宋体" w:hAnsi="宋体" w:cs="宋体" w:hint="eastAsia"/>
               <w:szCs w:val="24"/>
             </w:rPr>
             <w:fldChar w:fldCharType="end"/>
@@ -3232,28 +3211,28 @@
         </w:p>
         <w:p>
           <w:pPr>
-            <w:pStyle w:val="17"/>
+            <w:pStyle w:val="TOC2"/>
             <w:tabs>
               <w:tab w:val="right" w:leader="dot" w:pos="8306"/>
             </w:tabs>
           </w:pPr>
           <w:r>
             <w:rPr>
-              <w:rFonts w:hint="eastAsia" w:ascii="宋体" w:hAnsi="宋体" w:eastAsia="宋体" w:cs="宋体"/>
+              <w:rFonts w:ascii="宋体" w:eastAsia="宋体" w:hAnsi="宋体" w:cs="宋体" w:hint="eastAsia"/>
               <w:szCs w:val="24"/>
             </w:rPr>
             <w:fldChar w:fldCharType="begin"/>
           </w:r>
           <w:r>
             <w:rPr>
-              <w:rFonts w:hint="eastAsia" w:ascii="宋体" w:hAnsi="宋体" w:eastAsia="宋体" w:cs="宋体"/>
+              <w:rFonts w:ascii="宋体" w:eastAsia="宋体" w:hAnsi="宋体" w:cs="宋体" w:hint="eastAsia"/>
               <w:szCs w:val="24"/>
             </w:rPr>
             <w:instrText xml:space="preserve"> HYPERLINK \l _Toc29139 </w:instrText>
           </w:r>
           <w:r>
             <w:rPr>
-              <w:rFonts w:hint="eastAsia" w:ascii="宋体" w:hAnsi="宋体" w:eastAsia="宋体" w:cs="宋体"/>
+              <w:rFonts w:ascii="宋体" w:eastAsia="宋体" w:hAnsi="宋体" w:cs="宋体" w:hint="eastAsia"/>
               <w:szCs w:val="24"/>
             </w:rPr>
             <w:fldChar w:fldCharType="separate"/>
@@ -3292,7 +3271,7 @@
           </w:r>
           <w:r>
             <w:rPr>
-              <w:rFonts w:hint="eastAsia" w:ascii="宋体" w:hAnsi="宋体" w:eastAsia="宋体" w:cs="宋体"/>
+              <w:rFonts w:ascii="宋体" w:eastAsia="宋体" w:hAnsi="宋体" w:cs="宋体" w:hint="eastAsia"/>
               <w:szCs w:val="24"/>
             </w:rPr>
             <w:fldChar w:fldCharType="end"/>
@@ -3300,28 +3279,28 @@
         </w:p>
         <w:p>
           <w:pPr>
-            <w:pStyle w:val="16"/>
+            <w:pStyle w:val="TOC1"/>
             <w:tabs>
               <w:tab w:val="right" w:leader="dot" w:pos="8306"/>
             </w:tabs>
           </w:pPr>
           <w:r>
             <w:rPr>
-              <w:rFonts w:hint="eastAsia" w:ascii="宋体" w:hAnsi="宋体" w:eastAsia="宋体" w:cs="宋体"/>
+              <w:rFonts w:ascii="宋体" w:eastAsia="宋体" w:hAnsi="宋体" w:cs="宋体" w:hint="eastAsia"/>
               <w:szCs w:val="24"/>
             </w:rPr>
             <w:fldChar w:fldCharType="begin"/>
           </w:r>
           <w:r>
             <w:rPr>
-              <w:rFonts w:hint="eastAsia" w:ascii="宋体" w:hAnsi="宋体" w:eastAsia="宋体" w:cs="宋体"/>
+              <w:rFonts w:ascii="宋体" w:eastAsia="宋体" w:hAnsi="宋体" w:cs="宋体" w:hint="eastAsia"/>
               <w:szCs w:val="24"/>
             </w:rPr>
             <w:instrText xml:space="preserve"> HYPERLINK \l _Toc23765 </w:instrText>
           </w:r>
           <w:r>
             <w:rPr>
-              <w:rFonts w:hint="eastAsia" w:ascii="宋体" w:hAnsi="宋体" w:eastAsia="宋体" w:cs="宋体"/>
+              <w:rFonts w:ascii="宋体" w:eastAsia="宋体" w:hAnsi="宋体" w:cs="宋体" w:hint="eastAsia"/>
               <w:szCs w:val="24"/>
             </w:rPr>
             <w:fldChar w:fldCharType="separate"/>
@@ -3360,7 +3339,7 @@
           </w:r>
           <w:r>
             <w:rPr>
-              <w:rFonts w:hint="eastAsia" w:ascii="宋体" w:hAnsi="宋体" w:eastAsia="宋体" w:cs="宋体"/>
+              <w:rFonts w:ascii="宋体" w:eastAsia="宋体" w:hAnsi="宋体" w:cs="宋体" w:hint="eastAsia"/>
               <w:szCs w:val="24"/>
             </w:rPr>
             <w:fldChar w:fldCharType="end"/>
@@ -3368,28 +3347,28 @@
         </w:p>
         <w:p>
           <w:pPr>
-            <w:pStyle w:val="17"/>
+            <w:pStyle w:val="TOC2"/>
             <w:tabs>
               <w:tab w:val="right" w:leader="dot" w:pos="8306"/>
             </w:tabs>
           </w:pPr>
           <w:r>
             <w:rPr>
-              <w:rFonts w:hint="eastAsia" w:ascii="宋体" w:hAnsi="宋体" w:eastAsia="宋体" w:cs="宋体"/>
+              <w:rFonts w:ascii="宋体" w:eastAsia="宋体" w:hAnsi="宋体" w:cs="宋体" w:hint="eastAsia"/>
               <w:szCs w:val="24"/>
             </w:rPr>
             <w:fldChar w:fldCharType="begin"/>
           </w:r>
           <w:r>
             <w:rPr>
-              <w:rFonts w:hint="eastAsia" w:ascii="宋体" w:hAnsi="宋体" w:eastAsia="宋体" w:cs="宋体"/>
+              <w:rFonts w:ascii="宋体" w:eastAsia="宋体" w:hAnsi="宋体" w:cs="宋体" w:hint="eastAsia"/>
               <w:szCs w:val="24"/>
             </w:rPr>
             <w:instrText xml:space="preserve"> HYPERLINK \l _Toc31307 </w:instrText>
           </w:r>
           <w:r>
             <w:rPr>
-              <w:rFonts w:hint="eastAsia" w:ascii="宋体" w:hAnsi="宋体" w:eastAsia="宋体" w:cs="宋体"/>
+              <w:rFonts w:ascii="宋体" w:eastAsia="宋体" w:hAnsi="宋体" w:cs="宋体" w:hint="eastAsia"/>
               <w:szCs w:val="24"/>
             </w:rPr>
             <w:fldChar w:fldCharType="separate"/>
@@ -3428,7 +3407,7 @@
           </w:r>
           <w:r>
             <w:rPr>
-              <w:rFonts w:hint="eastAsia" w:ascii="宋体" w:hAnsi="宋体" w:eastAsia="宋体" w:cs="宋体"/>
+              <w:rFonts w:ascii="宋体" w:eastAsia="宋体" w:hAnsi="宋体" w:cs="宋体" w:hint="eastAsia"/>
               <w:szCs w:val="24"/>
             </w:rPr>
             <w:fldChar w:fldCharType="end"/>
@@ -3436,28 +3415,28 @@
         </w:p>
         <w:p>
           <w:pPr>
-            <w:pStyle w:val="17"/>
+            <w:pStyle w:val="TOC2"/>
             <w:tabs>
               <w:tab w:val="right" w:leader="dot" w:pos="8306"/>
             </w:tabs>
           </w:pPr>
           <w:r>
             <w:rPr>
-              <w:rFonts w:hint="eastAsia" w:ascii="宋体" w:hAnsi="宋体" w:eastAsia="宋体" w:cs="宋体"/>
+              <w:rFonts w:ascii="宋体" w:eastAsia="宋体" w:hAnsi="宋体" w:cs="宋体" w:hint="eastAsia"/>
               <w:szCs w:val="24"/>
             </w:rPr>
             <w:fldChar w:fldCharType="begin"/>
           </w:r>
           <w:r>
             <w:rPr>
-              <w:rFonts w:hint="eastAsia" w:ascii="宋体" w:hAnsi="宋体" w:eastAsia="宋体" w:cs="宋体"/>
+              <w:rFonts w:ascii="宋体" w:eastAsia="宋体" w:hAnsi="宋体" w:cs="宋体" w:hint="eastAsia"/>
               <w:szCs w:val="24"/>
             </w:rPr>
             <w:instrText xml:space="preserve"> HYPERLINK \l _Toc3560 </w:instrText>
           </w:r>
           <w:r>
             <w:rPr>
-              <w:rFonts w:hint="eastAsia" w:ascii="宋体" w:hAnsi="宋体" w:eastAsia="宋体" w:cs="宋体"/>
+              <w:rFonts w:ascii="宋体" w:eastAsia="宋体" w:hAnsi="宋体" w:cs="宋体" w:hint="eastAsia"/>
               <w:szCs w:val="24"/>
             </w:rPr>
             <w:fldChar w:fldCharType="separate"/>
@@ -3496,7 +3475,7 @@
           </w:r>
           <w:r>
             <w:rPr>
-              <w:rFonts w:hint="eastAsia" w:ascii="宋体" w:hAnsi="宋体" w:eastAsia="宋体" w:cs="宋体"/>
+              <w:rFonts w:ascii="宋体" w:eastAsia="宋体" w:hAnsi="宋体" w:cs="宋体" w:hint="eastAsia"/>
               <w:szCs w:val="24"/>
             </w:rPr>
             <w:fldChar w:fldCharType="end"/>
@@ -3504,28 +3483,28 @@
         </w:p>
         <w:p>
           <w:pPr>
-            <w:pStyle w:val="17"/>
+            <w:pStyle w:val="TOC2"/>
             <w:tabs>
               <w:tab w:val="right" w:leader="dot" w:pos="8306"/>
             </w:tabs>
           </w:pPr>
           <w:r>
             <w:rPr>
-              <w:rFonts w:hint="eastAsia" w:ascii="宋体" w:hAnsi="宋体" w:eastAsia="宋体" w:cs="宋体"/>
+              <w:rFonts w:ascii="宋体" w:eastAsia="宋体" w:hAnsi="宋体" w:cs="宋体" w:hint="eastAsia"/>
               <w:szCs w:val="24"/>
             </w:rPr>
             <w:fldChar w:fldCharType="begin"/>
           </w:r>
           <w:r>
             <w:rPr>
-              <w:rFonts w:hint="eastAsia" w:ascii="宋体" w:hAnsi="宋体" w:eastAsia="宋体" w:cs="宋体"/>
+              <w:rFonts w:ascii="宋体" w:eastAsia="宋体" w:hAnsi="宋体" w:cs="宋体" w:hint="eastAsia"/>
               <w:szCs w:val="24"/>
             </w:rPr>
             <w:instrText xml:space="preserve"> HYPERLINK \l _Toc14532 </w:instrText>
           </w:r>
           <w:r>
             <w:rPr>
-              <w:rFonts w:hint="eastAsia" w:ascii="宋体" w:hAnsi="宋体" w:eastAsia="宋体" w:cs="宋体"/>
+              <w:rFonts w:ascii="宋体" w:eastAsia="宋体" w:hAnsi="宋体" w:cs="宋体" w:hint="eastAsia"/>
               <w:szCs w:val="24"/>
             </w:rPr>
             <w:fldChar w:fldCharType="separate"/>
@@ -3564,7 +3543,7 @@
           </w:r>
           <w:r>
             <w:rPr>
-              <w:rFonts w:hint="eastAsia" w:ascii="宋体" w:hAnsi="宋体" w:eastAsia="宋体" w:cs="宋体"/>
+              <w:rFonts w:ascii="宋体" w:eastAsia="宋体" w:hAnsi="宋体" w:cs="宋体" w:hint="eastAsia"/>
               <w:szCs w:val="24"/>
             </w:rPr>
             <w:fldChar w:fldCharType="end"/>
@@ -3572,28 +3551,28 @@
         </w:p>
         <w:p>
           <w:pPr>
-            <w:pStyle w:val="17"/>
+            <w:pStyle w:val="TOC2"/>
             <w:tabs>
               <w:tab w:val="right" w:leader="dot" w:pos="8306"/>
             </w:tabs>
           </w:pPr>
           <w:r>
             <w:rPr>
-              <w:rFonts w:hint="eastAsia" w:ascii="宋体" w:hAnsi="宋体" w:eastAsia="宋体" w:cs="宋体"/>
+              <w:rFonts w:ascii="宋体" w:eastAsia="宋体" w:hAnsi="宋体" w:cs="宋体" w:hint="eastAsia"/>
               <w:szCs w:val="24"/>
             </w:rPr>
             <w:fldChar w:fldCharType="begin"/>
           </w:r>
           <w:r>
             <w:rPr>
-              <w:rFonts w:hint="eastAsia" w:ascii="宋体" w:hAnsi="宋体" w:eastAsia="宋体" w:cs="宋体"/>
+              <w:rFonts w:ascii="宋体" w:eastAsia="宋体" w:hAnsi="宋体" w:cs="宋体" w:hint="eastAsia"/>
               <w:szCs w:val="24"/>
             </w:rPr>
             <w:instrText xml:space="preserve"> HYPERLINK \l _Toc18950 </w:instrText>
           </w:r>
           <w:r>
             <w:rPr>
-              <w:rFonts w:hint="eastAsia" w:ascii="宋体" w:hAnsi="宋体" w:eastAsia="宋体" w:cs="宋体"/>
+              <w:rFonts w:ascii="宋体" w:eastAsia="宋体" w:hAnsi="宋体" w:cs="宋体" w:hint="eastAsia"/>
               <w:szCs w:val="24"/>
             </w:rPr>
             <w:fldChar w:fldCharType="separate"/>
@@ -3632,7 +3611,7 @@
           </w:r>
           <w:r>
             <w:rPr>
-              <w:rFonts w:hint="eastAsia" w:ascii="宋体" w:hAnsi="宋体" w:eastAsia="宋体" w:cs="宋体"/>
+              <w:rFonts w:ascii="宋体" w:eastAsia="宋体" w:hAnsi="宋体" w:cs="宋体" w:hint="eastAsia"/>
               <w:szCs w:val="24"/>
             </w:rPr>
             <w:fldChar w:fldCharType="end"/>
@@ -3640,28 +3619,28 @@
         </w:p>
         <w:p>
           <w:pPr>
-            <w:pStyle w:val="16"/>
+            <w:pStyle w:val="TOC1"/>
             <w:tabs>
               <w:tab w:val="right" w:leader="dot" w:pos="8306"/>
             </w:tabs>
           </w:pPr>
           <w:r>
             <w:rPr>
-              <w:rFonts w:hint="eastAsia" w:ascii="宋体" w:hAnsi="宋体" w:eastAsia="宋体" w:cs="宋体"/>
+              <w:rFonts w:ascii="宋体" w:eastAsia="宋体" w:hAnsi="宋体" w:cs="宋体" w:hint="eastAsia"/>
               <w:szCs w:val="24"/>
             </w:rPr>
             <w:fldChar w:fldCharType="begin"/>
           </w:r>
           <w:r>
             <w:rPr>
-              <w:rFonts w:hint="eastAsia" w:ascii="宋体" w:hAnsi="宋体" w:eastAsia="宋体" w:cs="宋体"/>
+              <w:rFonts w:ascii="宋体" w:eastAsia="宋体" w:hAnsi="宋体" w:cs="宋体" w:hint="eastAsia"/>
               <w:szCs w:val="24"/>
             </w:rPr>
             <w:instrText xml:space="preserve"> HYPERLINK \l _Toc22516 </w:instrText>
           </w:r>
           <w:r>
             <w:rPr>
-              <w:rFonts w:hint="eastAsia" w:ascii="宋体" w:hAnsi="宋体" w:eastAsia="宋体" w:cs="宋体"/>
+              <w:rFonts w:ascii="宋体" w:eastAsia="宋体" w:hAnsi="宋体" w:cs="宋体" w:hint="eastAsia"/>
               <w:szCs w:val="24"/>
             </w:rPr>
             <w:fldChar w:fldCharType="separate"/>
@@ -3700,7 +3679,7 @@
           </w:r>
           <w:r>
             <w:rPr>
-              <w:rFonts w:hint="eastAsia" w:ascii="宋体" w:hAnsi="宋体" w:eastAsia="宋体" w:cs="宋体"/>
+              <w:rFonts w:ascii="宋体" w:eastAsia="宋体" w:hAnsi="宋体" w:cs="宋体" w:hint="eastAsia"/>
               <w:szCs w:val="24"/>
             </w:rPr>
             <w:fldChar w:fldCharType="end"/>
@@ -3708,28 +3687,28 @@
         </w:p>
         <w:p>
           <w:pPr>
-            <w:pStyle w:val="16"/>
+            <w:pStyle w:val="TOC1"/>
             <w:tabs>
               <w:tab w:val="right" w:leader="dot" w:pos="8306"/>
             </w:tabs>
           </w:pPr>
           <w:r>
             <w:rPr>
-              <w:rFonts w:hint="eastAsia" w:ascii="宋体" w:hAnsi="宋体" w:eastAsia="宋体" w:cs="宋体"/>
+              <w:rFonts w:ascii="宋体" w:eastAsia="宋体" w:hAnsi="宋体" w:cs="宋体" w:hint="eastAsia"/>
               <w:szCs w:val="24"/>
             </w:rPr>
             <w:fldChar w:fldCharType="begin"/>
           </w:r>
           <w:r>
             <w:rPr>
-              <w:rFonts w:hint="eastAsia" w:ascii="宋体" w:hAnsi="宋体" w:eastAsia="宋体" w:cs="宋体"/>
+              <w:rFonts w:ascii="宋体" w:eastAsia="宋体" w:hAnsi="宋体" w:cs="宋体" w:hint="eastAsia"/>
               <w:szCs w:val="24"/>
             </w:rPr>
             <w:instrText xml:space="preserve"> HYPERLINK \l _Toc17277 </w:instrText>
           </w:r>
           <w:r>
             <w:rPr>
-              <w:rFonts w:hint="eastAsia" w:ascii="宋体" w:hAnsi="宋体" w:eastAsia="宋体" w:cs="宋体"/>
+              <w:rFonts w:ascii="宋体" w:eastAsia="宋体" w:hAnsi="宋体" w:cs="宋体" w:hint="eastAsia"/>
               <w:szCs w:val="24"/>
             </w:rPr>
             <w:fldChar w:fldCharType="separate"/>
@@ -3768,7 +3747,7 @@
           </w:r>
           <w:r>
             <w:rPr>
-              <w:rFonts w:hint="eastAsia" w:ascii="宋体" w:hAnsi="宋体" w:eastAsia="宋体" w:cs="宋体"/>
+              <w:rFonts w:ascii="宋体" w:eastAsia="宋体" w:hAnsi="宋体" w:cs="宋体" w:hint="eastAsia"/>
               <w:szCs w:val="24"/>
             </w:rPr>
             <w:fldChar w:fldCharType="end"/>
@@ -3776,28 +3755,28 @@
         </w:p>
         <w:p>
           <w:pPr>
-            <w:pStyle w:val="16"/>
+            <w:pStyle w:val="TOC1"/>
             <w:tabs>
               <w:tab w:val="right" w:leader="dot" w:pos="8306"/>
             </w:tabs>
           </w:pPr>
           <w:r>
             <w:rPr>
-              <w:rFonts w:hint="eastAsia" w:ascii="宋体" w:hAnsi="宋体" w:eastAsia="宋体" w:cs="宋体"/>
+              <w:rFonts w:ascii="宋体" w:eastAsia="宋体" w:hAnsi="宋体" w:cs="宋体" w:hint="eastAsia"/>
               <w:szCs w:val="24"/>
             </w:rPr>
             <w:fldChar w:fldCharType="begin"/>
           </w:r>
           <w:r>
             <w:rPr>
-              <w:rFonts w:hint="eastAsia" w:ascii="宋体" w:hAnsi="宋体" w:eastAsia="宋体" w:cs="宋体"/>
+              <w:rFonts w:ascii="宋体" w:eastAsia="宋体" w:hAnsi="宋体" w:cs="宋体" w:hint="eastAsia"/>
               <w:szCs w:val="24"/>
             </w:rPr>
             <w:instrText xml:space="preserve"> HYPERLINK \l _Toc29077 </w:instrText>
           </w:r>
           <w:r>
             <w:rPr>
-              <w:rFonts w:hint="eastAsia" w:ascii="宋体" w:hAnsi="宋体" w:eastAsia="宋体" w:cs="宋体"/>
+              <w:rFonts w:ascii="宋体" w:eastAsia="宋体" w:hAnsi="宋体" w:cs="宋体" w:hint="eastAsia"/>
               <w:szCs w:val="24"/>
             </w:rPr>
             <w:fldChar w:fldCharType="separate"/>
@@ -3836,7 +3815,7 @@
           </w:r>
           <w:r>
             <w:rPr>
-              <w:rFonts w:hint="eastAsia" w:ascii="宋体" w:hAnsi="宋体" w:eastAsia="宋体" w:cs="宋体"/>
+              <w:rFonts w:ascii="宋体" w:eastAsia="宋体" w:hAnsi="宋体" w:cs="宋体" w:hint="eastAsia"/>
               <w:szCs w:val="24"/>
             </w:rPr>
             <w:fldChar w:fldCharType="end"/>
@@ -3858,7 +3837,7 @@
             <w:snapToGrid w:val="0"/>
             <w:textAlignment w:val="baseline"/>
             <w:rPr>
-              <w:rFonts w:hint="eastAsia" w:ascii="宋体" w:hAnsi="宋体" w:eastAsia="宋体" w:cs="宋体"/>
+              <w:rFonts w:ascii="宋体" w:eastAsia="宋体" w:hAnsi="宋体" w:cs="宋体" w:hint="eastAsia"/>
               <w:snapToGrid w:val="0"/>
               <w:color w:val="000000"/>
               <w:kern w:val="0"/>
@@ -3869,7 +3848,7 @@
           </w:pPr>
           <w:r>
             <w:rPr>
-              <w:rFonts w:hint="eastAsia" w:ascii="宋体" w:hAnsi="宋体" w:eastAsia="宋体" w:cs="宋体"/>
+              <w:rFonts w:ascii="宋体" w:eastAsia="宋体" w:hAnsi="宋体" w:cs="宋体" w:hint="eastAsia"/>
               <w:szCs w:val="24"/>
             </w:rPr>
             <w:fldChar w:fldCharType="end"/>
@@ -3893,7 +3872,7 @@
         <w:snapToGrid w:val="0"/>
         <w:textAlignment w:val="baseline"/>
         <w:rPr>
-          <w:rFonts w:ascii="Arial" w:hAnsi="Arial" w:eastAsia="Arial" w:cs="Arial"/>
+          <w:rFonts w:ascii="Arial" w:eastAsia="Arial" w:hAnsi="Arial" w:cs="Arial"/>
           <w:snapToGrid w:val="0"/>
           <w:color w:val="000000"/>
           <w:kern w:val="0"/>
@@ -3904,7 +3883,7 @@
       </w:pPr>
       <w:r>
         <w:rPr>
-          <w:rFonts w:ascii="Arial" w:hAnsi="Arial" w:eastAsia="Arial" w:cs="Arial"/>
+          <w:rFonts w:ascii="Arial" w:eastAsia="Arial" w:hAnsi="Arial" w:cs="Arial"/>
           <w:snapToGrid w:val="0"/>
           <w:color w:val="000000"/>
           <w:kern w:val="0"/>
@@ -3917,45 +3896,45 @@
     </w:p>
     <w:p>
       <w:pPr>
-        <w:pStyle w:val="28"/>
+        <w:pStyle w:val="1"/>
         <w:bidi w:val="0"/>
         <w:rPr>
           <w:rFonts w:hint="eastAsia"/>
           <w:lang w:val="en-US" w:eastAsia="zh-CN"/>
         </w:rPr>
       </w:pPr>
-      <w:bookmarkStart w:id="2" w:name="_Toc4338"/>
+      <w:bookmarkStart w:id="3" w:name="_Toc4338"/>
       <w:r>
         <w:rPr>
           <w:rFonts w:hint="eastAsia"/>
           <w:lang w:val="en-US" w:eastAsia="zh-CN"/>
         </w:rPr>
         <w:t>总则</w:t>
-      </w:r>
-      <w:bookmarkEnd w:id="2"/>
-    </w:p>
-    <w:p>
-      <w:pPr>
-        <w:pStyle w:val="30"/>
-        <w:bidi w:val="0"/>
-        <w:rPr>
-          <w:rFonts w:hint="eastAsia"/>
-          <w:lang w:val="en-US" w:eastAsia="zh-CN"/>
-        </w:rPr>
-      </w:pPr>
-      <w:bookmarkStart w:id="3" w:name="_Toc20427"/>
-      <w:r>
-        <w:rPr>
-          <w:rFonts w:hint="eastAsia"/>
-          <w:lang w:val="en-US" w:eastAsia="zh-CN"/>
-        </w:rPr>
-        <w:t>目的</w:t>
       </w:r>
       <w:bookmarkEnd w:id="3"/>
     </w:p>
     <w:p>
       <w:pPr>
-        <w:pStyle w:val="29"/>
+        <w:pStyle w:val="2"/>
+        <w:bidi w:val="0"/>
+        <w:rPr>
+          <w:rFonts w:hint="eastAsia"/>
+          <w:lang w:val="en-US" w:eastAsia="zh-CN"/>
+        </w:rPr>
+      </w:pPr>
+      <w:bookmarkStart w:id="4" w:name="_Toc20427"/>
+      <w:r>
+        <w:rPr>
+          <w:rFonts w:hint="eastAsia"/>
+          <w:lang w:val="en-US" w:eastAsia="zh-CN"/>
+        </w:rPr>
+        <w:t>目的</w:t>
+      </w:r>
+      <w:bookmarkEnd w:id="4"/>
+    </w:p>
+    <w:p>
+      <w:pPr>
+        <w:pStyle w:val="a1"/>
         <w:bidi w:val="0"/>
         <w:rPr>
           <w:rFonts w:hint="eastAsia"/>
@@ -3972,14 +3951,14 @@
     </w:p>
     <w:p>
       <w:pPr>
-        <w:pStyle w:val="30"/>
+        <w:pStyle w:val="2"/>
         <w:bidi w:val="0"/>
         <w:rPr>
           <w:rFonts w:hint="eastAsia"/>
           <w:lang w:val="en-US" w:eastAsia="zh-CN"/>
         </w:rPr>
       </w:pPr>
-      <w:bookmarkStart w:id="4" w:name="_Toc18144"/>
+      <w:bookmarkStart w:id="5" w:name="_Toc18144"/>
       <w:r>
         <w:rPr>
           <w:rFonts w:hint="eastAsia"/>
@@ -3987,11 +3966,11 @@
         </w:rPr>
         <w:t>适用范围</w:t>
       </w:r>
-      <w:bookmarkEnd w:id="4"/>
+      <w:bookmarkEnd w:id="5"/>
     </w:p>
     <w:p>
       <w:pPr>
-        <w:pStyle w:val="29"/>
+        <w:pStyle w:val="a1"/>
         <w:bidi w:val="0"/>
         <w:rPr>
           <w:rFonts w:hint="eastAsia"/>
@@ -4008,14 +3987,14 @@
     </w:p>
     <w:p>
       <w:pPr>
-        <w:pStyle w:val="30"/>
+        <w:pStyle w:val="2"/>
         <w:bidi w:val="0"/>
         <w:rPr>
           <w:rFonts w:hint="eastAsia"/>
           <w:lang w:val="en-US" w:eastAsia="zh-CN"/>
         </w:rPr>
       </w:pPr>
-      <w:bookmarkStart w:id="5" w:name="_Toc13428"/>
+      <w:bookmarkStart w:id="6" w:name="_Toc13428"/>
       <w:r>
         <w:rPr>
           <w:rFonts w:hint="eastAsia"/>
@@ -4023,11 +4002,11 @@
         </w:rPr>
         <w:t>原则与策略框架</w:t>
       </w:r>
-      <w:bookmarkEnd w:id="5"/>
+      <w:bookmarkEnd w:id="6"/>
     </w:p>
     <w:p>
       <w:pPr>
-        <w:pStyle w:val="29"/>
+        <w:pStyle w:val="a1"/>
         <w:bidi w:val="0"/>
         <w:rPr>
           <w:rFonts w:hint="eastAsia"/>
@@ -4044,7 +4023,7 @@
     </w:p>
     <w:p>
       <w:pPr>
-        <w:pStyle w:val="29"/>
+        <w:pStyle w:val="a1"/>
         <w:bidi w:val="0"/>
         <w:rPr>
           <w:rFonts w:hint="eastAsia"/>
@@ -4061,7 +4040,7 @@
     </w:p>
     <w:p>
       <w:pPr>
-        <w:pStyle w:val="29"/>
+        <w:pStyle w:val="a1"/>
         <w:bidi w:val="0"/>
         <w:rPr>
           <w:rFonts w:hint="eastAsia"/>
@@ -4078,7 +4057,7 @@
     </w:p>
     <w:p>
       <w:pPr>
-        <w:pStyle w:val="29"/>
+        <w:pStyle w:val="a1"/>
         <w:bidi w:val="0"/>
         <w:rPr>
           <w:rFonts w:hint="eastAsia"/>
@@ -4095,7 +4074,7 @@
     </w:p>
     <w:p>
       <w:pPr>
-        <w:pStyle w:val="29"/>
+        <w:pStyle w:val="a1"/>
         <w:bidi w:val="0"/>
         <w:rPr>
           <w:rFonts w:hint="eastAsia"/>
@@ -4112,7 +4091,7 @@
     </w:p>
     <w:p>
       <w:pPr>
-        <w:pStyle w:val="29"/>
+        <w:pStyle w:val="a1"/>
         <w:bidi w:val="0"/>
         <w:rPr>
           <w:rFonts w:hint="eastAsia"/>
@@ -4129,7 +4108,7 @@
     </w:p>
     <w:p>
       <w:pPr>
-        <w:pStyle w:val="29"/>
+        <w:pStyle w:val="a1"/>
         <w:bidi w:val="0"/>
         <w:rPr>
           <w:rFonts w:hint="eastAsia"/>
@@ -4146,14 +4125,14 @@
     </w:p>
     <w:p>
       <w:pPr>
-        <w:pStyle w:val="28"/>
+        <w:pStyle w:val="1"/>
         <w:bidi w:val="0"/>
         <w:rPr>
           <w:rFonts w:hint="eastAsia"/>
           <w:lang w:val="en-US" w:eastAsia="zh-CN"/>
         </w:rPr>
       </w:pPr>
-      <w:bookmarkStart w:id="6" w:name="_Toc27188"/>
+      <w:bookmarkStart w:id="7" w:name="_Toc27188"/>
       <w:r>
         <w:rPr>
           <w:rFonts w:hint="eastAsia"/>
@@ -4161,11 +4140,11 @@
         </w:rPr>
         <w:t>定义与术语</w:t>
       </w:r>
-      <w:bookmarkEnd w:id="6"/>
+      <w:bookmarkEnd w:id="7"/>
     </w:p>
     <w:p>
       <w:pPr>
-        <w:pStyle w:val="29"/>
+        <w:pStyle w:val="a1"/>
         <w:bidi w:val="0"/>
         <w:rPr>
           <w:rFonts w:hint="eastAsia"/>
@@ -4182,7 +4161,7 @@
     </w:p>
     <w:p>
       <w:pPr>
-        <w:pStyle w:val="29"/>
+        <w:pStyle w:val="a1"/>
         <w:bidi w:val="0"/>
         <w:rPr>
           <w:rFonts w:hint="eastAsia"/>
@@ -4199,7 +4178,7 @@
     </w:p>
     <w:p>
       <w:pPr>
-        <w:pStyle w:val="29"/>
+        <w:pStyle w:val="a1"/>
         <w:bidi w:val="0"/>
         <w:rPr>
           <w:rFonts w:hint="eastAsia"/>
@@ -4216,7 +4195,7 @@
     </w:p>
     <w:p>
       <w:pPr>
-        <w:pStyle w:val="29"/>
+        <w:pStyle w:val="a1"/>
         <w:bidi w:val="0"/>
         <w:rPr>
           <w:rFonts w:hint="eastAsia"/>
@@ -4233,14 +4212,14 @@
     </w:p>
     <w:p>
       <w:pPr>
-        <w:pStyle w:val="28"/>
+        <w:pStyle w:val="1"/>
         <w:bidi w:val="0"/>
         <w:rPr>
           <w:rFonts w:hint="eastAsia"/>
           <w:lang w:val="en-US" w:eastAsia="zh-CN"/>
         </w:rPr>
       </w:pPr>
-      <w:bookmarkStart w:id="7" w:name="_Toc10414"/>
+      <w:bookmarkStart w:id="8" w:name="_Toc10414"/>
       <w:r>
         <w:rPr>
           <w:rFonts w:hint="eastAsia"/>
@@ -4248,23 +4227,22 @@
         </w:rPr>
         <w:t>角色与职责</w:t>
       </w:r>
-      <w:bookmarkEnd w:id="7"/>
+      <w:bookmarkEnd w:id="8"/>
     </w:p>
     <w:tbl>
       <w:tblPr>
-        <w:tblStyle w:val="20"/>
+        <w:tblStyle w:val="TableNormal"/>
         <w:tblW w:w="9024" w:type="dxa"/>
         <w:tblInd w:w="0" w:type="dxa"/>
         <w:tblBorders>
-          <w:top w:val="single" w:color="auto" w:sz="4" w:space="0"/>
-          <w:left w:val="single" w:color="auto" w:sz="4" w:space="0"/>
-          <w:bottom w:val="single" w:color="auto" w:sz="4" w:space="0"/>
-          <w:right w:val="single" w:color="auto" w:sz="4" w:space="0"/>
-          <w:insideH w:val="single" w:color="auto" w:sz="4" w:space="0"/>
-          <w:insideV w:val="single" w:color="auto" w:sz="4" w:space="0"/>
+          <w:top w:val="single" w:sz="4" w:space="0" w:color="auto"/>
+          <w:left w:val="single" w:sz="4" w:space="0" w:color="auto"/>
+          <w:bottom w:val="single" w:sz="4" w:space="0" w:color="auto"/>
+          <w:right w:val="single" w:sz="4" w:space="0" w:color="auto"/>
+          <w:insideH w:val="single" w:sz="4" w:space="0" w:color="auto"/>
+          <w:insideV w:val="single" w:sz="4" w:space="0" w:color="auto"/>
         </w:tblBorders>
         <w:shd w:val="clear" w:color="auto" w:fill="auto"/>
-        <w:tblLayout w:type="autofit"/>
         <w:tblCellMar>
           <w:top w:w="15" w:type="dxa"/>
           <w:left w:w="15" w:type="dxa"/>
@@ -4279,13 +4257,15 @@
       </w:tblGrid>
       <w:tr>
         <w:tblPrEx>
+          <w:tblW w:w="9024" w:type="dxa"/>
+          <w:tblInd w:w="0" w:type="dxa"/>
           <w:tblBorders>
-            <w:top w:val="single" w:color="auto" w:sz="4" w:space="0"/>
-            <w:left w:val="single" w:color="auto" w:sz="4" w:space="0"/>
-            <w:bottom w:val="single" w:color="auto" w:sz="4" w:space="0"/>
-            <w:right w:val="single" w:color="auto" w:sz="4" w:space="0"/>
-            <w:insideH w:val="single" w:color="auto" w:sz="4" w:space="0"/>
-            <w:insideV w:val="single" w:color="auto" w:sz="4" w:space="0"/>
+            <w:top w:val="single" w:sz="4" w:space="0" w:color="auto"/>
+            <w:left w:val="single" w:sz="4" w:space="0" w:color="auto"/>
+            <w:bottom w:val="single" w:sz="4" w:space="0" w:color="auto"/>
+            <w:right w:val="single" w:sz="4" w:space="0" w:color="auto"/>
+            <w:insideH w:val="single" w:sz="4" w:space="0" w:color="auto"/>
+            <w:insideV w:val="single" w:sz="4" w:space="0" w:color="auto"/>
           </w:tblBorders>
           <w:shd w:val="clear" w:color="auto" w:fill="auto"/>
           <w:tblCellMar>
@@ -4317,10 +4297,10 @@
               <w:widowControl/>
               <w:suppressLineNumbers w:val="0"/>
               <w:spacing w:line="300" w:lineRule="atLeast"/>
-              <w:ind w:left="0" w:leftChars="0" w:right="0" w:rightChars="0" w:firstLine="0" w:firstLineChars="0"/>
+              <w:ind w:left="0" w:right="0" w:firstLine="0" w:leftChars="0" w:rightChars="0" w:firstLineChars="0"/>
               <w:jc w:val="center"/>
               <w:rPr>
-                <w:rFonts w:ascii="Segoe UI" w:hAnsi="Segoe UI" w:eastAsia="Segoe UI" w:cs="Segoe UI"/>
+                <w:rFonts w:ascii="Segoe UI" w:eastAsia="Segoe UI" w:hAnsi="Segoe UI" w:cs="Segoe UI"/>
                 <w:i w:val="0"/>
                 <w:iCs w:val="0"/>
                 <w:caps w:val="0"/>
@@ -4332,7 +4312,7 @@
             </w:pPr>
             <w:r>
               <w:rPr>
-                <w:rFonts w:hint="default" w:ascii="Segoe UI" w:hAnsi="Segoe UI" w:eastAsia="Segoe UI" w:cs="Segoe UI"/>
+                <w:rFonts w:ascii="Segoe UI" w:eastAsia="Segoe UI" w:hAnsi="Segoe UI" w:cs="Segoe UI" w:hint="default"/>
                 <w:i w:val="0"/>
                 <w:iCs w:val="0"/>
                 <w:caps w:val="0"/>
@@ -4342,7 +4322,7 @@
                 <w:kern w:val="0"/>
                 <w:sz w:val="18"/>
                 <w:szCs w:val="18"/>
-                <w:lang w:val="en-US" w:eastAsia="zh-CN" w:bidi="ar"/>
+                <w:lang w:val="en-US" w:eastAsia="zh-CN"/>
               </w:rPr>
               <w:t>角色</w:t>
             </w:r>
@@ -4367,10 +4347,10 @@
               <w:widowControl/>
               <w:suppressLineNumbers w:val="0"/>
               <w:spacing w:line="300" w:lineRule="atLeast"/>
-              <w:ind w:left="0" w:leftChars="0" w:right="0" w:rightChars="0" w:firstLine="0" w:firstLineChars="0"/>
+              <w:ind w:left="0" w:right="0" w:firstLine="0" w:leftChars="0" w:rightChars="0" w:firstLineChars="0"/>
               <w:jc w:val="center"/>
               <w:rPr>
-                <w:rFonts w:hint="default" w:ascii="Segoe UI" w:hAnsi="Segoe UI" w:eastAsia="Segoe UI" w:cs="Segoe UI"/>
+                <w:rFonts w:ascii="Segoe UI" w:eastAsia="Segoe UI" w:hAnsi="Segoe UI" w:cs="Segoe UI" w:hint="default"/>
                 <w:i w:val="0"/>
                 <w:iCs w:val="0"/>
                 <w:caps w:val="0"/>
@@ -4382,7 +4362,7 @@
             </w:pPr>
             <w:r>
               <w:rPr>
-                <w:rFonts w:hint="default" w:ascii="Segoe UI" w:hAnsi="Segoe UI" w:eastAsia="Segoe UI" w:cs="Segoe UI"/>
+                <w:rFonts w:ascii="Segoe UI" w:eastAsia="Segoe UI" w:hAnsi="Segoe UI" w:cs="Segoe UI" w:hint="default"/>
                 <w:i w:val="0"/>
                 <w:iCs w:val="0"/>
                 <w:caps w:val="0"/>
@@ -4392,7 +4372,7 @@
                 <w:kern w:val="0"/>
                 <w:sz w:val="18"/>
                 <w:szCs w:val="18"/>
-                <w:lang w:val="en-US" w:eastAsia="zh-CN" w:bidi="ar"/>
+                <w:lang w:val="en-US" w:eastAsia="zh-CN"/>
               </w:rPr>
               <w:t>主要职责</w:t>
             </w:r>
@@ -4417,10 +4397,10 @@
               <w:widowControl/>
               <w:suppressLineNumbers w:val="0"/>
               <w:spacing w:line="300" w:lineRule="atLeast"/>
-              <w:ind w:left="0" w:leftChars="0" w:right="0" w:rightChars="0" w:firstLine="0" w:firstLineChars="0"/>
+              <w:ind w:left="0" w:right="0" w:firstLine="0" w:leftChars="0" w:rightChars="0" w:firstLineChars="0"/>
               <w:jc w:val="center"/>
               <w:rPr>
-                <w:rFonts w:hint="default" w:ascii="Segoe UI" w:hAnsi="Segoe UI" w:eastAsia="Segoe UI" w:cs="Segoe UI"/>
+                <w:rFonts w:ascii="Segoe UI" w:eastAsia="Segoe UI" w:hAnsi="Segoe UI" w:cs="Segoe UI" w:hint="default"/>
                 <w:i w:val="0"/>
                 <w:iCs w:val="0"/>
                 <w:caps w:val="0"/>
@@ -4432,7 +4412,7 @@
             </w:pPr>
             <w:r>
               <w:rPr>
-                <w:rFonts w:hint="default" w:ascii="Segoe UI" w:hAnsi="Segoe UI" w:eastAsia="Segoe UI" w:cs="Segoe UI"/>
+                <w:rFonts w:ascii="Segoe UI" w:eastAsia="Segoe UI" w:hAnsi="Segoe UI" w:cs="Segoe UI" w:hint="default"/>
                 <w:i w:val="0"/>
                 <w:iCs w:val="0"/>
                 <w:caps w:val="0"/>
@@ -4442,7 +4422,7 @@
                 <w:kern w:val="0"/>
                 <w:sz w:val="18"/>
                 <w:szCs w:val="18"/>
-                <w:lang w:val="en-US" w:eastAsia="zh-CN" w:bidi="ar"/>
+                <w:lang w:val="en-US" w:eastAsia="zh-CN"/>
               </w:rPr>
               <w:t>对应岗位</w:t>
             </w:r>
@@ -4451,1171 +4431,8 @@
       </w:tr>
       <w:tr>
         <w:tblPrEx>
-          <w:tblBorders>
-            <w:top w:val="single" w:color="auto" w:sz="4" w:space="0"/>
-            <w:left w:val="single" w:color="auto" w:sz="4" w:space="0"/>
-            <w:bottom w:val="single" w:color="auto" w:sz="4" w:space="0"/>
-            <w:right w:val="single" w:color="auto" w:sz="4" w:space="0"/>
-            <w:insideH w:val="single" w:color="auto" w:sz="4" w:space="0"/>
-            <w:insideV w:val="single" w:color="auto" w:sz="4" w:space="0"/>
-          </w:tblBorders>
-          <w:tblCellMar>
-            <w:top w:w="15" w:type="dxa"/>
-            <w:left w:w="15" w:type="dxa"/>
-            <w:bottom w:w="15" w:type="dxa"/>
-            <w:right w:w="15" w:type="dxa"/>
-          </w:tblCellMar>
-        </w:tblPrEx>
-        <w:tc>
-          <w:tcPr>
-            <w:tcW w:w="0" w:type="auto"/>
-            <w:shd w:val="clear" w:color="auto" w:fill="auto"/>
-            <w:tcMar>
-              <w:top w:w="120" w:type="dxa"/>
-              <w:left w:w="0" w:type="dxa"/>
-              <w:bottom w:w="120" w:type="dxa"/>
-              <w:right w:w="192" w:type="dxa"/>
-            </w:tcMar>
-            <w:vAlign w:val="center"/>
-          </w:tcPr>
-          <w:p>
-            <w:pPr>
-              <w:keepNext w:val="0"/>
-              <w:keepLines w:val="0"/>
-              <w:widowControl/>
-              <w:suppressLineNumbers w:val="0"/>
-              <w:spacing w:line="300" w:lineRule="atLeast"/>
-              <w:jc w:val="left"/>
-              <w:rPr>
-                <w:rFonts w:hint="default" w:ascii="Segoe UI" w:hAnsi="Segoe UI" w:eastAsia="Segoe UI" w:cs="Segoe UI"/>
-                <w:i w:val="0"/>
-                <w:iCs w:val="0"/>
-                <w:caps w:val="0"/>
-                <w:color w:val="0F1115"/>
-                <w:spacing w:val="0"/>
-                <w:sz w:val="18"/>
-                <w:szCs w:val="18"/>
-              </w:rPr>
-            </w:pPr>
-            <w:r>
-              <w:rPr>
-                <w:rStyle w:val="23"/>
-                <w:rFonts w:hint="default" w:ascii="Segoe UI" w:hAnsi="Segoe UI" w:eastAsia="Segoe UI" w:cs="Segoe UI"/>
-                <w:b/>
-                <w:bCs/>
-                <w:i w:val="0"/>
-                <w:iCs w:val="0"/>
-                <w:caps w:val="0"/>
-                <w:snapToGrid w:val="0"/>
-                <w:color w:val="000000"/>
-                <w:spacing w:val="0"/>
-                <w:kern w:val="0"/>
-                <w:sz w:val="18"/>
-                <w:szCs w:val="18"/>
-                <w:lang w:val="en-US" w:eastAsia="zh-CN" w:bidi="ar"/>
-              </w:rPr>
-              <w:t>信息安全负责人</w:t>
-            </w:r>
-          </w:p>
-        </w:tc>
-        <w:tc>
-          <w:tcPr>
-            <w:tcW w:w="0" w:type="auto"/>
-            <w:shd w:val="clear" w:color="auto" w:fill="auto"/>
-            <w:tcMar>
-              <w:top w:w="120" w:type="dxa"/>
-              <w:left w:w="192" w:type="dxa"/>
-              <w:bottom w:w="120" w:type="dxa"/>
-              <w:right w:w="192" w:type="dxa"/>
-            </w:tcMar>
-            <w:vAlign w:val="center"/>
-          </w:tcPr>
-          <w:p>
-            <w:pPr>
-              <w:keepNext w:val="0"/>
-              <w:keepLines w:val="0"/>
-              <w:widowControl/>
-              <w:suppressLineNumbers w:val="0"/>
-              <w:spacing w:line="300" w:lineRule="atLeast"/>
-              <w:jc w:val="left"/>
-              <w:rPr>
-                <w:rFonts w:hint="default" w:ascii="Segoe UI" w:hAnsi="Segoe UI" w:eastAsia="Segoe UI" w:cs="Segoe UI"/>
-                <w:i w:val="0"/>
-                <w:iCs w:val="0"/>
-                <w:caps w:val="0"/>
-                <w:color w:val="0F1115"/>
-                <w:spacing w:val="0"/>
-                <w:sz w:val="18"/>
-                <w:szCs w:val="18"/>
-              </w:rPr>
-            </w:pPr>
-            <w:r>
-              <w:rPr>
-                <w:rFonts w:hint="default" w:ascii="Segoe UI" w:hAnsi="Segoe UI" w:eastAsia="Segoe UI" w:cs="Segoe UI"/>
-                <w:i w:val="0"/>
-                <w:iCs w:val="0"/>
-                <w:caps w:val="0"/>
-                <w:snapToGrid w:val="0"/>
-                <w:color w:val="000000"/>
-                <w:spacing w:val="0"/>
-                <w:kern w:val="0"/>
-                <w:sz w:val="18"/>
-                <w:szCs w:val="18"/>
-                <w:lang w:val="en-US" w:eastAsia="zh-CN" w:bidi="ar"/>
-              </w:rPr>
-              <w:t>1. 制定并维护公司信息安全方针、策略和制度体系。</w:t>
-            </w:r>
-            <w:r>
-              <w:rPr>
-                <w:rFonts w:hint="default" w:ascii="Segoe UI" w:hAnsi="Segoe UI" w:eastAsia="Segoe UI" w:cs="Segoe UI"/>
-                <w:i w:val="0"/>
-                <w:iCs w:val="0"/>
-                <w:caps w:val="0"/>
-                <w:snapToGrid w:val="0"/>
-                <w:color w:val="000000"/>
-                <w:spacing w:val="0"/>
-                <w:kern w:val="0"/>
-                <w:sz w:val="18"/>
-                <w:szCs w:val="18"/>
-                <w:lang w:val="en-US" w:eastAsia="zh-CN" w:bidi="ar"/>
-              </w:rPr>
-              <w:br w:type="textWrapping"/>
-            </w:r>
-            <w:r>
-              <w:rPr>
-                <w:rFonts w:hint="default" w:ascii="Segoe UI" w:hAnsi="Segoe UI" w:eastAsia="Segoe UI" w:cs="Segoe UI"/>
-                <w:i w:val="0"/>
-                <w:iCs w:val="0"/>
-                <w:caps w:val="0"/>
-                <w:snapToGrid w:val="0"/>
-                <w:color w:val="000000"/>
-                <w:spacing w:val="0"/>
-                <w:kern w:val="0"/>
-                <w:sz w:val="18"/>
-                <w:szCs w:val="18"/>
-                <w:lang w:val="en-US" w:eastAsia="zh-CN" w:bidi="ar"/>
-              </w:rPr>
-              <w:t>2. 领导公司级信息安全风险评估与管理决策。</w:t>
-            </w:r>
-            <w:r>
-              <w:rPr>
-                <w:rFonts w:hint="default" w:ascii="Segoe UI" w:hAnsi="Segoe UI" w:eastAsia="Segoe UI" w:cs="Segoe UI"/>
-                <w:i w:val="0"/>
-                <w:iCs w:val="0"/>
-                <w:caps w:val="0"/>
-                <w:snapToGrid w:val="0"/>
-                <w:color w:val="000000"/>
-                <w:spacing w:val="0"/>
-                <w:kern w:val="0"/>
-                <w:sz w:val="18"/>
-                <w:szCs w:val="18"/>
-                <w:lang w:val="en-US" w:eastAsia="zh-CN" w:bidi="ar"/>
-              </w:rPr>
-              <w:br w:type="textWrapping"/>
-            </w:r>
-            <w:r>
-              <w:rPr>
-                <w:rFonts w:hint="default" w:ascii="Segoe UI" w:hAnsi="Segoe UI" w:eastAsia="Segoe UI" w:cs="Segoe UI"/>
-                <w:i w:val="0"/>
-                <w:iCs w:val="0"/>
-                <w:caps w:val="0"/>
-                <w:snapToGrid w:val="0"/>
-                <w:color w:val="000000"/>
-                <w:spacing w:val="0"/>
-                <w:kern w:val="0"/>
-                <w:sz w:val="18"/>
-                <w:szCs w:val="18"/>
-                <w:lang w:val="en-US" w:eastAsia="zh-CN" w:bidi="ar"/>
-              </w:rPr>
-              <w:t>3. 审批重大安全改进计划与资源投入。</w:t>
-            </w:r>
-            <w:r>
-              <w:rPr>
-                <w:rFonts w:hint="default" w:ascii="Segoe UI" w:hAnsi="Segoe UI" w:eastAsia="Segoe UI" w:cs="Segoe UI"/>
-                <w:i w:val="0"/>
-                <w:iCs w:val="0"/>
-                <w:caps w:val="0"/>
-                <w:snapToGrid w:val="0"/>
-                <w:color w:val="000000"/>
-                <w:spacing w:val="0"/>
-                <w:kern w:val="0"/>
-                <w:sz w:val="18"/>
-                <w:szCs w:val="18"/>
-                <w:lang w:val="en-US" w:eastAsia="zh-CN" w:bidi="ar"/>
-              </w:rPr>
-              <w:br w:type="textWrapping"/>
-            </w:r>
-            <w:r>
-              <w:rPr>
-                <w:rFonts w:hint="default" w:ascii="Segoe UI" w:hAnsi="Segoe UI" w:eastAsia="Segoe UI" w:cs="Segoe UI"/>
-                <w:i w:val="0"/>
-                <w:iCs w:val="0"/>
-                <w:caps w:val="0"/>
-                <w:snapToGrid w:val="0"/>
-                <w:color w:val="000000"/>
-                <w:spacing w:val="0"/>
-                <w:kern w:val="0"/>
-                <w:sz w:val="18"/>
-                <w:szCs w:val="18"/>
-                <w:lang w:val="en-US" w:eastAsia="zh-CN" w:bidi="ar"/>
-              </w:rPr>
-              <w:t>4. 主持管理评审，向公司管理层报告安全状况。</w:t>
-            </w:r>
-          </w:p>
-        </w:tc>
-        <w:tc>
-          <w:tcPr>
-            <w:tcW w:w="0" w:type="auto"/>
-            <w:shd w:val="clear" w:color="auto" w:fill="auto"/>
-            <w:tcMar>
-              <w:top w:w="120" w:type="dxa"/>
-              <w:left w:w="192" w:type="dxa"/>
-              <w:bottom w:w="120" w:type="dxa"/>
-              <w:right w:w="0" w:type="dxa"/>
-            </w:tcMar>
-            <w:vAlign w:val="center"/>
-          </w:tcPr>
-          <w:p>
-            <w:pPr>
-              <w:keepNext w:val="0"/>
-              <w:keepLines w:val="0"/>
-              <w:widowControl/>
-              <w:suppressLineNumbers w:val="0"/>
-              <w:spacing w:line="300" w:lineRule="atLeast"/>
-              <w:jc w:val="left"/>
-              <w:rPr>
-                <w:rFonts w:hint="default" w:ascii="Segoe UI" w:hAnsi="Segoe UI" w:eastAsia="Segoe UI" w:cs="Segoe UI"/>
-                <w:i w:val="0"/>
-                <w:iCs w:val="0"/>
-                <w:caps w:val="0"/>
-                <w:color w:val="0F1115"/>
-                <w:spacing w:val="0"/>
-                <w:sz w:val="18"/>
-                <w:szCs w:val="18"/>
-              </w:rPr>
-            </w:pPr>
-            <w:r>
-              <w:rPr>
-                <w:rStyle w:val="23"/>
-                <w:rFonts w:hint="default" w:ascii="Segoe UI" w:hAnsi="Segoe UI" w:eastAsia="Segoe UI" w:cs="Segoe UI"/>
-                <w:b/>
-                <w:bCs/>
-                <w:i w:val="0"/>
-                <w:iCs w:val="0"/>
-                <w:caps w:val="0"/>
-                <w:snapToGrid w:val="0"/>
-                <w:color w:val="000000"/>
-                <w:spacing w:val="0"/>
-                <w:kern w:val="0"/>
-                <w:sz w:val="18"/>
-                <w:szCs w:val="18"/>
-                <w:lang w:val="en-US" w:eastAsia="zh-CN" w:bidi="ar"/>
-              </w:rPr>
-              <w:t>总经理或指定副总经理</w:t>
-            </w:r>
-          </w:p>
-        </w:tc>
-      </w:tr>
-      <w:tr>
-        <w:tblPrEx>
-          <w:tblBorders>
-            <w:top w:val="single" w:color="auto" w:sz="4" w:space="0"/>
-            <w:left w:val="single" w:color="auto" w:sz="4" w:space="0"/>
-            <w:bottom w:val="single" w:color="auto" w:sz="4" w:space="0"/>
-            <w:right w:val="single" w:color="auto" w:sz="4" w:space="0"/>
-            <w:insideH w:val="single" w:color="auto" w:sz="4" w:space="0"/>
-            <w:insideV w:val="single" w:color="auto" w:sz="4" w:space="0"/>
-          </w:tblBorders>
-          <w:tblCellMar>
-            <w:top w:w="15" w:type="dxa"/>
-            <w:left w:w="15" w:type="dxa"/>
-            <w:bottom w:w="15" w:type="dxa"/>
-            <w:right w:w="15" w:type="dxa"/>
-          </w:tblCellMar>
-        </w:tblPrEx>
-        <w:tc>
-          <w:tcPr>
-            <w:tcW w:w="0" w:type="auto"/>
-            <w:shd w:val="clear" w:color="auto" w:fill="auto"/>
-            <w:tcMar>
-              <w:top w:w="120" w:type="dxa"/>
-              <w:left w:w="0" w:type="dxa"/>
-              <w:bottom w:w="120" w:type="dxa"/>
-              <w:right w:w="192" w:type="dxa"/>
-            </w:tcMar>
-            <w:vAlign w:val="center"/>
-          </w:tcPr>
-          <w:p>
-            <w:pPr>
-              <w:keepNext w:val="0"/>
-              <w:keepLines w:val="0"/>
-              <w:widowControl/>
-              <w:suppressLineNumbers w:val="0"/>
-              <w:spacing w:line="300" w:lineRule="atLeast"/>
-              <w:jc w:val="left"/>
-              <w:rPr>
-                <w:rFonts w:hint="default" w:ascii="Segoe UI" w:hAnsi="Segoe UI" w:eastAsia="Segoe UI" w:cs="Segoe UI"/>
-                <w:i w:val="0"/>
-                <w:iCs w:val="0"/>
-                <w:caps w:val="0"/>
-                <w:color w:val="0F1115"/>
-                <w:spacing w:val="0"/>
-                <w:sz w:val="18"/>
-                <w:szCs w:val="18"/>
-              </w:rPr>
-            </w:pPr>
-            <w:r>
-              <w:rPr>
-                <w:rStyle w:val="23"/>
-                <w:rFonts w:hint="default" w:ascii="Segoe UI" w:hAnsi="Segoe UI" w:eastAsia="Segoe UI" w:cs="Segoe UI"/>
-                <w:b/>
-                <w:bCs/>
-                <w:i w:val="0"/>
-                <w:iCs w:val="0"/>
-                <w:caps w:val="0"/>
-                <w:snapToGrid w:val="0"/>
-                <w:color w:val="000000"/>
-                <w:spacing w:val="0"/>
-                <w:kern w:val="0"/>
-                <w:sz w:val="18"/>
-                <w:szCs w:val="18"/>
-                <w:lang w:val="en-US" w:eastAsia="zh-CN" w:bidi="ar"/>
-              </w:rPr>
-              <w:t>信息安全管理团队</w:t>
-            </w:r>
-          </w:p>
-        </w:tc>
-        <w:tc>
-          <w:tcPr>
-            <w:tcW w:w="0" w:type="auto"/>
-            <w:shd w:val="clear" w:color="auto" w:fill="auto"/>
-            <w:tcMar>
-              <w:top w:w="120" w:type="dxa"/>
-              <w:left w:w="192" w:type="dxa"/>
-              <w:bottom w:w="120" w:type="dxa"/>
-              <w:right w:w="192" w:type="dxa"/>
-            </w:tcMar>
-            <w:vAlign w:val="center"/>
-          </w:tcPr>
-          <w:p>
-            <w:pPr>
-              <w:keepNext w:val="0"/>
-              <w:keepLines w:val="0"/>
-              <w:widowControl/>
-              <w:suppressLineNumbers w:val="0"/>
-              <w:spacing w:line="300" w:lineRule="atLeast"/>
-              <w:jc w:val="left"/>
-              <w:rPr>
-                <w:rFonts w:hint="default" w:ascii="Segoe UI" w:hAnsi="Segoe UI" w:eastAsia="Segoe UI" w:cs="Segoe UI"/>
-                <w:i w:val="0"/>
-                <w:iCs w:val="0"/>
-                <w:caps w:val="0"/>
-                <w:color w:val="0F1115"/>
-                <w:spacing w:val="0"/>
-                <w:sz w:val="18"/>
-                <w:szCs w:val="18"/>
-              </w:rPr>
-            </w:pPr>
-            <w:r>
-              <w:rPr>
-                <w:rFonts w:hint="default" w:ascii="Segoe UI" w:hAnsi="Segoe UI" w:eastAsia="Segoe UI" w:cs="Segoe UI"/>
-                <w:i w:val="0"/>
-                <w:iCs w:val="0"/>
-                <w:caps w:val="0"/>
-                <w:snapToGrid w:val="0"/>
-                <w:color w:val="000000"/>
-                <w:spacing w:val="0"/>
-                <w:kern w:val="0"/>
-                <w:sz w:val="18"/>
-                <w:szCs w:val="18"/>
-                <w:lang w:val="en-US" w:eastAsia="zh-CN" w:bidi="ar"/>
-              </w:rPr>
-              <w:t>1. 负责本制度的日常推行、解释与修订。</w:t>
-            </w:r>
-            <w:r>
-              <w:rPr>
-                <w:rFonts w:hint="default" w:ascii="Segoe UI" w:hAnsi="Segoe UI" w:eastAsia="Segoe UI" w:cs="Segoe UI"/>
-                <w:i w:val="0"/>
-                <w:iCs w:val="0"/>
-                <w:caps w:val="0"/>
-                <w:snapToGrid w:val="0"/>
-                <w:color w:val="000000"/>
-                <w:spacing w:val="0"/>
-                <w:kern w:val="0"/>
-                <w:sz w:val="18"/>
-                <w:szCs w:val="18"/>
-                <w:lang w:val="en-US" w:eastAsia="zh-CN" w:bidi="ar"/>
-              </w:rPr>
-              <w:br w:type="textWrapping"/>
-            </w:r>
-            <w:r>
-              <w:rPr>
-                <w:rFonts w:hint="default" w:ascii="Segoe UI" w:hAnsi="Segoe UI" w:eastAsia="Segoe UI" w:cs="Segoe UI"/>
-                <w:i w:val="0"/>
-                <w:iCs w:val="0"/>
-                <w:caps w:val="0"/>
-                <w:snapToGrid w:val="0"/>
-                <w:color w:val="000000"/>
-                <w:spacing w:val="0"/>
-                <w:kern w:val="0"/>
-                <w:sz w:val="18"/>
-                <w:szCs w:val="18"/>
-                <w:lang w:val="en-US" w:eastAsia="zh-CN" w:bidi="ar"/>
-              </w:rPr>
-              <w:t>2. 组织协调跨部门的安全风险评估、应急演练与审计活动。</w:t>
-            </w:r>
-            <w:r>
-              <w:rPr>
-                <w:rFonts w:hint="default" w:ascii="Segoe UI" w:hAnsi="Segoe UI" w:eastAsia="Segoe UI" w:cs="Segoe UI"/>
-                <w:i w:val="0"/>
-                <w:iCs w:val="0"/>
-                <w:caps w:val="0"/>
-                <w:snapToGrid w:val="0"/>
-                <w:color w:val="000000"/>
-                <w:spacing w:val="0"/>
-                <w:kern w:val="0"/>
-                <w:sz w:val="18"/>
-                <w:szCs w:val="18"/>
-                <w:lang w:val="en-US" w:eastAsia="zh-CN" w:bidi="ar"/>
-              </w:rPr>
-              <w:br w:type="textWrapping"/>
-            </w:r>
-            <w:r>
-              <w:rPr>
-                <w:rFonts w:hint="default" w:ascii="Segoe UI" w:hAnsi="Segoe UI" w:eastAsia="Segoe UI" w:cs="Segoe UI"/>
-                <w:i w:val="0"/>
-                <w:iCs w:val="0"/>
-                <w:caps w:val="0"/>
-                <w:snapToGrid w:val="0"/>
-                <w:color w:val="000000"/>
-                <w:spacing w:val="0"/>
-                <w:kern w:val="0"/>
-                <w:sz w:val="18"/>
-                <w:szCs w:val="18"/>
-                <w:lang w:val="en-US" w:eastAsia="zh-CN" w:bidi="ar"/>
-              </w:rPr>
-              <w:t>3. 监督各项安全控制措施的执行情况。</w:t>
-            </w:r>
-            <w:r>
-              <w:rPr>
-                <w:rFonts w:hint="default" w:ascii="Segoe UI" w:hAnsi="Segoe UI" w:eastAsia="Segoe UI" w:cs="Segoe UI"/>
-                <w:i w:val="0"/>
-                <w:iCs w:val="0"/>
-                <w:caps w:val="0"/>
-                <w:snapToGrid w:val="0"/>
-                <w:color w:val="000000"/>
-                <w:spacing w:val="0"/>
-                <w:kern w:val="0"/>
-                <w:sz w:val="18"/>
-                <w:szCs w:val="18"/>
-                <w:lang w:val="en-US" w:eastAsia="zh-CN" w:bidi="ar"/>
-              </w:rPr>
-              <w:br w:type="textWrapping"/>
-            </w:r>
-            <w:r>
-              <w:rPr>
-                <w:rFonts w:hint="default" w:ascii="Segoe UI" w:hAnsi="Segoe UI" w:eastAsia="Segoe UI" w:cs="Segoe UI"/>
-                <w:i w:val="0"/>
-                <w:iCs w:val="0"/>
-                <w:caps w:val="0"/>
-                <w:snapToGrid w:val="0"/>
-                <w:color w:val="000000"/>
-                <w:spacing w:val="0"/>
-                <w:kern w:val="0"/>
-                <w:sz w:val="18"/>
-                <w:szCs w:val="18"/>
-                <w:lang w:val="en-US" w:eastAsia="zh-CN" w:bidi="ar"/>
-              </w:rPr>
-              <w:t>4. 统筹信息安全事件的调查、分析与报告。</w:t>
-            </w:r>
-          </w:p>
-        </w:tc>
-        <w:tc>
-          <w:tcPr>
-            <w:tcW w:w="0" w:type="auto"/>
-            <w:shd w:val="clear" w:color="auto" w:fill="auto"/>
-            <w:tcMar>
-              <w:top w:w="120" w:type="dxa"/>
-              <w:left w:w="192" w:type="dxa"/>
-              <w:bottom w:w="120" w:type="dxa"/>
-              <w:right w:w="0" w:type="dxa"/>
-            </w:tcMar>
-            <w:vAlign w:val="center"/>
-          </w:tcPr>
-          <w:p>
-            <w:pPr>
-              <w:keepNext w:val="0"/>
-              <w:keepLines w:val="0"/>
-              <w:widowControl/>
-              <w:suppressLineNumbers w:val="0"/>
-              <w:spacing w:line="300" w:lineRule="atLeast"/>
-              <w:jc w:val="left"/>
-              <w:rPr>
-                <w:rFonts w:hint="default" w:ascii="Segoe UI" w:hAnsi="Segoe UI" w:eastAsia="Segoe UI" w:cs="Segoe UI"/>
-                <w:i w:val="0"/>
-                <w:iCs w:val="0"/>
-                <w:caps w:val="0"/>
-                <w:color w:val="0F1115"/>
-                <w:spacing w:val="0"/>
-                <w:sz w:val="18"/>
-                <w:szCs w:val="18"/>
-              </w:rPr>
-            </w:pPr>
-            <w:r>
-              <w:rPr>
-                <w:rStyle w:val="23"/>
-                <w:rFonts w:hint="default" w:ascii="Segoe UI" w:hAnsi="Segoe UI" w:eastAsia="Segoe UI" w:cs="Segoe UI"/>
-                <w:b/>
-                <w:bCs/>
-                <w:i w:val="0"/>
-                <w:iCs w:val="0"/>
-                <w:caps w:val="0"/>
-                <w:snapToGrid w:val="0"/>
-                <w:color w:val="000000"/>
-                <w:spacing w:val="0"/>
-                <w:kern w:val="0"/>
-                <w:sz w:val="18"/>
-                <w:szCs w:val="18"/>
-                <w:lang w:val="en-US" w:eastAsia="zh-CN" w:bidi="ar"/>
-              </w:rPr>
-              <w:t>数智运营部经理</w:t>
-            </w:r>
-            <w:r>
-              <w:rPr>
-                <w:rFonts w:hint="default" w:ascii="Segoe UI" w:hAnsi="Segoe UI" w:eastAsia="Segoe UI" w:cs="Segoe UI"/>
-                <w:i w:val="0"/>
-                <w:iCs w:val="0"/>
-                <w:caps w:val="0"/>
-                <w:snapToGrid w:val="0"/>
-                <w:color w:val="000000"/>
-                <w:spacing w:val="0"/>
-                <w:kern w:val="0"/>
-                <w:sz w:val="18"/>
-                <w:szCs w:val="18"/>
-                <w:lang w:val="en-US" w:eastAsia="zh-CN" w:bidi="ar"/>
-              </w:rPr>
-              <w:t>（牵头）</w:t>
-            </w:r>
-            <w:r>
-              <w:rPr>
-                <w:rFonts w:hint="default" w:ascii="Segoe UI" w:hAnsi="Segoe UI" w:eastAsia="Segoe UI" w:cs="Segoe UI"/>
-                <w:i w:val="0"/>
-                <w:iCs w:val="0"/>
-                <w:caps w:val="0"/>
-                <w:snapToGrid w:val="0"/>
-                <w:color w:val="000000"/>
-                <w:spacing w:val="0"/>
-                <w:kern w:val="0"/>
-                <w:sz w:val="18"/>
-                <w:szCs w:val="18"/>
-                <w:lang w:val="en-US" w:eastAsia="zh-CN" w:bidi="ar"/>
-              </w:rPr>
-              <w:br w:type="textWrapping"/>
-            </w:r>
-            <w:r>
-              <w:rPr>
-                <w:rStyle w:val="23"/>
-                <w:rFonts w:hint="default" w:ascii="Segoe UI" w:hAnsi="Segoe UI" w:eastAsia="Segoe UI" w:cs="Segoe UI"/>
-                <w:b/>
-                <w:bCs/>
-                <w:i w:val="0"/>
-                <w:iCs w:val="0"/>
-                <w:caps w:val="0"/>
-                <w:snapToGrid w:val="0"/>
-                <w:color w:val="000000"/>
-                <w:spacing w:val="0"/>
-                <w:kern w:val="0"/>
-                <w:sz w:val="18"/>
-                <w:szCs w:val="18"/>
-                <w:lang w:val="en-US" w:eastAsia="zh-CN" w:bidi="ar"/>
-              </w:rPr>
-              <w:t>质量管理部经理</w:t>
-            </w:r>
-            <w:r>
-              <w:rPr>
-                <w:rFonts w:hint="default" w:ascii="Segoe UI" w:hAnsi="Segoe UI" w:eastAsia="Segoe UI" w:cs="Segoe UI"/>
-                <w:i w:val="0"/>
-                <w:iCs w:val="0"/>
-                <w:caps w:val="0"/>
-                <w:snapToGrid w:val="0"/>
-                <w:color w:val="000000"/>
-                <w:spacing w:val="0"/>
-                <w:kern w:val="0"/>
-                <w:sz w:val="18"/>
-                <w:szCs w:val="18"/>
-                <w:lang w:val="en-US" w:eastAsia="zh-CN" w:bidi="ar"/>
-              </w:rPr>
-              <w:br w:type="textWrapping"/>
-            </w:r>
-            <w:r>
-              <w:rPr>
-                <w:rStyle w:val="23"/>
-                <w:rFonts w:hint="default" w:ascii="Segoe UI" w:hAnsi="Segoe UI" w:eastAsia="Segoe UI" w:cs="Segoe UI"/>
-                <w:b/>
-                <w:bCs/>
-                <w:i w:val="0"/>
-                <w:iCs w:val="0"/>
-                <w:caps w:val="0"/>
-                <w:snapToGrid w:val="0"/>
-                <w:color w:val="000000"/>
-                <w:spacing w:val="0"/>
-                <w:kern w:val="0"/>
-                <w:sz w:val="18"/>
-                <w:szCs w:val="18"/>
-                <w:lang w:val="en-US" w:eastAsia="zh-CN" w:bidi="ar"/>
-              </w:rPr>
-              <w:t>研究总院经理</w:t>
-            </w:r>
-          </w:p>
-        </w:tc>
-      </w:tr>
-      <w:tr>
-        <w:tblPrEx>
-          <w:tblBorders>
-            <w:top w:val="single" w:color="auto" w:sz="4" w:space="0"/>
-            <w:left w:val="single" w:color="auto" w:sz="4" w:space="0"/>
-            <w:bottom w:val="single" w:color="auto" w:sz="4" w:space="0"/>
-            <w:right w:val="single" w:color="auto" w:sz="4" w:space="0"/>
-            <w:insideH w:val="single" w:color="auto" w:sz="4" w:space="0"/>
-            <w:insideV w:val="single" w:color="auto" w:sz="4" w:space="0"/>
-          </w:tblBorders>
-          <w:tblCellMar>
-            <w:top w:w="15" w:type="dxa"/>
-            <w:left w:w="15" w:type="dxa"/>
-            <w:bottom w:w="15" w:type="dxa"/>
-            <w:right w:w="15" w:type="dxa"/>
-          </w:tblCellMar>
-        </w:tblPrEx>
-        <w:tc>
-          <w:tcPr>
-            <w:tcW w:w="0" w:type="auto"/>
-            <w:shd w:val="clear" w:color="auto" w:fill="auto"/>
-            <w:tcMar>
-              <w:top w:w="120" w:type="dxa"/>
-              <w:left w:w="0" w:type="dxa"/>
-              <w:bottom w:w="120" w:type="dxa"/>
-              <w:right w:w="192" w:type="dxa"/>
-            </w:tcMar>
-            <w:vAlign w:val="center"/>
-          </w:tcPr>
-          <w:p>
-            <w:pPr>
-              <w:keepNext w:val="0"/>
-              <w:keepLines w:val="0"/>
-              <w:widowControl/>
-              <w:suppressLineNumbers w:val="0"/>
-              <w:spacing w:line="300" w:lineRule="atLeast"/>
-              <w:jc w:val="left"/>
-              <w:rPr>
-                <w:rFonts w:hint="default" w:ascii="Segoe UI" w:hAnsi="Segoe UI" w:eastAsia="Segoe UI" w:cs="Segoe UI"/>
-                <w:i w:val="0"/>
-                <w:iCs w:val="0"/>
-                <w:caps w:val="0"/>
-                <w:color w:val="0F1115"/>
-                <w:spacing w:val="0"/>
-                <w:sz w:val="18"/>
-                <w:szCs w:val="18"/>
-              </w:rPr>
-            </w:pPr>
-            <w:r>
-              <w:rPr>
-                <w:rStyle w:val="23"/>
-                <w:rFonts w:hint="default" w:ascii="Segoe UI" w:hAnsi="Segoe UI" w:eastAsia="Segoe UI" w:cs="Segoe UI"/>
-                <w:b/>
-                <w:bCs/>
-                <w:i w:val="0"/>
-                <w:iCs w:val="0"/>
-                <w:caps w:val="0"/>
-                <w:snapToGrid w:val="0"/>
-                <w:color w:val="000000"/>
-                <w:spacing w:val="0"/>
-                <w:kern w:val="0"/>
-                <w:sz w:val="18"/>
-                <w:szCs w:val="18"/>
-                <w:lang w:val="en-US" w:eastAsia="zh-CN" w:bidi="ar"/>
-              </w:rPr>
-              <w:t>运维项目经理</w:t>
-            </w:r>
-          </w:p>
-        </w:tc>
-        <w:tc>
-          <w:tcPr>
-            <w:tcW w:w="0" w:type="auto"/>
-            <w:shd w:val="clear" w:color="auto" w:fill="auto"/>
-            <w:tcMar>
-              <w:top w:w="120" w:type="dxa"/>
-              <w:left w:w="192" w:type="dxa"/>
-              <w:bottom w:w="120" w:type="dxa"/>
-              <w:right w:w="192" w:type="dxa"/>
-            </w:tcMar>
-            <w:vAlign w:val="center"/>
-          </w:tcPr>
-          <w:p>
-            <w:pPr>
-              <w:keepNext w:val="0"/>
-              <w:keepLines w:val="0"/>
-              <w:widowControl/>
-              <w:suppressLineNumbers w:val="0"/>
-              <w:spacing w:line="300" w:lineRule="atLeast"/>
-              <w:jc w:val="left"/>
-              <w:rPr>
-                <w:rFonts w:hint="default" w:ascii="Segoe UI" w:hAnsi="Segoe UI" w:eastAsia="Segoe UI" w:cs="Segoe UI"/>
-                <w:i w:val="0"/>
-                <w:iCs w:val="0"/>
-                <w:caps w:val="0"/>
-                <w:color w:val="0F1115"/>
-                <w:spacing w:val="0"/>
-                <w:sz w:val="18"/>
-                <w:szCs w:val="18"/>
-              </w:rPr>
-            </w:pPr>
-            <w:r>
-              <w:rPr>
-                <w:rFonts w:hint="default" w:ascii="Segoe UI" w:hAnsi="Segoe UI" w:eastAsia="Segoe UI" w:cs="Segoe UI"/>
-                <w:i w:val="0"/>
-                <w:iCs w:val="0"/>
-                <w:caps w:val="0"/>
-                <w:snapToGrid w:val="0"/>
-                <w:color w:val="000000"/>
-                <w:spacing w:val="0"/>
-                <w:kern w:val="0"/>
-                <w:sz w:val="18"/>
-                <w:szCs w:val="18"/>
-                <w:lang w:val="en-US" w:eastAsia="zh-CN" w:bidi="ar"/>
-              </w:rPr>
-              <w:t>1. 是所负责项目的安全直接责任人。</w:t>
-            </w:r>
-            <w:r>
-              <w:rPr>
-                <w:rFonts w:hint="default" w:ascii="Segoe UI" w:hAnsi="Segoe UI" w:eastAsia="Segoe UI" w:cs="Segoe UI"/>
-                <w:i w:val="0"/>
-                <w:iCs w:val="0"/>
-                <w:caps w:val="0"/>
-                <w:snapToGrid w:val="0"/>
-                <w:color w:val="000000"/>
-                <w:spacing w:val="0"/>
-                <w:kern w:val="0"/>
-                <w:sz w:val="18"/>
-                <w:szCs w:val="18"/>
-                <w:lang w:val="en-US" w:eastAsia="zh-CN" w:bidi="ar"/>
-              </w:rPr>
-              <w:br w:type="textWrapping"/>
-            </w:r>
-            <w:r>
-              <w:rPr>
-                <w:rFonts w:hint="default" w:ascii="Segoe UI" w:hAnsi="Segoe UI" w:eastAsia="Segoe UI" w:cs="Segoe UI"/>
-                <w:i w:val="0"/>
-                <w:iCs w:val="0"/>
-                <w:caps w:val="0"/>
-                <w:snapToGrid w:val="0"/>
-                <w:color w:val="000000"/>
-                <w:spacing w:val="0"/>
-                <w:kern w:val="0"/>
-                <w:sz w:val="18"/>
-                <w:szCs w:val="18"/>
-                <w:lang w:val="en-US" w:eastAsia="zh-CN" w:bidi="ar"/>
-              </w:rPr>
-              <w:t>2. 组织实施项目内信息资产识别、风险评估与控制。</w:t>
-            </w:r>
-            <w:r>
-              <w:rPr>
-                <w:rFonts w:hint="default" w:ascii="Segoe UI" w:hAnsi="Segoe UI" w:eastAsia="Segoe UI" w:cs="Segoe UI"/>
-                <w:i w:val="0"/>
-                <w:iCs w:val="0"/>
-                <w:caps w:val="0"/>
-                <w:snapToGrid w:val="0"/>
-                <w:color w:val="000000"/>
-                <w:spacing w:val="0"/>
-                <w:kern w:val="0"/>
-                <w:sz w:val="18"/>
-                <w:szCs w:val="18"/>
-                <w:lang w:val="en-US" w:eastAsia="zh-CN" w:bidi="ar"/>
-              </w:rPr>
-              <w:br w:type="textWrapping"/>
-            </w:r>
-            <w:r>
-              <w:rPr>
-                <w:rFonts w:hint="default" w:ascii="Segoe UI" w:hAnsi="Segoe UI" w:eastAsia="Segoe UI" w:cs="Segoe UI"/>
-                <w:i w:val="0"/>
-                <w:iCs w:val="0"/>
-                <w:caps w:val="0"/>
-                <w:snapToGrid w:val="0"/>
-                <w:color w:val="000000"/>
-                <w:spacing w:val="0"/>
-                <w:kern w:val="0"/>
-                <w:sz w:val="18"/>
-                <w:szCs w:val="18"/>
-                <w:lang w:val="en-US" w:eastAsia="zh-CN" w:bidi="ar"/>
-              </w:rPr>
-              <w:t>3. 确保项目团队遵守安全规定，落实安全操作。</w:t>
-            </w:r>
-            <w:r>
-              <w:rPr>
-                <w:rFonts w:hint="default" w:ascii="Segoe UI" w:hAnsi="Segoe UI" w:eastAsia="Segoe UI" w:cs="Segoe UI"/>
-                <w:i w:val="0"/>
-                <w:iCs w:val="0"/>
-                <w:caps w:val="0"/>
-                <w:snapToGrid w:val="0"/>
-                <w:color w:val="000000"/>
-                <w:spacing w:val="0"/>
-                <w:kern w:val="0"/>
-                <w:sz w:val="18"/>
-                <w:szCs w:val="18"/>
-                <w:lang w:val="en-US" w:eastAsia="zh-CN" w:bidi="ar"/>
-              </w:rPr>
-              <w:br w:type="textWrapping"/>
-            </w:r>
-            <w:r>
-              <w:rPr>
-                <w:rFonts w:hint="default" w:ascii="Segoe UI" w:hAnsi="Segoe UI" w:eastAsia="Segoe UI" w:cs="Segoe UI"/>
-                <w:i w:val="0"/>
-                <w:iCs w:val="0"/>
-                <w:caps w:val="0"/>
-                <w:snapToGrid w:val="0"/>
-                <w:color w:val="000000"/>
-                <w:spacing w:val="0"/>
-                <w:kern w:val="0"/>
-                <w:sz w:val="18"/>
-                <w:szCs w:val="18"/>
-                <w:lang w:val="en-US" w:eastAsia="zh-CN" w:bidi="ar"/>
-              </w:rPr>
-              <w:t>4. 负责项目内安全事件的初步处置与报告。</w:t>
-            </w:r>
-          </w:p>
-        </w:tc>
-        <w:tc>
-          <w:tcPr>
-            <w:tcW w:w="0" w:type="auto"/>
-            <w:shd w:val="clear" w:color="auto" w:fill="auto"/>
-            <w:tcMar>
-              <w:top w:w="120" w:type="dxa"/>
-              <w:left w:w="192" w:type="dxa"/>
-              <w:bottom w:w="120" w:type="dxa"/>
-              <w:right w:w="0" w:type="dxa"/>
-            </w:tcMar>
-            <w:vAlign w:val="center"/>
-          </w:tcPr>
-          <w:p>
-            <w:pPr>
-              <w:keepNext w:val="0"/>
-              <w:keepLines w:val="0"/>
-              <w:widowControl/>
-              <w:suppressLineNumbers w:val="0"/>
-              <w:spacing w:line="300" w:lineRule="atLeast"/>
-              <w:jc w:val="left"/>
-              <w:rPr>
-                <w:rFonts w:hint="default" w:ascii="Segoe UI" w:hAnsi="Segoe UI" w:eastAsia="Segoe UI" w:cs="Segoe UI"/>
-                <w:i w:val="0"/>
-                <w:iCs w:val="0"/>
-                <w:caps w:val="0"/>
-                <w:color w:val="0F1115"/>
-                <w:spacing w:val="0"/>
-                <w:sz w:val="18"/>
-                <w:szCs w:val="18"/>
-              </w:rPr>
-            </w:pPr>
-            <w:r>
-              <w:rPr>
-                <w:rStyle w:val="23"/>
-                <w:rFonts w:hint="default" w:ascii="Segoe UI" w:hAnsi="Segoe UI" w:eastAsia="Segoe UI" w:cs="Segoe UI"/>
-                <w:b/>
-                <w:bCs/>
-                <w:i w:val="0"/>
-                <w:iCs w:val="0"/>
-                <w:caps w:val="0"/>
-                <w:snapToGrid w:val="0"/>
-                <w:color w:val="000000"/>
-                <w:spacing w:val="0"/>
-                <w:kern w:val="0"/>
-                <w:sz w:val="18"/>
-                <w:szCs w:val="18"/>
-                <w:lang w:val="en-US" w:eastAsia="zh-CN" w:bidi="ar"/>
-              </w:rPr>
-              <w:t>数智运营部-运维项目经理</w:t>
-            </w:r>
-          </w:p>
-        </w:tc>
-      </w:tr>
-      <w:tr>
-        <w:tblPrEx>
-          <w:tblBorders>
-            <w:top w:val="single" w:color="auto" w:sz="4" w:space="0"/>
-            <w:left w:val="single" w:color="auto" w:sz="4" w:space="0"/>
-            <w:bottom w:val="single" w:color="auto" w:sz="4" w:space="0"/>
-            <w:right w:val="single" w:color="auto" w:sz="4" w:space="0"/>
-            <w:insideH w:val="single" w:color="auto" w:sz="4" w:space="0"/>
-            <w:insideV w:val="single" w:color="auto" w:sz="4" w:space="0"/>
-          </w:tblBorders>
-          <w:tblCellMar>
-            <w:top w:w="15" w:type="dxa"/>
-            <w:left w:w="15" w:type="dxa"/>
-            <w:bottom w:w="15" w:type="dxa"/>
-            <w:right w:w="15" w:type="dxa"/>
-          </w:tblCellMar>
-        </w:tblPrEx>
-        <w:tc>
-          <w:tcPr>
-            <w:tcW w:w="0" w:type="auto"/>
-            <w:shd w:val="clear" w:color="auto" w:fill="auto"/>
-            <w:tcMar>
-              <w:top w:w="120" w:type="dxa"/>
-              <w:left w:w="0" w:type="dxa"/>
-              <w:bottom w:w="120" w:type="dxa"/>
-              <w:right w:w="192" w:type="dxa"/>
-            </w:tcMar>
-            <w:vAlign w:val="center"/>
-          </w:tcPr>
-          <w:p>
-            <w:pPr>
-              <w:keepNext w:val="0"/>
-              <w:keepLines w:val="0"/>
-              <w:widowControl/>
-              <w:suppressLineNumbers w:val="0"/>
-              <w:spacing w:line="300" w:lineRule="atLeast"/>
-              <w:jc w:val="left"/>
-              <w:rPr>
-                <w:rFonts w:hint="default" w:ascii="Segoe UI" w:hAnsi="Segoe UI" w:eastAsia="Segoe UI" w:cs="Segoe UI"/>
-                <w:i w:val="0"/>
-                <w:iCs w:val="0"/>
-                <w:caps w:val="0"/>
-                <w:color w:val="0F1115"/>
-                <w:spacing w:val="0"/>
-                <w:sz w:val="18"/>
-                <w:szCs w:val="18"/>
-              </w:rPr>
-            </w:pPr>
-            <w:r>
-              <w:rPr>
-                <w:rStyle w:val="23"/>
-                <w:rFonts w:hint="default" w:ascii="Segoe UI" w:hAnsi="Segoe UI" w:eastAsia="Segoe UI" w:cs="Segoe UI"/>
-                <w:b/>
-                <w:bCs/>
-                <w:i w:val="0"/>
-                <w:iCs w:val="0"/>
-                <w:caps w:val="0"/>
-                <w:snapToGrid w:val="0"/>
-                <w:color w:val="000000"/>
-                <w:spacing w:val="0"/>
-                <w:kern w:val="0"/>
-                <w:sz w:val="18"/>
-                <w:szCs w:val="18"/>
-                <w:lang w:val="en-US" w:eastAsia="zh-CN" w:bidi="ar"/>
-              </w:rPr>
-              <w:t>技术执行人员</w:t>
-            </w:r>
-          </w:p>
-        </w:tc>
-        <w:tc>
-          <w:tcPr>
-            <w:tcW w:w="0" w:type="auto"/>
-            <w:shd w:val="clear" w:color="auto" w:fill="auto"/>
-            <w:tcMar>
-              <w:top w:w="120" w:type="dxa"/>
-              <w:left w:w="192" w:type="dxa"/>
-              <w:bottom w:w="120" w:type="dxa"/>
-              <w:right w:w="192" w:type="dxa"/>
-            </w:tcMar>
-            <w:vAlign w:val="center"/>
-          </w:tcPr>
-          <w:p>
-            <w:pPr>
-              <w:keepNext w:val="0"/>
-              <w:keepLines w:val="0"/>
-              <w:widowControl/>
-              <w:suppressLineNumbers w:val="0"/>
-              <w:spacing w:line="300" w:lineRule="atLeast"/>
-              <w:jc w:val="left"/>
-              <w:rPr>
-                <w:rFonts w:hint="default" w:ascii="Segoe UI" w:hAnsi="Segoe UI" w:eastAsia="Segoe UI" w:cs="Segoe UI"/>
-                <w:i w:val="0"/>
-                <w:iCs w:val="0"/>
-                <w:caps w:val="0"/>
-                <w:color w:val="0F1115"/>
-                <w:spacing w:val="0"/>
-                <w:sz w:val="18"/>
-                <w:szCs w:val="18"/>
-              </w:rPr>
-            </w:pPr>
-            <w:r>
-              <w:rPr>
-                <w:rFonts w:hint="default" w:ascii="Segoe UI" w:hAnsi="Segoe UI" w:eastAsia="Segoe UI" w:cs="Segoe UI"/>
-                <w:i w:val="0"/>
-                <w:iCs w:val="0"/>
-                <w:caps w:val="0"/>
-                <w:snapToGrid w:val="0"/>
-                <w:color w:val="000000"/>
-                <w:spacing w:val="0"/>
-                <w:kern w:val="0"/>
-                <w:sz w:val="18"/>
-                <w:szCs w:val="18"/>
-                <w:lang w:val="en-US" w:eastAsia="zh-CN" w:bidi="ar"/>
-              </w:rPr>
-              <w:t>1. 负责所辖技术资产的具体安全配置、防护与监控。</w:t>
-            </w:r>
-            <w:r>
-              <w:rPr>
-                <w:rFonts w:hint="default" w:ascii="Segoe UI" w:hAnsi="Segoe UI" w:eastAsia="Segoe UI" w:cs="Segoe UI"/>
-                <w:i w:val="0"/>
-                <w:iCs w:val="0"/>
-                <w:caps w:val="0"/>
-                <w:snapToGrid w:val="0"/>
-                <w:color w:val="000000"/>
-                <w:spacing w:val="0"/>
-                <w:kern w:val="0"/>
-                <w:sz w:val="18"/>
-                <w:szCs w:val="18"/>
-                <w:lang w:val="en-US" w:eastAsia="zh-CN" w:bidi="ar"/>
-              </w:rPr>
-              <w:br w:type="textWrapping"/>
-            </w:r>
-            <w:r>
-              <w:rPr>
-                <w:rFonts w:hint="default" w:ascii="Segoe UI" w:hAnsi="Segoe UI" w:eastAsia="Segoe UI" w:cs="Segoe UI"/>
-                <w:i w:val="0"/>
-                <w:iCs w:val="0"/>
-                <w:caps w:val="0"/>
-                <w:snapToGrid w:val="0"/>
-                <w:color w:val="000000"/>
-                <w:spacing w:val="0"/>
-                <w:kern w:val="0"/>
-                <w:sz w:val="18"/>
-                <w:szCs w:val="18"/>
-                <w:lang w:val="en-US" w:eastAsia="zh-CN" w:bidi="ar"/>
-              </w:rPr>
-              <w:t>2. 执行漏洞修复、安全加固等风险处置措施。</w:t>
-            </w:r>
-            <w:r>
-              <w:rPr>
-                <w:rFonts w:hint="default" w:ascii="Segoe UI" w:hAnsi="Segoe UI" w:eastAsia="Segoe UI" w:cs="Segoe UI"/>
-                <w:i w:val="0"/>
-                <w:iCs w:val="0"/>
-                <w:caps w:val="0"/>
-                <w:snapToGrid w:val="0"/>
-                <w:color w:val="000000"/>
-                <w:spacing w:val="0"/>
-                <w:kern w:val="0"/>
-                <w:sz w:val="18"/>
-                <w:szCs w:val="18"/>
-                <w:lang w:val="en-US" w:eastAsia="zh-CN" w:bidi="ar"/>
-              </w:rPr>
-              <w:br w:type="textWrapping"/>
-            </w:r>
-            <w:r>
-              <w:rPr>
-                <w:rFonts w:hint="default" w:ascii="Segoe UI" w:hAnsi="Segoe UI" w:eastAsia="Segoe UI" w:cs="Segoe UI"/>
-                <w:i w:val="0"/>
-                <w:iCs w:val="0"/>
-                <w:caps w:val="0"/>
-                <w:snapToGrid w:val="0"/>
-                <w:color w:val="000000"/>
-                <w:spacing w:val="0"/>
-                <w:kern w:val="0"/>
-                <w:sz w:val="18"/>
-                <w:szCs w:val="18"/>
-                <w:lang w:val="en-US" w:eastAsia="zh-CN" w:bidi="ar"/>
-              </w:rPr>
-              <w:t>3. 及时报告发现的安全漏洞或异常行为。</w:t>
-            </w:r>
-          </w:p>
-        </w:tc>
-        <w:tc>
-          <w:tcPr>
-            <w:tcW w:w="0" w:type="auto"/>
-            <w:shd w:val="clear" w:color="auto" w:fill="auto"/>
-            <w:tcMar>
-              <w:top w:w="120" w:type="dxa"/>
-              <w:left w:w="192" w:type="dxa"/>
-              <w:bottom w:w="120" w:type="dxa"/>
-              <w:right w:w="0" w:type="dxa"/>
-            </w:tcMar>
-            <w:vAlign w:val="center"/>
-          </w:tcPr>
-          <w:p>
-            <w:pPr>
-              <w:keepNext w:val="0"/>
-              <w:keepLines w:val="0"/>
-              <w:widowControl/>
-              <w:suppressLineNumbers w:val="0"/>
-              <w:spacing w:line="300" w:lineRule="atLeast"/>
-              <w:jc w:val="left"/>
-              <w:rPr>
-                <w:rFonts w:hint="default" w:ascii="Segoe UI" w:hAnsi="Segoe UI" w:eastAsia="Segoe UI" w:cs="Segoe UI"/>
-                <w:i w:val="0"/>
-                <w:iCs w:val="0"/>
-                <w:caps w:val="0"/>
-                <w:color w:val="0F1115"/>
-                <w:spacing w:val="0"/>
-                <w:sz w:val="18"/>
-                <w:szCs w:val="18"/>
-              </w:rPr>
-            </w:pPr>
-            <w:r>
-              <w:rPr>
-                <w:rStyle w:val="23"/>
-                <w:rFonts w:hint="default" w:ascii="Segoe UI" w:hAnsi="Segoe UI" w:eastAsia="Segoe UI" w:cs="Segoe UI"/>
-                <w:b/>
-                <w:bCs/>
-                <w:i w:val="0"/>
-                <w:iCs w:val="0"/>
-                <w:caps w:val="0"/>
-                <w:snapToGrid w:val="0"/>
-                <w:color w:val="000000"/>
-                <w:spacing w:val="0"/>
-                <w:kern w:val="0"/>
-                <w:sz w:val="18"/>
-                <w:szCs w:val="18"/>
-                <w:lang w:val="en-US" w:eastAsia="zh-CN" w:bidi="ar"/>
-              </w:rPr>
-              <w:t>数智运营部-运维工程师</w:t>
-            </w:r>
-            <w:r>
-              <w:rPr>
-                <w:rFonts w:hint="default" w:ascii="Segoe UI" w:hAnsi="Segoe UI" w:eastAsia="Segoe UI" w:cs="Segoe UI"/>
-                <w:i w:val="0"/>
-                <w:iCs w:val="0"/>
-                <w:caps w:val="0"/>
-                <w:snapToGrid w:val="0"/>
-                <w:color w:val="000000"/>
-                <w:spacing w:val="0"/>
-                <w:kern w:val="0"/>
-                <w:sz w:val="18"/>
-                <w:szCs w:val="18"/>
-                <w:lang w:val="en-US" w:eastAsia="zh-CN" w:bidi="ar"/>
-              </w:rPr>
-              <w:br w:type="textWrapping"/>
-            </w:r>
-            <w:r>
-              <w:rPr>
-                <w:rStyle w:val="23"/>
-                <w:rFonts w:hint="default" w:ascii="Segoe UI" w:hAnsi="Segoe UI" w:eastAsia="Segoe UI" w:cs="Segoe UI"/>
-                <w:b/>
-                <w:bCs/>
-                <w:i w:val="0"/>
-                <w:iCs w:val="0"/>
-                <w:caps w:val="0"/>
-                <w:snapToGrid w:val="0"/>
-                <w:color w:val="000000"/>
-                <w:spacing w:val="0"/>
-                <w:kern w:val="0"/>
-                <w:sz w:val="18"/>
-                <w:szCs w:val="18"/>
-                <w:lang w:val="en-US" w:eastAsia="zh-CN" w:bidi="ar"/>
-              </w:rPr>
-              <w:t>研究总院-开发/测试工程师</w:t>
-            </w:r>
-          </w:p>
-        </w:tc>
-      </w:tr>
-      <w:tr>
-        <w:tblPrEx>
-          <w:tblBorders>
-            <w:top w:val="single" w:color="auto" w:sz="4" w:space="0"/>
-            <w:left w:val="single" w:color="auto" w:sz="4" w:space="0"/>
-            <w:bottom w:val="single" w:color="auto" w:sz="4" w:space="0"/>
-            <w:right w:val="single" w:color="auto" w:sz="4" w:space="0"/>
-            <w:insideH w:val="single" w:color="auto" w:sz="4" w:space="0"/>
-            <w:insideV w:val="single" w:color="auto" w:sz="4" w:space="0"/>
-          </w:tblBorders>
+          <w:tblW w:w="9024" w:type="dxa"/>
+          <w:tblInd w:w="0" w:type="dxa"/>
           <w:shd w:val="clear" w:color="auto" w:fill="auto"/>
           <w:tblCellMar>
             <w:top w:w="15" w:type="dxa"/>
@@ -5645,7 +4462,7 @@
               <w:spacing w:line="300" w:lineRule="atLeast"/>
               <w:jc w:val="left"/>
               <w:rPr>
-                <w:rFonts w:hint="default" w:ascii="Segoe UI" w:hAnsi="Segoe UI" w:eastAsia="Segoe UI" w:cs="Segoe UI"/>
+                <w:rFonts w:ascii="Segoe UI" w:eastAsia="Segoe UI" w:hAnsi="Segoe UI" w:cs="Segoe UI" w:hint="default"/>
                 <w:i w:val="0"/>
                 <w:iCs w:val="0"/>
                 <w:caps w:val="0"/>
@@ -5657,8 +4474,8 @@
             </w:pPr>
             <w:r>
               <w:rPr>
-                <w:rStyle w:val="23"/>
-                <w:rFonts w:hint="default" w:ascii="Segoe UI" w:hAnsi="Segoe UI" w:eastAsia="Segoe UI" w:cs="Segoe UI"/>
+                <w:rStyle w:val="Strong"/>
+                <w:rFonts w:ascii="Segoe UI" w:eastAsia="Segoe UI" w:hAnsi="Segoe UI" w:cs="Segoe UI" w:hint="default"/>
                 <w:b/>
                 <w:bCs/>
                 <w:i w:val="0"/>
@@ -5670,9 +4487,9 @@
                 <w:kern w:val="0"/>
                 <w:sz w:val="18"/>
                 <w:szCs w:val="18"/>
-                <w:lang w:val="en-US" w:eastAsia="zh-CN" w:bidi="ar"/>
-              </w:rPr>
-              <w:t>人力部</w:t>
+                <w:lang w:val="en-US" w:eastAsia="zh-CN"/>
+              </w:rPr>
+              <w:t>信息安全负责人</w:t>
             </w:r>
           </w:p>
         </w:tc>
@@ -5697,7 +4514,7 @@
               <w:spacing w:line="300" w:lineRule="atLeast"/>
               <w:jc w:val="left"/>
               <w:rPr>
-                <w:rFonts w:hint="default" w:ascii="Segoe UI" w:hAnsi="Segoe UI" w:eastAsia="Segoe UI" w:cs="Segoe UI"/>
+                <w:rFonts w:ascii="Segoe UI" w:eastAsia="Segoe UI" w:hAnsi="Segoe UI" w:cs="Segoe UI" w:hint="default"/>
                 <w:i w:val="0"/>
                 <w:iCs w:val="0"/>
                 <w:caps w:val="0"/>
@@ -5709,7 +4526,7 @@
             </w:pPr>
             <w:r>
               <w:rPr>
-                <w:rFonts w:hint="default" w:ascii="Segoe UI" w:hAnsi="Segoe UI" w:eastAsia="Segoe UI" w:cs="Segoe UI"/>
+                <w:rFonts w:ascii="Segoe UI" w:eastAsia="Segoe UI" w:hAnsi="Segoe UI" w:cs="Segoe UI" w:hint="default"/>
                 <w:i w:val="0"/>
                 <w:iCs w:val="0"/>
                 <w:caps w:val="0"/>
@@ -5719,13 +4536,13 @@
                 <w:kern w:val="0"/>
                 <w:sz w:val="18"/>
                 <w:szCs w:val="18"/>
-                <w:lang w:val="en-US" w:eastAsia="zh-CN" w:bidi="ar"/>
-              </w:rPr>
-              <w:t>1. 组织落实全员信息安全意识教育与基础培训。</w:t>
-            </w:r>
-            <w:r>
-              <w:rPr>
-                <w:rFonts w:hint="default" w:ascii="Segoe UI" w:hAnsi="Segoe UI" w:eastAsia="Segoe UI" w:cs="Segoe UI"/>
+                <w:lang w:val="en-US" w:eastAsia="zh-CN"/>
+              </w:rPr>
+              <w:t>1. 制定并维护公司信息安全方针、策略和制度体系。</w:t>
+            </w:r>
+            <w:r>
+              <w:rPr>
+                <w:rFonts w:ascii="Segoe UI" w:eastAsia="Segoe UI" w:hAnsi="Segoe UI" w:cs="Segoe UI" w:hint="default"/>
                 <w:i w:val="0"/>
                 <w:iCs w:val="0"/>
                 <w:caps w:val="0"/>
@@ -5735,13 +4552,13 @@
                 <w:kern w:val="0"/>
                 <w:sz w:val="18"/>
                 <w:szCs w:val="18"/>
-                <w:lang w:val="en-US" w:eastAsia="zh-CN" w:bidi="ar"/>
-              </w:rPr>
-              <w:br w:type="textWrapping"/>
-            </w:r>
-            <w:r>
-              <w:rPr>
-                <w:rFonts w:hint="default" w:ascii="Segoe UI" w:hAnsi="Segoe UI" w:eastAsia="Segoe UI" w:cs="Segoe UI"/>
+                <w:lang w:val="en-US" w:eastAsia="zh-CN"/>
+              </w:rPr>
+              <w:br/>
+            </w:r>
+            <w:r>
+              <w:rPr>
+                <w:rFonts w:ascii="Segoe UI" w:eastAsia="Segoe UI" w:hAnsi="Segoe UI" w:cs="Segoe UI" w:hint="default"/>
                 <w:i w:val="0"/>
                 <w:iCs w:val="0"/>
                 <w:caps w:val="0"/>
@@ -5751,13 +4568,13 @@
                 <w:kern w:val="0"/>
                 <w:sz w:val="18"/>
                 <w:szCs w:val="18"/>
-                <w:lang w:val="en-US" w:eastAsia="zh-CN" w:bidi="ar"/>
-              </w:rPr>
-              <w:t>2. 管理员工背景审查、保密协议签订及离职安全审核。</w:t>
-            </w:r>
-            <w:r>
-              <w:rPr>
-                <w:rFonts w:hint="default" w:ascii="Segoe UI" w:hAnsi="Segoe UI" w:eastAsia="Segoe UI" w:cs="Segoe UI"/>
+                <w:lang w:val="en-US" w:eastAsia="zh-CN"/>
+              </w:rPr>
+              <w:t>2. 领导公司级信息安全风险评估与管理决策。</w:t>
+            </w:r>
+            <w:r>
+              <w:rPr>
+                <w:rFonts w:ascii="Segoe UI" w:eastAsia="Segoe UI" w:hAnsi="Segoe UI" w:cs="Segoe UI" w:hint="default"/>
                 <w:i w:val="0"/>
                 <w:iCs w:val="0"/>
                 <w:caps w:val="0"/>
@@ -5767,13 +4584,13 @@
                 <w:kern w:val="0"/>
                 <w:sz w:val="18"/>
                 <w:szCs w:val="18"/>
-                <w:lang w:val="en-US" w:eastAsia="zh-CN" w:bidi="ar"/>
-              </w:rPr>
-              <w:br w:type="textWrapping"/>
-            </w:r>
-            <w:r>
-              <w:rPr>
-                <w:rFonts w:hint="default" w:ascii="Segoe UI" w:hAnsi="Segoe UI" w:eastAsia="Segoe UI" w:cs="Segoe UI"/>
+                <w:lang w:val="en-US" w:eastAsia="zh-CN"/>
+              </w:rPr>
+              <w:br/>
+            </w:r>
+            <w:r>
+              <w:rPr>
+                <w:rFonts w:ascii="Segoe UI" w:eastAsia="Segoe UI" w:hAnsi="Segoe UI" w:cs="Segoe UI" w:hint="default"/>
                 <w:i w:val="0"/>
                 <w:iCs w:val="0"/>
                 <w:caps w:val="0"/>
@@ -5783,9 +4600,41 @@
                 <w:kern w:val="0"/>
                 <w:sz w:val="18"/>
                 <w:szCs w:val="18"/>
-                <w:lang w:val="en-US" w:eastAsia="zh-CN" w:bidi="ar"/>
-              </w:rPr>
-              <w:t>3. 将安全表现纳入绩效考核参考。</w:t>
+                <w:lang w:val="en-US" w:eastAsia="zh-CN"/>
+              </w:rPr>
+              <w:t>3. 审批重大安全改进计划与资源投入。</w:t>
+            </w:r>
+            <w:r>
+              <w:rPr>
+                <w:rFonts w:ascii="Segoe UI" w:eastAsia="Segoe UI" w:hAnsi="Segoe UI" w:cs="Segoe UI" w:hint="default"/>
+                <w:i w:val="0"/>
+                <w:iCs w:val="0"/>
+                <w:caps w:val="0"/>
+                <w:snapToGrid w:val="0"/>
+                <w:color w:val="000000"/>
+                <w:spacing w:val="0"/>
+                <w:kern w:val="0"/>
+                <w:sz w:val="18"/>
+                <w:szCs w:val="18"/>
+                <w:lang w:val="en-US" w:eastAsia="zh-CN"/>
+              </w:rPr>
+              <w:br/>
+            </w:r>
+            <w:r>
+              <w:rPr>
+                <w:rFonts w:ascii="Segoe UI" w:eastAsia="Segoe UI" w:hAnsi="Segoe UI" w:cs="Segoe UI" w:hint="default"/>
+                <w:i w:val="0"/>
+                <w:iCs w:val="0"/>
+                <w:caps w:val="0"/>
+                <w:snapToGrid w:val="0"/>
+                <w:color w:val="000000"/>
+                <w:spacing w:val="0"/>
+                <w:kern w:val="0"/>
+                <w:sz w:val="18"/>
+                <w:szCs w:val="18"/>
+                <w:lang w:val="en-US" w:eastAsia="zh-CN"/>
+              </w:rPr>
+              <w:t>4. 主持管理评审，向公司管理层报告安全状况。</w:t>
             </w:r>
           </w:p>
         </w:tc>
@@ -5810,7 +4659,7 @@
               <w:spacing w:line="300" w:lineRule="atLeast"/>
               <w:jc w:val="left"/>
               <w:rPr>
-                <w:rFonts w:hint="default" w:ascii="Segoe UI" w:hAnsi="Segoe UI" w:eastAsia="Segoe UI" w:cs="Segoe UI"/>
+                <w:rFonts w:ascii="Segoe UI" w:eastAsia="Segoe UI" w:hAnsi="Segoe UI" w:cs="Segoe UI" w:hint="default"/>
                 <w:i w:val="0"/>
                 <w:iCs w:val="0"/>
                 <w:caps w:val="0"/>
@@ -5822,8 +4671,8 @@
             </w:pPr>
             <w:r>
               <w:rPr>
-                <w:rStyle w:val="23"/>
-                <w:rFonts w:hint="default" w:ascii="Segoe UI" w:hAnsi="Segoe UI" w:eastAsia="Segoe UI" w:cs="Segoe UI"/>
+                <w:rStyle w:val="Strong"/>
+                <w:rFonts w:ascii="Segoe UI" w:eastAsia="Segoe UI" w:hAnsi="Segoe UI" w:cs="Segoe UI" w:hint="default"/>
                 <w:b/>
                 <w:bCs/>
                 <w:i w:val="0"/>
@@ -5835,23 +4684,18 @@
                 <w:kern w:val="0"/>
                 <w:sz w:val="18"/>
                 <w:szCs w:val="18"/>
-                <w:lang w:val="en-US" w:eastAsia="zh-CN" w:bidi="ar"/>
-              </w:rPr>
-              <w:t>人力部经理/专员</w:t>
+                <w:lang w:val="en-US" w:eastAsia="zh-CN"/>
+              </w:rPr>
+              <w:t>总经理或指定副总经理</w:t>
             </w:r>
           </w:p>
         </w:tc>
       </w:tr>
       <w:tr>
         <w:tblPrEx>
-          <w:tblBorders>
-            <w:top w:val="single" w:color="auto" w:sz="4" w:space="0"/>
-            <w:left w:val="single" w:color="auto" w:sz="4" w:space="0"/>
-            <w:bottom w:val="single" w:color="auto" w:sz="4" w:space="0"/>
-            <w:right w:val="single" w:color="auto" w:sz="4" w:space="0"/>
-            <w:insideH w:val="single" w:color="auto" w:sz="4" w:space="0"/>
-            <w:insideV w:val="single" w:color="auto" w:sz="4" w:space="0"/>
-          </w:tblBorders>
+          <w:tblW w:w="9024" w:type="dxa"/>
+          <w:tblInd w:w="0" w:type="dxa"/>
+          <w:shd w:val="clear" w:color="auto" w:fill="auto"/>
           <w:tblCellMar>
             <w:top w:w="15" w:type="dxa"/>
             <w:left w:w="15" w:type="dxa"/>
@@ -5880,7 +4724,7 @@
               <w:spacing w:line="300" w:lineRule="atLeast"/>
               <w:jc w:val="left"/>
               <w:rPr>
-                <w:rFonts w:hint="default" w:ascii="Segoe UI" w:hAnsi="Segoe UI" w:eastAsia="Segoe UI" w:cs="Segoe UI"/>
+                <w:rFonts w:ascii="Segoe UI" w:eastAsia="Segoe UI" w:hAnsi="Segoe UI" w:cs="Segoe UI" w:hint="default"/>
                 <w:i w:val="0"/>
                 <w:iCs w:val="0"/>
                 <w:caps w:val="0"/>
@@ -5892,8 +4736,8 @@
             </w:pPr>
             <w:r>
               <w:rPr>
-                <w:rStyle w:val="23"/>
-                <w:rFonts w:hint="default" w:ascii="Segoe UI" w:hAnsi="Segoe UI" w:eastAsia="Segoe UI" w:cs="Segoe UI"/>
+                <w:rStyle w:val="Strong"/>
+                <w:rFonts w:ascii="Segoe UI" w:eastAsia="Segoe UI" w:hAnsi="Segoe UI" w:cs="Segoe UI" w:hint="default"/>
                 <w:b/>
                 <w:bCs/>
                 <w:i w:val="0"/>
@@ -5905,9 +4749,9 @@
                 <w:kern w:val="0"/>
                 <w:sz w:val="18"/>
                 <w:szCs w:val="18"/>
-                <w:lang w:val="en-US" w:eastAsia="zh-CN" w:bidi="ar"/>
-              </w:rPr>
-              <w:t>质量管理部</w:t>
+                <w:lang w:val="en-US" w:eastAsia="zh-CN"/>
+              </w:rPr>
+              <w:t>信息安全管理团队</w:t>
             </w:r>
           </w:p>
         </w:tc>
@@ -5932,7 +4776,7 @@
               <w:spacing w:line="300" w:lineRule="atLeast"/>
               <w:jc w:val="left"/>
               <w:rPr>
-                <w:rFonts w:hint="default" w:ascii="Segoe UI" w:hAnsi="Segoe UI" w:eastAsia="Segoe UI" w:cs="Segoe UI"/>
+                <w:rFonts w:ascii="Segoe UI" w:eastAsia="Segoe UI" w:hAnsi="Segoe UI" w:cs="Segoe UI" w:hint="default"/>
                 <w:i w:val="0"/>
                 <w:iCs w:val="0"/>
                 <w:caps w:val="0"/>
@@ -5944,7 +4788,7 @@
             </w:pPr>
             <w:r>
               <w:rPr>
-                <w:rFonts w:hint="default" w:ascii="Segoe UI" w:hAnsi="Segoe UI" w:eastAsia="Segoe UI" w:cs="Segoe UI"/>
+                <w:rFonts w:ascii="Segoe UI" w:eastAsia="Segoe UI" w:hAnsi="Segoe UI" w:cs="Segoe UI" w:hint="default"/>
                 <w:i w:val="0"/>
                 <w:iCs w:val="0"/>
                 <w:caps w:val="0"/>
@@ -5954,13 +4798,13 @@
                 <w:kern w:val="0"/>
                 <w:sz w:val="18"/>
                 <w:szCs w:val="18"/>
-                <w:lang w:val="en-US" w:eastAsia="zh-CN" w:bidi="ar"/>
-              </w:rPr>
-              <w:t>1. 独立监督本制度及所有安全流程的执行合规性。</w:t>
-            </w:r>
-            <w:r>
-              <w:rPr>
-                <w:rFonts w:hint="default" w:ascii="Segoe UI" w:hAnsi="Segoe UI" w:eastAsia="Segoe UI" w:cs="Segoe UI"/>
+                <w:lang w:val="en-US" w:eastAsia="zh-CN"/>
+              </w:rPr>
+              <w:t>1. 负责本制度的日常推行、解释与修订。</w:t>
+            </w:r>
+            <w:r>
+              <w:rPr>
+                <w:rFonts w:ascii="Segoe UI" w:eastAsia="Segoe UI" w:hAnsi="Segoe UI" w:cs="Segoe UI" w:hint="default"/>
                 <w:i w:val="0"/>
                 <w:iCs w:val="0"/>
                 <w:caps w:val="0"/>
@@ -5970,13 +4814,13 @@
                 <w:kern w:val="0"/>
                 <w:sz w:val="18"/>
                 <w:szCs w:val="18"/>
-                <w:lang w:val="en-US" w:eastAsia="zh-CN" w:bidi="ar"/>
-              </w:rPr>
-              <w:br w:type="textWrapping"/>
-            </w:r>
-            <w:r>
-              <w:rPr>
-                <w:rFonts w:hint="default" w:ascii="Segoe UI" w:hAnsi="Segoe UI" w:eastAsia="Segoe UI" w:cs="Segoe UI"/>
+                <w:lang w:val="en-US" w:eastAsia="zh-CN"/>
+              </w:rPr>
+              <w:br/>
+            </w:r>
+            <w:r>
+              <w:rPr>
+                <w:rFonts w:ascii="Segoe UI" w:eastAsia="Segoe UI" w:hAnsi="Segoe UI" w:cs="Segoe UI" w:hint="default"/>
                 <w:i w:val="0"/>
                 <w:iCs w:val="0"/>
                 <w:caps w:val="0"/>
@@ -5986,13 +4830,13 @@
                 <w:kern w:val="0"/>
                 <w:sz w:val="18"/>
                 <w:szCs w:val="18"/>
-                <w:lang w:val="en-US" w:eastAsia="zh-CN" w:bidi="ar"/>
-              </w:rPr>
-              <w:t>2. 组织或参与信息安全内部审计。</w:t>
-            </w:r>
-            <w:r>
-              <w:rPr>
-                <w:rFonts w:hint="default" w:ascii="Segoe UI" w:hAnsi="Segoe UI" w:eastAsia="Segoe UI" w:cs="Segoe UI"/>
+                <w:lang w:val="en-US" w:eastAsia="zh-CN"/>
+              </w:rPr>
+              <w:t>2. 组织协调跨部门的安全风险评估、应急演练与审计活动。</w:t>
+            </w:r>
+            <w:r>
+              <w:rPr>
+                <w:rFonts w:ascii="Segoe UI" w:eastAsia="Segoe UI" w:hAnsi="Segoe UI" w:cs="Segoe UI" w:hint="default"/>
                 <w:i w:val="0"/>
                 <w:iCs w:val="0"/>
                 <w:caps w:val="0"/>
@@ -6002,13 +4846,13 @@
                 <w:kern w:val="0"/>
                 <w:sz w:val="18"/>
                 <w:szCs w:val="18"/>
-                <w:lang w:val="en-US" w:eastAsia="zh-CN" w:bidi="ar"/>
-              </w:rPr>
-              <w:br w:type="textWrapping"/>
-            </w:r>
-            <w:r>
-              <w:rPr>
-                <w:rFonts w:hint="default" w:ascii="Segoe UI" w:hAnsi="Segoe UI" w:eastAsia="Segoe UI" w:cs="Segoe UI"/>
+                <w:lang w:val="en-US" w:eastAsia="zh-CN"/>
+              </w:rPr>
+              <w:br/>
+            </w:r>
+            <w:r>
+              <w:rPr>
+                <w:rFonts w:ascii="Segoe UI" w:eastAsia="Segoe UI" w:hAnsi="Segoe UI" w:cs="Segoe UI" w:hint="default"/>
                 <w:i w:val="0"/>
                 <w:iCs w:val="0"/>
                 <w:caps w:val="0"/>
@@ -6018,9 +4862,41 @@
                 <w:kern w:val="0"/>
                 <w:sz w:val="18"/>
                 <w:szCs w:val="18"/>
-                <w:lang w:val="en-US" w:eastAsia="zh-CN" w:bidi="ar"/>
-              </w:rPr>
-              <w:t>3. 将安全指标纳入公司质量目标与监控体系。</w:t>
+                <w:lang w:val="en-US" w:eastAsia="zh-CN"/>
+              </w:rPr>
+              <w:t>3. 监督各项安全控制措施的执行情况。</w:t>
+            </w:r>
+            <w:r>
+              <w:rPr>
+                <w:rFonts w:ascii="Segoe UI" w:eastAsia="Segoe UI" w:hAnsi="Segoe UI" w:cs="Segoe UI" w:hint="default"/>
+                <w:i w:val="0"/>
+                <w:iCs w:val="0"/>
+                <w:caps w:val="0"/>
+                <w:snapToGrid w:val="0"/>
+                <w:color w:val="000000"/>
+                <w:spacing w:val="0"/>
+                <w:kern w:val="0"/>
+                <w:sz w:val="18"/>
+                <w:szCs w:val="18"/>
+                <w:lang w:val="en-US" w:eastAsia="zh-CN"/>
+              </w:rPr>
+              <w:br/>
+            </w:r>
+            <w:r>
+              <w:rPr>
+                <w:rFonts w:ascii="Segoe UI" w:eastAsia="Segoe UI" w:hAnsi="Segoe UI" w:cs="Segoe UI" w:hint="default"/>
+                <w:i w:val="0"/>
+                <w:iCs w:val="0"/>
+                <w:caps w:val="0"/>
+                <w:snapToGrid w:val="0"/>
+                <w:color w:val="000000"/>
+                <w:spacing w:val="0"/>
+                <w:kern w:val="0"/>
+                <w:sz w:val="18"/>
+                <w:szCs w:val="18"/>
+                <w:lang w:val="en-US" w:eastAsia="zh-CN"/>
+              </w:rPr>
+              <w:t>4. 统筹信息安全事件的调查、分析与报告。</w:t>
             </w:r>
           </w:p>
         </w:tc>
@@ -6045,7 +4921,7 @@
               <w:spacing w:line="300" w:lineRule="atLeast"/>
               <w:jc w:val="left"/>
               <w:rPr>
-                <w:rFonts w:hint="default" w:ascii="Segoe UI" w:hAnsi="Segoe UI" w:eastAsia="Segoe UI" w:cs="Segoe UI"/>
+                <w:rFonts w:ascii="Segoe UI" w:eastAsia="Segoe UI" w:hAnsi="Segoe UI" w:cs="Segoe UI" w:hint="default"/>
                 <w:i w:val="0"/>
                 <w:iCs w:val="0"/>
                 <w:caps w:val="0"/>
@@ -6057,8 +4933,8 @@
             </w:pPr>
             <w:r>
               <w:rPr>
-                <w:rStyle w:val="23"/>
-                <w:rFonts w:hint="default" w:ascii="Segoe UI" w:hAnsi="Segoe UI" w:eastAsia="Segoe UI" w:cs="Segoe UI"/>
+                <w:rStyle w:val="Strong"/>
+                <w:rFonts w:ascii="Segoe UI" w:eastAsia="Segoe UI" w:hAnsi="Segoe UI" w:cs="Segoe UI" w:hint="default"/>
                 <w:b/>
                 <w:bCs/>
                 <w:i w:val="0"/>
@@ -6070,23 +4946,104 @@
                 <w:kern w:val="0"/>
                 <w:sz w:val="18"/>
                 <w:szCs w:val="18"/>
-                <w:lang w:val="en-US" w:eastAsia="zh-CN" w:bidi="ar"/>
-              </w:rPr>
-              <w:t>质量管理部经理/专员</w:t>
+                <w:lang w:val="en-US" w:eastAsia="zh-CN"/>
+              </w:rPr>
+              <w:t>数智运营部经理</w:t>
+            </w:r>
+            <w:r>
+              <w:rPr>
+                <w:rFonts w:ascii="Segoe UI" w:eastAsia="Segoe UI" w:hAnsi="Segoe UI" w:cs="Segoe UI" w:hint="default"/>
+                <w:i w:val="0"/>
+                <w:iCs w:val="0"/>
+                <w:caps w:val="0"/>
+                <w:snapToGrid w:val="0"/>
+                <w:color w:val="000000"/>
+                <w:spacing w:val="0"/>
+                <w:kern w:val="0"/>
+                <w:sz w:val="18"/>
+                <w:szCs w:val="18"/>
+                <w:lang w:val="en-US" w:eastAsia="zh-CN"/>
+              </w:rPr>
+              <w:t>（牵头）</w:t>
+            </w:r>
+            <w:r>
+              <w:rPr>
+                <w:rFonts w:ascii="Segoe UI" w:eastAsia="Segoe UI" w:hAnsi="Segoe UI" w:cs="Segoe UI" w:hint="default"/>
+                <w:i w:val="0"/>
+                <w:iCs w:val="0"/>
+                <w:caps w:val="0"/>
+                <w:snapToGrid w:val="0"/>
+                <w:color w:val="000000"/>
+                <w:spacing w:val="0"/>
+                <w:kern w:val="0"/>
+                <w:sz w:val="18"/>
+                <w:szCs w:val="18"/>
+                <w:lang w:val="en-US" w:eastAsia="zh-CN"/>
+              </w:rPr>
+              <w:br/>
+            </w:r>
+            <w:r>
+              <w:rPr>
+                <w:rStyle w:val="Strong"/>
+                <w:rFonts w:ascii="Segoe UI" w:eastAsia="Segoe UI" w:hAnsi="Segoe UI" w:cs="Segoe UI" w:hint="default"/>
+                <w:b/>
+                <w:bCs/>
+                <w:i w:val="0"/>
+                <w:iCs w:val="0"/>
+                <w:caps w:val="0"/>
+                <w:snapToGrid w:val="0"/>
+                <w:color w:val="000000"/>
+                <w:spacing w:val="0"/>
+                <w:kern w:val="0"/>
+                <w:sz w:val="18"/>
+                <w:szCs w:val="18"/>
+                <w:lang w:val="en-US" w:eastAsia="zh-CN"/>
+              </w:rPr>
+              <w:t>质量管理部经理</w:t>
+            </w:r>
+            <w:r>
+              <w:rPr>
+                <w:rFonts w:ascii="Segoe UI" w:eastAsia="Segoe UI" w:hAnsi="Segoe UI" w:cs="Segoe UI" w:hint="default"/>
+                <w:i w:val="0"/>
+                <w:iCs w:val="0"/>
+                <w:caps w:val="0"/>
+                <w:snapToGrid w:val="0"/>
+                <w:color w:val="000000"/>
+                <w:spacing w:val="0"/>
+                <w:kern w:val="0"/>
+                <w:sz w:val="18"/>
+                <w:szCs w:val="18"/>
+                <w:lang w:val="en-US" w:eastAsia="zh-CN"/>
+              </w:rPr>
+              <w:br/>
+            </w:r>
+            <w:r>
+              <w:rPr>
+                <w:rStyle w:val="Strong"/>
+                <w:rFonts w:ascii="Segoe UI" w:eastAsia="Segoe UI" w:hAnsi="Segoe UI" w:cs="Segoe UI" w:hint="default"/>
+                <w:b/>
+                <w:bCs/>
+                <w:i w:val="0"/>
+                <w:iCs w:val="0"/>
+                <w:caps w:val="0"/>
+                <w:snapToGrid w:val="0"/>
+                <w:color w:val="000000"/>
+                <w:spacing w:val="0"/>
+                <w:kern w:val="0"/>
+                <w:sz w:val="18"/>
+                <w:szCs w:val="18"/>
+                <w:lang w:val="en-US" w:eastAsia="zh-CN"/>
+              </w:rPr>
+              <w:t>研究总院经理</w:t>
             </w:r>
           </w:p>
         </w:tc>
       </w:tr>
       <w:tr>
         <w:tblPrEx>
-          <w:tblBorders>
-            <w:top w:val="single" w:color="auto" w:sz="4" w:space="0"/>
-            <w:left w:val="single" w:color="auto" w:sz="4" w:space="0"/>
-            <w:bottom w:val="single" w:color="auto" w:sz="4" w:space="0"/>
-            <w:right w:val="single" w:color="auto" w:sz="4" w:space="0"/>
-            <w:insideH w:val="single" w:color="auto" w:sz="4" w:space="0"/>
-            <w:insideV w:val="single" w:color="auto" w:sz="4" w:space="0"/>
-          </w:tblBorders>
+          <w:tblW w:w="9024" w:type="dxa"/>
+          <w:tblInd w:w="0" w:type="dxa"/>
+          <w:shd w:val="clear" w:color="auto" w:fill="auto"/>
           <w:tblCellMar>
             <w:top w:w="15" w:type="dxa"/>
             <w:left w:w="15" w:type="dxa"/>
@@ -6115,7 +5072,7 @@
               <w:spacing w:line="300" w:lineRule="atLeast"/>
               <w:jc w:val="left"/>
               <w:rPr>
-                <w:rFonts w:hint="default" w:ascii="Segoe UI" w:hAnsi="Segoe UI" w:eastAsia="Segoe UI" w:cs="Segoe UI"/>
+                <w:rFonts w:ascii="Segoe UI" w:eastAsia="Segoe UI" w:hAnsi="Segoe UI" w:cs="Segoe UI" w:hint="default"/>
                 <w:i w:val="0"/>
                 <w:iCs w:val="0"/>
                 <w:caps w:val="0"/>
@@ -6127,8 +5084,8 @@
             </w:pPr>
             <w:r>
               <w:rPr>
-                <w:rStyle w:val="23"/>
-                <w:rFonts w:hint="default" w:ascii="Segoe UI" w:hAnsi="Segoe UI" w:eastAsia="Segoe UI" w:cs="Segoe UI"/>
+                <w:rStyle w:val="Strong"/>
+                <w:rFonts w:ascii="Segoe UI" w:eastAsia="Segoe UI" w:hAnsi="Segoe UI" w:cs="Segoe UI" w:hint="default"/>
                 <w:b/>
                 <w:bCs/>
                 <w:i w:val="0"/>
@@ -6140,9 +5097,9 @@
                 <w:kern w:val="0"/>
                 <w:sz w:val="18"/>
                 <w:szCs w:val="18"/>
-                <w:lang w:val="en-US" w:eastAsia="zh-CN" w:bidi="ar"/>
-              </w:rPr>
-              <w:t>全体员工</w:t>
+                <w:lang w:val="en-US" w:eastAsia="zh-CN"/>
+              </w:rPr>
+              <w:t>运维项目经理</w:t>
             </w:r>
           </w:p>
         </w:tc>
@@ -6167,7 +5124,7 @@
               <w:spacing w:line="300" w:lineRule="atLeast"/>
               <w:jc w:val="left"/>
               <w:rPr>
-                <w:rFonts w:hint="default" w:ascii="Segoe UI" w:hAnsi="Segoe UI" w:eastAsia="Segoe UI" w:cs="Segoe UI"/>
+                <w:rFonts w:ascii="Segoe UI" w:eastAsia="Segoe UI" w:hAnsi="Segoe UI" w:cs="Segoe UI" w:hint="default"/>
                 <w:i w:val="0"/>
                 <w:iCs w:val="0"/>
                 <w:caps w:val="0"/>
@@ -6179,7 +5136,7 @@
             </w:pPr>
             <w:r>
               <w:rPr>
-                <w:rFonts w:hint="default" w:ascii="Segoe UI" w:hAnsi="Segoe UI" w:eastAsia="Segoe UI" w:cs="Segoe UI"/>
+                <w:rFonts w:ascii="Segoe UI" w:eastAsia="Segoe UI" w:hAnsi="Segoe UI" w:cs="Segoe UI" w:hint="default"/>
                 <w:i w:val="0"/>
                 <w:iCs w:val="0"/>
                 <w:caps w:val="0"/>
@@ -6189,13 +5146,13 @@
                 <w:kern w:val="0"/>
                 <w:sz w:val="18"/>
                 <w:szCs w:val="18"/>
-                <w:lang w:val="en-US" w:eastAsia="zh-CN" w:bidi="ar"/>
-              </w:rPr>
-              <w:t>1. 了解并遵守公司信息安全相关规定。</w:t>
-            </w:r>
-            <w:r>
-              <w:rPr>
-                <w:rFonts w:hint="default" w:ascii="Segoe UI" w:hAnsi="Segoe UI" w:eastAsia="Segoe UI" w:cs="Segoe UI"/>
+                <w:lang w:val="en-US" w:eastAsia="zh-CN"/>
+              </w:rPr>
+              <w:t>1. 是所负责项目的安全直接责任人。</w:t>
+            </w:r>
+            <w:r>
+              <w:rPr>
+                <w:rFonts w:ascii="Segoe UI" w:eastAsia="Segoe UI" w:hAnsi="Segoe UI" w:cs="Segoe UI" w:hint="default"/>
                 <w:i w:val="0"/>
                 <w:iCs w:val="0"/>
                 <w:caps w:val="0"/>
@@ -6205,13 +5162,13 @@
                 <w:kern w:val="0"/>
                 <w:sz w:val="18"/>
                 <w:szCs w:val="18"/>
-                <w:lang w:val="en-US" w:eastAsia="zh-CN" w:bidi="ar"/>
-              </w:rPr>
-              <w:br w:type="textWrapping"/>
-            </w:r>
-            <w:r>
-              <w:rPr>
-                <w:rFonts w:hint="default" w:ascii="Segoe UI" w:hAnsi="Segoe UI" w:eastAsia="Segoe UI" w:cs="Segoe UI"/>
+                <w:lang w:val="en-US" w:eastAsia="zh-CN"/>
+              </w:rPr>
+              <w:br/>
+            </w:r>
+            <w:r>
+              <w:rPr>
+                <w:rFonts w:ascii="Segoe UI" w:eastAsia="Segoe UI" w:hAnsi="Segoe UI" w:cs="Segoe UI" w:hint="default"/>
                 <w:i w:val="0"/>
                 <w:iCs w:val="0"/>
                 <w:caps w:val="0"/>
@@ -6221,13 +5178,13 @@
                 <w:kern w:val="0"/>
                 <w:sz w:val="18"/>
                 <w:szCs w:val="18"/>
-                <w:lang w:val="en-US" w:eastAsia="zh-CN" w:bidi="ar"/>
-              </w:rPr>
-              <w:t>2. 保护自身掌握的账户、密码及信息资产。</w:t>
-            </w:r>
-            <w:r>
-              <w:rPr>
-                <w:rFonts w:hint="default" w:ascii="Segoe UI" w:hAnsi="Segoe UI" w:eastAsia="Segoe UI" w:cs="Segoe UI"/>
+                <w:lang w:val="en-US" w:eastAsia="zh-CN"/>
+              </w:rPr>
+              <w:t>2. 组织实施项目内信息资产识别、风险评估与控制。</w:t>
+            </w:r>
+            <w:r>
+              <w:rPr>
+                <w:rFonts w:ascii="Segoe UI" w:eastAsia="Segoe UI" w:hAnsi="Segoe UI" w:cs="Segoe UI" w:hint="default"/>
                 <w:i w:val="0"/>
                 <w:iCs w:val="0"/>
                 <w:caps w:val="0"/>
@@ -6237,13 +5194,13 @@
                 <w:kern w:val="0"/>
                 <w:sz w:val="18"/>
                 <w:szCs w:val="18"/>
-                <w:lang w:val="en-US" w:eastAsia="zh-CN" w:bidi="ar"/>
-              </w:rPr>
-              <w:br w:type="textWrapping"/>
-            </w:r>
-            <w:r>
-              <w:rPr>
-                <w:rFonts w:hint="default" w:ascii="Segoe UI" w:hAnsi="Segoe UI" w:eastAsia="Segoe UI" w:cs="Segoe UI"/>
+                <w:lang w:val="en-US" w:eastAsia="zh-CN"/>
+              </w:rPr>
+              <w:br/>
+            </w:r>
+            <w:r>
+              <w:rPr>
+                <w:rFonts w:ascii="Segoe UI" w:eastAsia="Segoe UI" w:hAnsi="Segoe UI" w:cs="Segoe UI" w:hint="default"/>
                 <w:i w:val="0"/>
                 <w:iCs w:val="0"/>
                 <w:caps w:val="0"/>
@@ -6253,9 +5210,41 @@
                 <w:kern w:val="0"/>
                 <w:sz w:val="18"/>
                 <w:szCs w:val="18"/>
-                <w:lang w:val="en-US" w:eastAsia="zh-CN" w:bidi="ar"/>
-              </w:rPr>
-              <w:t>3. 有责任报告发现的安全隐患或事件。</w:t>
+                <w:lang w:val="en-US" w:eastAsia="zh-CN"/>
+              </w:rPr>
+              <w:t>3. 确保项目团队遵守安全规定，落实安全操作。</w:t>
+            </w:r>
+            <w:r>
+              <w:rPr>
+                <w:rFonts w:ascii="Segoe UI" w:eastAsia="Segoe UI" w:hAnsi="Segoe UI" w:cs="Segoe UI" w:hint="default"/>
+                <w:i w:val="0"/>
+                <w:iCs w:val="0"/>
+                <w:caps w:val="0"/>
+                <w:snapToGrid w:val="0"/>
+                <w:color w:val="000000"/>
+                <w:spacing w:val="0"/>
+                <w:kern w:val="0"/>
+                <w:sz w:val="18"/>
+                <w:szCs w:val="18"/>
+                <w:lang w:val="en-US" w:eastAsia="zh-CN"/>
+              </w:rPr>
+              <w:br/>
+            </w:r>
+            <w:r>
+              <w:rPr>
+                <w:rFonts w:ascii="Segoe UI" w:eastAsia="Segoe UI" w:hAnsi="Segoe UI" w:cs="Segoe UI" w:hint="default"/>
+                <w:i w:val="0"/>
+                <w:iCs w:val="0"/>
+                <w:caps w:val="0"/>
+                <w:snapToGrid w:val="0"/>
+                <w:color w:val="000000"/>
+                <w:spacing w:val="0"/>
+                <w:kern w:val="0"/>
+                <w:sz w:val="18"/>
+                <w:szCs w:val="18"/>
+                <w:lang w:val="en-US" w:eastAsia="zh-CN"/>
+              </w:rPr>
+              <w:t>4. 负责项目内安全事件的初步处置与报告。</w:t>
             </w:r>
           </w:p>
         </w:tc>
@@ -6280,7 +5269,7 @@
               <w:spacing w:line="300" w:lineRule="atLeast"/>
               <w:jc w:val="left"/>
               <w:rPr>
-                <w:rFonts w:hint="default" w:ascii="Segoe UI" w:hAnsi="Segoe UI" w:eastAsia="Segoe UI" w:cs="Segoe UI"/>
+                <w:rFonts w:ascii="Segoe UI" w:eastAsia="Segoe UI" w:hAnsi="Segoe UI" w:cs="Segoe UI" w:hint="default"/>
                 <w:i w:val="0"/>
                 <w:iCs w:val="0"/>
                 <w:caps w:val="0"/>
@@ -6292,8 +5281,8 @@
             </w:pPr>
             <w:r>
               <w:rPr>
-                <w:rStyle w:val="23"/>
-                <w:rFonts w:hint="default" w:ascii="Segoe UI" w:hAnsi="Segoe UI" w:eastAsia="Segoe UI" w:cs="Segoe UI"/>
+                <w:rStyle w:val="Strong"/>
+                <w:rFonts w:ascii="Segoe UI" w:eastAsia="Segoe UI" w:hAnsi="Segoe UI" w:cs="Segoe UI" w:hint="default"/>
                 <w:b/>
                 <w:bCs/>
                 <w:i w:val="0"/>
@@ -6305,7 +5294,962 @@
                 <w:kern w:val="0"/>
                 <w:sz w:val="18"/>
                 <w:szCs w:val="18"/>
-                <w:lang w:val="en-US" w:eastAsia="zh-CN" w:bidi="ar"/>
+                <w:lang w:val="en-US" w:eastAsia="zh-CN"/>
+              </w:rPr>
+              <w:t>数智运营部-运维项目经理</w:t>
+            </w:r>
+          </w:p>
+        </w:tc>
+      </w:tr>
+      <w:tr>
+        <w:tblPrEx>
+          <w:tblW w:w="9024" w:type="dxa"/>
+          <w:tblInd w:w="0" w:type="dxa"/>
+          <w:shd w:val="clear" w:color="auto" w:fill="auto"/>
+          <w:tblCellMar>
+            <w:top w:w="15" w:type="dxa"/>
+            <w:left w:w="15" w:type="dxa"/>
+            <w:bottom w:w="15" w:type="dxa"/>
+            <w:right w:w="15" w:type="dxa"/>
+          </w:tblCellMar>
+        </w:tblPrEx>
+        <w:tc>
+          <w:tcPr>
+            <w:tcW w:w="0" w:type="auto"/>
+            <w:shd w:val="clear" w:color="auto" w:fill="auto"/>
+            <w:tcMar>
+              <w:top w:w="120" w:type="dxa"/>
+              <w:left w:w="0" w:type="dxa"/>
+              <w:bottom w:w="120" w:type="dxa"/>
+              <w:right w:w="192" w:type="dxa"/>
+            </w:tcMar>
+            <w:vAlign w:val="center"/>
+          </w:tcPr>
+          <w:p>
+            <w:pPr>
+              <w:keepNext w:val="0"/>
+              <w:keepLines w:val="0"/>
+              <w:widowControl/>
+              <w:suppressLineNumbers w:val="0"/>
+              <w:spacing w:line="300" w:lineRule="atLeast"/>
+              <w:jc w:val="left"/>
+              <w:rPr>
+                <w:rFonts w:ascii="Segoe UI" w:eastAsia="Segoe UI" w:hAnsi="Segoe UI" w:cs="Segoe UI" w:hint="default"/>
+                <w:i w:val="0"/>
+                <w:iCs w:val="0"/>
+                <w:caps w:val="0"/>
+                <w:color w:val="0F1115"/>
+                <w:spacing w:val="0"/>
+                <w:sz w:val="18"/>
+                <w:szCs w:val="18"/>
+              </w:rPr>
+            </w:pPr>
+            <w:r>
+              <w:rPr>
+                <w:rStyle w:val="Strong"/>
+                <w:rFonts w:ascii="Segoe UI" w:eastAsia="Segoe UI" w:hAnsi="Segoe UI" w:cs="Segoe UI" w:hint="default"/>
+                <w:b/>
+                <w:bCs/>
+                <w:i w:val="0"/>
+                <w:iCs w:val="0"/>
+                <w:caps w:val="0"/>
+                <w:snapToGrid w:val="0"/>
+                <w:color w:val="000000"/>
+                <w:spacing w:val="0"/>
+                <w:kern w:val="0"/>
+                <w:sz w:val="18"/>
+                <w:szCs w:val="18"/>
+                <w:lang w:val="en-US" w:eastAsia="zh-CN"/>
+              </w:rPr>
+              <w:t>技术执行人员</w:t>
+            </w:r>
+          </w:p>
+        </w:tc>
+        <w:tc>
+          <w:tcPr>
+            <w:tcW w:w="0" w:type="auto"/>
+            <w:shd w:val="clear" w:color="auto" w:fill="auto"/>
+            <w:tcMar>
+              <w:top w:w="120" w:type="dxa"/>
+              <w:left w:w="192" w:type="dxa"/>
+              <w:bottom w:w="120" w:type="dxa"/>
+              <w:right w:w="192" w:type="dxa"/>
+            </w:tcMar>
+            <w:vAlign w:val="center"/>
+          </w:tcPr>
+          <w:p>
+            <w:pPr>
+              <w:keepNext w:val="0"/>
+              <w:keepLines w:val="0"/>
+              <w:widowControl/>
+              <w:suppressLineNumbers w:val="0"/>
+              <w:spacing w:line="300" w:lineRule="atLeast"/>
+              <w:jc w:val="left"/>
+              <w:rPr>
+                <w:rFonts w:ascii="Segoe UI" w:eastAsia="Segoe UI" w:hAnsi="Segoe UI" w:cs="Segoe UI" w:hint="default"/>
+                <w:i w:val="0"/>
+                <w:iCs w:val="0"/>
+                <w:caps w:val="0"/>
+                <w:color w:val="0F1115"/>
+                <w:spacing w:val="0"/>
+                <w:sz w:val="18"/>
+                <w:szCs w:val="18"/>
+              </w:rPr>
+            </w:pPr>
+            <w:r>
+              <w:rPr>
+                <w:rFonts w:ascii="Segoe UI" w:eastAsia="Segoe UI" w:hAnsi="Segoe UI" w:cs="Segoe UI" w:hint="default"/>
+                <w:i w:val="0"/>
+                <w:iCs w:val="0"/>
+                <w:caps w:val="0"/>
+                <w:snapToGrid w:val="0"/>
+                <w:color w:val="000000"/>
+                <w:spacing w:val="0"/>
+                <w:kern w:val="0"/>
+                <w:sz w:val="18"/>
+                <w:szCs w:val="18"/>
+                <w:lang w:val="en-US" w:eastAsia="zh-CN"/>
+              </w:rPr>
+              <w:t>1. 负责所辖技术资产的具体安全配置、防护与监控。</w:t>
+            </w:r>
+            <w:r>
+              <w:rPr>
+                <w:rFonts w:ascii="Segoe UI" w:eastAsia="Segoe UI" w:hAnsi="Segoe UI" w:cs="Segoe UI" w:hint="default"/>
+                <w:i w:val="0"/>
+                <w:iCs w:val="0"/>
+                <w:caps w:val="0"/>
+                <w:snapToGrid w:val="0"/>
+                <w:color w:val="000000"/>
+                <w:spacing w:val="0"/>
+                <w:kern w:val="0"/>
+                <w:sz w:val="18"/>
+                <w:szCs w:val="18"/>
+                <w:lang w:val="en-US" w:eastAsia="zh-CN"/>
+              </w:rPr>
+              <w:br/>
+            </w:r>
+            <w:r>
+              <w:rPr>
+                <w:rFonts w:ascii="Segoe UI" w:eastAsia="Segoe UI" w:hAnsi="Segoe UI" w:cs="Segoe UI" w:hint="default"/>
+                <w:i w:val="0"/>
+                <w:iCs w:val="0"/>
+                <w:caps w:val="0"/>
+                <w:snapToGrid w:val="0"/>
+                <w:color w:val="000000"/>
+                <w:spacing w:val="0"/>
+                <w:kern w:val="0"/>
+                <w:sz w:val="18"/>
+                <w:szCs w:val="18"/>
+                <w:lang w:val="en-US" w:eastAsia="zh-CN"/>
+              </w:rPr>
+              <w:t>2. 执行漏洞修复、安全加固等风险处置措施。</w:t>
+            </w:r>
+            <w:r>
+              <w:rPr>
+                <w:rFonts w:ascii="Segoe UI" w:eastAsia="Segoe UI" w:hAnsi="Segoe UI" w:cs="Segoe UI" w:hint="default"/>
+                <w:i w:val="0"/>
+                <w:iCs w:val="0"/>
+                <w:caps w:val="0"/>
+                <w:snapToGrid w:val="0"/>
+                <w:color w:val="000000"/>
+                <w:spacing w:val="0"/>
+                <w:kern w:val="0"/>
+                <w:sz w:val="18"/>
+                <w:szCs w:val="18"/>
+                <w:lang w:val="en-US" w:eastAsia="zh-CN"/>
+              </w:rPr>
+              <w:br/>
+            </w:r>
+            <w:r>
+              <w:rPr>
+                <w:rFonts w:ascii="Segoe UI" w:eastAsia="Segoe UI" w:hAnsi="Segoe UI" w:cs="Segoe UI" w:hint="default"/>
+                <w:i w:val="0"/>
+                <w:iCs w:val="0"/>
+                <w:caps w:val="0"/>
+                <w:snapToGrid w:val="0"/>
+                <w:color w:val="000000"/>
+                <w:spacing w:val="0"/>
+                <w:kern w:val="0"/>
+                <w:sz w:val="18"/>
+                <w:szCs w:val="18"/>
+                <w:lang w:val="en-US" w:eastAsia="zh-CN"/>
+              </w:rPr>
+              <w:t>3. 及时报告发现的安全漏洞或异常行为。</w:t>
+            </w:r>
+          </w:p>
+        </w:tc>
+        <w:tc>
+          <w:tcPr>
+            <w:tcW w:w="0" w:type="auto"/>
+            <w:shd w:val="clear" w:color="auto" w:fill="auto"/>
+            <w:tcMar>
+              <w:top w:w="120" w:type="dxa"/>
+              <w:left w:w="192" w:type="dxa"/>
+              <w:bottom w:w="120" w:type="dxa"/>
+              <w:right w:w="0" w:type="dxa"/>
+            </w:tcMar>
+            <w:vAlign w:val="center"/>
+          </w:tcPr>
+          <w:p>
+            <w:pPr>
+              <w:keepNext w:val="0"/>
+              <w:keepLines w:val="0"/>
+              <w:widowControl/>
+              <w:suppressLineNumbers w:val="0"/>
+              <w:spacing w:line="300" w:lineRule="atLeast"/>
+              <w:jc w:val="left"/>
+              <w:rPr>
+                <w:rFonts w:ascii="Segoe UI" w:eastAsia="Segoe UI" w:hAnsi="Segoe UI" w:cs="Segoe UI" w:hint="default"/>
+                <w:i w:val="0"/>
+                <w:iCs w:val="0"/>
+                <w:caps w:val="0"/>
+                <w:color w:val="0F1115"/>
+                <w:spacing w:val="0"/>
+                <w:sz w:val="18"/>
+                <w:szCs w:val="18"/>
+              </w:rPr>
+            </w:pPr>
+            <w:r>
+              <w:rPr>
+                <w:rStyle w:val="Strong"/>
+                <w:rFonts w:ascii="Segoe UI" w:eastAsia="Segoe UI" w:hAnsi="Segoe UI" w:cs="Segoe UI" w:hint="default"/>
+                <w:b/>
+                <w:bCs/>
+                <w:i w:val="0"/>
+                <w:iCs w:val="0"/>
+                <w:caps w:val="0"/>
+                <w:snapToGrid w:val="0"/>
+                <w:color w:val="000000"/>
+                <w:spacing w:val="0"/>
+                <w:kern w:val="0"/>
+                <w:sz w:val="18"/>
+                <w:szCs w:val="18"/>
+                <w:lang w:val="en-US" w:eastAsia="zh-CN"/>
+              </w:rPr>
+              <w:t>数智运营部-运维工程师</w:t>
+            </w:r>
+            <w:r>
+              <w:rPr>
+                <w:rFonts w:ascii="Segoe UI" w:eastAsia="Segoe UI" w:hAnsi="Segoe UI" w:cs="Segoe UI" w:hint="default"/>
+                <w:i w:val="0"/>
+                <w:iCs w:val="0"/>
+                <w:caps w:val="0"/>
+                <w:snapToGrid w:val="0"/>
+                <w:color w:val="000000"/>
+                <w:spacing w:val="0"/>
+                <w:kern w:val="0"/>
+                <w:sz w:val="18"/>
+                <w:szCs w:val="18"/>
+                <w:lang w:val="en-US" w:eastAsia="zh-CN"/>
+              </w:rPr>
+              <w:br/>
+            </w:r>
+            <w:r>
+              <w:rPr>
+                <w:rStyle w:val="Strong"/>
+                <w:rFonts w:ascii="Segoe UI" w:eastAsia="Segoe UI" w:hAnsi="Segoe UI" w:cs="Segoe UI" w:hint="default"/>
+                <w:b/>
+                <w:bCs/>
+                <w:i w:val="0"/>
+                <w:iCs w:val="0"/>
+                <w:caps w:val="0"/>
+                <w:snapToGrid w:val="0"/>
+                <w:color w:val="000000"/>
+                <w:spacing w:val="0"/>
+                <w:kern w:val="0"/>
+                <w:sz w:val="18"/>
+                <w:szCs w:val="18"/>
+                <w:lang w:val="en-US" w:eastAsia="zh-CN"/>
+              </w:rPr>
+              <w:t>研究总院-开发/测试工程师</w:t>
+            </w:r>
+          </w:p>
+        </w:tc>
+      </w:tr>
+      <w:tr>
+        <w:tblPrEx>
+          <w:tblW w:w="9024" w:type="dxa"/>
+          <w:tblInd w:w="0" w:type="dxa"/>
+          <w:shd w:val="clear" w:color="auto" w:fill="auto"/>
+          <w:tblCellMar>
+            <w:top w:w="15" w:type="dxa"/>
+            <w:left w:w="15" w:type="dxa"/>
+            <w:bottom w:w="15" w:type="dxa"/>
+            <w:right w:w="15" w:type="dxa"/>
+          </w:tblCellMar>
+        </w:tblPrEx>
+        <w:tc>
+          <w:tcPr>
+            <w:tcW w:w="0" w:type="auto"/>
+            <w:shd w:val="clear" w:color="auto" w:fill="auto"/>
+            <w:tcMar>
+              <w:top w:w="120" w:type="dxa"/>
+              <w:left w:w="0" w:type="dxa"/>
+              <w:bottom w:w="120" w:type="dxa"/>
+              <w:right w:w="192" w:type="dxa"/>
+            </w:tcMar>
+            <w:vAlign w:val="center"/>
+          </w:tcPr>
+          <w:p>
+            <w:pPr>
+              <w:keepNext w:val="0"/>
+              <w:keepLines w:val="0"/>
+              <w:widowControl/>
+              <w:suppressLineNumbers w:val="0"/>
+              <w:spacing w:line="300" w:lineRule="atLeast"/>
+              <w:jc w:val="left"/>
+              <w:rPr>
+                <w:rFonts w:ascii="Segoe UI" w:eastAsia="Segoe UI" w:hAnsi="Segoe UI" w:cs="Segoe UI" w:hint="default"/>
+                <w:i w:val="0"/>
+                <w:iCs w:val="0"/>
+                <w:caps w:val="0"/>
+                <w:color w:val="0F1115"/>
+                <w:spacing w:val="0"/>
+                <w:sz w:val="18"/>
+                <w:szCs w:val="18"/>
+              </w:rPr>
+            </w:pPr>
+            <w:r>
+              <w:rPr>
+                <w:rStyle w:val="Strong"/>
+                <w:rFonts w:ascii="Segoe UI" w:eastAsia="Segoe UI" w:hAnsi="Segoe UI" w:cs="Segoe UI" w:hint="default"/>
+                <w:b/>
+                <w:bCs/>
+                <w:i w:val="0"/>
+                <w:iCs w:val="0"/>
+                <w:caps w:val="0"/>
+                <w:snapToGrid w:val="0"/>
+                <w:color w:val="000000"/>
+                <w:spacing w:val="0"/>
+                <w:kern w:val="0"/>
+                <w:sz w:val="18"/>
+                <w:szCs w:val="18"/>
+                <w:lang w:val="en-US" w:eastAsia="zh-CN"/>
+              </w:rPr>
+              <w:t>人力部</w:t>
+            </w:r>
+          </w:p>
+        </w:tc>
+        <w:tc>
+          <w:tcPr>
+            <w:tcW w:w="0" w:type="auto"/>
+            <w:shd w:val="clear" w:color="auto" w:fill="auto"/>
+            <w:tcMar>
+              <w:top w:w="120" w:type="dxa"/>
+              <w:left w:w="192" w:type="dxa"/>
+              <w:bottom w:w="120" w:type="dxa"/>
+              <w:right w:w="192" w:type="dxa"/>
+            </w:tcMar>
+            <w:vAlign w:val="center"/>
+          </w:tcPr>
+          <w:p>
+            <w:pPr>
+              <w:keepNext w:val="0"/>
+              <w:keepLines w:val="0"/>
+              <w:widowControl/>
+              <w:suppressLineNumbers w:val="0"/>
+              <w:spacing w:line="300" w:lineRule="atLeast"/>
+              <w:jc w:val="left"/>
+              <w:rPr>
+                <w:rFonts w:ascii="Segoe UI" w:eastAsia="Segoe UI" w:hAnsi="Segoe UI" w:cs="Segoe UI" w:hint="default"/>
+                <w:i w:val="0"/>
+                <w:iCs w:val="0"/>
+                <w:caps w:val="0"/>
+                <w:color w:val="0F1115"/>
+                <w:spacing w:val="0"/>
+                <w:sz w:val="18"/>
+                <w:szCs w:val="18"/>
+              </w:rPr>
+            </w:pPr>
+            <w:r>
+              <w:rPr>
+                <w:rFonts w:ascii="Segoe UI" w:eastAsia="Segoe UI" w:hAnsi="Segoe UI" w:cs="Segoe UI" w:hint="default"/>
+                <w:i w:val="0"/>
+                <w:iCs w:val="0"/>
+                <w:caps w:val="0"/>
+                <w:snapToGrid w:val="0"/>
+                <w:color w:val="000000"/>
+                <w:spacing w:val="0"/>
+                <w:kern w:val="0"/>
+                <w:sz w:val="18"/>
+                <w:szCs w:val="18"/>
+                <w:lang w:val="en-US" w:eastAsia="zh-CN"/>
+              </w:rPr>
+              <w:t>1. 组织落实全员信息安全意识教育与基础培训。</w:t>
+            </w:r>
+            <w:r>
+              <w:rPr>
+                <w:rFonts w:ascii="Segoe UI" w:eastAsia="Segoe UI" w:hAnsi="Segoe UI" w:cs="Segoe UI" w:hint="default"/>
+                <w:i w:val="0"/>
+                <w:iCs w:val="0"/>
+                <w:caps w:val="0"/>
+                <w:snapToGrid w:val="0"/>
+                <w:color w:val="000000"/>
+                <w:spacing w:val="0"/>
+                <w:kern w:val="0"/>
+                <w:sz w:val="18"/>
+                <w:szCs w:val="18"/>
+                <w:lang w:val="en-US" w:eastAsia="zh-CN"/>
+              </w:rPr>
+              <w:br/>
+            </w:r>
+            <w:r>
+              <w:rPr>
+                <w:rFonts w:ascii="Segoe UI" w:eastAsia="Segoe UI" w:hAnsi="Segoe UI" w:cs="Segoe UI" w:hint="default"/>
+                <w:i w:val="0"/>
+                <w:iCs w:val="0"/>
+                <w:caps w:val="0"/>
+                <w:snapToGrid w:val="0"/>
+                <w:color w:val="000000"/>
+                <w:spacing w:val="0"/>
+                <w:kern w:val="0"/>
+                <w:sz w:val="18"/>
+                <w:szCs w:val="18"/>
+                <w:lang w:val="en-US" w:eastAsia="zh-CN"/>
+              </w:rPr>
+              <w:t>2. 管理员工背景审查、保密协议签订及离职安全审核。</w:t>
+            </w:r>
+            <w:r>
+              <w:rPr>
+                <w:rFonts w:ascii="Segoe UI" w:eastAsia="Segoe UI" w:hAnsi="Segoe UI" w:cs="Segoe UI" w:hint="default"/>
+                <w:i w:val="0"/>
+                <w:iCs w:val="0"/>
+                <w:caps w:val="0"/>
+                <w:snapToGrid w:val="0"/>
+                <w:color w:val="000000"/>
+                <w:spacing w:val="0"/>
+                <w:kern w:val="0"/>
+                <w:sz w:val="18"/>
+                <w:szCs w:val="18"/>
+                <w:lang w:val="en-US" w:eastAsia="zh-CN"/>
+              </w:rPr>
+              <w:br/>
+            </w:r>
+            <w:r>
+              <w:rPr>
+                <w:rFonts w:ascii="Segoe UI" w:eastAsia="Segoe UI" w:hAnsi="Segoe UI" w:cs="Segoe UI" w:hint="default"/>
+                <w:i w:val="0"/>
+                <w:iCs w:val="0"/>
+                <w:caps w:val="0"/>
+                <w:snapToGrid w:val="0"/>
+                <w:color w:val="000000"/>
+                <w:spacing w:val="0"/>
+                <w:kern w:val="0"/>
+                <w:sz w:val="18"/>
+                <w:szCs w:val="18"/>
+                <w:lang w:val="en-US" w:eastAsia="zh-CN"/>
+              </w:rPr>
+              <w:t>3. 将安全表现纳入绩效考核参考。</w:t>
+            </w:r>
+          </w:p>
+        </w:tc>
+        <w:tc>
+          <w:tcPr>
+            <w:tcW w:w="0" w:type="auto"/>
+            <w:shd w:val="clear" w:color="auto" w:fill="auto"/>
+            <w:tcMar>
+              <w:top w:w="120" w:type="dxa"/>
+              <w:left w:w="192" w:type="dxa"/>
+              <w:bottom w:w="120" w:type="dxa"/>
+              <w:right w:w="0" w:type="dxa"/>
+            </w:tcMar>
+            <w:vAlign w:val="center"/>
+          </w:tcPr>
+          <w:p>
+            <w:pPr>
+              <w:keepNext w:val="0"/>
+              <w:keepLines w:val="0"/>
+              <w:widowControl/>
+              <w:suppressLineNumbers w:val="0"/>
+              <w:spacing w:line="300" w:lineRule="atLeast"/>
+              <w:jc w:val="left"/>
+              <w:rPr>
+                <w:rFonts w:ascii="Segoe UI" w:eastAsia="Segoe UI" w:hAnsi="Segoe UI" w:cs="Segoe UI" w:hint="default"/>
+                <w:i w:val="0"/>
+                <w:iCs w:val="0"/>
+                <w:caps w:val="0"/>
+                <w:color w:val="0F1115"/>
+                <w:spacing w:val="0"/>
+                <w:sz w:val="18"/>
+                <w:szCs w:val="18"/>
+              </w:rPr>
+            </w:pPr>
+            <w:r>
+              <w:rPr>
+                <w:rStyle w:val="Strong"/>
+                <w:rFonts w:ascii="Segoe UI" w:eastAsia="Segoe UI" w:hAnsi="Segoe UI" w:cs="Segoe UI" w:hint="default"/>
+                <w:b/>
+                <w:bCs/>
+                <w:i w:val="0"/>
+                <w:iCs w:val="0"/>
+                <w:caps w:val="0"/>
+                <w:snapToGrid w:val="0"/>
+                <w:color w:val="000000"/>
+                <w:spacing w:val="0"/>
+                <w:kern w:val="0"/>
+                <w:sz w:val="18"/>
+                <w:szCs w:val="18"/>
+                <w:lang w:val="en-US" w:eastAsia="zh-CN"/>
+              </w:rPr>
+              <w:t>人力部经理/专员</w:t>
+            </w:r>
+          </w:p>
+        </w:tc>
+      </w:tr>
+      <w:tr>
+        <w:tblPrEx>
+          <w:tblW w:w="9024" w:type="dxa"/>
+          <w:tblInd w:w="0" w:type="dxa"/>
+          <w:shd w:val="clear" w:color="auto" w:fill="auto"/>
+          <w:tblCellMar>
+            <w:top w:w="15" w:type="dxa"/>
+            <w:left w:w="15" w:type="dxa"/>
+            <w:bottom w:w="15" w:type="dxa"/>
+            <w:right w:w="15" w:type="dxa"/>
+          </w:tblCellMar>
+        </w:tblPrEx>
+        <w:tc>
+          <w:tcPr>
+            <w:tcW w:w="0" w:type="auto"/>
+            <w:shd w:val="clear" w:color="auto" w:fill="auto"/>
+            <w:tcMar>
+              <w:top w:w="120" w:type="dxa"/>
+              <w:left w:w="0" w:type="dxa"/>
+              <w:bottom w:w="120" w:type="dxa"/>
+              <w:right w:w="192" w:type="dxa"/>
+            </w:tcMar>
+            <w:vAlign w:val="center"/>
+          </w:tcPr>
+          <w:p>
+            <w:pPr>
+              <w:keepNext w:val="0"/>
+              <w:keepLines w:val="0"/>
+              <w:widowControl/>
+              <w:suppressLineNumbers w:val="0"/>
+              <w:spacing w:line="300" w:lineRule="atLeast"/>
+              <w:jc w:val="left"/>
+              <w:rPr>
+                <w:rFonts w:ascii="Segoe UI" w:eastAsia="Segoe UI" w:hAnsi="Segoe UI" w:cs="Segoe UI" w:hint="default"/>
+                <w:i w:val="0"/>
+                <w:iCs w:val="0"/>
+                <w:caps w:val="0"/>
+                <w:color w:val="0F1115"/>
+                <w:spacing w:val="0"/>
+                <w:sz w:val="18"/>
+                <w:szCs w:val="18"/>
+              </w:rPr>
+            </w:pPr>
+            <w:r>
+              <w:rPr>
+                <w:rStyle w:val="Strong"/>
+                <w:rFonts w:ascii="Segoe UI" w:eastAsia="Segoe UI" w:hAnsi="Segoe UI" w:cs="Segoe UI" w:hint="default"/>
+                <w:b/>
+                <w:bCs/>
+                <w:i w:val="0"/>
+                <w:iCs w:val="0"/>
+                <w:caps w:val="0"/>
+                <w:snapToGrid w:val="0"/>
+                <w:color w:val="000000"/>
+                <w:spacing w:val="0"/>
+                <w:kern w:val="0"/>
+                <w:sz w:val="18"/>
+                <w:szCs w:val="18"/>
+                <w:lang w:val="en-US" w:eastAsia="zh-CN"/>
+              </w:rPr>
+              <w:t>质量管理部</w:t>
+            </w:r>
+          </w:p>
+        </w:tc>
+        <w:tc>
+          <w:tcPr>
+            <w:tcW w:w="0" w:type="auto"/>
+            <w:shd w:val="clear" w:color="auto" w:fill="auto"/>
+            <w:tcMar>
+              <w:top w:w="120" w:type="dxa"/>
+              <w:left w:w="192" w:type="dxa"/>
+              <w:bottom w:w="120" w:type="dxa"/>
+              <w:right w:w="192" w:type="dxa"/>
+            </w:tcMar>
+            <w:vAlign w:val="center"/>
+          </w:tcPr>
+          <w:p>
+            <w:pPr>
+              <w:keepNext w:val="0"/>
+              <w:keepLines w:val="0"/>
+              <w:widowControl/>
+              <w:suppressLineNumbers w:val="0"/>
+              <w:spacing w:line="300" w:lineRule="atLeast"/>
+              <w:jc w:val="left"/>
+              <w:rPr>
+                <w:rFonts w:ascii="Segoe UI" w:eastAsia="Segoe UI" w:hAnsi="Segoe UI" w:cs="Segoe UI" w:hint="default"/>
+                <w:i w:val="0"/>
+                <w:iCs w:val="0"/>
+                <w:caps w:val="0"/>
+                <w:color w:val="0F1115"/>
+                <w:spacing w:val="0"/>
+                <w:sz w:val="18"/>
+                <w:szCs w:val="18"/>
+              </w:rPr>
+            </w:pPr>
+            <w:r>
+              <w:rPr>
+                <w:rFonts w:ascii="Segoe UI" w:eastAsia="Segoe UI" w:hAnsi="Segoe UI" w:cs="Segoe UI" w:hint="default"/>
+                <w:i w:val="0"/>
+                <w:iCs w:val="0"/>
+                <w:caps w:val="0"/>
+                <w:snapToGrid w:val="0"/>
+                <w:color w:val="000000"/>
+                <w:spacing w:val="0"/>
+                <w:kern w:val="0"/>
+                <w:sz w:val="18"/>
+                <w:szCs w:val="18"/>
+                <w:lang w:val="en-US" w:eastAsia="zh-CN"/>
+              </w:rPr>
+              <w:t>1. 独立监督本制度及所有安全流程的执行合规性。</w:t>
+            </w:r>
+            <w:r>
+              <w:rPr>
+                <w:rFonts w:ascii="Segoe UI" w:eastAsia="Segoe UI" w:hAnsi="Segoe UI" w:cs="Segoe UI" w:hint="default"/>
+                <w:i w:val="0"/>
+                <w:iCs w:val="0"/>
+                <w:caps w:val="0"/>
+                <w:snapToGrid w:val="0"/>
+                <w:color w:val="000000"/>
+                <w:spacing w:val="0"/>
+                <w:kern w:val="0"/>
+                <w:sz w:val="18"/>
+                <w:szCs w:val="18"/>
+                <w:lang w:val="en-US" w:eastAsia="zh-CN"/>
+              </w:rPr>
+              <w:br/>
+            </w:r>
+            <w:r>
+              <w:rPr>
+                <w:rFonts w:ascii="Segoe UI" w:eastAsia="Segoe UI" w:hAnsi="Segoe UI" w:cs="Segoe UI" w:hint="default"/>
+                <w:i w:val="0"/>
+                <w:iCs w:val="0"/>
+                <w:caps w:val="0"/>
+                <w:snapToGrid w:val="0"/>
+                <w:color w:val="000000"/>
+                <w:spacing w:val="0"/>
+                <w:kern w:val="0"/>
+                <w:sz w:val="18"/>
+                <w:szCs w:val="18"/>
+                <w:lang w:val="en-US" w:eastAsia="zh-CN"/>
+              </w:rPr>
+              <w:t>2. 组织或参与信息安全内部审计。</w:t>
+            </w:r>
+            <w:r>
+              <w:rPr>
+                <w:rFonts w:ascii="Segoe UI" w:eastAsia="Segoe UI" w:hAnsi="Segoe UI" w:cs="Segoe UI" w:hint="default"/>
+                <w:i w:val="0"/>
+                <w:iCs w:val="0"/>
+                <w:caps w:val="0"/>
+                <w:snapToGrid w:val="0"/>
+                <w:color w:val="000000"/>
+                <w:spacing w:val="0"/>
+                <w:kern w:val="0"/>
+                <w:sz w:val="18"/>
+                <w:szCs w:val="18"/>
+                <w:lang w:val="en-US" w:eastAsia="zh-CN"/>
+              </w:rPr>
+              <w:br/>
+            </w:r>
+            <w:r>
+              <w:rPr>
+                <w:rFonts w:ascii="Segoe UI" w:eastAsia="Segoe UI" w:hAnsi="Segoe UI" w:cs="Segoe UI" w:hint="default"/>
+                <w:i w:val="0"/>
+                <w:iCs w:val="0"/>
+                <w:caps w:val="0"/>
+                <w:snapToGrid w:val="0"/>
+                <w:color w:val="000000"/>
+                <w:spacing w:val="0"/>
+                <w:kern w:val="0"/>
+                <w:sz w:val="18"/>
+                <w:szCs w:val="18"/>
+                <w:lang w:val="en-US" w:eastAsia="zh-CN"/>
+              </w:rPr>
+              <w:t>3. 将安全指标纳入公司质量目标与监控体系。</w:t>
+            </w:r>
+          </w:p>
+        </w:tc>
+        <w:tc>
+          <w:tcPr>
+            <w:tcW w:w="0" w:type="auto"/>
+            <w:shd w:val="clear" w:color="auto" w:fill="auto"/>
+            <w:tcMar>
+              <w:top w:w="120" w:type="dxa"/>
+              <w:left w:w="192" w:type="dxa"/>
+              <w:bottom w:w="120" w:type="dxa"/>
+              <w:right w:w="0" w:type="dxa"/>
+            </w:tcMar>
+            <w:vAlign w:val="center"/>
+          </w:tcPr>
+          <w:p>
+            <w:pPr>
+              <w:keepNext w:val="0"/>
+              <w:keepLines w:val="0"/>
+              <w:widowControl/>
+              <w:suppressLineNumbers w:val="0"/>
+              <w:spacing w:line="300" w:lineRule="atLeast"/>
+              <w:jc w:val="left"/>
+              <w:rPr>
+                <w:rFonts w:ascii="Segoe UI" w:eastAsia="Segoe UI" w:hAnsi="Segoe UI" w:cs="Segoe UI" w:hint="default"/>
+                <w:i w:val="0"/>
+                <w:iCs w:val="0"/>
+                <w:caps w:val="0"/>
+                <w:color w:val="0F1115"/>
+                <w:spacing w:val="0"/>
+                <w:sz w:val="18"/>
+                <w:szCs w:val="18"/>
+              </w:rPr>
+            </w:pPr>
+            <w:r>
+              <w:rPr>
+                <w:rStyle w:val="Strong"/>
+                <w:rFonts w:ascii="Segoe UI" w:eastAsia="Segoe UI" w:hAnsi="Segoe UI" w:cs="Segoe UI" w:hint="default"/>
+                <w:b/>
+                <w:bCs/>
+                <w:i w:val="0"/>
+                <w:iCs w:val="0"/>
+                <w:caps w:val="0"/>
+                <w:snapToGrid w:val="0"/>
+                <w:color w:val="000000"/>
+                <w:spacing w:val="0"/>
+                <w:kern w:val="0"/>
+                <w:sz w:val="18"/>
+                <w:szCs w:val="18"/>
+                <w:lang w:val="en-US" w:eastAsia="zh-CN"/>
+              </w:rPr>
+              <w:t>质量管理部经理/专员</w:t>
+            </w:r>
+          </w:p>
+        </w:tc>
+      </w:tr>
+      <w:tr>
+        <w:tblPrEx>
+          <w:tblW w:w="9024" w:type="dxa"/>
+          <w:tblInd w:w="0" w:type="dxa"/>
+          <w:shd w:val="clear" w:color="auto" w:fill="auto"/>
+          <w:tblCellMar>
+            <w:top w:w="15" w:type="dxa"/>
+            <w:left w:w="15" w:type="dxa"/>
+            <w:bottom w:w="15" w:type="dxa"/>
+            <w:right w:w="15" w:type="dxa"/>
+          </w:tblCellMar>
+        </w:tblPrEx>
+        <w:tc>
+          <w:tcPr>
+            <w:tcW w:w="0" w:type="auto"/>
+            <w:shd w:val="clear" w:color="auto" w:fill="auto"/>
+            <w:tcMar>
+              <w:top w:w="120" w:type="dxa"/>
+              <w:left w:w="0" w:type="dxa"/>
+              <w:bottom w:w="120" w:type="dxa"/>
+              <w:right w:w="192" w:type="dxa"/>
+            </w:tcMar>
+            <w:vAlign w:val="center"/>
+          </w:tcPr>
+          <w:p>
+            <w:pPr>
+              <w:keepNext w:val="0"/>
+              <w:keepLines w:val="0"/>
+              <w:widowControl/>
+              <w:suppressLineNumbers w:val="0"/>
+              <w:spacing w:line="300" w:lineRule="atLeast"/>
+              <w:jc w:val="left"/>
+              <w:rPr>
+                <w:rFonts w:ascii="Segoe UI" w:eastAsia="Segoe UI" w:hAnsi="Segoe UI" w:cs="Segoe UI" w:hint="default"/>
+                <w:i w:val="0"/>
+                <w:iCs w:val="0"/>
+                <w:caps w:val="0"/>
+                <w:color w:val="0F1115"/>
+                <w:spacing w:val="0"/>
+                <w:sz w:val="18"/>
+                <w:szCs w:val="18"/>
+              </w:rPr>
+            </w:pPr>
+            <w:r>
+              <w:rPr>
+                <w:rStyle w:val="Strong"/>
+                <w:rFonts w:ascii="Segoe UI" w:eastAsia="Segoe UI" w:hAnsi="Segoe UI" w:cs="Segoe UI" w:hint="default"/>
+                <w:b/>
+                <w:bCs/>
+                <w:i w:val="0"/>
+                <w:iCs w:val="0"/>
+                <w:caps w:val="0"/>
+                <w:snapToGrid w:val="0"/>
+                <w:color w:val="000000"/>
+                <w:spacing w:val="0"/>
+                <w:kern w:val="0"/>
+                <w:sz w:val="18"/>
+                <w:szCs w:val="18"/>
+                <w:lang w:val="en-US" w:eastAsia="zh-CN"/>
+              </w:rPr>
+              <w:t>全体员工</w:t>
+            </w:r>
+          </w:p>
+        </w:tc>
+        <w:tc>
+          <w:tcPr>
+            <w:tcW w:w="0" w:type="auto"/>
+            <w:shd w:val="clear" w:color="auto" w:fill="auto"/>
+            <w:tcMar>
+              <w:top w:w="120" w:type="dxa"/>
+              <w:left w:w="192" w:type="dxa"/>
+              <w:bottom w:w="120" w:type="dxa"/>
+              <w:right w:w="192" w:type="dxa"/>
+            </w:tcMar>
+            <w:vAlign w:val="center"/>
+          </w:tcPr>
+          <w:p>
+            <w:pPr>
+              <w:keepNext w:val="0"/>
+              <w:keepLines w:val="0"/>
+              <w:widowControl/>
+              <w:suppressLineNumbers w:val="0"/>
+              <w:spacing w:line="300" w:lineRule="atLeast"/>
+              <w:jc w:val="left"/>
+              <w:rPr>
+                <w:rFonts w:ascii="Segoe UI" w:eastAsia="Segoe UI" w:hAnsi="Segoe UI" w:cs="Segoe UI" w:hint="default"/>
+                <w:i w:val="0"/>
+                <w:iCs w:val="0"/>
+                <w:caps w:val="0"/>
+                <w:color w:val="0F1115"/>
+                <w:spacing w:val="0"/>
+                <w:sz w:val="18"/>
+                <w:szCs w:val="18"/>
+              </w:rPr>
+            </w:pPr>
+            <w:r>
+              <w:rPr>
+                <w:rFonts w:ascii="Segoe UI" w:eastAsia="Segoe UI" w:hAnsi="Segoe UI" w:cs="Segoe UI" w:hint="default"/>
+                <w:i w:val="0"/>
+                <w:iCs w:val="0"/>
+                <w:caps w:val="0"/>
+                <w:snapToGrid w:val="0"/>
+                <w:color w:val="000000"/>
+                <w:spacing w:val="0"/>
+                <w:kern w:val="0"/>
+                <w:sz w:val="18"/>
+                <w:szCs w:val="18"/>
+                <w:lang w:val="en-US" w:eastAsia="zh-CN"/>
+              </w:rPr>
+              <w:t>1. 了解并遵守公司信息安全相关规定。</w:t>
+            </w:r>
+            <w:r>
+              <w:rPr>
+                <w:rFonts w:ascii="Segoe UI" w:eastAsia="Segoe UI" w:hAnsi="Segoe UI" w:cs="Segoe UI" w:hint="default"/>
+                <w:i w:val="0"/>
+                <w:iCs w:val="0"/>
+                <w:caps w:val="0"/>
+                <w:snapToGrid w:val="0"/>
+                <w:color w:val="000000"/>
+                <w:spacing w:val="0"/>
+                <w:kern w:val="0"/>
+                <w:sz w:val="18"/>
+                <w:szCs w:val="18"/>
+                <w:lang w:val="en-US" w:eastAsia="zh-CN"/>
+              </w:rPr>
+              <w:br/>
+            </w:r>
+            <w:r>
+              <w:rPr>
+                <w:rFonts w:ascii="Segoe UI" w:eastAsia="Segoe UI" w:hAnsi="Segoe UI" w:cs="Segoe UI" w:hint="default"/>
+                <w:i w:val="0"/>
+                <w:iCs w:val="0"/>
+                <w:caps w:val="0"/>
+                <w:snapToGrid w:val="0"/>
+                <w:color w:val="000000"/>
+                <w:spacing w:val="0"/>
+                <w:kern w:val="0"/>
+                <w:sz w:val="18"/>
+                <w:szCs w:val="18"/>
+                <w:lang w:val="en-US" w:eastAsia="zh-CN"/>
+              </w:rPr>
+              <w:t>2. 保护自身掌握的账户、密码及信息资产。</w:t>
+            </w:r>
+            <w:r>
+              <w:rPr>
+                <w:rFonts w:ascii="Segoe UI" w:eastAsia="Segoe UI" w:hAnsi="Segoe UI" w:cs="Segoe UI" w:hint="default"/>
+                <w:i w:val="0"/>
+                <w:iCs w:val="0"/>
+                <w:caps w:val="0"/>
+                <w:snapToGrid w:val="0"/>
+                <w:color w:val="000000"/>
+                <w:spacing w:val="0"/>
+                <w:kern w:val="0"/>
+                <w:sz w:val="18"/>
+                <w:szCs w:val="18"/>
+                <w:lang w:val="en-US" w:eastAsia="zh-CN"/>
+              </w:rPr>
+              <w:br/>
+            </w:r>
+            <w:r>
+              <w:rPr>
+                <w:rFonts w:ascii="Segoe UI" w:eastAsia="Segoe UI" w:hAnsi="Segoe UI" w:cs="Segoe UI" w:hint="default"/>
+                <w:i w:val="0"/>
+                <w:iCs w:val="0"/>
+                <w:caps w:val="0"/>
+                <w:snapToGrid w:val="0"/>
+                <w:color w:val="000000"/>
+                <w:spacing w:val="0"/>
+                <w:kern w:val="0"/>
+                <w:sz w:val="18"/>
+                <w:szCs w:val="18"/>
+                <w:lang w:val="en-US" w:eastAsia="zh-CN"/>
+              </w:rPr>
+              <w:t>3. 有责任报告发现的安全隐患或事件。</w:t>
+            </w:r>
+          </w:p>
+        </w:tc>
+        <w:tc>
+          <w:tcPr>
+            <w:tcW w:w="0" w:type="auto"/>
+            <w:shd w:val="clear" w:color="auto" w:fill="auto"/>
+            <w:tcMar>
+              <w:top w:w="120" w:type="dxa"/>
+              <w:left w:w="192" w:type="dxa"/>
+              <w:bottom w:w="120" w:type="dxa"/>
+              <w:right w:w="0" w:type="dxa"/>
+            </w:tcMar>
+            <w:vAlign w:val="center"/>
+          </w:tcPr>
+          <w:p>
+            <w:pPr>
+              <w:keepNext w:val="0"/>
+              <w:keepLines w:val="0"/>
+              <w:widowControl/>
+              <w:suppressLineNumbers w:val="0"/>
+              <w:spacing w:line="300" w:lineRule="atLeast"/>
+              <w:jc w:val="left"/>
+              <w:rPr>
+                <w:rFonts w:ascii="Segoe UI" w:eastAsia="Segoe UI" w:hAnsi="Segoe UI" w:cs="Segoe UI" w:hint="default"/>
+                <w:i w:val="0"/>
+                <w:iCs w:val="0"/>
+                <w:caps w:val="0"/>
+                <w:color w:val="0F1115"/>
+                <w:spacing w:val="0"/>
+                <w:sz w:val="18"/>
+                <w:szCs w:val="18"/>
+              </w:rPr>
+            </w:pPr>
+            <w:r>
+              <w:rPr>
+                <w:rStyle w:val="Strong"/>
+                <w:rFonts w:ascii="Segoe UI" w:eastAsia="Segoe UI" w:hAnsi="Segoe UI" w:cs="Segoe UI" w:hint="default"/>
+                <w:b/>
+                <w:bCs/>
+                <w:i w:val="0"/>
+                <w:iCs w:val="0"/>
+                <w:caps w:val="0"/>
+                <w:snapToGrid w:val="0"/>
+                <w:color w:val="000000"/>
+                <w:spacing w:val="0"/>
+                <w:kern w:val="0"/>
+                <w:sz w:val="18"/>
+                <w:szCs w:val="18"/>
+                <w:lang w:val="en-US" w:eastAsia="zh-CN"/>
               </w:rPr>
               <w:t>公司全体员工</w:t>
             </w:r>
@@ -6315,7 +6259,7 @@
     </w:tbl>
     <w:p>
       <w:pPr>
-        <w:pStyle w:val="29"/>
+        <w:pStyle w:val="a1"/>
         <w:rPr>
           <w:rFonts w:hint="eastAsia"/>
           <w:lang w:val="en-US" w:eastAsia="zh-CN"/>
@@ -6324,45 +6268,45 @@
     </w:p>
     <w:p>
       <w:pPr>
-        <w:pStyle w:val="28"/>
+        <w:pStyle w:val="1"/>
         <w:bidi w:val="0"/>
         <w:rPr>
           <w:rFonts w:hint="eastAsia"/>
           <w:lang w:val="en-US" w:eastAsia="zh-CN"/>
         </w:rPr>
       </w:pPr>
-      <w:bookmarkStart w:id="8" w:name="_Toc31876"/>
+      <w:bookmarkStart w:id="9" w:name="_Toc31876"/>
       <w:r>
         <w:rPr>
           <w:rFonts w:hint="eastAsia"/>
           <w:lang w:val="en-US" w:eastAsia="zh-CN"/>
         </w:rPr>
         <w:t>信息安全管理活动</w:t>
-      </w:r>
-      <w:bookmarkEnd w:id="8"/>
-    </w:p>
-    <w:p>
-      <w:pPr>
-        <w:pStyle w:val="30"/>
-        <w:bidi w:val="0"/>
-        <w:rPr>
-          <w:rFonts w:hint="eastAsia"/>
-          <w:lang w:val="en-US" w:eastAsia="zh-CN"/>
-        </w:rPr>
-      </w:pPr>
-      <w:bookmarkStart w:id="9" w:name="_Toc2017"/>
-      <w:r>
-        <w:rPr>
-          <w:rFonts w:hint="eastAsia"/>
-          <w:lang w:val="en-US" w:eastAsia="zh-CN"/>
-        </w:rPr>
-        <w:t>管理流程概述</w:t>
       </w:r>
       <w:bookmarkEnd w:id="9"/>
     </w:p>
     <w:p>
       <w:pPr>
-        <w:pStyle w:val="29"/>
+        <w:pStyle w:val="2"/>
+        <w:bidi w:val="0"/>
+        <w:rPr>
+          <w:rFonts w:hint="eastAsia"/>
+          <w:lang w:val="en-US" w:eastAsia="zh-CN"/>
+        </w:rPr>
+      </w:pPr>
+      <w:bookmarkStart w:id="10" w:name="_Toc2017"/>
+      <w:r>
+        <w:rPr>
+          <w:rFonts w:hint="eastAsia"/>
+          <w:lang w:val="en-US" w:eastAsia="zh-CN"/>
+        </w:rPr>
+        <w:t>管理流程概述</w:t>
+      </w:r>
+      <w:bookmarkEnd w:id="10"/>
+    </w:p>
+    <w:p>
+      <w:pPr>
+        <w:pStyle w:val="a1"/>
         <w:bidi w:val="0"/>
         <w:rPr>
           <w:rFonts w:hint="eastAsia"/>
@@ -6379,14 +6323,14 @@
     </w:p>
     <w:p>
       <w:pPr>
-        <w:pStyle w:val="30"/>
+        <w:pStyle w:val="2"/>
         <w:bidi w:val="0"/>
         <w:rPr>
           <w:rFonts w:hint="eastAsia"/>
           <w:lang w:val="en-US" w:eastAsia="zh-CN"/>
         </w:rPr>
       </w:pPr>
-      <w:bookmarkStart w:id="10" w:name="_Toc29468"/>
+      <w:bookmarkStart w:id="11" w:name="_Toc29468"/>
       <w:r>
         <w:rPr>
           <w:rFonts w:hint="eastAsia"/>
@@ -6394,11 +6338,11 @@
         </w:rPr>
         <w:t>资产识别与分类</w:t>
       </w:r>
-      <w:bookmarkEnd w:id="10"/>
+      <w:bookmarkEnd w:id="11"/>
     </w:p>
     <w:p>
       <w:pPr>
-        <w:pStyle w:val="29"/>
+        <w:pStyle w:val="a1"/>
         <w:bidi w:val="0"/>
         <w:rPr>
           <w:rFonts w:hint="eastAsia"/>
@@ -6415,7 +6359,7 @@
     </w:p>
     <w:p>
       <w:pPr>
-        <w:pStyle w:val="29"/>
+        <w:pStyle w:val="a1"/>
         <w:bidi w:val="0"/>
         <w:rPr>
           <w:rFonts w:hint="eastAsia"/>
@@ -6432,14 +6376,14 @@
     </w:p>
     <w:p>
       <w:pPr>
-        <w:pStyle w:val="30"/>
+        <w:pStyle w:val="2"/>
         <w:bidi w:val="0"/>
         <w:rPr>
           <w:rFonts w:hint="eastAsia"/>
           <w:lang w:val="en-US" w:eastAsia="zh-CN"/>
         </w:rPr>
       </w:pPr>
-      <w:bookmarkStart w:id="11" w:name="_Toc25513"/>
+      <w:bookmarkStart w:id="12" w:name="_Toc25513"/>
       <w:r>
         <w:rPr>
           <w:rFonts w:hint="eastAsia"/>
@@ -6447,11 +6391,11 @@
         </w:rPr>
         <w:t>风险评估与处置</w:t>
       </w:r>
-      <w:bookmarkEnd w:id="11"/>
+      <w:bookmarkEnd w:id="12"/>
     </w:p>
     <w:p>
       <w:pPr>
-        <w:pStyle w:val="29"/>
+        <w:pStyle w:val="a1"/>
         <w:bidi w:val="0"/>
         <w:rPr>
           <w:rFonts w:hint="eastAsia"/>
@@ -6468,7 +6412,7 @@
     </w:p>
     <w:p>
       <w:pPr>
-        <w:pStyle w:val="29"/>
+        <w:pStyle w:val="a1"/>
         <w:bidi w:val="0"/>
         <w:rPr>
           <w:rFonts w:hint="eastAsia"/>
@@ -6485,7 +6429,7 @@
     </w:p>
     <w:p>
       <w:pPr>
-        <w:pStyle w:val="29"/>
+        <w:pStyle w:val="a1"/>
         <w:bidi w:val="0"/>
         <w:rPr>
           <w:rFonts w:hint="eastAsia"/>
@@ -6502,7 +6446,7 @@
     </w:p>
     <w:p>
       <w:pPr>
-        <w:pStyle w:val="29"/>
+        <w:pStyle w:val="a1"/>
         <w:bidi w:val="0"/>
         <w:rPr>
           <w:rFonts w:hint="eastAsia"/>
@@ -6519,7 +6463,7 @@
     </w:p>
     <w:p>
       <w:pPr>
-        <w:pStyle w:val="29"/>
+        <w:pStyle w:val="a1"/>
         <w:bidi w:val="0"/>
         <w:rPr>
           <w:rFonts w:hint="eastAsia"/>
@@ -6536,7 +6480,7 @@
     </w:p>
     <w:p>
       <w:pPr>
-        <w:pStyle w:val="29"/>
+        <w:pStyle w:val="a1"/>
         <w:bidi w:val="0"/>
         <w:rPr>
           <w:rFonts w:hint="eastAsia"/>
@@ -6553,7 +6497,7 @@
     </w:p>
     <w:p>
       <w:pPr>
-        <w:pStyle w:val="29"/>
+        <w:pStyle w:val="a1"/>
         <w:bidi w:val="0"/>
         <w:rPr>
           <w:rFonts w:hint="eastAsia"/>
@@ -6570,7 +6514,7 @@
     </w:p>
     <w:p>
       <w:pPr>
-        <w:pStyle w:val="29"/>
+        <w:pStyle w:val="a1"/>
         <w:bidi w:val="0"/>
         <w:rPr>
           <w:rFonts w:hint="eastAsia"/>
@@ -6587,14 +6531,14 @@
     </w:p>
     <w:p>
       <w:pPr>
-        <w:pStyle w:val="30"/>
+        <w:pStyle w:val="2"/>
         <w:bidi w:val="0"/>
         <w:rPr>
           <w:rFonts w:hint="eastAsia"/>
           <w:lang w:val="en-US" w:eastAsia="zh-CN"/>
         </w:rPr>
       </w:pPr>
-      <w:bookmarkStart w:id="12" w:name="_Toc11449"/>
+      <w:bookmarkStart w:id="13" w:name="_Toc11449"/>
       <w:r>
         <w:rPr>
           <w:rFonts w:hint="eastAsia"/>
@@ -6602,11 +6546,11 @@
         </w:rPr>
         <w:t>信息安全事件管理</w:t>
       </w:r>
-      <w:bookmarkEnd w:id="12"/>
+      <w:bookmarkEnd w:id="13"/>
     </w:p>
     <w:p>
       <w:pPr>
-        <w:pStyle w:val="29"/>
+        <w:pStyle w:val="a1"/>
         <w:bidi w:val="0"/>
         <w:rPr>
           <w:rFonts w:hint="eastAsia"/>
@@ -6623,7 +6567,7 @@
     </w:p>
     <w:p>
       <w:pPr>
-        <w:pStyle w:val="29"/>
+        <w:pStyle w:val="a1"/>
         <w:bidi w:val="0"/>
         <w:rPr>
           <w:rFonts w:hint="eastAsia"/>
@@ -6640,7 +6584,7 @@
     </w:p>
     <w:p>
       <w:pPr>
-        <w:pStyle w:val="29"/>
+        <w:pStyle w:val="a1"/>
         <w:bidi w:val="0"/>
         <w:rPr>
           <w:rFonts w:hint="eastAsia"/>
@@ -6657,14 +6601,14 @@
     </w:p>
     <w:p>
       <w:pPr>
-        <w:pStyle w:val="30"/>
+        <w:pStyle w:val="2"/>
         <w:bidi w:val="0"/>
         <w:rPr>
           <w:rFonts w:hint="eastAsia"/>
           <w:lang w:val="en-US" w:eastAsia="zh-CN"/>
         </w:rPr>
       </w:pPr>
-      <w:bookmarkStart w:id="13" w:name="_Toc11539"/>
+      <w:bookmarkStart w:id="14" w:name="_Toc11539"/>
       <w:r>
         <w:rPr>
           <w:rFonts w:hint="eastAsia"/>
@@ -6672,11 +6616,11 @@
         </w:rPr>
         <w:t>定期评审与改进</w:t>
       </w:r>
-      <w:bookmarkEnd w:id="13"/>
+      <w:bookmarkEnd w:id="14"/>
     </w:p>
     <w:p>
       <w:pPr>
-        <w:pStyle w:val="29"/>
+        <w:pStyle w:val="a1"/>
         <w:bidi w:val="0"/>
         <w:rPr>
           <w:rFonts w:hint="eastAsia"/>
@@ -6693,45 +6637,45 @@
     </w:p>
     <w:p>
       <w:pPr>
-        <w:pStyle w:val="28"/>
+        <w:pStyle w:val="1"/>
         <w:bidi w:val="0"/>
         <w:rPr>
           <w:rFonts w:hint="eastAsia"/>
           <w:lang w:val="en-US" w:eastAsia="zh-CN"/>
         </w:rPr>
       </w:pPr>
-      <w:bookmarkStart w:id="14" w:name="_Toc22101"/>
+      <w:bookmarkStart w:id="15" w:name="_Toc22101"/>
       <w:r>
         <w:rPr>
           <w:rFonts w:hint="eastAsia"/>
           <w:lang w:val="en-US" w:eastAsia="zh-CN"/>
         </w:rPr>
         <w:t>信息安全策略体系</w:t>
-      </w:r>
-      <w:bookmarkEnd w:id="14"/>
-    </w:p>
-    <w:p>
-      <w:pPr>
-        <w:pStyle w:val="30"/>
-        <w:bidi w:val="0"/>
-        <w:rPr>
-          <w:rFonts w:hint="eastAsia"/>
-          <w:lang w:val="en-US" w:eastAsia="zh-CN"/>
-        </w:rPr>
-      </w:pPr>
-      <w:bookmarkStart w:id="15" w:name="_Toc25807"/>
-      <w:r>
-        <w:rPr>
-          <w:rFonts w:hint="eastAsia"/>
-          <w:lang w:val="en-US" w:eastAsia="zh-CN"/>
-        </w:rPr>
-        <w:t>总方针与核心要求</w:t>
       </w:r>
       <w:bookmarkEnd w:id="15"/>
     </w:p>
     <w:p>
       <w:pPr>
-        <w:pStyle w:val="29"/>
+        <w:pStyle w:val="2"/>
+        <w:bidi w:val="0"/>
+        <w:rPr>
+          <w:rFonts w:hint="eastAsia"/>
+          <w:lang w:val="en-US" w:eastAsia="zh-CN"/>
+        </w:rPr>
+      </w:pPr>
+      <w:bookmarkStart w:id="16" w:name="_Toc25807"/>
+      <w:r>
+        <w:rPr>
+          <w:rFonts w:hint="eastAsia"/>
+          <w:lang w:val="en-US" w:eastAsia="zh-CN"/>
+        </w:rPr>
+        <w:t>总方针与核心要求</w:t>
+      </w:r>
+      <w:bookmarkEnd w:id="16"/>
+    </w:p>
+    <w:p>
+      <w:pPr>
+        <w:pStyle w:val="a1"/>
         <w:bidi w:val="0"/>
         <w:rPr>
           <w:rFonts w:hint="eastAsia"/>
@@ -6748,14 +6692,14 @@
     </w:p>
     <w:p>
       <w:pPr>
-        <w:pStyle w:val="30"/>
+        <w:pStyle w:val="2"/>
         <w:bidi w:val="0"/>
         <w:rPr>
           <w:rFonts w:hint="eastAsia"/>
           <w:lang w:val="en-US" w:eastAsia="zh-CN"/>
         </w:rPr>
       </w:pPr>
-      <w:bookmarkStart w:id="16" w:name="_Toc16149"/>
+      <w:bookmarkStart w:id="17" w:name="_Toc16149"/>
       <w:r>
         <w:rPr>
           <w:rFonts w:hint="eastAsia"/>
@@ -6763,11 +6707,11 @@
         </w:rPr>
         <w:t>人员安全管理</w:t>
       </w:r>
-      <w:bookmarkEnd w:id="16"/>
+      <w:bookmarkEnd w:id="17"/>
     </w:p>
     <w:p>
       <w:pPr>
-        <w:pStyle w:val="29"/>
+        <w:pStyle w:val="a1"/>
         <w:bidi w:val="0"/>
         <w:rPr>
           <w:rFonts w:hint="eastAsia"/>
@@ -6784,7 +6728,7 @@
     </w:p>
     <w:p>
       <w:pPr>
-        <w:pStyle w:val="29"/>
+        <w:pStyle w:val="a1"/>
         <w:bidi w:val="0"/>
         <w:rPr>
           <w:rFonts w:hint="eastAsia"/>
@@ -6801,7 +6745,7 @@
     </w:p>
     <w:p>
       <w:pPr>
-        <w:pStyle w:val="29"/>
+        <w:pStyle w:val="a1"/>
         <w:bidi w:val="0"/>
         <w:rPr>
           <w:rFonts w:hint="eastAsia"/>
@@ -6818,14 +6762,14 @@
     </w:p>
     <w:p>
       <w:pPr>
-        <w:pStyle w:val="30"/>
+        <w:pStyle w:val="2"/>
         <w:bidi w:val="0"/>
         <w:rPr>
           <w:rFonts w:hint="eastAsia"/>
           <w:lang w:val="en-US" w:eastAsia="zh-CN"/>
         </w:rPr>
       </w:pPr>
-      <w:bookmarkStart w:id="17" w:name="_Toc29139"/>
+      <w:bookmarkStart w:id="18" w:name="_Toc29139"/>
       <w:r>
         <w:rPr>
           <w:rFonts w:hint="eastAsia"/>
@@ -6833,11 +6777,11 @@
         </w:rPr>
         <w:t>第三方安全管理</w:t>
       </w:r>
-      <w:bookmarkEnd w:id="17"/>
+      <w:bookmarkEnd w:id="18"/>
     </w:p>
     <w:p>
       <w:pPr>
-        <w:pStyle w:val="29"/>
+        <w:pStyle w:val="a1"/>
         <w:bidi w:val="0"/>
         <w:rPr>
           <w:rFonts w:hint="eastAsia"/>
@@ -6854,7 +6798,7 @@
     </w:p>
     <w:p>
       <w:pPr>
-        <w:pStyle w:val="29"/>
+        <w:pStyle w:val="a1"/>
         <w:bidi w:val="0"/>
         <w:rPr>
           <w:rFonts w:hint="eastAsia"/>
@@ -6871,7 +6815,7 @@
     </w:p>
     <w:p>
       <w:pPr>
-        <w:pStyle w:val="29"/>
+        <w:pStyle w:val="a1"/>
         <w:bidi w:val="0"/>
         <w:rPr>
           <w:rFonts w:hint="eastAsia"/>
@@ -6888,45 +6832,45 @@
     </w:p>
     <w:p>
       <w:pPr>
-        <w:pStyle w:val="28"/>
+        <w:pStyle w:val="1"/>
         <w:bidi w:val="0"/>
         <w:rPr>
           <w:rFonts w:hint="eastAsia"/>
           <w:lang w:val="en-US" w:eastAsia="zh-CN"/>
         </w:rPr>
       </w:pPr>
-      <w:bookmarkStart w:id="18" w:name="_Toc23765"/>
+      <w:bookmarkStart w:id="19" w:name="_Toc23765"/>
       <w:r>
         <w:rPr>
           <w:rFonts w:hint="eastAsia"/>
           <w:lang w:val="en-US" w:eastAsia="zh-CN"/>
         </w:rPr>
         <w:t>信息安全培训管理</w:t>
-      </w:r>
-      <w:bookmarkEnd w:id="18"/>
-    </w:p>
-    <w:p>
-      <w:pPr>
-        <w:pStyle w:val="30"/>
-        <w:bidi w:val="0"/>
-        <w:rPr>
-          <w:rFonts w:hint="eastAsia"/>
-          <w:lang w:val="en-US" w:eastAsia="zh-CN"/>
-        </w:rPr>
-      </w:pPr>
-      <w:bookmarkStart w:id="19" w:name="_Toc31307"/>
-      <w:r>
-        <w:rPr>
-          <w:rFonts w:hint="eastAsia"/>
-          <w:lang w:val="en-US" w:eastAsia="zh-CN"/>
-        </w:rPr>
-        <w:t>培训目标与责任</w:t>
       </w:r>
       <w:bookmarkEnd w:id="19"/>
     </w:p>
     <w:p>
       <w:pPr>
-        <w:pStyle w:val="29"/>
+        <w:pStyle w:val="2"/>
+        <w:bidi w:val="0"/>
+        <w:rPr>
+          <w:rFonts w:hint="eastAsia"/>
+          <w:lang w:val="en-US" w:eastAsia="zh-CN"/>
+        </w:rPr>
+      </w:pPr>
+      <w:bookmarkStart w:id="20" w:name="_Toc31307"/>
+      <w:r>
+        <w:rPr>
+          <w:rFonts w:hint="eastAsia"/>
+          <w:lang w:val="en-US" w:eastAsia="zh-CN"/>
+        </w:rPr>
+        <w:t>培训目标与责任</w:t>
+      </w:r>
+      <w:bookmarkEnd w:id="20"/>
+    </w:p>
+    <w:p>
+      <w:pPr>
+        <w:pStyle w:val="a1"/>
         <w:bidi w:val="0"/>
         <w:rPr>
           <w:rFonts w:hint="eastAsia"/>
@@ -6943,7 +6887,7 @@
     </w:p>
     <w:p>
       <w:pPr>
-        <w:pStyle w:val="29"/>
+        <w:pStyle w:val="a1"/>
         <w:bidi w:val="0"/>
         <w:rPr>
           <w:rFonts w:hint="eastAsia"/>
@@ -6960,7 +6904,7 @@
     </w:p>
     <w:p>
       <w:pPr>
-        <w:pStyle w:val="29"/>
+        <w:pStyle w:val="a1"/>
         <w:bidi w:val="0"/>
         <w:rPr>
           <w:rFonts w:hint="eastAsia"/>
@@ -6977,7 +6921,7 @@
     </w:p>
     <w:p>
       <w:pPr>
-        <w:pStyle w:val="29"/>
+        <w:pStyle w:val="a1"/>
         <w:bidi w:val="0"/>
         <w:rPr>
           <w:rFonts w:hint="eastAsia"/>
@@ -6994,14 +6938,14 @@
     </w:p>
     <w:p>
       <w:pPr>
-        <w:pStyle w:val="30"/>
+        <w:pStyle w:val="2"/>
         <w:bidi w:val="0"/>
         <w:rPr>
           <w:rFonts w:hint="eastAsia"/>
           <w:lang w:val="en-US" w:eastAsia="zh-CN"/>
         </w:rPr>
       </w:pPr>
-      <w:bookmarkStart w:id="20" w:name="_Toc3560"/>
+      <w:bookmarkStart w:id="21" w:name="_Toc3560"/>
       <w:r>
         <w:rPr>
           <w:rFonts w:hint="eastAsia"/>
@@ -7009,23 +6953,22 @@
         </w:rPr>
         <w:t>培训内容与对象</w:t>
       </w:r>
-      <w:bookmarkEnd w:id="20"/>
+      <w:bookmarkEnd w:id="21"/>
     </w:p>
     <w:tbl>
       <w:tblPr>
-        <w:tblStyle w:val="20"/>
+        <w:tblStyle w:val="TableNormal"/>
         <w:tblW w:w="0" w:type="auto"/>
         <w:tblInd w:w="0" w:type="dxa"/>
         <w:tblBorders>
-          <w:top w:val="single" w:color="auto" w:sz="4" w:space="0"/>
-          <w:left w:val="single" w:color="auto" w:sz="4" w:space="0"/>
-          <w:bottom w:val="single" w:color="auto" w:sz="4" w:space="0"/>
-          <w:right w:val="single" w:color="auto" w:sz="4" w:space="0"/>
-          <w:insideH w:val="single" w:color="auto" w:sz="4" w:space="0"/>
-          <w:insideV w:val="single" w:color="auto" w:sz="4" w:space="0"/>
+          <w:top w:val="single" w:sz="4" w:space="0" w:color="auto"/>
+          <w:left w:val="single" w:sz="4" w:space="0" w:color="auto"/>
+          <w:bottom w:val="single" w:sz="4" w:space="0" w:color="auto"/>
+          <w:right w:val="single" w:sz="4" w:space="0" w:color="auto"/>
+          <w:insideH w:val="single" w:sz="4" w:space="0" w:color="auto"/>
+          <w:insideV w:val="single" w:sz="4" w:space="0" w:color="auto"/>
         </w:tblBorders>
         <w:shd w:val="clear" w:color="auto" w:fill="auto"/>
-        <w:tblLayout w:type="autofit"/>
         <w:tblCellMar>
           <w:top w:w="15" w:type="dxa"/>
           <w:left w:w="15" w:type="dxa"/>
@@ -7041,14 +6984,17 @@
       </w:tblGrid>
       <w:tr>
         <w:tblPrEx>
+          <w:tblW w:w="0" w:type="auto"/>
+          <w:tblInd w:w="0" w:type="dxa"/>
           <w:tblBorders>
-            <w:top w:val="single" w:color="auto" w:sz="4" w:space="0"/>
-            <w:left w:val="single" w:color="auto" w:sz="4" w:space="0"/>
-            <w:bottom w:val="single" w:color="auto" w:sz="4" w:space="0"/>
-            <w:right w:val="single" w:color="auto" w:sz="4" w:space="0"/>
-            <w:insideH w:val="single" w:color="auto" w:sz="4" w:space="0"/>
-            <w:insideV w:val="single" w:color="auto" w:sz="4" w:space="0"/>
+            <w:top w:val="single" w:sz="4" w:space="0" w:color="auto"/>
+            <w:left w:val="single" w:sz="4" w:space="0" w:color="auto"/>
+            <w:bottom w:val="single" w:sz="4" w:space="0" w:color="auto"/>
+            <w:right w:val="single" w:sz="4" w:space="0" w:color="auto"/>
+            <w:insideH w:val="single" w:sz="4" w:space="0" w:color="auto"/>
+            <w:insideV w:val="single" w:sz="4" w:space="0" w:color="auto"/>
           </w:tblBorders>
+          <w:shd w:val="clear" w:color="auto" w:fill="auto"/>
           <w:tblCellMar>
             <w:top w:w="15" w:type="dxa"/>
             <w:left w:w="15" w:type="dxa"/>
@@ -7080,7 +7026,7 @@
               <w:spacing w:line="300" w:lineRule="atLeast"/>
               <w:jc w:val="left"/>
               <w:rPr>
-                <w:rFonts w:ascii="Segoe UI" w:hAnsi="Segoe UI" w:eastAsia="Segoe UI" w:cs="Segoe UI"/>
+                <w:rFonts w:ascii="Segoe UI" w:eastAsia="Segoe UI" w:hAnsi="Segoe UI" w:cs="Segoe UI"/>
                 <w:i w:val="0"/>
                 <w:iCs w:val="0"/>
                 <w:caps w:val="0"/>
@@ -7092,7 +7038,7 @@
             </w:pPr>
             <w:r>
               <w:rPr>
-                <w:rFonts w:hint="default" w:ascii="Segoe UI" w:hAnsi="Segoe UI" w:eastAsia="Segoe UI" w:cs="Segoe UI"/>
+                <w:rFonts w:ascii="Segoe UI" w:eastAsia="Segoe UI" w:hAnsi="Segoe UI" w:cs="Segoe UI" w:hint="default"/>
                 <w:i w:val="0"/>
                 <w:iCs w:val="0"/>
                 <w:caps w:val="0"/>
@@ -7102,7 +7048,7 @@
                 <w:kern w:val="0"/>
                 <w:sz w:val="18"/>
                 <w:szCs w:val="18"/>
-                <w:lang w:val="en-US" w:eastAsia="zh-CN" w:bidi="ar"/>
+                <w:lang w:val="en-US" w:eastAsia="zh-CN"/>
               </w:rPr>
               <w:t>培训类别</w:t>
             </w:r>
@@ -7129,7 +7075,7 @@
               <w:spacing w:line="300" w:lineRule="atLeast"/>
               <w:jc w:val="left"/>
               <w:rPr>
-                <w:rFonts w:hint="default" w:ascii="Segoe UI" w:hAnsi="Segoe UI" w:eastAsia="Segoe UI" w:cs="Segoe UI"/>
+                <w:rFonts w:ascii="Segoe UI" w:eastAsia="Segoe UI" w:hAnsi="Segoe UI" w:cs="Segoe UI" w:hint="default"/>
                 <w:i w:val="0"/>
                 <w:iCs w:val="0"/>
                 <w:caps w:val="0"/>
@@ -7141,7 +7087,7 @@
             </w:pPr>
             <w:r>
               <w:rPr>
-                <w:rFonts w:hint="default" w:ascii="Segoe UI" w:hAnsi="Segoe UI" w:eastAsia="Segoe UI" w:cs="Segoe UI"/>
+                <w:rFonts w:ascii="Segoe UI" w:eastAsia="Segoe UI" w:hAnsi="Segoe UI" w:cs="Segoe UI" w:hint="default"/>
                 <w:i w:val="0"/>
                 <w:iCs w:val="0"/>
                 <w:caps w:val="0"/>
@@ -7151,7 +7097,7 @@
                 <w:kern w:val="0"/>
                 <w:sz w:val="18"/>
                 <w:szCs w:val="18"/>
-                <w:lang w:val="en-US" w:eastAsia="zh-CN" w:bidi="ar"/>
+                <w:lang w:val="en-US" w:eastAsia="zh-CN"/>
               </w:rPr>
               <w:t>主要对象</w:t>
             </w:r>
@@ -7178,7 +7124,7 @@
               <w:spacing w:line="300" w:lineRule="atLeast"/>
               <w:jc w:val="left"/>
               <w:rPr>
-                <w:rFonts w:hint="default" w:ascii="Segoe UI" w:hAnsi="Segoe UI" w:eastAsia="Segoe UI" w:cs="Segoe UI"/>
+                <w:rFonts w:ascii="Segoe UI" w:eastAsia="Segoe UI" w:hAnsi="Segoe UI" w:cs="Segoe UI" w:hint="default"/>
                 <w:i w:val="0"/>
                 <w:iCs w:val="0"/>
                 <w:caps w:val="0"/>
@@ -7190,7 +7136,7 @@
             </w:pPr>
             <w:r>
               <w:rPr>
-                <w:rFonts w:hint="default" w:ascii="Segoe UI" w:hAnsi="Segoe UI" w:eastAsia="Segoe UI" w:cs="Segoe UI"/>
+                <w:rFonts w:ascii="Segoe UI" w:eastAsia="Segoe UI" w:hAnsi="Segoe UI" w:cs="Segoe UI" w:hint="default"/>
                 <w:i w:val="0"/>
                 <w:iCs w:val="0"/>
                 <w:caps w:val="0"/>
@@ -7200,7 +7146,7 @@
                 <w:kern w:val="0"/>
                 <w:sz w:val="18"/>
                 <w:szCs w:val="18"/>
-                <w:lang w:val="en-US" w:eastAsia="zh-CN" w:bidi="ar"/>
+                <w:lang w:val="en-US" w:eastAsia="zh-CN"/>
               </w:rPr>
               <w:t>核心内容</w:t>
             </w:r>
@@ -7227,7 +7173,7 @@
               <w:spacing w:line="300" w:lineRule="atLeast"/>
               <w:jc w:val="left"/>
               <w:rPr>
-                <w:rFonts w:hint="default" w:ascii="Segoe UI" w:hAnsi="Segoe UI" w:eastAsia="Segoe UI" w:cs="Segoe UI"/>
+                <w:rFonts w:ascii="Segoe UI" w:eastAsia="Segoe UI" w:hAnsi="Segoe UI" w:cs="Segoe UI" w:hint="default"/>
                 <w:i w:val="0"/>
                 <w:iCs w:val="0"/>
                 <w:caps w:val="0"/>
@@ -7239,7 +7185,7 @@
             </w:pPr>
             <w:r>
               <w:rPr>
-                <w:rFonts w:hint="default" w:ascii="Segoe UI" w:hAnsi="Segoe UI" w:eastAsia="Segoe UI" w:cs="Segoe UI"/>
+                <w:rFonts w:ascii="Segoe UI" w:eastAsia="Segoe UI" w:hAnsi="Segoe UI" w:cs="Segoe UI" w:hint="default"/>
                 <w:i w:val="0"/>
                 <w:iCs w:val="0"/>
                 <w:caps w:val="0"/>
@@ -7249,7 +7195,7 @@
                 <w:kern w:val="0"/>
                 <w:sz w:val="18"/>
                 <w:szCs w:val="18"/>
-                <w:lang w:val="en-US" w:eastAsia="zh-CN" w:bidi="ar"/>
+                <w:lang w:val="en-US" w:eastAsia="zh-CN"/>
               </w:rPr>
               <w:t>最低频率</w:t>
             </w:r>
@@ -7258,447 +7204,8 @@
       </w:tr>
       <w:tr>
         <w:tblPrEx>
-          <w:tblBorders>
-            <w:top w:val="single" w:color="auto" w:sz="4" w:space="0"/>
-            <w:left w:val="single" w:color="auto" w:sz="4" w:space="0"/>
-            <w:bottom w:val="single" w:color="auto" w:sz="4" w:space="0"/>
-            <w:right w:val="single" w:color="auto" w:sz="4" w:space="0"/>
-            <w:insideH w:val="single" w:color="auto" w:sz="4" w:space="0"/>
-            <w:insideV w:val="single" w:color="auto" w:sz="4" w:space="0"/>
-          </w:tblBorders>
-          <w:tblCellMar>
-            <w:top w:w="15" w:type="dxa"/>
-            <w:left w:w="15" w:type="dxa"/>
-            <w:bottom w:w="15" w:type="dxa"/>
-            <w:right w:w="15" w:type="dxa"/>
-          </w:tblCellMar>
-        </w:tblPrEx>
-        <w:tc>
-          <w:tcPr>
-            <w:tcW w:w="1039" w:type="dxa"/>
-            <w:shd w:val="clear" w:color="auto" w:fill="auto"/>
-            <w:tcMar>
-              <w:top w:w="120" w:type="dxa"/>
-              <w:left w:w="0" w:type="dxa"/>
-              <w:bottom w:w="120" w:type="dxa"/>
-              <w:right w:w="192" w:type="dxa"/>
-            </w:tcMar>
-            <w:vAlign w:val="center"/>
-          </w:tcPr>
-          <w:p>
-            <w:pPr>
-              <w:keepNext w:val="0"/>
-              <w:keepLines w:val="0"/>
-              <w:widowControl/>
-              <w:suppressLineNumbers w:val="0"/>
-              <w:spacing w:line="300" w:lineRule="atLeast"/>
-              <w:jc w:val="left"/>
-              <w:rPr>
-                <w:rFonts w:hint="default" w:ascii="Segoe UI" w:hAnsi="Segoe UI" w:eastAsia="Segoe UI" w:cs="Segoe UI"/>
-                <w:i w:val="0"/>
-                <w:iCs w:val="0"/>
-                <w:caps w:val="0"/>
-                <w:color w:val="0F1115"/>
-                <w:spacing w:val="0"/>
-                <w:sz w:val="18"/>
-                <w:szCs w:val="18"/>
-              </w:rPr>
-            </w:pPr>
-            <w:r>
-              <w:rPr>
-                <w:rStyle w:val="23"/>
-                <w:rFonts w:hint="default" w:ascii="Segoe UI" w:hAnsi="Segoe UI" w:eastAsia="Segoe UI" w:cs="Segoe UI"/>
-                <w:b/>
-                <w:bCs/>
-                <w:i w:val="0"/>
-                <w:iCs w:val="0"/>
-                <w:caps w:val="0"/>
-                <w:snapToGrid w:val="0"/>
-                <w:color w:val="000000"/>
-                <w:spacing w:val="0"/>
-                <w:kern w:val="0"/>
-                <w:sz w:val="18"/>
-                <w:szCs w:val="18"/>
-                <w:lang w:val="en-US" w:eastAsia="zh-CN" w:bidi="ar"/>
-              </w:rPr>
-              <w:t>全员意识培训</w:t>
-            </w:r>
-          </w:p>
-        </w:tc>
-        <w:tc>
-          <w:tcPr>
-            <w:tcW w:w="1903" w:type="dxa"/>
-            <w:shd w:val="clear" w:color="auto" w:fill="auto"/>
-            <w:tcMar>
-              <w:top w:w="120" w:type="dxa"/>
-              <w:left w:w="192" w:type="dxa"/>
-              <w:bottom w:w="120" w:type="dxa"/>
-              <w:right w:w="192" w:type="dxa"/>
-            </w:tcMar>
-            <w:vAlign w:val="center"/>
-          </w:tcPr>
-          <w:p>
-            <w:pPr>
-              <w:keepNext w:val="0"/>
-              <w:keepLines w:val="0"/>
-              <w:widowControl/>
-              <w:suppressLineNumbers w:val="0"/>
-              <w:spacing w:line="300" w:lineRule="atLeast"/>
-              <w:jc w:val="left"/>
-              <w:rPr>
-                <w:rFonts w:hint="default" w:ascii="Segoe UI" w:hAnsi="Segoe UI" w:eastAsia="Segoe UI" w:cs="Segoe UI"/>
-                <w:i w:val="0"/>
-                <w:iCs w:val="0"/>
-                <w:caps w:val="0"/>
-                <w:color w:val="0F1115"/>
-                <w:spacing w:val="0"/>
-                <w:sz w:val="18"/>
-                <w:szCs w:val="18"/>
-              </w:rPr>
-            </w:pPr>
-            <w:r>
-              <w:rPr>
-                <w:rFonts w:hint="default" w:ascii="Segoe UI" w:hAnsi="Segoe UI" w:eastAsia="Segoe UI" w:cs="Segoe UI"/>
-                <w:i w:val="0"/>
-                <w:iCs w:val="0"/>
-                <w:caps w:val="0"/>
-                <w:snapToGrid w:val="0"/>
-                <w:color w:val="000000"/>
-                <w:spacing w:val="0"/>
-                <w:kern w:val="0"/>
-                <w:sz w:val="18"/>
-                <w:szCs w:val="18"/>
-                <w:lang w:val="en-US" w:eastAsia="zh-CN" w:bidi="ar"/>
-              </w:rPr>
-              <w:t>全体员工</w:t>
-            </w:r>
-          </w:p>
-        </w:tc>
-        <w:tc>
-          <w:tcPr>
-            <w:tcW w:w="0" w:type="auto"/>
-            <w:shd w:val="clear" w:color="auto" w:fill="auto"/>
-            <w:tcMar>
-              <w:top w:w="120" w:type="dxa"/>
-              <w:left w:w="192" w:type="dxa"/>
-              <w:bottom w:w="120" w:type="dxa"/>
-              <w:right w:w="192" w:type="dxa"/>
-            </w:tcMar>
-            <w:vAlign w:val="center"/>
-          </w:tcPr>
-          <w:p>
-            <w:pPr>
-              <w:keepNext w:val="0"/>
-              <w:keepLines w:val="0"/>
-              <w:widowControl/>
-              <w:suppressLineNumbers w:val="0"/>
-              <w:spacing w:line="300" w:lineRule="atLeast"/>
-              <w:jc w:val="left"/>
-              <w:rPr>
-                <w:rFonts w:hint="default" w:ascii="Segoe UI" w:hAnsi="Segoe UI" w:eastAsia="Segoe UI" w:cs="Segoe UI"/>
-                <w:i w:val="0"/>
-                <w:iCs w:val="0"/>
-                <w:caps w:val="0"/>
-                <w:color w:val="0F1115"/>
-                <w:spacing w:val="0"/>
-                <w:sz w:val="18"/>
-                <w:szCs w:val="18"/>
-              </w:rPr>
-            </w:pPr>
-            <w:r>
-              <w:rPr>
-                <w:rFonts w:hint="default" w:ascii="Segoe UI" w:hAnsi="Segoe UI" w:eastAsia="Segoe UI" w:cs="Segoe UI"/>
-                <w:i w:val="0"/>
-                <w:iCs w:val="0"/>
-                <w:caps w:val="0"/>
-                <w:snapToGrid w:val="0"/>
-                <w:color w:val="000000"/>
-                <w:spacing w:val="0"/>
-                <w:kern w:val="0"/>
-                <w:sz w:val="18"/>
-                <w:szCs w:val="18"/>
-                <w:lang w:val="en-US" w:eastAsia="zh-CN" w:bidi="ar"/>
-              </w:rPr>
-              <w:t>信息安全方针、基本概念、法律法规、社交工程防范、日常安全守则、事件报告流程。</w:t>
-            </w:r>
-          </w:p>
-        </w:tc>
-        <w:tc>
-          <w:tcPr>
-            <w:tcW w:w="0" w:type="auto"/>
-            <w:shd w:val="clear" w:color="auto" w:fill="auto"/>
-            <w:tcMar>
-              <w:top w:w="120" w:type="dxa"/>
-              <w:left w:w="192" w:type="dxa"/>
-              <w:bottom w:w="120" w:type="dxa"/>
-              <w:right w:w="0" w:type="dxa"/>
-            </w:tcMar>
-            <w:vAlign w:val="center"/>
-          </w:tcPr>
-          <w:p>
-            <w:pPr>
-              <w:keepNext w:val="0"/>
-              <w:keepLines w:val="0"/>
-              <w:widowControl/>
-              <w:suppressLineNumbers w:val="0"/>
-              <w:spacing w:line="300" w:lineRule="atLeast"/>
-              <w:jc w:val="left"/>
-              <w:rPr>
-                <w:rFonts w:hint="default" w:ascii="Segoe UI" w:hAnsi="Segoe UI" w:eastAsia="Segoe UI" w:cs="Segoe UI"/>
-                <w:i w:val="0"/>
-                <w:iCs w:val="0"/>
-                <w:caps w:val="0"/>
-                <w:color w:val="0F1115"/>
-                <w:spacing w:val="0"/>
-                <w:sz w:val="18"/>
-                <w:szCs w:val="18"/>
-              </w:rPr>
-            </w:pPr>
-            <w:r>
-              <w:rPr>
-                <w:rFonts w:hint="default" w:ascii="Segoe UI" w:hAnsi="Segoe UI" w:eastAsia="Segoe UI" w:cs="Segoe UI"/>
-                <w:i w:val="0"/>
-                <w:iCs w:val="0"/>
-                <w:caps w:val="0"/>
-                <w:snapToGrid w:val="0"/>
-                <w:color w:val="000000"/>
-                <w:spacing w:val="0"/>
-                <w:kern w:val="0"/>
-                <w:sz w:val="18"/>
-                <w:szCs w:val="18"/>
-                <w:lang w:val="en-US" w:eastAsia="zh-CN" w:bidi="ar"/>
-              </w:rPr>
-              <w:t>入职后1个月内完成，之后每年1次</w:t>
-            </w:r>
-          </w:p>
-        </w:tc>
-      </w:tr>
-      <w:tr>
-        <w:tblPrEx>
-          <w:tblBorders>
-            <w:top w:val="single" w:color="auto" w:sz="4" w:space="0"/>
-            <w:left w:val="single" w:color="auto" w:sz="4" w:space="0"/>
-            <w:bottom w:val="single" w:color="auto" w:sz="4" w:space="0"/>
-            <w:right w:val="single" w:color="auto" w:sz="4" w:space="0"/>
-            <w:insideH w:val="single" w:color="auto" w:sz="4" w:space="0"/>
-            <w:insideV w:val="single" w:color="auto" w:sz="4" w:space="0"/>
-          </w:tblBorders>
-          <w:tblCellMar>
-            <w:top w:w="15" w:type="dxa"/>
-            <w:left w:w="15" w:type="dxa"/>
-            <w:bottom w:w="15" w:type="dxa"/>
-            <w:right w:w="15" w:type="dxa"/>
-          </w:tblCellMar>
-        </w:tblPrEx>
-        <w:tc>
-          <w:tcPr>
-            <w:tcW w:w="1039" w:type="dxa"/>
-            <w:shd w:val="clear" w:color="auto" w:fill="auto"/>
-            <w:tcMar>
-              <w:top w:w="120" w:type="dxa"/>
-              <w:left w:w="0" w:type="dxa"/>
-              <w:bottom w:w="120" w:type="dxa"/>
-              <w:right w:w="192" w:type="dxa"/>
-            </w:tcMar>
-            <w:vAlign w:val="center"/>
-          </w:tcPr>
-          <w:p>
-            <w:pPr>
-              <w:keepNext w:val="0"/>
-              <w:keepLines w:val="0"/>
-              <w:widowControl/>
-              <w:suppressLineNumbers w:val="0"/>
-              <w:spacing w:line="300" w:lineRule="atLeast"/>
-              <w:jc w:val="left"/>
-              <w:rPr>
-                <w:rFonts w:hint="default" w:ascii="Segoe UI" w:hAnsi="Segoe UI" w:eastAsia="Segoe UI" w:cs="Segoe UI"/>
-                <w:i w:val="0"/>
-                <w:iCs w:val="0"/>
-                <w:caps w:val="0"/>
-                <w:color w:val="0F1115"/>
-                <w:spacing w:val="0"/>
-                <w:sz w:val="18"/>
-                <w:szCs w:val="18"/>
-              </w:rPr>
-            </w:pPr>
-            <w:r>
-              <w:rPr>
-                <w:rStyle w:val="23"/>
-                <w:rFonts w:hint="default" w:ascii="Segoe UI" w:hAnsi="Segoe UI" w:eastAsia="Segoe UI" w:cs="Segoe UI"/>
-                <w:b/>
-                <w:bCs/>
-                <w:i w:val="0"/>
-                <w:iCs w:val="0"/>
-                <w:caps w:val="0"/>
-                <w:snapToGrid w:val="0"/>
-                <w:color w:val="000000"/>
-                <w:spacing w:val="0"/>
-                <w:kern w:val="0"/>
-                <w:sz w:val="18"/>
-                <w:szCs w:val="18"/>
-                <w:lang w:val="en-US" w:eastAsia="zh-CN" w:bidi="ar"/>
-              </w:rPr>
-              <w:t>岗位技能培训</w:t>
-            </w:r>
-          </w:p>
-        </w:tc>
-        <w:tc>
-          <w:tcPr>
-            <w:tcW w:w="1903" w:type="dxa"/>
-            <w:shd w:val="clear" w:color="auto" w:fill="auto"/>
-            <w:tcMar>
-              <w:top w:w="120" w:type="dxa"/>
-              <w:left w:w="192" w:type="dxa"/>
-              <w:bottom w:w="120" w:type="dxa"/>
-              <w:right w:w="192" w:type="dxa"/>
-            </w:tcMar>
-            <w:vAlign w:val="center"/>
-          </w:tcPr>
-          <w:p>
-            <w:pPr>
-              <w:keepNext w:val="0"/>
-              <w:keepLines w:val="0"/>
-              <w:widowControl/>
-              <w:suppressLineNumbers w:val="0"/>
-              <w:spacing w:line="300" w:lineRule="atLeast"/>
-              <w:jc w:val="left"/>
-              <w:rPr>
-                <w:rFonts w:hint="default" w:ascii="Segoe UI" w:hAnsi="Segoe UI" w:eastAsia="Segoe UI" w:cs="Segoe UI"/>
-                <w:i w:val="0"/>
-                <w:iCs w:val="0"/>
-                <w:caps w:val="0"/>
-                <w:color w:val="0F1115"/>
-                <w:spacing w:val="0"/>
-                <w:sz w:val="18"/>
-                <w:szCs w:val="18"/>
-              </w:rPr>
-            </w:pPr>
-            <w:r>
-              <w:rPr>
-                <w:rFonts w:hint="default" w:ascii="Segoe UI" w:hAnsi="Segoe UI" w:eastAsia="Segoe UI" w:cs="Segoe UI"/>
-                <w:i w:val="0"/>
-                <w:iCs w:val="0"/>
-                <w:caps w:val="0"/>
-                <w:snapToGrid w:val="0"/>
-                <w:color w:val="000000"/>
-                <w:spacing w:val="0"/>
-                <w:kern w:val="0"/>
-                <w:sz w:val="18"/>
-                <w:szCs w:val="18"/>
-                <w:lang w:val="en-US" w:eastAsia="zh-CN" w:bidi="ar"/>
-              </w:rPr>
-              <w:t>运维工程师、开发工程师、测试工程师等</w:t>
-            </w:r>
-          </w:p>
-        </w:tc>
-        <w:tc>
-          <w:tcPr>
-            <w:tcW w:w="0" w:type="auto"/>
-            <w:shd w:val="clear" w:color="auto" w:fill="auto"/>
-            <w:tcMar>
-              <w:top w:w="120" w:type="dxa"/>
-              <w:left w:w="192" w:type="dxa"/>
-              <w:bottom w:w="120" w:type="dxa"/>
-              <w:right w:w="192" w:type="dxa"/>
-            </w:tcMar>
-            <w:vAlign w:val="center"/>
-          </w:tcPr>
-          <w:p>
-            <w:pPr>
-              <w:keepNext w:val="0"/>
-              <w:keepLines w:val="0"/>
-              <w:widowControl/>
-              <w:suppressLineNumbers w:val="0"/>
-              <w:spacing w:line="300" w:lineRule="atLeast"/>
-              <w:jc w:val="left"/>
-              <w:rPr>
-                <w:rFonts w:hint="default" w:ascii="Segoe UI" w:hAnsi="Segoe UI" w:eastAsia="Segoe UI" w:cs="Segoe UI"/>
-                <w:i w:val="0"/>
-                <w:iCs w:val="0"/>
-                <w:caps w:val="0"/>
-                <w:color w:val="0F1115"/>
-                <w:spacing w:val="0"/>
-                <w:sz w:val="18"/>
-                <w:szCs w:val="18"/>
-              </w:rPr>
-            </w:pPr>
-            <w:r>
-              <w:rPr>
-                <w:rFonts w:hint="default" w:ascii="Segoe UI" w:hAnsi="Segoe UI" w:eastAsia="Segoe UI" w:cs="Segoe UI"/>
-                <w:i w:val="0"/>
-                <w:iCs w:val="0"/>
-                <w:caps w:val="0"/>
-                <w:snapToGrid w:val="0"/>
-                <w:color w:val="000000"/>
-                <w:spacing w:val="0"/>
-                <w:kern w:val="0"/>
-                <w:sz w:val="18"/>
-                <w:szCs w:val="18"/>
-                <w:lang w:val="en-US" w:eastAsia="zh-CN" w:bidi="ar"/>
-              </w:rPr>
-              <w:t>安全开发规范、系统安全加固、漏洞扫描与修复、日志安全分析、应急响应操作等。</w:t>
-            </w:r>
-          </w:p>
-        </w:tc>
-        <w:tc>
-          <w:tcPr>
-            <w:tcW w:w="0" w:type="auto"/>
-            <w:shd w:val="clear" w:color="auto" w:fill="auto"/>
-            <w:tcMar>
-              <w:top w:w="120" w:type="dxa"/>
-              <w:left w:w="192" w:type="dxa"/>
-              <w:bottom w:w="120" w:type="dxa"/>
-              <w:right w:w="0" w:type="dxa"/>
-            </w:tcMar>
-            <w:vAlign w:val="center"/>
-          </w:tcPr>
-          <w:p>
-            <w:pPr>
-              <w:keepNext w:val="0"/>
-              <w:keepLines w:val="0"/>
-              <w:widowControl/>
-              <w:suppressLineNumbers w:val="0"/>
-              <w:spacing w:line="300" w:lineRule="atLeast"/>
-              <w:jc w:val="left"/>
-              <w:rPr>
-                <w:rFonts w:hint="default" w:ascii="Segoe UI" w:hAnsi="Segoe UI" w:eastAsia="宋体" w:cs="Segoe UI"/>
-                <w:i w:val="0"/>
-                <w:iCs w:val="0"/>
-                <w:caps w:val="0"/>
-                <w:color w:val="0F1115"/>
-                <w:spacing w:val="0"/>
-                <w:sz w:val="18"/>
-                <w:szCs w:val="18"/>
-                <w:lang w:val="en-US" w:eastAsia="zh-CN"/>
-              </w:rPr>
-            </w:pPr>
-            <w:r>
-              <w:rPr>
-                <w:rFonts w:hint="eastAsia" w:ascii="Segoe UI" w:hAnsi="Segoe UI" w:eastAsia="宋体" w:cs="Segoe UI"/>
-                <w:i w:val="0"/>
-                <w:iCs w:val="0"/>
-                <w:caps w:val="0"/>
-                <w:color w:val="0F1115"/>
-                <w:spacing w:val="0"/>
-                <w:sz w:val="18"/>
-                <w:szCs w:val="18"/>
-                <w:lang w:val="en-US" w:eastAsia="zh-CN"/>
-              </w:rPr>
-              <w:t>每年至少1次</w:t>
-            </w:r>
-          </w:p>
-        </w:tc>
-      </w:tr>
-      <w:tr>
-        <w:tblPrEx>
-          <w:tblBorders>
-            <w:top w:val="single" w:color="auto" w:sz="4" w:space="0"/>
-            <w:left w:val="single" w:color="auto" w:sz="4" w:space="0"/>
-            <w:bottom w:val="single" w:color="auto" w:sz="4" w:space="0"/>
-            <w:right w:val="single" w:color="auto" w:sz="4" w:space="0"/>
-            <w:insideH w:val="single" w:color="auto" w:sz="4" w:space="0"/>
-            <w:insideV w:val="single" w:color="auto" w:sz="4" w:space="0"/>
-          </w:tblBorders>
+          <w:tblW w:w="0" w:type="auto"/>
+          <w:tblInd w:w="0" w:type="dxa"/>
           <w:shd w:val="clear" w:color="auto" w:fill="auto"/>
           <w:tblCellMar>
             <w:top w:w="15" w:type="dxa"/>
@@ -7728,7 +7235,7 @@
               <w:spacing w:line="300" w:lineRule="atLeast"/>
               <w:jc w:val="left"/>
               <w:rPr>
-                <w:rFonts w:hint="default" w:ascii="Segoe UI" w:hAnsi="Segoe UI" w:eastAsia="Segoe UI" w:cs="Segoe UI"/>
+                <w:rFonts w:ascii="Segoe UI" w:eastAsia="Segoe UI" w:hAnsi="Segoe UI" w:cs="Segoe UI" w:hint="default"/>
                 <w:i w:val="0"/>
                 <w:iCs w:val="0"/>
                 <w:caps w:val="0"/>
@@ -7740,8 +7247,8 @@
             </w:pPr>
             <w:r>
               <w:rPr>
-                <w:rStyle w:val="23"/>
-                <w:rFonts w:hint="default" w:ascii="Segoe UI" w:hAnsi="Segoe UI" w:eastAsia="Segoe UI" w:cs="Segoe UI"/>
+                <w:rStyle w:val="Strong"/>
+                <w:rFonts w:ascii="Segoe UI" w:eastAsia="Segoe UI" w:hAnsi="Segoe UI" w:cs="Segoe UI" w:hint="default"/>
                 <w:b/>
                 <w:bCs/>
                 <w:i w:val="0"/>
@@ -7753,9 +7260,9 @@
                 <w:kern w:val="0"/>
                 <w:sz w:val="18"/>
                 <w:szCs w:val="18"/>
-                <w:lang w:val="en-US" w:eastAsia="zh-CN" w:bidi="ar"/>
-              </w:rPr>
-              <w:t>管理层培训</w:t>
+                <w:lang w:val="en-US" w:eastAsia="zh-CN"/>
+              </w:rPr>
+              <w:t>全员意识培训</w:t>
             </w:r>
           </w:p>
         </w:tc>
@@ -7780,7 +7287,7 @@
               <w:spacing w:line="300" w:lineRule="atLeast"/>
               <w:jc w:val="left"/>
               <w:rPr>
-                <w:rFonts w:hint="default" w:ascii="Segoe UI" w:hAnsi="Segoe UI" w:eastAsia="Segoe UI" w:cs="Segoe UI"/>
+                <w:rFonts w:ascii="Segoe UI" w:eastAsia="Segoe UI" w:hAnsi="Segoe UI" w:cs="Segoe UI" w:hint="default"/>
                 <w:i w:val="0"/>
                 <w:iCs w:val="0"/>
                 <w:caps w:val="0"/>
@@ -7792,7 +7299,7 @@
             </w:pPr>
             <w:r>
               <w:rPr>
-                <w:rFonts w:hint="default" w:ascii="Segoe UI" w:hAnsi="Segoe UI" w:eastAsia="Segoe UI" w:cs="Segoe UI"/>
+                <w:rFonts w:ascii="Segoe UI" w:eastAsia="Segoe UI" w:hAnsi="Segoe UI" w:cs="Segoe UI" w:hint="default"/>
                 <w:i w:val="0"/>
                 <w:iCs w:val="0"/>
                 <w:caps w:val="0"/>
@@ -7802,9 +7309,9 @@
                 <w:kern w:val="0"/>
                 <w:sz w:val="18"/>
                 <w:szCs w:val="18"/>
-                <w:lang w:val="en-US" w:eastAsia="zh-CN" w:bidi="ar"/>
-              </w:rPr>
-              <w:t>各级管理人员</w:t>
+                <w:lang w:val="en-US" w:eastAsia="zh-CN"/>
+              </w:rPr>
+              <w:t>全体员工</w:t>
             </w:r>
           </w:p>
         </w:tc>
@@ -7829,7 +7336,7 @@
               <w:spacing w:line="300" w:lineRule="atLeast"/>
               <w:jc w:val="left"/>
               <w:rPr>
-                <w:rFonts w:hint="default" w:ascii="Segoe UI" w:hAnsi="Segoe UI" w:eastAsia="Segoe UI" w:cs="Segoe UI"/>
+                <w:rFonts w:ascii="Segoe UI" w:eastAsia="Segoe UI" w:hAnsi="Segoe UI" w:cs="Segoe UI" w:hint="default"/>
                 <w:i w:val="0"/>
                 <w:iCs w:val="0"/>
                 <w:caps w:val="0"/>
@@ -7841,7 +7348,7 @@
             </w:pPr>
             <w:r>
               <w:rPr>
-                <w:rFonts w:hint="default" w:ascii="Segoe UI" w:hAnsi="Segoe UI" w:eastAsia="Segoe UI" w:cs="Segoe UI"/>
+                <w:rFonts w:ascii="Segoe UI" w:eastAsia="Segoe UI" w:hAnsi="Segoe UI" w:cs="Segoe UI" w:hint="default"/>
                 <w:i w:val="0"/>
                 <w:iCs w:val="0"/>
                 <w:caps w:val="0"/>
@@ -7851,9 +7358,9 @@
                 <w:kern w:val="0"/>
                 <w:sz w:val="18"/>
                 <w:szCs w:val="18"/>
-                <w:lang w:val="en-US" w:eastAsia="zh-CN" w:bidi="ar"/>
-              </w:rPr>
-              <w:t>信息安全战略、风险管理、法律法规责任、业务连续性管理。</w:t>
+                <w:lang w:val="en-US" w:eastAsia="zh-CN"/>
+              </w:rPr>
+              <w:t>信息安全方针、基本概念、法律法规、社交工程防范、日常安全守则、事件报告流程。</w:t>
             </w:r>
           </w:p>
         </w:tc>
@@ -7878,7 +7385,7 @@
               <w:spacing w:line="300" w:lineRule="atLeast"/>
               <w:jc w:val="left"/>
               <w:rPr>
-                <w:rFonts w:hint="default" w:ascii="Segoe UI" w:hAnsi="Segoe UI" w:eastAsia="Segoe UI" w:cs="Segoe UI"/>
+                <w:rFonts w:ascii="Segoe UI" w:eastAsia="Segoe UI" w:hAnsi="Segoe UI" w:cs="Segoe UI" w:hint="default"/>
                 <w:i w:val="0"/>
                 <w:iCs w:val="0"/>
                 <w:caps w:val="0"/>
@@ -7890,7 +7397,7 @@
             </w:pPr>
             <w:r>
               <w:rPr>
-                <w:rFonts w:hint="default" w:ascii="Segoe UI" w:hAnsi="Segoe UI" w:eastAsia="Segoe UI" w:cs="Segoe UI"/>
+                <w:rFonts w:ascii="Segoe UI" w:eastAsia="Segoe UI" w:hAnsi="Segoe UI" w:cs="Segoe UI" w:hint="default"/>
                 <w:i w:val="0"/>
                 <w:iCs w:val="0"/>
                 <w:caps w:val="0"/>
@@ -7900,7 +7407,430 @@
                 <w:kern w:val="0"/>
                 <w:sz w:val="18"/>
                 <w:szCs w:val="18"/>
-                <w:lang w:val="en-US" w:eastAsia="zh-CN" w:bidi="ar"/>
+                <w:lang w:val="en-US" w:eastAsia="zh-CN"/>
+              </w:rPr>
+              <w:t>入职后1个月内完成，之后每年1次</w:t>
+            </w:r>
+          </w:p>
+        </w:tc>
+      </w:tr>
+      <w:tr>
+        <w:tblPrEx>
+          <w:tblW w:w="0" w:type="auto"/>
+          <w:tblInd w:w="0" w:type="dxa"/>
+          <w:shd w:val="clear" w:color="auto" w:fill="auto"/>
+          <w:tblCellMar>
+            <w:top w:w="15" w:type="dxa"/>
+            <w:left w:w="15" w:type="dxa"/>
+            <w:bottom w:w="15" w:type="dxa"/>
+            <w:right w:w="15" w:type="dxa"/>
+          </w:tblCellMar>
+        </w:tblPrEx>
+        <w:tc>
+          <w:tcPr>
+            <w:tcW w:w="1039" w:type="dxa"/>
+            <w:shd w:val="clear" w:color="auto" w:fill="auto"/>
+            <w:tcMar>
+              <w:top w:w="120" w:type="dxa"/>
+              <w:left w:w="0" w:type="dxa"/>
+              <w:bottom w:w="120" w:type="dxa"/>
+              <w:right w:w="192" w:type="dxa"/>
+            </w:tcMar>
+            <w:vAlign w:val="center"/>
+          </w:tcPr>
+          <w:p>
+            <w:pPr>
+              <w:keepNext w:val="0"/>
+              <w:keepLines w:val="0"/>
+              <w:widowControl/>
+              <w:suppressLineNumbers w:val="0"/>
+              <w:spacing w:line="300" w:lineRule="atLeast"/>
+              <w:jc w:val="left"/>
+              <w:rPr>
+                <w:rFonts w:ascii="Segoe UI" w:eastAsia="Segoe UI" w:hAnsi="Segoe UI" w:cs="Segoe UI" w:hint="default"/>
+                <w:i w:val="0"/>
+                <w:iCs w:val="0"/>
+                <w:caps w:val="0"/>
+                <w:color w:val="0F1115"/>
+                <w:spacing w:val="0"/>
+                <w:sz w:val="18"/>
+                <w:szCs w:val="18"/>
+              </w:rPr>
+            </w:pPr>
+            <w:r>
+              <w:rPr>
+                <w:rStyle w:val="Strong"/>
+                <w:rFonts w:ascii="Segoe UI" w:eastAsia="Segoe UI" w:hAnsi="Segoe UI" w:cs="Segoe UI" w:hint="default"/>
+                <w:b/>
+                <w:bCs/>
+                <w:i w:val="0"/>
+                <w:iCs w:val="0"/>
+                <w:caps w:val="0"/>
+                <w:snapToGrid w:val="0"/>
+                <w:color w:val="000000"/>
+                <w:spacing w:val="0"/>
+                <w:kern w:val="0"/>
+                <w:sz w:val="18"/>
+                <w:szCs w:val="18"/>
+                <w:lang w:val="en-US" w:eastAsia="zh-CN"/>
+              </w:rPr>
+              <w:t>岗位技能培训</w:t>
+            </w:r>
+          </w:p>
+        </w:tc>
+        <w:tc>
+          <w:tcPr>
+            <w:tcW w:w="1903" w:type="dxa"/>
+            <w:shd w:val="clear" w:color="auto" w:fill="auto"/>
+            <w:tcMar>
+              <w:top w:w="120" w:type="dxa"/>
+              <w:left w:w="192" w:type="dxa"/>
+              <w:bottom w:w="120" w:type="dxa"/>
+              <w:right w:w="192" w:type="dxa"/>
+            </w:tcMar>
+            <w:vAlign w:val="center"/>
+          </w:tcPr>
+          <w:p>
+            <w:pPr>
+              <w:keepNext w:val="0"/>
+              <w:keepLines w:val="0"/>
+              <w:widowControl/>
+              <w:suppressLineNumbers w:val="0"/>
+              <w:spacing w:line="300" w:lineRule="atLeast"/>
+              <w:jc w:val="left"/>
+              <w:rPr>
+                <w:rFonts w:ascii="Segoe UI" w:eastAsia="Segoe UI" w:hAnsi="Segoe UI" w:cs="Segoe UI" w:hint="default"/>
+                <w:i w:val="0"/>
+                <w:iCs w:val="0"/>
+                <w:caps w:val="0"/>
+                <w:color w:val="0F1115"/>
+                <w:spacing w:val="0"/>
+                <w:sz w:val="18"/>
+                <w:szCs w:val="18"/>
+              </w:rPr>
+            </w:pPr>
+            <w:r>
+              <w:rPr>
+                <w:rFonts w:ascii="Segoe UI" w:eastAsia="Segoe UI" w:hAnsi="Segoe UI" w:cs="Segoe UI" w:hint="default"/>
+                <w:i w:val="0"/>
+                <w:iCs w:val="0"/>
+                <w:caps w:val="0"/>
+                <w:snapToGrid w:val="0"/>
+                <w:color w:val="000000"/>
+                <w:spacing w:val="0"/>
+                <w:kern w:val="0"/>
+                <w:sz w:val="18"/>
+                <w:szCs w:val="18"/>
+                <w:lang w:val="en-US" w:eastAsia="zh-CN"/>
+              </w:rPr>
+              <w:t>运维工程师、开发工程师、测试工程师等</w:t>
+            </w:r>
+          </w:p>
+        </w:tc>
+        <w:tc>
+          <w:tcPr>
+            <w:tcW w:w="0" w:type="auto"/>
+            <w:shd w:val="clear" w:color="auto" w:fill="auto"/>
+            <w:tcMar>
+              <w:top w:w="120" w:type="dxa"/>
+              <w:left w:w="192" w:type="dxa"/>
+              <w:bottom w:w="120" w:type="dxa"/>
+              <w:right w:w="192" w:type="dxa"/>
+            </w:tcMar>
+            <w:vAlign w:val="center"/>
+          </w:tcPr>
+          <w:p>
+            <w:pPr>
+              <w:keepNext w:val="0"/>
+              <w:keepLines w:val="0"/>
+              <w:widowControl/>
+              <w:suppressLineNumbers w:val="0"/>
+              <w:spacing w:line="300" w:lineRule="atLeast"/>
+              <w:jc w:val="left"/>
+              <w:rPr>
+                <w:rFonts w:ascii="Segoe UI" w:eastAsia="Segoe UI" w:hAnsi="Segoe UI" w:cs="Segoe UI" w:hint="default"/>
+                <w:i w:val="0"/>
+                <w:iCs w:val="0"/>
+                <w:caps w:val="0"/>
+                <w:color w:val="0F1115"/>
+                <w:spacing w:val="0"/>
+                <w:sz w:val="18"/>
+                <w:szCs w:val="18"/>
+              </w:rPr>
+            </w:pPr>
+            <w:r>
+              <w:rPr>
+                <w:rFonts w:ascii="Segoe UI" w:eastAsia="Segoe UI" w:hAnsi="Segoe UI" w:cs="Segoe UI" w:hint="default"/>
+                <w:i w:val="0"/>
+                <w:iCs w:val="0"/>
+                <w:caps w:val="0"/>
+                <w:snapToGrid w:val="0"/>
+                <w:color w:val="000000"/>
+                <w:spacing w:val="0"/>
+                <w:kern w:val="0"/>
+                <w:sz w:val="18"/>
+                <w:szCs w:val="18"/>
+                <w:lang w:val="en-US" w:eastAsia="zh-CN"/>
+              </w:rPr>
+              <w:t>安全开发规范、系统安全加固、漏洞扫描与修复、日志安全分析、应急响应操作等。</w:t>
+            </w:r>
+          </w:p>
+        </w:tc>
+        <w:tc>
+          <w:tcPr>
+            <w:tcW w:w="0" w:type="auto"/>
+            <w:shd w:val="clear" w:color="auto" w:fill="auto"/>
+            <w:tcMar>
+              <w:top w:w="120" w:type="dxa"/>
+              <w:left w:w="192" w:type="dxa"/>
+              <w:bottom w:w="120" w:type="dxa"/>
+              <w:right w:w="0" w:type="dxa"/>
+            </w:tcMar>
+            <w:vAlign w:val="center"/>
+          </w:tcPr>
+          <w:p>
+            <w:pPr>
+              <w:keepNext w:val="0"/>
+              <w:keepLines w:val="0"/>
+              <w:widowControl/>
+              <w:suppressLineNumbers w:val="0"/>
+              <w:spacing w:line="300" w:lineRule="atLeast"/>
+              <w:jc w:val="left"/>
+              <w:rPr>
+                <w:rFonts w:ascii="Segoe UI" w:eastAsia="宋体" w:hAnsi="Segoe UI" w:cs="Segoe UI" w:hint="default"/>
+                <w:i w:val="0"/>
+                <w:iCs w:val="0"/>
+                <w:caps w:val="0"/>
+                <w:color w:val="0F1115"/>
+                <w:spacing w:val="0"/>
+                <w:sz w:val="18"/>
+                <w:szCs w:val="18"/>
+                <w:lang w:val="en-US" w:eastAsia="zh-CN"/>
+              </w:rPr>
+            </w:pPr>
+            <w:r>
+              <w:rPr>
+                <w:rFonts w:ascii="Segoe UI" w:eastAsia="宋体" w:hAnsi="Segoe UI" w:cs="Segoe UI" w:hint="eastAsia"/>
+                <w:i w:val="0"/>
+                <w:iCs w:val="0"/>
+                <w:caps w:val="0"/>
+                <w:color w:val="0F1115"/>
+                <w:spacing w:val="0"/>
+                <w:sz w:val="18"/>
+                <w:szCs w:val="18"/>
+                <w:lang w:val="en-US" w:eastAsia="zh-CN"/>
+              </w:rPr>
+              <w:t>每年至少1次</w:t>
+            </w:r>
+          </w:p>
+        </w:tc>
+      </w:tr>
+      <w:tr>
+        <w:tblPrEx>
+          <w:tblW w:w="0" w:type="auto"/>
+          <w:tblInd w:w="0" w:type="dxa"/>
+          <w:shd w:val="clear" w:color="auto" w:fill="auto"/>
+          <w:tblCellMar>
+            <w:top w:w="15" w:type="dxa"/>
+            <w:left w:w="15" w:type="dxa"/>
+            <w:bottom w:w="15" w:type="dxa"/>
+            <w:right w:w="15" w:type="dxa"/>
+          </w:tblCellMar>
+        </w:tblPrEx>
+        <w:tc>
+          <w:tcPr>
+            <w:tcW w:w="1039" w:type="dxa"/>
+            <w:shd w:val="clear" w:color="auto" w:fill="auto"/>
+            <w:tcMar>
+              <w:top w:w="120" w:type="dxa"/>
+              <w:left w:w="0" w:type="dxa"/>
+              <w:bottom w:w="120" w:type="dxa"/>
+              <w:right w:w="192" w:type="dxa"/>
+            </w:tcMar>
+            <w:vAlign w:val="center"/>
+          </w:tcPr>
+          <w:p>
+            <w:pPr>
+              <w:keepNext w:val="0"/>
+              <w:keepLines w:val="0"/>
+              <w:widowControl/>
+              <w:suppressLineNumbers w:val="0"/>
+              <w:spacing w:line="300" w:lineRule="atLeast"/>
+              <w:jc w:val="left"/>
+              <w:rPr>
+                <w:rFonts w:ascii="Segoe UI" w:eastAsia="Segoe UI" w:hAnsi="Segoe UI" w:cs="Segoe UI" w:hint="default"/>
+                <w:i w:val="0"/>
+                <w:iCs w:val="0"/>
+                <w:caps w:val="0"/>
+                <w:color w:val="0F1115"/>
+                <w:spacing w:val="0"/>
+                <w:sz w:val="18"/>
+                <w:szCs w:val="18"/>
+              </w:rPr>
+            </w:pPr>
+            <w:r>
+              <w:rPr>
+                <w:rStyle w:val="Strong"/>
+                <w:rFonts w:ascii="Segoe UI" w:eastAsia="Segoe UI" w:hAnsi="Segoe UI" w:cs="Segoe UI" w:hint="default"/>
+                <w:b/>
+                <w:bCs/>
+                <w:i w:val="0"/>
+                <w:iCs w:val="0"/>
+                <w:caps w:val="0"/>
+                <w:snapToGrid w:val="0"/>
+                <w:color w:val="000000"/>
+                <w:spacing w:val="0"/>
+                <w:kern w:val="0"/>
+                <w:sz w:val="18"/>
+                <w:szCs w:val="18"/>
+                <w:lang w:val="en-US" w:eastAsia="zh-CN"/>
+              </w:rPr>
+              <w:t>管理层培训</w:t>
+            </w:r>
+          </w:p>
+        </w:tc>
+        <w:tc>
+          <w:tcPr>
+            <w:tcW w:w="1903" w:type="dxa"/>
+            <w:shd w:val="clear" w:color="auto" w:fill="auto"/>
+            <w:tcMar>
+              <w:top w:w="120" w:type="dxa"/>
+              <w:left w:w="192" w:type="dxa"/>
+              <w:bottom w:w="120" w:type="dxa"/>
+              <w:right w:w="192" w:type="dxa"/>
+            </w:tcMar>
+            <w:vAlign w:val="center"/>
+          </w:tcPr>
+          <w:p>
+            <w:pPr>
+              <w:keepNext w:val="0"/>
+              <w:keepLines w:val="0"/>
+              <w:widowControl/>
+              <w:suppressLineNumbers w:val="0"/>
+              <w:spacing w:line="300" w:lineRule="atLeast"/>
+              <w:jc w:val="left"/>
+              <w:rPr>
+                <w:rFonts w:ascii="Segoe UI" w:eastAsia="Segoe UI" w:hAnsi="Segoe UI" w:cs="Segoe UI" w:hint="default"/>
+                <w:i w:val="0"/>
+                <w:iCs w:val="0"/>
+                <w:caps w:val="0"/>
+                <w:color w:val="0F1115"/>
+                <w:spacing w:val="0"/>
+                <w:sz w:val="18"/>
+                <w:szCs w:val="18"/>
+              </w:rPr>
+            </w:pPr>
+            <w:r>
+              <w:rPr>
+                <w:rFonts w:ascii="Segoe UI" w:eastAsia="Segoe UI" w:hAnsi="Segoe UI" w:cs="Segoe UI" w:hint="default"/>
+                <w:i w:val="0"/>
+                <w:iCs w:val="0"/>
+                <w:caps w:val="0"/>
+                <w:snapToGrid w:val="0"/>
+                <w:color w:val="000000"/>
+                <w:spacing w:val="0"/>
+                <w:kern w:val="0"/>
+                <w:sz w:val="18"/>
+                <w:szCs w:val="18"/>
+                <w:lang w:val="en-US" w:eastAsia="zh-CN"/>
+              </w:rPr>
+              <w:t>各级管理人员</w:t>
+            </w:r>
+          </w:p>
+        </w:tc>
+        <w:tc>
+          <w:tcPr>
+            <w:tcW w:w="0" w:type="auto"/>
+            <w:shd w:val="clear" w:color="auto" w:fill="auto"/>
+            <w:tcMar>
+              <w:top w:w="120" w:type="dxa"/>
+              <w:left w:w="192" w:type="dxa"/>
+              <w:bottom w:w="120" w:type="dxa"/>
+              <w:right w:w="192" w:type="dxa"/>
+            </w:tcMar>
+            <w:vAlign w:val="center"/>
+          </w:tcPr>
+          <w:p>
+            <w:pPr>
+              <w:keepNext w:val="0"/>
+              <w:keepLines w:val="0"/>
+              <w:widowControl/>
+              <w:suppressLineNumbers w:val="0"/>
+              <w:spacing w:line="300" w:lineRule="atLeast"/>
+              <w:jc w:val="left"/>
+              <w:rPr>
+                <w:rFonts w:ascii="Segoe UI" w:eastAsia="Segoe UI" w:hAnsi="Segoe UI" w:cs="Segoe UI" w:hint="default"/>
+                <w:i w:val="0"/>
+                <w:iCs w:val="0"/>
+                <w:caps w:val="0"/>
+                <w:color w:val="0F1115"/>
+                <w:spacing w:val="0"/>
+                <w:sz w:val="18"/>
+                <w:szCs w:val="18"/>
+              </w:rPr>
+            </w:pPr>
+            <w:r>
+              <w:rPr>
+                <w:rFonts w:ascii="Segoe UI" w:eastAsia="Segoe UI" w:hAnsi="Segoe UI" w:cs="Segoe UI" w:hint="default"/>
+                <w:i w:val="0"/>
+                <w:iCs w:val="0"/>
+                <w:caps w:val="0"/>
+                <w:snapToGrid w:val="0"/>
+                <w:color w:val="000000"/>
+                <w:spacing w:val="0"/>
+                <w:kern w:val="0"/>
+                <w:sz w:val="18"/>
+                <w:szCs w:val="18"/>
+                <w:lang w:val="en-US" w:eastAsia="zh-CN"/>
+              </w:rPr>
+              <w:t>信息安全战略、风险管理、法律法规责任、业务连续性管理。</w:t>
+            </w:r>
+          </w:p>
+        </w:tc>
+        <w:tc>
+          <w:tcPr>
+            <w:tcW w:w="0" w:type="auto"/>
+            <w:shd w:val="clear" w:color="auto" w:fill="auto"/>
+            <w:tcMar>
+              <w:top w:w="120" w:type="dxa"/>
+              <w:left w:w="192" w:type="dxa"/>
+              <w:bottom w:w="120" w:type="dxa"/>
+              <w:right w:w="0" w:type="dxa"/>
+            </w:tcMar>
+            <w:vAlign w:val="center"/>
+          </w:tcPr>
+          <w:p>
+            <w:pPr>
+              <w:keepNext w:val="0"/>
+              <w:keepLines w:val="0"/>
+              <w:widowControl/>
+              <w:suppressLineNumbers w:val="0"/>
+              <w:spacing w:line="300" w:lineRule="atLeast"/>
+              <w:jc w:val="left"/>
+              <w:rPr>
+                <w:rFonts w:ascii="Segoe UI" w:eastAsia="Segoe UI" w:hAnsi="Segoe UI" w:cs="Segoe UI" w:hint="default"/>
+                <w:i w:val="0"/>
+                <w:iCs w:val="0"/>
+                <w:caps w:val="0"/>
+                <w:color w:val="0F1115"/>
+                <w:spacing w:val="0"/>
+                <w:sz w:val="18"/>
+                <w:szCs w:val="18"/>
+              </w:rPr>
+            </w:pPr>
+            <w:r>
+              <w:rPr>
+                <w:rFonts w:ascii="Segoe UI" w:eastAsia="Segoe UI" w:hAnsi="Segoe UI" w:cs="Segoe UI" w:hint="default"/>
+                <w:i w:val="0"/>
+                <w:iCs w:val="0"/>
+                <w:caps w:val="0"/>
+                <w:snapToGrid w:val="0"/>
+                <w:color w:val="000000"/>
+                <w:spacing w:val="0"/>
+                <w:kern w:val="0"/>
+                <w:sz w:val="18"/>
+                <w:szCs w:val="18"/>
+                <w:lang w:val="en-US" w:eastAsia="zh-CN"/>
               </w:rPr>
               <w:t>每年至少1次</w:t>
             </w:r>
@@ -7910,14 +7840,14 @@
     </w:tbl>
     <w:p>
       <w:pPr>
-        <w:pStyle w:val="30"/>
+        <w:pStyle w:val="2"/>
         <w:bidi w:val="0"/>
         <w:rPr>
           <w:rFonts w:hint="eastAsia"/>
           <w:lang w:val="en-US" w:eastAsia="zh-CN"/>
         </w:rPr>
       </w:pPr>
-      <w:bookmarkStart w:id="21" w:name="_Toc14532"/>
+      <w:bookmarkStart w:id="22" w:name="_Toc14532"/>
       <w:r>
         <w:rPr>
           <w:rFonts w:hint="eastAsia"/>
@@ -7925,11 +7855,11 @@
         </w:rPr>
         <w:t>培训实施与记录</w:t>
       </w:r>
-      <w:bookmarkEnd w:id="21"/>
+      <w:bookmarkEnd w:id="22"/>
     </w:p>
     <w:p>
       <w:pPr>
-        <w:pStyle w:val="29"/>
+        <w:pStyle w:val="a1"/>
         <w:bidi w:val="0"/>
         <w:rPr>
           <w:rFonts w:hint="eastAsia"/>
@@ -7946,7 +7876,7 @@
     </w:p>
     <w:p>
       <w:pPr>
-        <w:pStyle w:val="29"/>
+        <w:pStyle w:val="a1"/>
         <w:bidi w:val="0"/>
         <w:rPr>
           <w:rFonts w:hint="eastAsia"/>
@@ -7963,7 +7893,7 @@
     </w:p>
     <w:p>
       <w:pPr>
-        <w:pStyle w:val="29"/>
+        <w:pStyle w:val="a1"/>
         <w:bidi w:val="0"/>
         <w:rPr>
           <w:rFonts w:hint="eastAsia"/>
@@ -7980,14 +7910,14 @@
     </w:p>
     <w:p>
       <w:pPr>
-        <w:pStyle w:val="30"/>
+        <w:pStyle w:val="2"/>
         <w:bidi w:val="0"/>
         <w:rPr>
           <w:rFonts w:hint="eastAsia"/>
           <w:lang w:val="en-US" w:eastAsia="zh-CN"/>
         </w:rPr>
       </w:pPr>
-      <w:bookmarkStart w:id="22" w:name="_Toc18950"/>
+      <w:bookmarkStart w:id="23" w:name="_Toc18950"/>
       <w:r>
         <w:rPr>
           <w:rFonts w:hint="eastAsia"/>
@@ -7995,11 +7925,11 @@
         </w:rPr>
         <w:t>培训效果评估与更新</w:t>
       </w:r>
-      <w:bookmarkEnd w:id="22"/>
+      <w:bookmarkEnd w:id="23"/>
     </w:p>
     <w:p>
       <w:pPr>
-        <w:pStyle w:val="29"/>
+        <w:pStyle w:val="a1"/>
         <w:bidi w:val="0"/>
         <w:rPr>
           <w:rFonts w:hint="eastAsia"/>
@@ -8016,7 +7946,7 @@
     </w:p>
     <w:p>
       <w:pPr>
-        <w:pStyle w:val="29"/>
+        <w:pStyle w:val="a1"/>
         <w:bidi w:val="0"/>
         <w:rPr>
           <w:rFonts w:hint="eastAsia"/>
@@ -8033,7 +7963,7 @@
     </w:p>
     <w:p>
       <w:pPr>
-        <w:pStyle w:val="29"/>
+        <w:pStyle w:val="a1"/>
         <w:bidi w:val="0"/>
         <w:rPr>
           <w:rFonts w:hint="eastAsia"/>
@@ -8050,14 +7980,14 @@
     </w:p>
     <w:p>
       <w:pPr>
-        <w:pStyle w:val="28"/>
+        <w:pStyle w:val="1"/>
         <w:bidi w:val="0"/>
         <w:rPr>
           <w:rFonts w:hint="eastAsia"/>
           <w:lang w:val="en-US" w:eastAsia="zh-CN"/>
         </w:rPr>
       </w:pPr>
-      <w:bookmarkStart w:id="23" w:name="_Toc22516"/>
+      <w:bookmarkStart w:id="24" w:name="_Toc22516"/>
       <w:r>
         <w:rPr>
           <w:rFonts w:hint="eastAsia"/>
@@ -8065,11 +7995,11 @@
         </w:rPr>
         <w:t>与其他流程的接口</w:t>
       </w:r>
-      <w:bookmarkEnd w:id="23"/>
+      <w:bookmarkEnd w:id="24"/>
     </w:p>
     <w:p>
       <w:pPr>
-        <w:pStyle w:val="29"/>
+        <w:pStyle w:val="a1"/>
         <w:bidi w:val="0"/>
         <w:rPr>
           <w:rFonts w:hint="eastAsia"/>
@@ -8086,7 +8016,7 @@
     </w:p>
     <w:p>
       <w:pPr>
-        <w:pStyle w:val="29"/>
+        <w:pStyle w:val="a1"/>
         <w:bidi w:val="0"/>
         <w:rPr>
           <w:rFonts w:hint="eastAsia"/>
@@ -8103,7 +8033,7 @@
     </w:p>
     <w:p>
       <w:pPr>
-        <w:pStyle w:val="29"/>
+        <w:pStyle w:val="a1"/>
         <w:bidi w:val="0"/>
         <w:rPr>
           <w:rFonts w:hint="eastAsia"/>
@@ -8120,7 +8050,7 @@
     </w:p>
     <w:p>
       <w:pPr>
-        <w:pStyle w:val="29"/>
+        <w:pStyle w:val="a1"/>
         <w:bidi w:val="0"/>
         <w:rPr>
           <w:rFonts w:hint="eastAsia"/>
@@ -8137,7 +8067,7 @@
     </w:p>
     <w:p>
       <w:pPr>
-        <w:pStyle w:val="29"/>
+        <w:pStyle w:val="a1"/>
         <w:bidi w:val="0"/>
         <w:rPr>
           <w:rFonts w:hint="eastAsia"/>
@@ -8154,7 +8084,7 @@
     </w:p>
     <w:p>
       <w:pPr>
-        <w:pStyle w:val="29"/>
+        <w:pStyle w:val="a1"/>
         <w:bidi w:val="0"/>
         <w:rPr>
           <w:rFonts w:hint="eastAsia"/>
@@ -8171,7 +8101,7 @@
     </w:p>
     <w:p>
       <w:pPr>
-        <w:pStyle w:val="28"/>
+        <w:pStyle w:val="1"/>
         <w:keepNext w:val="0"/>
         <w:keepLines w:val="0"/>
         <w:pageBreakBefore w:val="0"/>
@@ -8191,7 +8121,7 @@
           <w:lang w:val="en-US" w:eastAsia="zh-CN"/>
         </w:rPr>
       </w:pPr>
-      <w:bookmarkStart w:id="24" w:name="_Toc17277"/>
+      <w:bookmarkStart w:id="25" w:name="_Toc17277"/>
       <w:r>
         <w:rPr>
           <w:rFonts w:hint="eastAsia"/>
@@ -8199,23 +8129,22 @@
         </w:rPr>
         <w:t>考核指标</w:t>
       </w:r>
-      <w:bookmarkEnd w:id="24"/>
+      <w:bookmarkEnd w:id="25"/>
     </w:p>
     <w:tbl>
       <w:tblPr>
-        <w:tblStyle w:val="20"/>
+        <w:tblStyle w:val="TableNormal"/>
         <w:tblW w:w="7675" w:type="dxa"/>
         <w:tblInd w:w="96" w:type="dxa"/>
         <w:tblBorders>
-          <w:top w:val="none" w:color="auto" w:sz="0" w:space="0"/>
-          <w:left w:val="none" w:color="auto" w:sz="0" w:space="0"/>
-          <w:bottom w:val="none" w:color="auto" w:sz="0" w:space="0"/>
-          <w:right w:val="none" w:color="auto" w:sz="0" w:space="0"/>
-          <w:insideH w:val="none" w:color="auto" w:sz="0" w:space="0"/>
-          <w:insideV w:val="none" w:color="auto" w:sz="0" w:space="0"/>
+          <w:top w:val="nil"/>
+          <w:left w:val="nil"/>
+          <w:bottom w:val="nil"/>
+          <w:right w:val="nil"/>
+          <w:insideH w:val="nil"/>
+          <w:insideV w:val="nil"/>
         </w:tblBorders>
         <w:shd w:val="clear" w:color="auto" w:fill="auto"/>
-        <w:tblLayout w:type="autofit"/>
         <w:tblCellMar>
           <w:top w:w="0" w:type="dxa"/>
           <w:left w:w="108" w:type="dxa"/>
@@ -8231,13 +8160,15 @@
       </w:tblGrid>
       <w:tr>
         <w:tblPrEx>
+          <w:tblW w:w="7675" w:type="dxa"/>
+          <w:tblInd w:w="96" w:type="dxa"/>
           <w:tblBorders>
-            <w:top w:val="none" w:color="auto" w:sz="0" w:space="0"/>
-            <w:left w:val="none" w:color="auto" w:sz="0" w:space="0"/>
-            <w:bottom w:val="none" w:color="auto" w:sz="0" w:space="0"/>
-            <w:right w:val="none" w:color="auto" w:sz="0" w:space="0"/>
-            <w:insideH w:val="none" w:color="auto" w:sz="0" w:space="0"/>
-            <w:insideV w:val="none" w:color="auto" w:sz="0" w:space="0"/>
+            <w:top w:val="nil"/>
+            <w:left w:val="nil"/>
+            <w:bottom w:val="nil"/>
+            <w:right w:val="nil"/>
+            <w:insideH w:val="nil"/>
+            <w:insideV w:val="nil"/>
           </w:tblBorders>
           <w:shd w:val="clear" w:color="auto" w:fill="auto"/>
           <w:tblCellMar>
@@ -8248,16 +8179,16 @@
           </w:tblCellMar>
         </w:tblPrEx>
         <w:trPr>
-          <w:trHeight w:val="493" w:hRule="atLeast"/>
+          <w:trHeight w:val="493"/>
         </w:trPr>
         <w:tc>
           <w:tcPr>
             <w:tcW w:w="2227" w:type="dxa"/>
             <w:tcBorders>
-              <w:top w:val="single" w:color="000000" w:sz="4" w:space="0"/>
-              <w:left w:val="single" w:color="000000" w:sz="4" w:space="0"/>
-              <w:bottom w:val="single" w:color="000000" w:sz="4" w:space="0"/>
-              <w:right w:val="single" w:color="000000" w:sz="4" w:space="0"/>
+              <w:top w:val="single" w:sz="4" w:space="0" w:color="000000"/>
+              <w:left w:val="single" w:sz="4" w:space="0" w:color="000000"/>
+              <w:bottom w:val="single" w:sz="4" w:space="0" w:color="000000"/>
+              <w:right w:val="single" w:sz="4" w:space="0" w:color="000000"/>
             </w:tcBorders>
             <w:shd w:val="clear" w:color="auto" w:fill="C0C0C0"/>
             <w:vAlign w:val="center"/>
@@ -8271,7 +8202,7 @@
               <w:jc w:val="center"/>
               <w:textAlignment w:val="center"/>
               <w:rPr>
-                <w:rFonts w:hint="default" w:ascii="楷体_GB2312" w:hAnsi="宋体" w:eastAsia="楷体_GB2312" w:cs="楷体_GB2312"/>
+                <w:rFonts w:ascii="楷体_GB2312" w:eastAsia="楷体_GB2312" w:hAnsi="宋体" w:cs="楷体_GB2312" w:hint="default"/>
                 <w:b/>
                 <w:bCs/>
                 <w:i w:val="0"/>
@@ -8284,7 +8215,7 @@
             </w:pPr>
             <w:r>
               <w:rPr>
-                <w:rFonts w:hint="default" w:ascii="楷体_GB2312" w:hAnsi="宋体" w:eastAsia="楷体_GB2312" w:cs="楷体_GB2312"/>
+                <w:rFonts w:ascii="楷体_GB2312" w:eastAsia="楷体_GB2312" w:hAnsi="宋体" w:cs="楷体_GB2312" w:hint="default"/>
                 <w:b/>
                 <w:bCs/>
                 <w:i w:val="0"/>
@@ -8295,7 +8226,7 @@
                 <w:sz w:val="22"/>
                 <w:szCs w:val="22"/>
                 <w:u w:val="none"/>
-                <w:lang w:val="en-US" w:eastAsia="zh-CN" w:bidi="ar"/>
+                <w:lang w:val="en-US" w:eastAsia="zh-CN"/>
               </w:rPr>
               <w:t>KPI</w:t>
             </w:r>
@@ -8305,10 +8236,10 @@
           <w:tcPr>
             <w:tcW w:w="1092" w:type="dxa"/>
             <w:tcBorders>
-              <w:top w:val="single" w:color="000000" w:sz="4" w:space="0"/>
-              <w:left w:val="single" w:color="000000" w:sz="4" w:space="0"/>
-              <w:bottom w:val="single" w:color="000000" w:sz="4" w:space="0"/>
-              <w:right w:val="single" w:color="000000" w:sz="4" w:space="0"/>
+              <w:top w:val="single" w:sz="4" w:space="0" w:color="000000"/>
+              <w:left w:val="single" w:sz="4" w:space="0" w:color="000000"/>
+              <w:bottom w:val="single" w:sz="4" w:space="0" w:color="000000"/>
+              <w:right w:val="single" w:sz="4" w:space="0" w:color="000000"/>
             </w:tcBorders>
             <w:shd w:val="clear" w:color="auto" w:fill="C0C0C0"/>
             <w:vAlign w:val="center"/>
@@ -8322,7 +8253,7 @@
               <w:jc w:val="center"/>
               <w:textAlignment w:val="center"/>
               <w:rPr>
-                <w:rFonts w:hint="default" w:ascii="楷体_GB2312" w:hAnsi="宋体" w:eastAsia="楷体_GB2312" w:cs="楷体_GB2312"/>
+                <w:rFonts w:ascii="楷体_GB2312" w:eastAsia="楷体_GB2312" w:hAnsi="宋体" w:cs="楷体_GB2312" w:hint="default"/>
                 <w:b/>
                 <w:bCs/>
                 <w:i w:val="0"/>
@@ -8335,7 +8266,7 @@
             </w:pPr>
             <w:r>
               <w:rPr>
-                <w:rFonts w:hint="default" w:ascii="楷体_GB2312" w:hAnsi="宋体" w:eastAsia="楷体_GB2312" w:cs="楷体_GB2312"/>
+                <w:rFonts w:ascii="楷体_GB2312" w:eastAsia="楷体_GB2312" w:hAnsi="宋体" w:cs="楷体_GB2312" w:hint="default"/>
                 <w:b/>
                 <w:bCs/>
                 <w:i w:val="0"/>
@@ -8346,7 +8277,7 @@
                 <w:sz w:val="22"/>
                 <w:szCs w:val="22"/>
                 <w:u w:val="none"/>
-                <w:lang w:val="en-US" w:eastAsia="zh-CN" w:bidi="ar"/>
+                <w:lang w:val="en-US" w:eastAsia="zh-CN"/>
               </w:rPr>
               <w:t>目标值</w:t>
             </w:r>
@@ -8356,10 +8287,10 @@
           <w:tcPr>
             <w:tcW w:w="3408" w:type="dxa"/>
             <w:tcBorders>
-              <w:top w:val="single" w:color="000000" w:sz="4" w:space="0"/>
-              <w:left w:val="single" w:color="000000" w:sz="4" w:space="0"/>
-              <w:bottom w:val="single" w:color="000000" w:sz="4" w:space="0"/>
-              <w:right w:val="single" w:color="000000" w:sz="4" w:space="0"/>
+              <w:top w:val="single" w:sz="4" w:space="0" w:color="000000"/>
+              <w:left w:val="single" w:sz="4" w:space="0" w:color="000000"/>
+              <w:bottom w:val="single" w:sz="4" w:space="0" w:color="000000"/>
+              <w:right w:val="single" w:sz="4" w:space="0" w:color="000000"/>
             </w:tcBorders>
             <w:shd w:val="clear" w:color="auto" w:fill="C0C0C0"/>
             <w:vAlign w:val="center"/>
@@ -8373,7 +8304,7 @@
               <w:jc w:val="center"/>
               <w:textAlignment w:val="center"/>
               <w:rPr>
-                <w:rFonts w:hint="default" w:ascii="楷体_GB2312" w:hAnsi="宋体" w:eastAsia="楷体_GB2312" w:cs="楷体_GB2312"/>
+                <w:rFonts w:ascii="楷体_GB2312" w:eastAsia="楷体_GB2312" w:hAnsi="宋体" w:cs="楷体_GB2312" w:hint="default"/>
                 <w:b/>
                 <w:bCs/>
                 <w:i w:val="0"/>
@@ -8386,7 +8317,7 @@
             </w:pPr>
             <w:r>
               <w:rPr>
-                <w:rFonts w:hint="default" w:ascii="楷体_GB2312" w:hAnsi="宋体" w:eastAsia="楷体_GB2312" w:cs="楷体_GB2312"/>
+                <w:rFonts w:ascii="楷体_GB2312" w:eastAsia="楷体_GB2312" w:hAnsi="宋体" w:cs="楷体_GB2312" w:hint="default"/>
                 <w:b/>
                 <w:bCs/>
                 <w:i w:val="0"/>
@@ -8397,7 +8328,7 @@
                 <w:sz w:val="22"/>
                 <w:szCs w:val="22"/>
                 <w:u w:val="none"/>
-                <w:lang w:val="en-US" w:eastAsia="zh-CN" w:bidi="ar"/>
+                <w:lang w:val="en-US" w:eastAsia="zh-CN"/>
               </w:rPr>
               <w:t>计算公式/方法</w:t>
             </w:r>
@@ -8407,10 +8338,10 @@
           <w:tcPr>
             <w:tcW w:w="948" w:type="dxa"/>
             <w:tcBorders>
-              <w:top w:val="single" w:color="000000" w:sz="4" w:space="0"/>
-              <w:left w:val="single" w:color="000000" w:sz="4" w:space="0"/>
-              <w:bottom w:val="single" w:color="000000" w:sz="4" w:space="0"/>
-              <w:right w:val="single" w:color="000000" w:sz="4" w:space="0"/>
+              <w:top w:val="single" w:sz="4" w:space="0" w:color="000000"/>
+              <w:left w:val="single" w:sz="4" w:space="0" w:color="000000"/>
+              <w:bottom w:val="single" w:sz="4" w:space="0" w:color="000000"/>
+              <w:right w:val="single" w:sz="4" w:space="0" w:color="000000"/>
             </w:tcBorders>
             <w:shd w:val="clear" w:color="auto" w:fill="C0C0C0"/>
             <w:vAlign w:val="center"/>
@@ -8424,7 +8355,7 @@
               <w:jc w:val="center"/>
               <w:textAlignment w:val="center"/>
               <w:rPr>
-                <w:rFonts w:hint="default" w:ascii="楷体_GB2312" w:hAnsi="宋体" w:eastAsia="楷体_GB2312" w:cs="楷体_GB2312"/>
+                <w:rFonts w:ascii="楷体_GB2312" w:eastAsia="楷体_GB2312" w:hAnsi="宋体" w:cs="楷体_GB2312" w:hint="default"/>
                 <w:b/>
                 <w:bCs/>
                 <w:i w:val="0"/>
@@ -8437,7 +8368,7 @@
             </w:pPr>
             <w:r>
               <w:rPr>
-                <w:rFonts w:hint="default" w:ascii="楷体_GB2312" w:hAnsi="宋体" w:eastAsia="楷体_GB2312" w:cs="楷体_GB2312"/>
+                <w:rFonts w:ascii="楷体_GB2312" w:eastAsia="楷体_GB2312" w:hAnsi="宋体" w:cs="楷体_GB2312" w:hint="default"/>
                 <w:b/>
                 <w:bCs/>
                 <w:i w:val="0"/>
@@ -8448,7 +8379,7 @@
                 <w:sz w:val="22"/>
                 <w:szCs w:val="22"/>
                 <w:u w:val="none"/>
-                <w:lang w:val="en-US" w:eastAsia="zh-CN" w:bidi="ar"/>
+                <w:lang w:val="en-US" w:eastAsia="zh-CN"/>
               </w:rPr>
               <w:t>频度</w:t>
             </w:r>
@@ -8457,14 +8388,8 @@
       </w:tr>
       <w:tr>
         <w:tblPrEx>
-          <w:tblBorders>
-            <w:top w:val="none" w:color="auto" w:sz="0" w:space="0"/>
-            <w:left w:val="none" w:color="auto" w:sz="0" w:space="0"/>
-            <w:bottom w:val="none" w:color="auto" w:sz="0" w:space="0"/>
-            <w:right w:val="none" w:color="auto" w:sz="0" w:space="0"/>
-            <w:insideH w:val="none" w:color="auto" w:sz="0" w:space="0"/>
-            <w:insideV w:val="none" w:color="auto" w:sz="0" w:space="0"/>
-          </w:tblBorders>
+          <w:tblW w:w="7675" w:type="dxa"/>
+          <w:tblInd w:w="96" w:type="dxa"/>
           <w:shd w:val="clear" w:color="auto" w:fill="auto"/>
           <w:tblCellMar>
             <w:top w:w="0" w:type="dxa"/>
@@ -8474,16 +8399,16 @@
           </w:tblCellMar>
         </w:tblPrEx>
         <w:trPr>
-          <w:trHeight w:val="493" w:hRule="atLeast"/>
+          <w:trHeight w:val="493"/>
         </w:trPr>
         <w:tc>
           <w:tcPr>
             <w:tcW w:w="2227" w:type="dxa"/>
             <w:tcBorders>
-              <w:top w:val="single" w:color="000000" w:sz="4" w:space="0"/>
-              <w:left w:val="single" w:color="000000" w:sz="4" w:space="0"/>
-              <w:bottom w:val="single" w:color="000000" w:sz="4" w:space="0"/>
-              <w:right w:val="single" w:color="000000" w:sz="4" w:space="0"/>
+              <w:top w:val="single" w:sz="4" w:space="0" w:color="000000"/>
+              <w:left w:val="single" w:sz="4" w:space="0" w:color="000000"/>
+              <w:bottom w:val="single" w:sz="4" w:space="0" w:color="000000"/>
+              <w:right w:val="single" w:sz="4" w:space="0" w:color="000000"/>
             </w:tcBorders>
             <w:shd w:val="clear" w:color="auto" w:fill="auto"/>
             <w:vAlign w:val="center"/>
@@ -8497,7 +8422,7 @@
               <w:jc w:val="left"/>
               <w:textAlignment w:val="center"/>
               <w:rPr>
-                <w:rFonts w:hint="default" w:ascii="楷体_GB2312" w:hAnsi="宋体" w:eastAsia="楷体_GB2312" w:cs="楷体_GB2312"/>
+                <w:rFonts w:ascii="楷体_GB2312" w:eastAsia="楷体_GB2312" w:hAnsi="宋体" w:cs="楷体_GB2312" w:hint="default"/>
                 <w:b/>
                 <w:bCs/>
                 <w:i w:val="0"/>
@@ -8508,12 +8433,12 @@
                 <w:sz w:val="22"/>
                 <w:szCs w:val="22"/>
                 <w:u w:val="none"/>
-                <w:lang w:val="en-US" w:eastAsia="zh-CN" w:bidi="ar"/>
+                <w:lang w:val="en-US" w:eastAsia="zh-CN"/>
               </w:rPr>
             </w:pPr>
             <w:r>
               <w:rPr>
-                <w:rFonts w:hint="eastAsia" w:ascii="宋体" w:hAnsi="宋体" w:eastAsia="宋体" w:cs="宋体"/>
+                <w:rFonts w:ascii="宋体" w:eastAsia="宋体" w:hAnsi="宋体" w:cs="宋体" w:hint="eastAsia"/>
                 <w:i w:val="0"/>
                 <w:iCs w:val="0"/>
                 <w:snapToGrid w:val="0"/>
@@ -8522,7 +8447,7 @@
                 <w:sz w:val="21"/>
                 <w:szCs w:val="21"/>
                 <w:u w:val="none"/>
-                <w:lang w:val="en-US" w:eastAsia="zh-CN" w:bidi="ar"/>
+                <w:lang w:val="en-US" w:eastAsia="zh-CN"/>
               </w:rPr>
               <w:t>信息安全事件数量</w:t>
             </w:r>
@@ -8532,10 +8457,10 @@
           <w:tcPr>
             <w:tcW w:w="1092" w:type="dxa"/>
             <w:tcBorders>
-              <w:top w:val="single" w:color="000000" w:sz="4" w:space="0"/>
-              <w:left w:val="single" w:color="000000" w:sz="4" w:space="0"/>
-              <w:bottom w:val="single" w:color="000000" w:sz="4" w:space="0"/>
-              <w:right w:val="single" w:color="000000" w:sz="4" w:space="0"/>
+              <w:top w:val="single" w:sz="4" w:space="0" w:color="000000"/>
+              <w:left w:val="single" w:sz="4" w:space="0" w:color="000000"/>
+              <w:bottom w:val="single" w:sz="4" w:space="0" w:color="000000"/>
+              <w:right w:val="single" w:sz="4" w:space="0" w:color="000000"/>
             </w:tcBorders>
             <w:shd w:val="clear" w:color="auto" w:fill="auto"/>
             <w:vAlign w:val="center"/>
@@ -8549,7 +8474,7 @@
               <w:jc w:val="left"/>
               <w:textAlignment w:val="center"/>
               <w:rPr>
-                <w:rFonts w:hint="default" w:ascii="楷体_GB2312" w:hAnsi="宋体" w:eastAsia="楷体_GB2312" w:cs="楷体_GB2312"/>
+                <w:rFonts w:ascii="楷体_GB2312" w:eastAsia="楷体_GB2312" w:hAnsi="宋体" w:cs="楷体_GB2312" w:hint="default"/>
                 <w:b/>
                 <w:bCs/>
                 <w:i w:val="0"/>
@@ -8560,12 +8485,12 @@
                 <w:sz w:val="22"/>
                 <w:szCs w:val="22"/>
                 <w:u w:val="none"/>
-                <w:lang w:val="en-US" w:eastAsia="zh-CN" w:bidi="ar"/>
+                <w:lang w:val="en-US" w:eastAsia="zh-CN"/>
               </w:rPr>
             </w:pPr>
             <w:r>
               <w:rPr>
-                <w:rFonts w:hint="eastAsia" w:ascii="宋体" w:hAnsi="宋体" w:eastAsia="宋体" w:cs="宋体"/>
+                <w:rFonts w:ascii="宋体" w:eastAsia="宋体" w:hAnsi="宋体" w:cs="宋体" w:hint="eastAsia"/>
                 <w:i w:val="0"/>
                 <w:iCs w:val="0"/>
                 <w:snapToGrid w:val="0"/>
@@ -8574,7 +8499,7 @@
                 <w:sz w:val="21"/>
                 <w:szCs w:val="21"/>
                 <w:u w:val="none"/>
-                <w:lang w:val="en-US" w:eastAsia="zh-CN" w:bidi="ar"/>
+                <w:lang w:val="en-US" w:eastAsia="zh-CN"/>
               </w:rPr>
               <w:t>≤1次</w:t>
             </w:r>
@@ -8584,10 +8509,10 @@
           <w:tcPr>
             <w:tcW w:w="3408" w:type="dxa"/>
             <w:tcBorders>
-              <w:top w:val="single" w:color="000000" w:sz="4" w:space="0"/>
-              <w:left w:val="single" w:color="000000" w:sz="4" w:space="0"/>
-              <w:bottom w:val="single" w:color="000000" w:sz="4" w:space="0"/>
-              <w:right w:val="single" w:color="000000" w:sz="4" w:space="0"/>
+              <w:top w:val="single" w:sz="4" w:space="0" w:color="000000"/>
+              <w:left w:val="single" w:sz="4" w:space="0" w:color="000000"/>
+              <w:bottom w:val="single" w:sz="4" w:space="0" w:color="000000"/>
+              <w:right w:val="single" w:sz="4" w:space="0" w:color="000000"/>
             </w:tcBorders>
             <w:shd w:val="clear" w:color="auto" w:fill="auto"/>
             <w:vAlign w:val="center"/>
@@ -8601,7 +8526,7 @@
               <w:jc w:val="left"/>
               <w:textAlignment w:val="center"/>
               <w:rPr>
-                <w:rFonts w:hint="default" w:ascii="楷体_GB2312" w:hAnsi="宋体" w:eastAsia="楷体_GB2312" w:cs="楷体_GB2312"/>
+                <w:rFonts w:ascii="楷体_GB2312" w:eastAsia="楷体_GB2312" w:hAnsi="宋体" w:cs="楷体_GB2312" w:hint="default"/>
                 <w:b/>
                 <w:bCs/>
                 <w:i w:val="0"/>
@@ -8612,12 +8537,12 @@
                 <w:sz w:val="22"/>
                 <w:szCs w:val="22"/>
                 <w:u w:val="none"/>
-                <w:lang w:val="en-US" w:eastAsia="zh-CN" w:bidi="ar"/>
+                <w:lang w:val="en-US" w:eastAsia="zh-CN"/>
               </w:rPr>
             </w:pPr>
             <w:r>
               <w:rPr>
-                <w:rFonts w:hint="eastAsia" w:ascii="宋体" w:hAnsi="宋体" w:eastAsia="宋体" w:cs="宋体"/>
+                <w:rFonts w:ascii="宋体" w:eastAsia="宋体" w:hAnsi="宋体" w:cs="宋体" w:hint="eastAsia"/>
                 <w:i w:val="0"/>
                 <w:iCs w:val="0"/>
                 <w:snapToGrid w:val="0"/>
@@ -8626,7 +8551,7 @@
                 <w:sz w:val="21"/>
                 <w:szCs w:val="21"/>
                 <w:u w:val="none"/>
-                <w:lang w:val="en-US" w:eastAsia="zh-CN" w:bidi="ar"/>
+                <w:lang w:val="en-US" w:eastAsia="zh-CN"/>
               </w:rPr>
               <w:t>我方人员造成信息安全事件的次数</w:t>
             </w:r>
@@ -8636,10 +8561,10 @@
           <w:tcPr>
             <w:tcW w:w="948" w:type="dxa"/>
             <w:tcBorders>
-              <w:top w:val="single" w:color="000000" w:sz="4" w:space="0"/>
-              <w:left w:val="single" w:color="000000" w:sz="4" w:space="0"/>
-              <w:bottom w:val="single" w:color="000000" w:sz="4" w:space="0"/>
-              <w:right w:val="single" w:color="000000" w:sz="4" w:space="0"/>
+              <w:top w:val="single" w:sz="4" w:space="0" w:color="000000"/>
+              <w:left w:val="single" w:sz="4" w:space="0" w:color="000000"/>
+              <w:bottom w:val="single" w:sz="4" w:space="0" w:color="000000"/>
+              <w:right w:val="single" w:sz="4" w:space="0" w:color="000000"/>
             </w:tcBorders>
             <w:shd w:val="clear" w:color="auto" w:fill="auto"/>
             <w:vAlign w:val="center"/>
@@ -8653,7 +8578,7 @@
               <w:jc w:val="left"/>
               <w:textAlignment w:val="center"/>
               <w:rPr>
-                <w:rFonts w:hint="default" w:ascii="楷体_GB2312" w:hAnsi="宋体" w:eastAsia="楷体_GB2312" w:cs="楷体_GB2312"/>
+                <w:rFonts w:ascii="楷体_GB2312" w:eastAsia="楷体_GB2312" w:hAnsi="宋体" w:cs="楷体_GB2312" w:hint="default"/>
                 <w:b/>
                 <w:bCs/>
                 <w:i w:val="0"/>
@@ -8664,12 +8589,12 @@
                 <w:sz w:val="22"/>
                 <w:szCs w:val="22"/>
                 <w:u w:val="none"/>
-                <w:lang w:val="en-US" w:eastAsia="zh-CN" w:bidi="ar"/>
+                <w:lang w:val="en-US" w:eastAsia="zh-CN"/>
               </w:rPr>
             </w:pPr>
             <w:r>
               <w:rPr>
-                <w:rFonts w:hint="eastAsia" w:ascii="宋体" w:hAnsi="宋体" w:eastAsia="宋体" w:cs="宋体"/>
+                <w:rFonts w:ascii="宋体" w:eastAsia="宋体" w:hAnsi="宋体" w:cs="宋体" w:hint="eastAsia"/>
                 <w:i w:val="0"/>
                 <w:iCs w:val="0"/>
                 <w:snapToGrid w:val="0"/>
@@ -8678,7 +8603,7 @@
                 <w:sz w:val="21"/>
                 <w:szCs w:val="21"/>
                 <w:u w:val="none"/>
-                <w:lang w:val="en-US" w:eastAsia="zh-CN" w:bidi="ar"/>
+                <w:lang w:val="en-US" w:eastAsia="zh-CN"/>
               </w:rPr>
               <w:t>年度</w:t>
             </w:r>
@@ -8688,14 +8613,14 @@
     </w:tbl>
     <w:p>
       <w:pPr>
-        <w:pStyle w:val="28"/>
+        <w:pStyle w:val="1"/>
         <w:bidi w:val="0"/>
         <w:rPr>
           <w:rFonts w:hint="eastAsia"/>
           <w:lang w:val="en-US" w:eastAsia="zh-CN"/>
         </w:rPr>
       </w:pPr>
-      <w:bookmarkStart w:id="25" w:name="_Toc29077"/>
+      <w:bookmarkStart w:id="26" w:name="_Toc29077"/>
       <w:r>
         <w:rPr>
           <w:rFonts w:hint="eastAsia"/>
@@ -8703,11 +8628,11 @@
         </w:rPr>
         <w:t>附则</w:t>
       </w:r>
-      <w:bookmarkEnd w:id="25"/>
+      <w:bookmarkEnd w:id="26"/>
     </w:p>
     <w:p>
       <w:pPr>
-        <w:pStyle w:val="29"/>
+        <w:pStyle w:val="a1"/>
         <w:bidi w:val="0"/>
         <w:rPr>
           <w:rFonts w:hint="eastAsia"/>
@@ -8724,7 +8649,7 @@
     </w:p>
     <w:p>
       <w:pPr>
-        <w:pStyle w:val="29"/>
+        <w:pStyle w:val="a1"/>
         <w:bidi w:val="0"/>
         <w:rPr>
           <w:rFonts w:hint="eastAsia"/>
@@ -8741,7 +8666,7 @@
     </w:p>
     <w:p>
       <w:pPr>
-        <w:pStyle w:val="29"/>
+        <w:pStyle w:val="a1"/>
         <w:bidi w:val="0"/>
         <w:rPr>
           <w:rFonts w:hint="eastAsia"/>
@@ -8758,7 +8683,7 @@
     </w:p>
     <w:p>
       <w:pPr>
-        <w:pStyle w:val="29"/>
+        <w:pStyle w:val="a1"/>
         <w:bidi w:val="0"/>
         <w:rPr>
           <w:rFonts w:hint="eastAsia"/>
@@ -8774,73 +8699,23 @@
       </w:r>
     </w:p>
     <w:sectPr>
-      <w:headerReference r:id="rId5" w:type="default"/>
+      <w:headerReference w:type="default" r:id="rId7"/>
       <w:pgSz w:w="11906" w:h="16838"/>
       <w:pgMar w:top="1417" w:right="1800" w:bottom="1440" w:left="1800" w:header="1140" w:footer="992" w:gutter="0"/>
-      <w:cols w:space="425" w:num="1"/>
+      <w:cols w:num="1" w:space="425"/>
       <w:docGrid w:type="lines" w:linePitch="312" w:charSpace="0"/>
     </w:sectPr>
   </w:body>
 </w:document>
 </file>
 
-<file path=word/endnotes.xml><?xml version="1.0" encoding="utf-8"?>
-<w:endnotes xmlns:wpc="http://schemas.microsoft.com/office/word/2010/wordprocessingCanvas" xmlns:mc="http://schemas.openxmlformats.org/markup-compatibility/2006" xmlns:o="urn:schemas-microsoft-com:office:office" xmlns:r="http://schemas.openxmlformats.org/officeDocument/2006/relationships" xmlns:m="http://schemas.openxmlformats.org/officeDocument/2006/math" xmlns:v="urn:schemas-microsoft-com:vml" xmlns:wp14="http://schemas.microsoft.com/office/word/2010/wordprocessingDrawing" xmlns:wp="http://schemas.openxmlformats.org/drawingml/2006/wordprocessingDrawing" xmlns:w="http://schemas.openxmlformats.org/wordprocessingml/2006/main" xmlns:w14="http://schemas.microsoft.com/office/word/2010/wordml" xmlns:w15="http://schemas.microsoft.com/office/word/2012/wordml" xmlns:w10="urn:schemas-microsoft-com:office:word" xmlns:wpg="http://schemas.microsoft.com/office/word/2010/wordprocessingGroup" xmlns:wpi="http://schemas.microsoft.com/office/word/2010/wordprocessingInk" xmlns:wne="http://schemas.microsoft.com/office/word/2006/wordml" xmlns:wps="http://schemas.microsoft.com/office/word/2010/wordprocessingShape" xmlns:wpsCustomData="http://www.wps.cn/officeDocument/2013/wpsCustomData" mc:Ignorable="w14 w15 wp14">
-  <w:endnote w:type="separator" w:id="0">
-    <w:p>
-      <w:pPr>
-        <w:spacing w:line="240" w:lineRule="auto"/>
-      </w:pPr>
-      <w:r>
-        <w:separator/>
-      </w:r>
-    </w:p>
-  </w:endnote>
-  <w:endnote w:type="continuationSeparator" w:id="1">
-    <w:p>
-      <w:pPr>
-        <w:spacing w:line="240" w:lineRule="auto"/>
-      </w:pPr>
-      <w:r>
-        <w:continuationSeparator/>
-      </w:r>
-    </w:p>
-  </w:endnote>
-</w:endnotes>
-</file>
-
-<file path=word/footnotes.xml><?xml version="1.0" encoding="utf-8"?>
-<w:footnotes xmlns:wpc="http://schemas.microsoft.com/office/word/2010/wordprocessingCanvas" xmlns:mc="http://schemas.openxmlformats.org/markup-compatibility/2006" xmlns:o="urn:schemas-microsoft-com:office:office" xmlns:r="http://schemas.openxmlformats.org/officeDocument/2006/relationships" xmlns:m="http://schemas.openxmlformats.org/officeDocument/2006/math" xmlns:v="urn:schemas-microsoft-com:vml" xmlns:wp14="http://schemas.microsoft.com/office/word/2010/wordprocessingDrawing" xmlns:wp="http://schemas.openxmlformats.org/drawingml/2006/wordprocessingDrawing" xmlns:w="http://schemas.openxmlformats.org/wordprocessingml/2006/main" xmlns:w14="http://schemas.microsoft.com/office/word/2010/wordml" xmlns:w15="http://schemas.microsoft.com/office/word/2012/wordml" xmlns:w10="urn:schemas-microsoft-com:office:word" xmlns:wpg="http://schemas.microsoft.com/office/word/2010/wordprocessingGroup" xmlns:wpi="http://schemas.microsoft.com/office/word/2010/wordprocessingInk" xmlns:wne="http://schemas.microsoft.com/office/word/2006/wordml" xmlns:wps="http://schemas.microsoft.com/office/word/2010/wordprocessingShape" xmlns:wpsCustomData="http://www.wps.cn/officeDocument/2013/wpsCustomData" mc:Ignorable="w14 w15 wp14">
-  <w:footnote w:type="separator" w:id="0">
-    <w:p>
-      <w:pPr>
-        <w:spacing w:line="360" w:lineRule="auto"/>
-      </w:pPr>
-      <w:r>
-        <w:separator/>
-      </w:r>
-    </w:p>
-  </w:footnote>
-  <w:footnote w:type="continuationSeparator" w:id="1">
-    <w:p>
-      <w:pPr>
-        <w:spacing w:line="360" w:lineRule="auto"/>
-      </w:pPr>
-      <w:r>
-        <w:continuationSeparator/>
-      </w:r>
-    </w:p>
-  </w:footnote>
-</w:footnotes>
-</file>
-
 <file path=word/header1.xml><?xml version="1.0" encoding="utf-8"?>
-<w:hdr xmlns:wpc="http://schemas.microsoft.com/office/word/2010/wordprocessingCanvas" xmlns:mc="http://schemas.openxmlformats.org/markup-compatibility/2006" xmlns:o="urn:schemas-microsoft-com:office:office" xmlns:r="http://schemas.openxmlformats.org/officeDocument/2006/relationships" xmlns:m="http://schemas.openxmlformats.org/officeDocument/2006/math" xmlns:v="urn:schemas-microsoft-com:vml" xmlns:wp14="http://schemas.microsoft.com/office/word/2010/wordprocessingDrawing" xmlns:wp="http://schemas.openxmlformats.org/drawingml/2006/wordprocessingDrawing" xmlns:w10="urn:schemas-microsoft-com:office:word" xmlns:w="http://schemas.openxmlformats.org/wordprocessingml/2006/main" xmlns:w14="http://schemas.microsoft.com/office/word/2010/wordml" xmlns:w15="http://schemas.microsoft.com/office/word/2012/wordml" xmlns:wpg="http://schemas.microsoft.com/office/word/2010/wordprocessingGroup" xmlns:wpi="http://schemas.microsoft.com/office/word/2010/wordprocessingInk" xmlns:wne="http://schemas.microsoft.com/office/word/2006/wordml" xmlns:wps="http://schemas.microsoft.com/office/word/2010/wordprocessingShape" xmlns:wpsCustomData="http://www.wps.cn/officeDocument/2013/wpsCustomData" mc:Ignorable="w14 w15 wp14">
+<w:hdr xmlns:wpc="http://schemas.microsoft.com/office/word/2010/wordprocessingCanvas" xmlns:mc="http://schemas.openxmlformats.org/markup-compatibility/2006" xmlns:o="urn:schemas-microsoft-com:office:office" xmlns:r="http://schemas.openxmlformats.org/officeDocument/2006/relationships" xmlns:m="http://schemas.openxmlformats.org/officeDocument/2006/math" xmlns:v="urn:schemas-microsoft-com:vml" xmlns:wp14="http://schemas.microsoft.com/office/word/2010/wordprocessingDrawing" xmlns:wp="http://schemas.openxmlformats.org/drawingml/2006/wordprocessingDrawing" xmlns:w10="urn:schemas-microsoft-com:office:word" xmlns:w="http://schemas.openxmlformats.org/wordprocessingml/2006/main" xmlns:w14="http://schemas.microsoft.com/office/word/2010/wordml" xmlns:w15="http://schemas.microsoft.com/office/word/2012/wordml" xmlns:wne="http://schemas.microsoft.com/office/word/2006/wordml" xmlns:wpg="http://schemas.microsoft.com/office/word/2010/wordprocessingGroup" xmlns:wpi="http://schemas.microsoft.com/office/word/2010/wordprocessingInk" xmlns:wps="http://schemas.microsoft.com/office/word/2010/wordprocessingShape" mc:Ignorable="w14 w15 wp14">
   <w:p>
     <w:pPr>
-      <w:pStyle w:val="15"/>
+      <w:pStyle w:val="Header"/>
       <w:pBdr>
-        <w:bottom w:val="single" w:color="auto" w:sz="4" w:space="1"/>
+        <w:bottom w:val="single" w:sz="4" w:space="1" w:color="auto"/>
       </w:pBdr>
       <w:tabs>
         <w:tab w:val="left" w:pos="335"/>
@@ -8848,27 +8723,27 @@
       </w:tabs>
       <w:jc w:val="right"/>
       <w:rPr>
-        <w:rFonts w:hint="eastAsia" w:eastAsiaTheme="minorEastAsia"/>
+        <w:rFonts w:eastAsiaTheme="minorEastAsia" w:hint="eastAsia"/>
         <w:lang w:eastAsia="zh-CN"/>
       </w:rPr>
     </w:pPr>
     <w:r>
       <w:rPr>
-        <w:rFonts w:hint="eastAsia" w:eastAsiaTheme="minorEastAsia"/>
+        <w:rFonts w:eastAsiaTheme="minorEastAsia" w:hint="eastAsia"/>
         <w:lang w:val="en-US" w:eastAsia="zh-CN"/>
       </w:rPr>
       <w:tab/>
     </w:r>
     <w:r>
       <w:rPr>
-        <w:rFonts w:hint="eastAsia" w:eastAsiaTheme="minorEastAsia"/>
+        <w:rFonts w:eastAsiaTheme="minorEastAsia" w:hint="eastAsia"/>
         <w:lang w:val="en-US" w:eastAsia="zh-CN"/>
       </w:rPr>
       <w:tab/>
     </w:r>
     <w:r>
       <w:rPr>
-        <w:rFonts w:hint="eastAsia" w:eastAsiaTheme="minorEastAsia"/>
+        <w:rFonts w:eastAsiaTheme="minorEastAsia" w:hint="eastAsia"/>
         <w:lang w:val="en-US" w:eastAsia="zh-CN"/>
       </w:rPr>
       <w:t>江西通信产业服务有限公司</w:t>
@@ -8878,15 +8753,15 @@
 </file>
 
 <file path=word/numbering.xml><?xml version="1.0" encoding="utf-8"?>
-<w:numbering xmlns:wpc="http://schemas.microsoft.com/office/word/2010/wordprocessingCanvas" xmlns:mc="http://schemas.openxmlformats.org/markup-compatibility/2006" xmlns:o="urn:schemas-microsoft-com:office:office" xmlns:r="http://schemas.openxmlformats.org/officeDocument/2006/relationships" xmlns:m="http://schemas.openxmlformats.org/officeDocument/2006/math" xmlns:v="urn:schemas-microsoft-com:vml" xmlns:wp14="http://schemas.microsoft.com/office/word/2010/wordprocessingDrawing" xmlns:wp="http://schemas.openxmlformats.org/drawingml/2006/wordprocessingDrawing" xmlns:w10="urn:schemas-microsoft-com:office:word" xmlns:w="http://schemas.openxmlformats.org/wordprocessingml/2006/main" xmlns:w14="http://schemas.microsoft.com/office/word/2010/wordml" xmlns:wpg="http://schemas.microsoft.com/office/word/2010/wordprocessingGroup" xmlns:wpi="http://schemas.microsoft.com/office/word/2010/wordprocessingInk" xmlns:wne="http://schemas.microsoft.com/office/word/2006/wordml" xmlns:wps="http://schemas.microsoft.com/office/word/2010/wordprocessingShape" xmlns:wpsCustomData="http://www.wps.cn/officeDocument/2013/wpsCustomData" mc:Ignorable="w14 wp14">
+<w:numbering xmlns:wpc="http://schemas.microsoft.com/office/word/2010/wordprocessingCanvas" xmlns:mc="http://schemas.openxmlformats.org/markup-compatibility/2006" xmlns:o="urn:schemas-microsoft-com:office:office" xmlns:r="http://schemas.openxmlformats.org/officeDocument/2006/relationships" xmlns:m="http://schemas.openxmlformats.org/officeDocument/2006/math" xmlns:v="urn:schemas-microsoft-com:vml" xmlns:wp14="http://schemas.microsoft.com/office/word/2010/wordprocessingDrawing" xmlns:wp="http://schemas.openxmlformats.org/drawingml/2006/wordprocessingDrawing" xmlns:w10="urn:schemas-microsoft-com:office:word" xmlns:w="http://schemas.openxmlformats.org/wordprocessingml/2006/main" xmlns:w14="http://schemas.microsoft.com/office/word/2010/wordml" xmlns:w15="http://schemas.microsoft.com/office/word/2012/wordml" xmlns:wne="http://schemas.microsoft.com/office/word/2006/wordml" xmlns:wpg="http://schemas.microsoft.com/office/word/2010/wordprocessingGroup" xmlns:wpi="http://schemas.microsoft.com/office/word/2010/wordprocessingInk" xmlns:wps="http://schemas.microsoft.com/office/word/2010/wordprocessingShape" mc:Ignorable="w14 w15 wp14">
   <w:abstractNum w:abstractNumId="0">
     <w:nsid w:val="8E964DCE"/>
     <w:multiLevelType w:val="multilevel"/>
     <w:tmpl w:val="8E964DCE"/>
-    <w:lvl w:ilvl="0" w:tentative="0">
+    <w:lvl w:ilvl="0">
       <w:start w:val="1"/>
       <w:numFmt w:val="decimal"/>
-      <w:pStyle w:val="2"/>
+      <w:pStyle w:val="Heading1"/>
       <w:lvlText w:val="%1."/>
       <w:lvlJc w:val="left"/>
       <w:pPr>
@@ -8896,10 +8771,10 @@
         <w:rFonts w:hint="default"/>
       </w:rPr>
     </w:lvl>
-    <w:lvl w:ilvl="1" w:tentative="0">
+    <w:lvl w:ilvl="1">
       <w:start w:val="1"/>
       <w:numFmt w:val="decimal"/>
-      <w:pStyle w:val="3"/>
+      <w:pStyle w:val="Heading2"/>
       <w:lvlText w:val="%1.%2."/>
       <w:lvlJc w:val="left"/>
       <w:pPr>
@@ -8909,10 +8784,10 @@
         <w:rFonts w:hint="default"/>
       </w:rPr>
     </w:lvl>
-    <w:lvl w:ilvl="2" w:tentative="0">
+    <w:lvl w:ilvl="2">
       <w:start w:val="1"/>
       <w:numFmt w:val="decimal"/>
-      <w:pStyle w:val="4"/>
+      <w:pStyle w:val="Heading3"/>
       <w:lvlText w:val="%1.%2.%3."/>
       <w:lvlJc w:val="left"/>
       <w:pPr>
@@ -8922,10 +8797,10 @@
         <w:rFonts w:hint="default"/>
       </w:rPr>
     </w:lvl>
-    <w:lvl w:ilvl="3" w:tentative="0">
+    <w:lvl w:ilvl="3">
       <w:start w:val="1"/>
       <w:numFmt w:val="decimal"/>
-      <w:pStyle w:val="5"/>
+      <w:pStyle w:val="Heading4"/>
       <w:lvlText w:val="%1.%2.%3.%4."/>
       <w:lvlJc w:val="left"/>
       <w:pPr>
@@ -8935,10 +8810,10 @@
         <w:rFonts w:hint="default"/>
       </w:rPr>
     </w:lvl>
-    <w:lvl w:ilvl="4" w:tentative="0">
+    <w:lvl w:ilvl="4">
       <w:start w:val="1"/>
       <w:numFmt w:val="decimal"/>
-      <w:pStyle w:val="6"/>
+      <w:pStyle w:val="Heading5"/>
       <w:lvlText w:val="%1.%2.%3.%4.%5."/>
       <w:lvlJc w:val="left"/>
       <w:pPr>
@@ -8948,10 +8823,10 @@
         <w:rFonts w:hint="default"/>
       </w:rPr>
     </w:lvl>
-    <w:lvl w:ilvl="5" w:tentative="0">
+    <w:lvl w:ilvl="5">
       <w:start w:val="1"/>
       <w:numFmt w:val="decimal"/>
-      <w:pStyle w:val="7"/>
+      <w:pStyle w:val="Heading6"/>
       <w:lvlText w:val="%1.%2.%3.%4.%5.%6."/>
       <w:lvlJc w:val="left"/>
       <w:pPr>
@@ -8961,10 +8836,10 @@
         <w:rFonts w:hint="default"/>
       </w:rPr>
     </w:lvl>
-    <w:lvl w:ilvl="6" w:tentative="0">
+    <w:lvl w:ilvl="6">
       <w:start w:val="1"/>
       <w:numFmt w:val="decimal"/>
-      <w:pStyle w:val="8"/>
+      <w:pStyle w:val="Heading7"/>
       <w:lvlText w:val="%1.%2.%3.%4.%5.%6.%7."/>
       <w:lvlJc w:val="left"/>
       <w:pPr>
@@ -8974,10 +8849,10 @@
         <w:rFonts w:hint="default"/>
       </w:rPr>
     </w:lvl>
-    <w:lvl w:ilvl="7" w:tentative="0">
+    <w:lvl w:ilvl="7">
       <w:start w:val="1"/>
       <w:numFmt w:val="decimal"/>
-      <w:pStyle w:val="9"/>
+      <w:pStyle w:val="Heading8"/>
       <w:lvlText w:val="%1.%2.%3.%4.%5.%6.%7.%8."/>
       <w:lvlJc w:val="left"/>
       <w:pPr>
@@ -8987,10 +8862,10 @@
         <w:rFonts w:hint="default"/>
       </w:rPr>
     </w:lvl>
-    <w:lvl w:ilvl="8" w:tentative="0">
+    <w:lvl w:ilvl="8">
       <w:start w:val="1"/>
       <w:numFmt w:val="decimal"/>
-      <w:pStyle w:val="10"/>
+      <w:pStyle w:val="Heading9"/>
       <w:lvlText w:val="%1.%2.%3.%4.%5.%6.%7.%8.%9."/>
       <w:lvlJc w:val="left"/>
       <w:pPr>
@@ -9008,269 +8883,267 @@
 </file>
 
 <file path=word/styles.xml><?xml version="1.0" encoding="utf-8"?>
-<w:styles xmlns:mc="http://schemas.openxmlformats.org/markup-compatibility/2006" xmlns:o="urn:schemas-microsoft-com:office:office" xmlns:r="http://schemas.openxmlformats.org/officeDocument/2006/relationships" xmlns:m="http://schemas.openxmlformats.org/officeDocument/2006/math" xmlns:v="urn:schemas-microsoft-com:vml" xmlns:w="http://schemas.openxmlformats.org/wordprocessingml/2006/main" xmlns:w14="http://schemas.microsoft.com/office/word/2010/wordml" xmlns:w10="urn:schemas-microsoft-com:office:word" xmlns:sl="http://schemas.openxmlformats.org/schemaLibrary/2006/main" xmlns:wpsCustomData="http://www.wps.cn/officeDocument/2013/wpsCustomData" mc:Ignorable="w14">
+<w:styles xmlns:mc="http://schemas.openxmlformats.org/markup-compatibility/2006" xmlns:r="http://schemas.openxmlformats.org/officeDocument/2006/relationships" xmlns:w="http://schemas.openxmlformats.org/wordprocessingml/2006/main" xmlns:w14="http://schemas.microsoft.com/office/word/2010/wordml" xmlns:w15="http://schemas.microsoft.com/office/word/2012/wordml" mc:Ignorable="w14 w15">
   <w:docDefaults>
     <w:rPrDefault>
       <w:rPr>
-        <w:rFonts w:ascii="Times New Roman" w:hAnsi="Times New Roman" w:eastAsia="宋体" w:cs="Times New Roman"/>
+        <w:rFonts w:ascii="Times New Roman" w:eastAsia="宋体" w:hAnsi="Times New Roman" w:cs="Times New Roman"/>
       </w:rPr>
     </w:rPrDefault>
     <w:pPrDefault/>
   </w:docDefaults>
-  <w:latentStyles w:count="260" w:defQFormat="0" w:defUnhideWhenUsed="1" w:defSemiHidden="1" w:defUIPriority="99" w:defLockedState="0">
-    <w:lsdException w:qFormat="1" w:unhideWhenUsed="0" w:uiPriority="0" w:semiHidden="0" w:name="Normal"/>
-    <w:lsdException w:qFormat="1" w:unhideWhenUsed="0" w:uiPriority="0" w:semiHidden="0" w:name="heading 1"/>
-    <w:lsdException w:qFormat="1" w:uiPriority="0" w:semiHidden="0" w:name="heading 2"/>
-    <w:lsdException w:qFormat="1" w:uiPriority="0" w:name="heading 3"/>
-    <w:lsdException w:qFormat="1" w:uiPriority="0" w:semiHidden="0" w:name="heading 4"/>
-    <w:lsdException w:qFormat="1" w:uiPriority="0" w:name="heading 5"/>
-    <w:lsdException w:qFormat="1" w:uiPriority="0" w:name="heading 6"/>
-    <w:lsdException w:qFormat="1" w:uiPriority="0" w:name="heading 7"/>
-    <w:lsdException w:qFormat="1" w:uiPriority="0" w:name="heading 8"/>
-    <w:lsdException w:qFormat="1" w:uiPriority="0" w:name="heading 9"/>
-    <w:lsdException w:unhideWhenUsed="0" w:uiPriority="0" w:semiHidden="0" w:name="index 1"/>
-    <w:lsdException w:unhideWhenUsed="0" w:uiPriority="0" w:semiHidden="0" w:name="index 2"/>
-    <w:lsdException w:unhideWhenUsed="0" w:uiPriority="0" w:semiHidden="0" w:name="index 3"/>
-    <w:lsdException w:unhideWhenUsed="0" w:uiPriority="0" w:semiHidden="0" w:name="index 4"/>
-    <w:lsdException w:unhideWhenUsed="0" w:uiPriority="0" w:semiHidden="0" w:name="index 5"/>
-    <w:lsdException w:unhideWhenUsed="0" w:uiPriority="0" w:semiHidden="0" w:name="index 6"/>
-    <w:lsdException w:unhideWhenUsed="0" w:uiPriority="0" w:semiHidden="0" w:name="index 7"/>
-    <w:lsdException w:unhideWhenUsed="0" w:uiPriority="0" w:semiHidden="0" w:name="index 8"/>
-    <w:lsdException w:unhideWhenUsed="0" w:uiPriority="0" w:semiHidden="0" w:name="index 9"/>
-    <w:lsdException w:qFormat="1" w:unhideWhenUsed="0" w:uiPriority="0" w:semiHidden="0" w:name="toc 1"/>
-    <w:lsdException w:qFormat="1" w:unhideWhenUsed="0" w:uiPriority="0" w:semiHidden="0" w:name="toc 2"/>
-    <w:lsdException w:qFormat="1" w:unhideWhenUsed="0" w:uiPriority="0" w:semiHidden="0" w:name="toc 3"/>
-    <w:lsdException w:unhideWhenUsed="0" w:uiPriority="0" w:semiHidden="0" w:name="toc 4"/>
-    <w:lsdException w:unhideWhenUsed="0" w:uiPriority="0" w:semiHidden="0" w:name="toc 5"/>
-    <w:lsdException w:unhideWhenUsed="0" w:uiPriority="0" w:semiHidden="0" w:name="toc 6"/>
-    <w:lsdException w:unhideWhenUsed="0" w:uiPriority="0" w:semiHidden="0" w:name="toc 7"/>
-    <w:lsdException w:unhideWhenUsed="0" w:uiPriority="0" w:semiHidden="0" w:name="toc 8"/>
-    <w:lsdException w:unhideWhenUsed="0" w:uiPriority="0" w:semiHidden="0" w:name="toc 9"/>
-    <w:lsdException w:unhideWhenUsed="0" w:uiPriority="0" w:semiHidden="0" w:name="Normal Indent"/>
-    <w:lsdException w:unhideWhenUsed="0" w:uiPriority="0" w:semiHidden="0" w:name="footnote text"/>
-    <w:lsdException w:qFormat="1" w:unhideWhenUsed="0" w:uiPriority="0" w:semiHidden="0" w:name="annotation text"/>
-    <w:lsdException w:qFormat="1" w:unhideWhenUsed="0" w:uiPriority="0" w:semiHidden="0" w:name="header"/>
-    <w:lsdException w:qFormat="1" w:unhideWhenUsed="0" w:uiPriority="0" w:semiHidden="0" w:name="footer"/>
-    <w:lsdException w:unhideWhenUsed="0" w:uiPriority="0" w:semiHidden="0" w:name="index heading"/>
-    <w:lsdException w:qFormat="1" w:uiPriority="0" w:name="caption"/>
-    <w:lsdException w:unhideWhenUsed="0" w:uiPriority="0" w:semiHidden="0" w:name="table of figures"/>
-    <w:lsdException w:unhideWhenUsed="0" w:uiPriority="0" w:semiHidden="0" w:name="envelope address"/>
-    <w:lsdException w:unhideWhenUsed="0" w:uiPriority="0" w:semiHidden="0" w:name="envelope return"/>
-    <w:lsdException w:unhideWhenUsed="0" w:uiPriority="0" w:semiHidden="0" w:name="footnote reference"/>
-    <w:lsdException w:unhideWhenUsed="0" w:uiPriority="0" w:semiHidden="0" w:name="annotation reference"/>
-    <w:lsdException w:unhideWhenUsed="0" w:uiPriority="0" w:semiHidden="0" w:name="line number"/>
-    <w:lsdException w:unhideWhenUsed="0" w:uiPriority="0" w:semiHidden="0" w:name="page number"/>
-    <w:lsdException w:unhideWhenUsed="0" w:uiPriority="0" w:semiHidden="0" w:name="endnote reference"/>
-    <w:lsdException w:unhideWhenUsed="0" w:uiPriority="0" w:semiHidden="0" w:name="endnote text"/>
-    <w:lsdException w:unhideWhenUsed="0" w:uiPriority="0" w:semiHidden="0" w:name="table of authorities"/>
-    <w:lsdException w:unhideWhenUsed="0" w:uiPriority="0" w:semiHidden="0" w:name="macro"/>
-    <w:lsdException w:unhideWhenUsed="0" w:uiPriority="0" w:semiHidden="0" w:name="toa heading"/>
-    <w:lsdException w:unhideWhenUsed="0" w:uiPriority="0" w:semiHidden="0" w:name="List"/>
-    <w:lsdException w:unhideWhenUsed="0" w:uiPriority="0" w:semiHidden="0" w:name="List Bullet"/>
-    <w:lsdException w:unhideWhenUsed="0" w:uiPriority="0" w:semiHidden="0" w:name="List Number"/>
-    <w:lsdException w:unhideWhenUsed="0" w:uiPriority="0" w:semiHidden="0" w:name="List 2"/>
-    <w:lsdException w:unhideWhenUsed="0" w:uiPriority="0" w:semiHidden="0" w:name="List 3"/>
-    <w:lsdException w:unhideWhenUsed="0" w:uiPriority="0" w:semiHidden="0" w:name="List 4"/>
-    <w:lsdException w:unhideWhenUsed="0" w:uiPriority="0" w:semiHidden="0" w:name="List 5"/>
-    <w:lsdException w:unhideWhenUsed="0" w:uiPriority="0" w:semiHidden="0" w:name="List Bullet 2"/>
-    <w:lsdException w:unhideWhenUsed="0" w:uiPriority="0" w:semiHidden="0" w:name="List Bullet 3"/>
-    <w:lsdException w:unhideWhenUsed="0" w:uiPriority="0" w:semiHidden="0" w:name="List Bullet 4"/>
-    <w:lsdException w:unhideWhenUsed="0" w:uiPriority="0" w:semiHidden="0" w:name="List Bullet 5"/>
-    <w:lsdException w:unhideWhenUsed="0" w:uiPriority="0" w:semiHidden="0" w:name="List Number 2"/>
-    <w:lsdException w:unhideWhenUsed="0" w:uiPriority="0" w:semiHidden="0" w:name="List Number 3"/>
-    <w:lsdException w:unhideWhenUsed="0" w:uiPriority="0" w:semiHidden="0" w:name="List Number 4"/>
-    <w:lsdException w:unhideWhenUsed="0" w:uiPriority="0" w:semiHidden="0" w:name="List Number 5"/>
-    <w:lsdException w:qFormat="1" w:unhideWhenUsed="0" w:uiPriority="0" w:semiHidden="0" w:name="Title"/>
-    <w:lsdException w:unhideWhenUsed="0" w:uiPriority="0" w:semiHidden="0" w:name="Closing"/>
-    <w:lsdException w:unhideWhenUsed="0" w:uiPriority="0" w:semiHidden="0" w:name="Signature"/>
-    <w:lsdException w:qFormat="1" w:unhideWhenUsed="0" w:uiPriority="0" w:name="Default Paragraph Font"/>
-    <w:lsdException w:qFormat="1" w:unhideWhenUsed="0" w:uiPriority="0" w:name="Body Text"/>
-    <w:lsdException w:unhideWhenUsed="0" w:uiPriority="0" w:semiHidden="0" w:name="Body Text Indent"/>
-    <w:lsdException w:unhideWhenUsed="0" w:uiPriority="0" w:semiHidden="0" w:name="List Continue"/>
-    <w:lsdException w:unhideWhenUsed="0" w:uiPriority="0" w:semiHidden="0" w:name="List Continue 2"/>
-    <w:lsdException w:unhideWhenUsed="0" w:uiPriority="0" w:semiHidden="0" w:name="List Continue 3"/>
-    <w:lsdException w:unhideWhenUsed="0" w:uiPriority="0" w:semiHidden="0" w:name="List Continue 4"/>
-    <w:lsdException w:unhideWhenUsed="0" w:uiPriority="0" w:semiHidden="0" w:name="List Continue 5"/>
-    <w:lsdException w:unhideWhenUsed="0" w:uiPriority="0" w:semiHidden="0" w:name="Message Header"/>
-    <w:lsdException w:qFormat="1" w:unhideWhenUsed="0" w:uiPriority="0" w:semiHidden="0" w:name="Subtitle"/>
-    <w:lsdException w:unhideWhenUsed="0" w:uiPriority="0" w:semiHidden="0" w:name="Salutation"/>
-    <w:lsdException w:unhideWhenUsed="0" w:uiPriority="0" w:semiHidden="0" w:name="Date"/>
-    <w:lsdException w:unhideWhenUsed="0" w:uiPriority="0" w:semiHidden="0" w:name="Body Text First Indent"/>
-    <w:lsdException w:unhideWhenUsed="0" w:uiPriority="0" w:semiHidden="0" w:name="Body Text First Indent 2"/>
-    <w:lsdException w:uiPriority="99" w:name="Note Heading"/>
-    <w:lsdException w:unhideWhenUsed="0" w:uiPriority="0" w:semiHidden="0" w:name="Body Text 2"/>
-    <w:lsdException w:unhideWhenUsed="0" w:uiPriority="0" w:semiHidden="0" w:name="Body Text 3"/>
-    <w:lsdException w:unhideWhenUsed="0" w:uiPriority="0" w:semiHidden="0" w:name="Body Text Indent 2"/>
-    <w:lsdException w:unhideWhenUsed="0" w:uiPriority="0" w:semiHidden="0" w:name="Body Text Indent 3"/>
-    <w:lsdException w:unhideWhenUsed="0" w:uiPriority="0" w:semiHidden="0" w:name="Block Text"/>
-    <w:lsdException w:unhideWhenUsed="0" w:uiPriority="0" w:semiHidden="0" w:name="Hyperlink"/>
-    <w:lsdException w:unhideWhenUsed="0" w:uiPriority="0" w:semiHidden="0" w:name="FollowedHyperlink"/>
-    <w:lsdException w:qFormat="1" w:unhideWhenUsed="0" w:uiPriority="0" w:semiHidden="0" w:name="Strong"/>
-    <w:lsdException w:qFormat="1" w:unhideWhenUsed="0" w:uiPriority="0" w:semiHidden="0" w:name="Emphasis"/>
-    <w:lsdException w:unhideWhenUsed="0" w:uiPriority="0" w:semiHidden="0" w:name="Document Map"/>
-    <w:lsdException w:unhideWhenUsed="0" w:uiPriority="0" w:semiHidden="0" w:name="Plain Text"/>
-    <w:lsdException w:unhideWhenUsed="0" w:uiPriority="0" w:semiHidden="0" w:name="E-mail Signature"/>
-    <w:lsdException w:qFormat="1" w:unhideWhenUsed="0" w:uiPriority="0" w:semiHidden="0" w:name="Normal (Web)"/>
-    <w:lsdException w:unhideWhenUsed="0" w:uiPriority="0" w:semiHidden="0" w:name="HTML Acronym"/>
-    <w:lsdException w:unhideWhenUsed="0" w:uiPriority="0" w:semiHidden="0" w:name="HTML Address"/>
-    <w:lsdException w:unhideWhenUsed="0" w:uiPriority="0" w:semiHidden="0" w:name="HTML Cite"/>
-    <w:lsdException w:unhideWhenUsed="0" w:uiPriority="0" w:semiHidden="0" w:name="HTML Code"/>
-    <w:lsdException w:unhideWhenUsed="0" w:uiPriority="0" w:semiHidden="0" w:name="HTML Definition"/>
-    <w:lsdException w:unhideWhenUsed="0" w:uiPriority="0" w:semiHidden="0" w:name="HTML Keyboard"/>
-    <w:lsdException w:unhideWhenUsed="0" w:uiPriority="0" w:semiHidden="0" w:name="HTML Preformatted"/>
-    <w:lsdException w:unhideWhenUsed="0" w:uiPriority="0" w:semiHidden="0" w:name="HTML Sample"/>
-    <w:lsdException w:unhideWhenUsed="0" w:uiPriority="0" w:semiHidden="0" w:name="HTML Typewriter"/>
-    <w:lsdException w:unhideWhenUsed="0" w:uiPriority="0" w:semiHidden="0" w:name="HTML Variable"/>
-    <w:lsdException w:qFormat="1" w:unhideWhenUsed="0" w:uiPriority="0" w:name="Normal Table"/>
-    <w:lsdException w:unhideWhenUsed="0" w:uiPriority="0" w:semiHidden="0" w:name="annotation subject"/>
-    <w:lsdException w:unhideWhenUsed="0" w:uiPriority="0" w:semiHidden="0" w:name="Table Simple 1"/>
-    <w:lsdException w:unhideWhenUsed="0" w:uiPriority="0" w:semiHidden="0" w:name="Table Simple 2"/>
-    <w:lsdException w:unhideWhenUsed="0" w:uiPriority="0" w:semiHidden="0" w:name="Table Simple 3"/>
-    <w:lsdException w:unhideWhenUsed="0" w:uiPriority="0" w:semiHidden="0" w:name="Table Classic 1"/>
-    <w:lsdException w:unhideWhenUsed="0" w:uiPriority="0" w:semiHidden="0" w:name="Table Classic 2"/>
-    <w:lsdException w:unhideWhenUsed="0" w:uiPriority="0" w:semiHidden="0" w:name="Table Classic 3"/>
-    <w:lsdException w:unhideWhenUsed="0" w:uiPriority="0" w:semiHidden="0" w:name="Table Classic 4"/>
-    <w:lsdException w:unhideWhenUsed="0" w:uiPriority="0" w:semiHidden="0" w:name="Table Colorful 1"/>
-    <w:lsdException w:unhideWhenUsed="0" w:uiPriority="0" w:semiHidden="0" w:name="Table Colorful 2"/>
-    <w:lsdException w:unhideWhenUsed="0" w:uiPriority="0" w:semiHidden="0" w:name="Table Colorful 3"/>
-    <w:lsdException w:unhideWhenUsed="0" w:uiPriority="0" w:semiHidden="0" w:name="Table Columns 1"/>
-    <w:lsdException w:unhideWhenUsed="0" w:uiPriority="0" w:semiHidden="0" w:name="Table Columns 2"/>
-    <w:lsdException w:unhideWhenUsed="0" w:uiPriority="0" w:semiHidden="0" w:name="Table Columns 3"/>
-    <w:lsdException w:unhideWhenUsed="0" w:uiPriority="0" w:semiHidden="0" w:name="Table Columns 4"/>
-    <w:lsdException w:unhideWhenUsed="0" w:uiPriority="0" w:semiHidden="0" w:name="Table Columns 5"/>
-    <w:lsdException w:unhideWhenUsed="0" w:uiPriority="0" w:semiHidden="0" w:name="Table Grid 1"/>
-    <w:lsdException w:unhideWhenUsed="0" w:uiPriority="0" w:semiHidden="0" w:name="Table Grid 2"/>
-    <w:lsdException w:unhideWhenUsed="0" w:uiPriority="0" w:semiHidden="0" w:name="Table Grid 3"/>
-    <w:lsdException w:unhideWhenUsed="0" w:uiPriority="0" w:semiHidden="0" w:name="Table Grid 4"/>
-    <w:lsdException w:unhideWhenUsed="0" w:uiPriority="0" w:semiHidden="0" w:name="Table Grid 5"/>
-    <w:lsdException w:unhideWhenUsed="0" w:uiPriority="0" w:semiHidden="0" w:name="Table Grid 6"/>
-    <w:lsdException w:unhideWhenUsed="0" w:uiPriority="0" w:semiHidden="0" w:name="Table Grid 7"/>
-    <w:lsdException w:unhideWhenUsed="0" w:uiPriority="0" w:semiHidden="0" w:name="Table Grid 8"/>
-    <w:lsdException w:unhideWhenUsed="0" w:uiPriority="0" w:semiHidden="0" w:name="Table List 1"/>
-    <w:lsdException w:unhideWhenUsed="0" w:uiPriority="0" w:semiHidden="0" w:name="Table List 2"/>
-    <w:lsdException w:unhideWhenUsed="0" w:uiPriority="0" w:semiHidden="0" w:name="Table List 3"/>
-    <w:lsdException w:unhideWhenUsed="0" w:uiPriority="0" w:semiHidden="0" w:name="Table List 4"/>
-    <w:lsdException w:unhideWhenUsed="0" w:uiPriority="0" w:semiHidden="0" w:name="Table List 5"/>
-    <w:lsdException w:unhideWhenUsed="0" w:uiPriority="0" w:semiHidden="0" w:name="Table List 6"/>
-    <w:lsdException w:unhideWhenUsed="0" w:uiPriority="0" w:semiHidden="0" w:name="Table List 7"/>
-    <w:lsdException w:unhideWhenUsed="0" w:uiPriority="0" w:semiHidden="0" w:name="Table List 8"/>
-    <w:lsdException w:unhideWhenUsed="0" w:uiPriority="0" w:semiHidden="0" w:name="Table 3D effects 1"/>
-    <w:lsdException w:unhideWhenUsed="0" w:uiPriority="0" w:semiHidden="0" w:name="Table 3D effects 2"/>
-    <w:lsdException w:unhideWhenUsed="0" w:uiPriority="0" w:semiHidden="0" w:name="Table 3D effects 3"/>
-    <w:lsdException w:unhideWhenUsed="0" w:uiPriority="0" w:semiHidden="0" w:name="Table Contemporary"/>
-    <w:lsdException w:unhideWhenUsed="0" w:uiPriority="0" w:semiHidden="0" w:name="Table Elegant"/>
-    <w:lsdException w:unhideWhenUsed="0" w:uiPriority="0" w:semiHidden="0" w:name="Table Professional"/>
-    <w:lsdException w:unhideWhenUsed="0" w:uiPriority="0" w:semiHidden="0" w:name="Table Subtle 1"/>
-    <w:lsdException w:unhideWhenUsed="0" w:uiPriority="0" w:semiHidden="0" w:name="Table Subtle 2"/>
-    <w:lsdException w:unhideWhenUsed="0" w:uiPriority="0" w:semiHidden="0" w:name="Table Web 1"/>
-    <w:lsdException w:unhideWhenUsed="0" w:uiPriority="0" w:semiHidden="0" w:name="Table Web 2"/>
-    <w:lsdException w:unhideWhenUsed="0" w:uiPriority="0" w:semiHidden="0" w:name="Table Web 3"/>
-    <w:lsdException w:unhideWhenUsed="0" w:uiPriority="0" w:semiHidden="0" w:name="Balloon Text"/>
-    <w:lsdException w:qFormat="1" w:unhideWhenUsed="0" w:uiPriority="0" w:semiHidden="0" w:name="Table Grid"/>
-    <w:lsdException w:unhideWhenUsed="0" w:uiPriority="0" w:semiHidden="0" w:name="Table Theme"/>
-    <w:lsdException w:unhideWhenUsed="0" w:uiPriority="60" w:semiHidden="0" w:name="Light Shading"/>
-    <w:lsdException w:unhideWhenUsed="0" w:uiPriority="61" w:semiHidden="0" w:name="Light List"/>
-    <w:lsdException w:unhideWhenUsed="0" w:uiPriority="62" w:semiHidden="0" w:name="Light Grid"/>
-    <w:lsdException w:unhideWhenUsed="0" w:uiPriority="63" w:semiHidden="0" w:name="Medium Shading 1"/>
-    <w:lsdException w:unhideWhenUsed="0" w:uiPriority="64" w:semiHidden="0" w:name="Medium Shading 2"/>
-    <w:lsdException w:unhideWhenUsed="0" w:uiPriority="65" w:semiHidden="0" w:name="Medium List 1"/>
-    <w:lsdException w:unhideWhenUsed="0" w:uiPriority="66" w:semiHidden="0" w:name="Medium List 2"/>
-    <w:lsdException w:unhideWhenUsed="0" w:uiPriority="67" w:semiHidden="0" w:name="Medium Grid 1"/>
-    <w:lsdException w:unhideWhenUsed="0" w:uiPriority="68" w:semiHidden="0" w:name="Medium Grid 2"/>
-    <w:lsdException w:unhideWhenUsed="0" w:uiPriority="69" w:semiHidden="0" w:name="Medium Grid 3"/>
-    <w:lsdException w:unhideWhenUsed="0" w:uiPriority="70" w:semiHidden="0" w:name="Dark List"/>
-    <w:lsdException w:unhideWhenUsed="0" w:uiPriority="71" w:semiHidden="0" w:name="Colorful Shading"/>
-    <w:lsdException w:unhideWhenUsed="0" w:uiPriority="72" w:semiHidden="0" w:name="Colorful List"/>
-    <w:lsdException w:unhideWhenUsed="0" w:uiPriority="73" w:semiHidden="0" w:name="Colorful Grid"/>
-    <w:lsdException w:unhideWhenUsed="0" w:uiPriority="60" w:semiHidden="0" w:name="Light Shading Accent 1"/>
-    <w:lsdException w:unhideWhenUsed="0" w:uiPriority="61" w:semiHidden="0" w:name="Light List Accent 1"/>
-    <w:lsdException w:unhideWhenUsed="0" w:uiPriority="62" w:semiHidden="0" w:name="Light Grid Accent 1"/>
-    <w:lsdException w:unhideWhenUsed="0" w:uiPriority="63" w:semiHidden="0" w:name="Medium Shading 1 Accent 1"/>
-    <w:lsdException w:unhideWhenUsed="0" w:uiPriority="64" w:semiHidden="0" w:name="Medium Shading 2 Accent 1"/>
-    <w:lsdException w:unhideWhenUsed="0" w:uiPriority="65" w:semiHidden="0" w:name="Medium List 1 Accent 1"/>
-    <w:lsdException w:unhideWhenUsed="0" w:uiPriority="66" w:semiHidden="0" w:name="Medium List 2 Accent 1"/>
-    <w:lsdException w:unhideWhenUsed="0" w:uiPriority="67" w:semiHidden="0" w:name="Medium Grid 1 Accent 1"/>
-    <w:lsdException w:unhideWhenUsed="0" w:uiPriority="68" w:semiHidden="0" w:name="Medium Grid 2 Accent 1"/>
-    <w:lsdException w:unhideWhenUsed="0" w:uiPriority="69" w:semiHidden="0" w:name="Medium Grid 3 Accent 1"/>
-    <w:lsdException w:unhideWhenUsed="0" w:uiPriority="70" w:semiHidden="0" w:name="Dark List Accent 1"/>
-    <w:lsdException w:unhideWhenUsed="0" w:uiPriority="71" w:semiHidden="0" w:name="Colorful Shading Accent 1"/>
-    <w:lsdException w:unhideWhenUsed="0" w:uiPriority="72" w:semiHidden="0" w:name="Colorful List Accent 1"/>
-    <w:lsdException w:unhideWhenUsed="0" w:uiPriority="73" w:semiHidden="0" w:name="Colorful Grid Accent 1"/>
-    <w:lsdException w:unhideWhenUsed="0" w:uiPriority="60" w:semiHidden="0" w:name="Light Shading Accent 2"/>
-    <w:lsdException w:unhideWhenUsed="0" w:uiPriority="61" w:semiHidden="0" w:name="Light List Accent 2"/>
-    <w:lsdException w:unhideWhenUsed="0" w:uiPriority="62" w:semiHidden="0" w:name="Light Grid Accent 2"/>
-    <w:lsdException w:unhideWhenUsed="0" w:uiPriority="63" w:semiHidden="0" w:name="Medium Shading 1 Accent 2"/>
-    <w:lsdException w:unhideWhenUsed="0" w:uiPriority="64" w:semiHidden="0" w:name="Medium Shading 2 Accent 2"/>
-    <w:lsdException w:unhideWhenUsed="0" w:uiPriority="65" w:semiHidden="0" w:name="Medium List 1 Accent 2"/>
-    <w:lsdException w:unhideWhenUsed="0" w:uiPriority="66" w:semiHidden="0" w:name="Medium List 2 Accent 2"/>
-    <w:lsdException w:unhideWhenUsed="0" w:uiPriority="67" w:semiHidden="0" w:name="Medium Grid 1 Accent 2"/>
-    <w:lsdException w:unhideWhenUsed="0" w:uiPriority="68" w:semiHidden="0" w:name="Medium Grid 2 Accent 2"/>
-    <w:lsdException w:unhideWhenUsed="0" w:uiPriority="69" w:semiHidden="0" w:name="Medium Grid 3 Accent 2"/>
-    <w:lsdException w:unhideWhenUsed="0" w:uiPriority="70" w:semiHidden="0" w:name="Dark List Accent 2"/>
-    <w:lsdException w:unhideWhenUsed="0" w:uiPriority="71" w:semiHidden="0" w:name="Colorful Shading Accent 2"/>
-    <w:lsdException w:unhideWhenUsed="0" w:uiPriority="72" w:semiHidden="0" w:name="Colorful List Accent 2"/>
-    <w:lsdException w:unhideWhenUsed="0" w:uiPriority="73" w:semiHidden="0" w:name="Colorful Grid Accent 2"/>
-    <w:lsdException w:unhideWhenUsed="0" w:uiPriority="60" w:semiHidden="0" w:name="Light Shading Accent 3"/>
-    <w:lsdException w:unhideWhenUsed="0" w:uiPriority="61" w:semiHidden="0" w:name="Light List Accent 3"/>
-    <w:lsdException w:unhideWhenUsed="0" w:uiPriority="62" w:semiHidden="0" w:name="Light Grid Accent 3"/>
-    <w:lsdException w:unhideWhenUsed="0" w:uiPriority="63" w:semiHidden="0" w:name="Medium Shading 1 Accent 3"/>
-    <w:lsdException w:unhideWhenUsed="0" w:uiPriority="64" w:semiHidden="0" w:name="Medium Shading 2 Accent 3"/>
-    <w:lsdException w:unhideWhenUsed="0" w:uiPriority="65" w:semiHidden="0" w:name="Medium List 1 Accent 3"/>
-    <w:lsdException w:unhideWhenUsed="0" w:uiPriority="66" w:semiHidden="0" w:name="Medium List 2 Accent 3"/>
-    <w:lsdException w:unhideWhenUsed="0" w:uiPriority="67" w:semiHidden="0" w:name="Medium Grid 1 Accent 3"/>
-    <w:lsdException w:unhideWhenUsed="0" w:uiPriority="68" w:semiHidden="0" w:name="Medium Grid 2 Accent 3"/>
-    <w:lsdException w:unhideWhenUsed="0" w:uiPriority="69" w:semiHidden="0" w:name="Medium Grid 3 Accent 3"/>
-    <w:lsdException w:unhideWhenUsed="0" w:uiPriority="70" w:semiHidden="0" w:name="Dark List Accent 3"/>
-    <w:lsdException w:unhideWhenUsed="0" w:uiPriority="71" w:semiHidden="0" w:name="Colorful Shading Accent 3"/>
-    <w:lsdException w:unhideWhenUsed="0" w:uiPriority="72" w:semiHidden="0" w:name="Colorful List Accent 3"/>
-    <w:lsdException w:unhideWhenUsed="0" w:uiPriority="73" w:semiHidden="0" w:name="Colorful Grid Accent 3"/>
-    <w:lsdException w:unhideWhenUsed="0" w:uiPriority="60" w:semiHidden="0" w:name="Light Shading Accent 4"/>
-    <w:lsdException w:unhideWhenUsed="0" w:uiPriority="61" w:semiHidden="0" w:name="Light List Accent 4"/>
-    <w:lsdException w:unhideWhenUsed="0" w:uiPriority="62" w:semiHidden="0" w:name="Light Grid Accent 4"/>
-    <w:lsdException w:unhideWhenUsed="0" w:uiPriority="63" w:semiHidden="0" w:name="Medium Shading 1 Accent 4"/>
-    <w:lsdException w:unhideWhenUsed="0" w:uiPriority="64" w:semiHidden="0" w:name="Medium Shading 2 Accent 4"/>
-    <w:lsdException w:unhideWhenUsed="0" w:uiPriority="65" w:semiHidden="0" w:name="Medium List 1 Accent 4"/>
-    <w:lsdException w:unhideWhenUsed="0" w:uiPriority="66" w:semiHidden="0" w:name="Medium List 2 Accent 4"/>
-    <w:lsdException w:unhideWhenUsed="0" w:uiPriority="67" w:semiHidden="0" w:name="Medium Grid 1 Accent 4"/>
-    <w:lsdException w:unhideWhenUsed="0" w:uiPriority="68" w:semiHidden="0" w:name="Medium Grid 2 Accent 4"/>
-    <w:lsdException w:unhideWhenUsed="0" w:uiPriority="69" w:semiHidden="0" w:name="Medium Grid 3 Accent 4"/>
-    <w:lsdException w:unhideWhenUsed="0" w:uiPriority="70" w:semiHidden="0" w:name="Dark List Accent 4"/>
-    <w:lsdException w:unhideWhenUsed="0" w:uiPriority="71" w:semiHidden="0" w:name="Colorful Shading Accent 4"/>
-    <w:lsdException w:unhideWhenUsed="0" w:uiPriority="72" w:semiHidden="0" w:name="Colorful List Accent 4"/>
-    <w:lsdException w:unhideWhenUsed="0" w:uiPriority="73" w:semiHidden="0" w:name="Colorful Grid Accent 4"/>
-    <w:lsdException w:unhideWhenUsed="0" w:uiPriority="60" w:semiHidden="0" w:name="Light Shading Accent 5"/>
-    <w:lsdException w:unhideWhenUsed="0" w:uiPriority="61" w:semiHidden="0" w:name="Light List Accent 5"/>
-    <w:lsdException w:unhideWhenUsed="0" w:uiPriority="62" w:semiHidden="0" w:name="Light Grid Accent 5"/>
-    <w:lsdException w:unhideWhenUsed="0" w:uiPriority="63" w:semiHidden="0" w:name="Medium Shading 1 Accent 5"/>
-    <w:lsdException w:unhideWhenUsed="0" w:uiPriority="64" w:semiHidden="0" w:name="Medium Shading 2 Accent 5"/>
-    <w:lsdException w:unhideWhenUsed="0" w:uiPriority="65" w:semiHidden="0" w:name="Medium List 1 Accent 5"/>
-    <w:lsdException w:unhideWhenUsed="0" w:uiPriority="66" w:semiHidden="0" w:name="Medium List 2 Accent 5"/>
-    <w:lsdException w:unhideWhenUsed="0" w:uiPriority="67" w:semiHidden="0" w:name="Medium Grid 1 Accent 5"/>
-    <w:lsdException w:unhideWhenUsed="0" w:uiPriority="68" w:semiHidden="0" w:name="Medium Grid 2 Accent 5"/>
-    <w:lsdException w:unhideWhenUsed="0" w:uiPriority="69" w:semiHidden="0" w:name="Medium Grid 3 Accent 5"/>
-    <w:lsdException w:unhideWhenUsed="0" w:uiPriority="70" w:semiHidden="0" w:name="Dark List Accent 5"/>
-    <w:lsdException w:unhideWhenUsed="0" w:uiPriority="71" w:semiHidden="0" w:name="Colorful Shading Accent 5"/>
-    <w:lsdException w:unhideWhenUsed="0" w:uiPriority="72" w:semiHidden="0" w:name="Colorful List Accent 5"/>
-    <w:lsdException w:unhideWhenUsed="0" w:uiPriority="73" w:semiHidden="0" w:name="Colorful Grid Accent 5"/>
-    <w:lsdException w:unhideWhenUsed="0" w:uiPriority="60" w:semiHidden="0" w:name="Light Shading Accent 6"/>
-    <w:lsdException w:unhideWhenUsed="0" w:uiPriority="61" w:semiHidden="0" w:name="Light List Accent 6"/>
-    <w:lsdException w:unhideWhenUsed="0" w:uiPriority="62" w:semiHidden="0" w:name="Light Grid Accent 6"/>
-    <w:lsdException w:unhideWhenUsed="0" w:uiPriority="63" w:semiHidden="0" w:name="Medium Shading 1 Accent 6"/>
-    <w:lsdException w:unhideWhenUsed="0" w:uiPriority="64" w:semiHidden="0" w:name="Medium Shading 2 Accent 6"/>
-    <w:lsdException w:unhideWhenUsed="0" w:uiPriority="65" w:semiHidden="0" w:name="Medium List 1 Accent 6"/>
-    <w:lsdException w:unhideWhenUsed="0" w:uiPriority="66" w:semiHidden="0" w:name="Medium List 2 Accent 6"/>
-    <w:lsdException w:unhideWhenUsed="0" w:uiPriority="67" w:semiHidden="0" w:name="Medium Grid 1 Accent 6"/>
-    <w:lsdException w:unhideWhenUsed="0" w:uiPriority="68" w:semiHidden="0" w:name="Medium Grid 2 Accent 6"/>
-    <w:lsdException w:unhideWhenUsed="0" w:uiPriority="69" w:semiHidden="0" w:name="Medium Grid 3 Accent 6"/>
-    <w:lsdException w:unhideWhenUsed="0" w:uiPriority="70" w:semiHidden="0" w:name="Dark List Accent 6"/>
-    <w:lsdException w:unhideWhenUsed="0" w:uiPriority="71" w:semiHidden="0" w:name="Colorful Shading Accent 6"/>
-    <w:lsdException w:unhideWhenUsed="0" w:uiPriority="72" w:semiHidden="0" w:name="Colorful List Accent 6"/>
-    <w:lsdException w:unhideWhenUsed="0" w:uiPriority="73" w:semiHidden="0" w:name="Colorful Grid Accent 6"/>
+  <w:latentStyles w:defLockedState="0" w:defUIPriority="99" w:defSemiHidden="1" w:defUnhideWhenUsed="1" w:defQFormat="0" w:count="260">
+    <w:lsdException w:name="Normal" w:semiHidden="0" w:uiPriority="0" w:unhideWhenUsed="0" w:qFormat="1"/>
+    <w:lsdException w:name="heading 1" w:semiHidden="0" w:uiPriority="0" w:unhideWhenUsed="0" w:qFormat="1"/>
+    <w:lsdException w:name="heading 2" w:semiHidden="0" w:uiPriority="0" w:qFormat="1"/>
+    <w:lsdException w:name="heading 3" w:uiPriority="0" w:qFormat="1"/>
+    <w:lsdException w:name="heading 4" w:semiHidden="0" w:uiPriority="0" w:qFormat="1"/>
+    <w:lsdException w:name="heading 5" w:uiPriority="0" w:qFormat="1"/>
+    <w:lsdException w:name="heading 6" w:uiPriority="0" w:qFormat="1"/>
+    <w:lsdException w:name="heading 7" w:uiPriority="0" w:qFormat="1"/>
+    <w:lsdException w:name="heading 8" w:uiPriority="0" w:qFormat="1"/>
+    <w:lsdException w:name="heading 9" w:uiPriority="0" w:qFormat="1"/>
+    <w:lsdException w:name="index 1" w:semiHidden="0" w:uiPriority="0" w:unhideWhenUsed="0"/>
+    <w:lsdException w:name="index 2" w:semiHidden="0" w:uiPriority="0" w:unhideWhenUsed="0"/>
+    <w:lsdException w:name="index 3" w:semiHidden="0" w:uiPriority="0" w:unhideWhenUsed="0"/>
+    <w:lsdException w:name="index 4" w:semiHidden="0" w:uiPriority="0" w:unhideWhenUsed="0"/>
+    <w:lsdException w:name="index 5" w:semiHidden="0" w:uiPriority="0" w:unhideWhenUsed="0"/>
+    <w:lsdException w:name="index 6" w:semiHidden="0" w:uiPriority="0" w:unhideWhenUsed="0"/>
+    <w:lsdException w:name="index 7" w:semiHidden="0" w:uiPriority="0" w:unhideWhenUsed="0"/>
+    <w:lsdException w:name="index 8" w:semiHidden="0" w:uiPriority="0" w:unhideWhenUsed="0"/>
+    <w:lsdException w:name="index 9" w:semiHidden="0" w:uiPriority="0" w:unhideWhenUsed="0"/>
+    <w:lsdException w:name="toc 1" w:semiHidden="0" w:uiPriority="0" w:unhideWhenUsed="0" w:qFormat="1"/>
+    <w:lsdException w:name="toc 2" w:semiHidden="0" w:uiPriority="0" w:unhideWhenUsed="0" w:qFormat="1"/>
+    <w:lsdException w:name="toc 3" w:semiHidden="0" w:uiPriority="0" w:unhideWhenUsed="0" w:qFormat="1"/>
+    <w:lsdException w:name="toc 4" w:semiHidden="0" w:uiPriority="0" w:unhideWhenUsed="0"/>
+    <w:lsdException w:name="toc 5" w:semiHidden="0" w:uiPriority="0" w:unhideWhenUsed="0"/>
+    <w:lsdException w:name="toc 6" w:semiHidden="0" w:uiPriority="0" w:unhideWhenUsed="0"/>
+    <w:lsdException w:name="toc 7" w:semiHidden="0" w:uiPriority="0" w:unhideWhenUsed="0"/>
+    <w:lsdException w:name="toc 8" w:semiHidden="0" w:uiPriority="0" w:unhideWhenUsed="0"/>
+    <w:lsdException w:name="toc 9" w:semiHidden="0" w:uiPriority="0" w:unhideWhenUsed="0"/>
+    <w:lsdException w:name="Normal Indent" w:semiHidden="0" w:uiPriority="0" w:unhideWhenUsed="0"/>
+    <w:lsdException w:name="footnote text" w:semiHidden="0" w:uiPriority="0" w:unhideWhenUsed="0"/>
+    <w:lsdException w:name="annotation text" w:semiHidden="0" w:uiPriority="0" w:unhideWhenUsed="0" w:qFormat="1"/>
+    <w:lsdException w:name="header" w:semiHidden="0" w:uiPriority="0" w:unhideWhenUsed="0" w:qFormat="1"/>
+    <w:lsdException w:name="footer" w:semiHidden="0" w:uiPriority="0" w:unhideWhenUsed="0" w:qFormat="1"/>
+    <w:lsdException w:name="index heading" w:semiHidden="0" w:uiPriority="0" w:unhideWhenUsed="0"/>
+    <w:lsdException w:name="caption" w:uiPriority="0" w:qFormat="1"/>
+    <w:lsdException w:name="table of figures" w:semiHidden="0" w:uiPriority="0" w:unhideWhenUsed="0"/>
+    <w:lsdException w:name="envelope address" w:semiHidden="0" w:uiPriority="0" w:unhideWhenUsed="0"/>
+    <w:lsdException w:name="envelope return" w:semiHidden="0" w:uiPriority="0" w:unhideWhenUsed="0"/>
+    <w:lsdException w:name="footnote reference" w:semiHidden="0" w:uiPriority="0" w:unhideWhenUsed="0"/>
+    <w:lsdException w:name="annotation reference" w:semiHidden="0" w:uiPriority="0" w:unhideWhenUsed="0"/>
+    <w:lsdException w:name="line number" w:semiHidden="0" w:uiPriority="0" w:unhideWhenUsed="0"/>
+    <w:lsdException w:name="page number" w:semiHidden="0" w:uiPriority="0" w:unhideWhenUsed="0"/>
+    <w:lsdException w:name="endnote reference" w:semiHidden="0" w:uiPriority="0" w:unhideWhenUsed="0"/>
+    <w:lsdException w:name="endnote text" w:semiHidden="0" w:uiPriority="0" w:unhideWhenUsed="0"/>
+    <w:lsdException w:name="table of authorities" w:semiHidden="0" w:uiPriority="0" w:unhideWhenUsed="0"/>
+    <w:lsdException w:name="macro" w:semiHidden="0" w:uiPriority="0" w:unhideWhenUsed="0"/>
+    <w:lsdException w:name="toa heading" w:semiHidden="0" w:uiPriority="0" w:unhideWhenUsed="0"/>
+    <w:lsdException w:name="List" w:semiHidden="0" w:uiPriority="0" w:unhideWhenUsed="0"/>
+    <w:lsdException w:name="List Bullet" w:semiHidden="0" w:uiPriority="0" w:unhideWhenUsed="0"/>
+    <w:lsdException w:name="List Number" w:semiHidden="0" w:uiPriority="0" w:unhideWhenUsed="0"/>
+    <w:lsdException w:name="List 2" w:semiHidden="0" w:uiPriority="0" w:unhideWhenUsed="0"/>
+    <w:lsdException w:name="List 3" w:semiHidden="0" w:uiPriority="0" w:unhideWhenUsed="0"/>
+    <w:lsdException w:name="List 4" w:semiHidden="0" w:uiPriority="0" w:unhideWhenUsed="0"/>
+    <w:lsdException w:name="List 5" w:semiHidden="0" w:uiPriority="0" w:unhideWhenUsed="0"/>
+    <w:lsdException w:name="List Bullet 2" w:semiHidden="0" w:uiPriority="0" w:unhideWhenUsed="0"/>
+    <w:lsdException w:name="List Bullet 3" w:semiHidden="0" w:uiPriority="0" w:unhideWhenUsed="0"/>
+    <w:lsdException w:name="List Bullet 4" w:semiHidden="0" w:uiPriority="0" w:unhideWhenUsed="0"/>
+    <w:lsdException w:name="List Bullet 5" w:semiHidden="0" w:uiPriority="0" w:unhideWhenUsed="0"/>
+    <w:lsdException w:name="List Number 2" w:semiHidden="0" w:uiPriority="0" w:unhideWhenUsed="0"/>
+    <w:lsdException w:name="List Number 3" w:semiHidden="0" w:uiPriority="0" w:unhideWhenUsed="0"/>
+    <w:lsdException w:name="List Number 4" w:semiHidden="0" w:uiPriority="0" w:unhideWhenUsed="0"/>
+    <w:lsdException w:name="List Number 5" w:semiHidden="0" w:uiPriority="0" w:unhideWhenUsed="0"/>
+    <w:lsdException w:name="Title" w:semiHidden="0" w:uiPriority="0" w:unhideWhenUsed="0" w:qFormat="1"/>
+    <w:lsdException w:name="Closing" w:semiHidden="0" w:uiPriority="0" w:unhideWhenUsed="0"/>
+    <w:lsdException w:name="Signature" w:semiHidden="0" w:uiPriority="0" w:unhideWhenUsed="0"/>
+    <w:lsdException w:name="Default Paragraph Font" w:uiPriority="0" w:unhideWhenUsed="0" w:qFormat="1"/>
+    <w:lsdException w:name="Body Text" w:uiPriority="0" w:unhideWhenUsed="0" w:qFormat="1"/>
+    <w:lsdException w:name="Body Text Indent" w:semiHidden="0" w:uiPriority="0" w:unhideWhenUsed="0"/>
+    <w:lsdException w:name="List Continue" w:semiHidden="0" w:uiPriority="0" w:unhideWhenUsed="0"/>
+    <w:lsdException w:name="List Continue 2" w:semiHidden="0" w:uiPriority="0" w:unhideWhenUsed="0"/>
+    <w:lsdException w:name="List Continue 3" w:semiHidden="0" w:uiPriority="0" w:unhideWhenUsed="0"/>
+    <w:lsdException w:name="List Continue 4" w:semiHidden="0" w:uiPriority="0" w:unhideWhenUsed="0"/>
+    <w:lsdException w:name="List Continue 5" w:semiHidden="0" w:uiPriority="0" w:unhideWhenUsed="0"/>
+    <w:lsdException w:name="Message Header" w:semiHidden="0" w:uiPriority="0" w:unhideWhenUsed="0"/>
+    <w:lsdException w:name="Subtitle" w:semiHidden="0" w:uiPriority="0" w:unhideWhenUsed="0" w:qFormat="1"/>
+    <w:lsdException w:name="Salutation" w:semiHidden="0" w:uiPriority="0" w:unhideWhenUsed="0"/>
+    <w:lsdException w:name="Date" w:semiHidden="0" w:uiPriority="0" w:unhideWhenUsed="0"/>
+    <w:lsdException w:name="Body Text First Indent" w:semiHidden="0" w:uiPriority="0" w:unhideWhenUsed="0"/>
+    <w:lsdException w:name="Body Text First Indent 2" w:semiHidden="0" w:uiPriority="0" w:unhideWhenUsed="0"/>
+    <w:lsdException w:name="Body Text 2" w:semiHidden="0" w:uiPriority="0" w:unhideWhenUsed="0"/>
+    <w:lsdException w:name="Body Text 3" w:semiHidden="0" w:uiPriority="0" w:unhideWhenUsed="0"/>
+    <w:lsdException w:name="Body Text Indent 2" w:semiHidden="0" w:uiPriority="0" w:unhideWhenUsed="0"/>
+    <w:lsdException w:name="Body Text Indent 3" w:semiHidden="0" w:uiPriority="0" w:unhideWhenUsed="0"/>
+    <w:lsdException w:name="Block Text" w:semiHidden="0" w:uiPriority="0" w:unhideWhenUsed="0"/>
+    <w:lsdException w:name="Hyperlink" w:semiHidden="0" w:uiPriority="0" w:unhideWhenUsed="0"/>
+    <w:lsdException w:name="FollowedHyperlink" w:semiHidden="0" w:uiPriority="0" w:unhideWhenUsed="0"/>
+    <w:lsdException w:name="Strong" w:semiHidden="0" w:uiPriority="0" w:unhideWhenUsed="0" w:qFormat="1"/>
+    <w:lsdException w:name="Emphasis" w:semiHidden="0" w:uiPriority="0" w:unhideWhenUsed="0" w:qFormat="1"/>
+    <w:lsdException w:name="Document Map" w:semiHidden="0" w:uiPriority="0" w:unhideWhenUsed="0"/>
+    <w:lsdException w:name="Plain Text" w:semiHidden="0" w:uiPriority="0" w:unhideWhenUsed="0"/>
+    <w:lsdException w:name="E-mail Signature" w:semiHidden="0" w:uiPriority="0" w:unhideWhenUsed="0"/>
+    <w:lsdException w:name="Normal (Web)" w:semiHidden="0" w:uiPriority="0" w:unhideWhenUsed="0" w:qFormat="1"/>
+    <w:lsdException w:name="HTML Acronym" w:semiHidden="0" w:uiPriority="0" w:unhideWhenUsed="0"/>
+    <w:lsdException w:name="HTML Address" w:semiHidden="0" w:uiPriority="0" w:unhideWhenUsed="0"/>
+    <w:lsdException w:name="HTML Cite" w:semiHidden="0" w:uiPriority="0" w:unhideWhenUsed="0"/>
+    <w:lsdException w:name="HTML Code" w:semiHidden="0" w:uiPriority="0" w:unhideWhenUsed="0"/>
+    <w:lsdException w:name="HTML Definition" w:semiHidden="0" w:uiPriority="0" w:unhideWhenUsed="0"/>
+    <w:lsdException w:name="HTML Keyboard" w:semiHidden="0" w:uiPriority="0" w:unhideWhenUsed="0"/>
+    <w:lsdException w:name="HTML Preformatted" w:semiHidden="0" w:uiPriority="0" w:unhideWhenUsed="0"/>
+    <w:lsdException w:name="HTML Sample" w:semiHidden="0" w:uiPriority="0" w:unhideWhenUsed="0"/>
+    <w:lsdException w:name="HTML Typewriter" w:semiHidden="0" w:uiPriority="0" w:unhideWhenUsed="0"/>
+    <w:lsdException w:name="HTML Variable" w:semiHidden="0" w:uiPriority="0" w:unhideWhenUsed="0"/>
+    <w:lsdException w:name="Normal Table" w:uiPriority="0" w:unhideWhenUsed="0" w:qFormat="1"/>
+    <w:lsdException w:name="annotation subject" w:semiHidden="0" w:uiPriority="0" w:unhideWhenUsed="0"/>
+    <w:lsdException w:name="Table Simple 1" w:semiHidden="0" w:uiPriority="0" w:unhideWhenUsed="0"/>
+    <w:lsdException w:name="Table Simple 2" w:semiHidden="0" w:uiPriority="0" w:unhideWhenUsed="0"/>
+    <w:lsdException w:name="Table Simple 3" w:semiHidden="0" w:uiPriority="0" w:unhideWhenUsed="0"/>
+    <w:lsdException w:name="Table Classic 1" w:semiHidden="0" w:uiPriority="0" w:unhideWhenUsed="0"/>
+    <w:lsdException w:name="Table Classic 2" w:semiHidden="0" w:uiPriority="0" w:unhideWhenUsed="0"/>
+    <w:lsdException w:name="Table Classic 3" w:semiHidden="0" w:uiPriority="0" w:unhideWhenUsed="0"/>
+    <w:lsdException w:name="Table Classic 4" w:semiHidden="0" w:uiPriority="0" w:unhideWhenUsed="0"/>
+    <w:lsdException w:name="Table Colorful 1" w:semiHidden="0" w:uiPriority="0" w:unhideWhenUsed="0"/>
+    <w:lsdException w:name="Table Colorful 2" w:semiHidden="0" w:uiPriority="0" w:unhideWhenUsed="0"/>
+    <w:lsdException w:name="Table Colorful 3" w:semiHidden="0" w:uiPriority="0" w:unhideWhenUsed="0"/>
+    <w:lsdException w:name="Table Columns 1" w:semiHidden="0" w:uiPriority="0" w:unhideWhenUsed="0"/>
+    <w:lsdException w:name="Table Columns 2" w:semiHidden="0" w:uiPriority="0" w:unhideWhenUsed="0"/>
+    <w:lsdException w:name="Table Columns 3" w:semiHidden="0" w:uiPriority="0" w:unhideWhenUsed="0"/>
+    <w:lsdException w:name="Table Columns 4" w:semiHidden="0" w:uiPriority="0" w:unhideWhenUsed="0"/>
+    <w:lsdException w:name="Table Columns 5" w:semiHidden="0" w:uiPriority="0" w:unhideWhenUsed="0"/>
+    <w:lsdException w:name="Table Grid 1" w:semiHidden="0" w:uiPriority="0" w:unhideWhenUsed="0"/>
+    <w:lsdException w:name="Table Grid 2" w:semiHidden="0" w:uiPriority="0" w:unhideWhenUsed="0"/>
+    <w:lsdException w:name="Table Grid 3" w:semiHidden="0" w:uiPriority="0" w:unhideWhenUsed="0"/>
+    <w:lsdException w:name="Table Grid 4" w:semiHidden="0" w:uiPriority="0" w:unhideWhenUsed="0"/>
+    <w:lsdException w:name="Table Grid 5" w:semiHidden="0" w:uiPriority="0" w:unhideWhenUsed="0"/>
+    <w:lsdException w:name="Table Grid 6" w:semiHidden="0" w:uiPriority="0" w:unhideWhenUsed="0"/>
+    <w:lsdException w:name="Table Grid 7" w:semiHidden="0" w:uiPriority="0" w:unhideWhenUsed="0"/>
+    <w:lsdException w:name="Table Grid 8" w:semiHidden="0" w:uiPriority="0" w:unhideWhenUsed="0"/>
+    <w:lsdException w:name="Table List 1" w:semiHidden="0" w:uiPriority="0" w:unhideWhenUsed="0"/>
+    <w:lsdException w:name="Table List 2" w:semiHidden="0" w:uiPriority="0" w:unhideWhenUsed="0"/>
+    <w:lsdException w:name="Table List 3" w:semiHidden="0" w:uiPriority="0" w:unhideWhenUsed="0"/>
+    <w:lsdException w:name="Table List 4" w:semiHidden="0" w:uiPriority="0" w:unhideWhenUsed="0"/>
+    <w:lsdException w:name="Table List 5" w:semiHidden="0" w:uiPriority="0" w:unhideWhenUsed="0"/>
+    <w:lsdException w:name="Table List 6" w:semiHidden="0" w:uiPriority="0" w:unhideWhenUsed="0"/>
+    <w:lsdException w:name="Table List 7" w:semiHidden="0" w:uiPriority="0" w:unhideWhenUsed="0"/>
+    <w:lsdException w:name="Table List 8" w:semiHidden="0" w:uiPriority="0" w:unhideWhenUsed="0"/>
+    <w:lsdException w:name="Table 3D effects 1" w:semiHidden="0" w:uiPriority="0" w:unhideWhenUsed="0"/>
+    <w:lsdException w:name="Table 3D effects 2" w:semiHidden="0" w:uiPriority="0" w:unhideWhenUsed="0"/>
+    <w:lsdException w:name="Table 3D effects 3" w:semiHidden="0" w:uiPriority="0" w:unhideWhenUsed="0"/>
+    <w:lsdException w:name="Table Contemporary" w:semiHidden="0" w:uiPriority="0" w:unhideWhenUsed="0"/>
+    <w:lsdException w:name="Table Elegant" w:semiHidden="0" w:uiPriority="0" w:unhideWhenUsed="0"/>
+    <w:lsdException w:name="Table Professional" w:semiHidden="0" w:uiPriority="0" w:unhideWhenUsed="0"/>
+    <w:lsdException w:name="Table Subtle 1" w:semiHidden="0" w:uiPriority="0" w:unhideWhenUsed="0"/>
+    <w:lsdException w:name="Table Subtle 2" w:semiHidden="0" w:uiPriority="0" w:unhideWhenUsed="0"/>
+    <w:lsdException w:name="Table Web 1" w:semiHidden="0" w:uiPriority="0" w:unhideWhenUsed="0"/>
+    <w:lsdException w:name="Table Web 2" w:semiHidden="0" w:uiPriority="0" w:unhideWhenUsed="0"/>
+    <w:lsdException w:name="Table Web 3" w:semiHidden="0" w:uiPriority="0" w:unhideWhenUsed="0"/>
+    <w:lsdException w:name="Balloon Text" w:semiHidden="0" w:uiPriority="0" w:unhideWhenUsed="0"/>
+    <w:lsdException w:name="Table Grid" w:semiHidden="0" w:uiPriority="0" w:unhideWhenUsed="0" w:qFormat="1"/>
+    <w:lsdException w:name="Table Theme" w:semiHidden="0" w:uiPriority="0" w:unhideWhenUsed="0"/>
+    <w:lsdException w:name="Light Shading" w:semiHidden="0" w:uiPriority="60" w:unhideWhenUsed="0"/>
+    <w:lsdException w:name="Light List" w:semiHidden="0" w:uiPriority="61" w:unhideWhenUsed="0"/>
+    <w:lsdException w:name="Light Grid" w:semiHidden="0" w:uiPriority="62" w:unhideWhenUsed="0"/>
+    <w:lsdException w:name="Medium Shading 1" w:semiHidden="0" w:uiPriority="63" w:unhideWhenUsed="0"/>
+    <w:lsdException w:name="Medium Shading 2" w:semiHidden="0" w:uiPriority="64" w:unhideWhenUsed="0"/>
+    <w:lsdException w:name="Medium List 1" w:semiHidden="0" w:uiPriority="65" w:unhideWhenUsed="0"/>
+    <w:lsdException w:name="Medium List 2" w:semiHidden="0" w:uiPriority="66" w:unhideWhenUsed="0"/>
+    <w:lsdException w:name="Medium Grid 1" w:semiHidden="0" w:uiPriority="67" w:unhideWhenUsed="0"/>
+    <w:lsdException w:name="Medium Grid 2" w:semiHidden="0" w:uiPriority="68" w:unhideWhenUsed="0"/>
+    <w:lsdException w:name="Medium Grid 3" w:semiHidden="0" w:uiPriority="69" w:unhideWhenUsed="0"/>
+    <w:lsdException w:name="Dark List" w:semiHidden="0" w:uiPriority="70" w:unhideWhenUsed="0"/>
+    <w:lsdException w:name="Colorful Shading" w:semiHidden="0" w:uiPriority="71" w:unhideWhenUsed="0"/>
+    <w:lsdException w:name="Colorful List" w:semiHidden="0" w:uiPriority="72" w:unhideWhenUsed="0"/>
+    <w:lsdException w:name="Colorful Grid" w:semiHidden="0" w:uiPriority="73" w:unhideWhenUsed="0"/>
+    <w:lsdException w:name="Light Shading Accent 1" w:semiHidden="0" w:uiPriority="60" w:unhideWhenUsed="0"/>
+    <w:lsdException w:name="Light List Accent 1" w:semiHidden="0" w:uiPriority="61" w:unhideWhenUsed="0"/>
+    <w:lsdException w:name="Light Grid Accent 1" w:semiHidden="0" w:uiPriority="62" w:unhideWhenUsed="0"/>
+    <w:lsdException w:name="Medium Shading 1 Accent 1" w:semiHidden="0" w:uiPriority="63" w:unhideWhenUsed="0"/>
+    <w:lsdException w:name="Medium Shading 2 Accent 1" w:semiHidden="0" w:uiPriority="64" w:unhideWhenUsed="0"/>
+    <w:lsdException w:name="Medium List 1 Accent 1" w:semiHidden="0" w:uiPriority="65" w:unhideWhenUsed="0"/>
+    <w:lsdException w:name="Medium List 2 Accent 1" w:semiHidden="0" w:uiPriority="66" w:unhideWhenUsed="0"/>
+    <w:lsdException w:name="Medium Grid 1 Accent 1" w:semiHidden="0" w:uiPriority="67" w:unhideWhenUsed="0"/>
+    <w:lsdException w:name="Medium Grid 2 Accent 1" w:semiHidden="0" w:uiPriority="68" w:unhideWhenUsed="0"/>
+    <w:lsdException w:name="Medium Grid 3 Accent 1" w:semiHidden="0" w:uiPriority="69" w:unhideWhenUsed="0"/>
+    <w:lsdException w:name="Dark List Accent 1" w:semiHidden="0" w:uiPriority="70" w:unhideWhenUsed="0"/>
+    <w:lsdException w:name="Colorful Shading Accent 1" w:semiHidden="0" w:uiPriority="71" w:unhideWhenUsed="0"/>
+    <w:lsdException w:name="Colorful List Accent 1" w:semiHidden="0" w:uiPriority="72" w:unhideWhenUsed="0"/>
+    <w:lsdException w:name="Colorful Grid Accent 1" w:semiHidden="0" w:uiPriority="73" w:unhideWhenUsed="0"/>
+    <w:lsdException w:name="Light Shading Accent 2" w:semiHidden="0" w:uiPriority="60" w:unhideWhenUsed="0"/>
+    <w:lsdException w:name="Light List Accent 2" w:semiHidden="0" w:uiPriority="61" w:unhideWhenUsed="0"/>
+    <w:lsdException w:name="Light Grid Accent 2" w:semiHidden="0" w:uiPriority="62" w:unhideWhenUsed="0"/>
+    <w:lsdException w:name="Medium Shading 1 Accent 2" w:semiHidden="0" w:uiPriority="63" w:unhideWhenUsed="0"/>
+    <w:lsdException w:name="Medium Shading 2 Accent 2" w:semiHidden="0" w:uiPriority="64" w:unhideWhenUsed="0"/>
+    <w:lsdException w:name="Medium List 1 Accent 2" w:semiHidden="0" w:uiPriority="65" w:unhideWhenUsed="0"/>
+    <w:lsdException w:name="Medium List 2 Accent 2" w:semiHidden="0" w:uiPriority="66" w:unhideWhenUsed="0"/>
+    <w:lsdException w:name="Medium Grid 1 Accent 2" w:semiHidden="0" w:uiPriority="67" w:unhideWhenUsed="0"/>
+    <w:lsdException w:name="Medium Grid 2 Accent 2" w:semiHidden="0" w:uiPriority="68" w:unhideWhenUsed="0"/>
+    <w:lsdException w:name="Medium Grid 3 Accent 2" w:semiHidden="0" w:uiPriority="69" w:unhideWhenUsed="0"/>
+    <w:lsdException w:name="Dark List Accent 2" w:semiHidden="0" w:uiPriority="70" w:unhideWhenUsed="0"/>
+    <w:lsdException w:name="Colorful Shading Accent 2" w:semiHidden="0" w:uiPriority="71" w:unhideWhenUsed="0"/>
+    <w:lsdException w:name="Colorful List Accent 2" w:semiHidden="0" w:uiPriority="72" w:unhideWhenUsed="0"/>
+    <w:lsdException w:name="Colorful Grid Accent 2" w:semiHidden="0" w:uiPriority="73" w:unhideWhenUsed="0"/>
+    <w:lsdException w:name="Light Shading Accent 3" w:semiHidden="0" w:uiPriority="60" w:unhideWhenUsed="0"/>
+    <w:lsdException w:name="Light List Accent 3" w:semiHidden="0" w:uiPriority="61" w:unhideWhenUsed="0"/>
+    <w:lsdException w:name="Light Grid Accent 3" w:semiHidden="0" w:uiPriority="62" w:unhideWhenUsed="0"/>
+    <w:lsdException w:name="Medium Shading 1 Accent 3" w:semiHidden="0" w:uiPriority="63" w:unhideWhenUsed="0"/>
+    <w:lsdException w:name="Medium Shading 2 Accent 3" w:semiHidden="0" w:uiPriority="64" w:unhideWhenUsed="0"/>
+    <w:lsdException w:name="Medium List 1 Accent 3" w:semiHidden="0" w:uiPriority="65" w:unhideWhenUsed="0"/>
+    <w:lsdException w:name="Medium List 2 Accent 3" w:semiHidden="0" w:uiPriority="66" w:unhideWhenUsed="0"/>
+    <w:lsdException w:name="Medium Grid 1 Accent 3" w:semiHidden="0" w:uiPriority="67" w:unhideWhenUsed="0"/>
+    <w:lsdException w:name="Medium Grid 2 Accent 3" w:semiHidden="0" w:uiPriority="68" w:unhideWhenUsed="0"/>
+    <w:lsdException w:name="Medium Grid 3 Accent 3" w:semiHidden="0" w:uiPriority="69" w:unhideWhenUsed="0"/>
+    <w:lsdException w:name="Dark List Accent 3" w:semiHidden="0" w:uiPriority="70" w:unhideWhenUsed="0"/>
+    <w:lsdException w:name="Colorful Shading Accent 3" w:semiHidden="0" w:uiPriority="71" w:unhideWhenUsed="0"/>
+    <w:lsdException w:name="Colorful List Accent 3" w:semiHidden="0" w:uiPriority="72" w:unhideWhenUsed="0"/>
+    <w:lsdException w:name="Colorful Grid Accent 3" w:semiHidden="0" w:uiPriority="73" w:unhideWhenUsed="0"/>
+    <w:lsdException w:name="Light Shading Accent 4" w:semiHidden="0" w:uiPriority="60" w:unhideWhenUsed="0"/>
+    <w:lsdException w:name="Light List Accent 4" w:semiHidden="0" w:uiPriority="61" w:unhideWhenUsed="0"/>
+    <w:lsdException w:name="Light Grid Accent 4" w:semiHidden="0" w:uiPriority="62" w:unhideWhenUsed="0"/>
+    <w:lsdException w:name="Medium Shading 1 Accent 4" w:semiHidden="0" w:uiPriority="63" w:unhideWhenUsed="0"/>
+    <w:lsdException w:name="Medium Shading 2 Accent 4" w:semiHidden="0" w:uiPriority="64" w:unhideWhenUsed="0"/>
+    <w:lsdException w:name="Medium List 1 Accent 4" w:semiHidden="0" w:uiPriority="65" w:unhideWhenUsed="0"/>
+    <w:lsdException w:name="Medium List 2 Accent 4" w:semiHidden="0" w:uiPriority="66" w:unhideWhenUsed="0"/>
+    <w:lsdException w:name="Medium Grid 1 Accent 4" w:semiHidden="0" w:uiPriority="67" w:unhideWhenUsed="0"/>
+    <w:lsdException w:name="Medium Grid 2 Accent 4" w:semiHidden="0" w:uiPriority="68" w:unhideWhenUsed="0"/>
+    <w:lsdException w:name="Medium Grid 3 Accent 4" w:semiHidden="0" w:uiPriority="69" w:unhideWhenUsed="0"/>
+    <w:lsdException w:name="Dark List Accent 4" w:semiHidden="0" w:uiPriority="70" w:unhideWhenUsed="0"/>
+    <w:lsdException w:name="Colorful Shading Accent 4" w:semiHidden="0" w:uiPriority="71" w:unhideWhenUsed="0"/>
+    <w:lsdException w:name="Colorful List Accent 4" w:semiHidden="0" w:uiPriority="72" w:unhideWhenUsed="0"/>
+    <w:lsdException w:name="Colorful Grid Accent 4" w:semiHidden="0" w:uiPriority="73" w:unhideWhenUsed="0"/>
+    <w:lsdException w:name="Light Shading Accent 5" w:semiHidden="0" w:uiPriority="60" w:unhideWhenUsed="0"/>
+    <w:lsdException w:name="Light List Accent 5" w:semiHidden="0" w:uiPriority="61" w:unhideWhenUsed="0"/>
+    <w:lsdException w:name="Light Grid Accent 5" w:semiHidden="0" w:uiPriority="62" w:unhideWhenUsed="0"/>
+    <w:lsdException w:name="Medium Shading 1 Accent 5" w:semiHidden="0" w:uiPriority="63" w:unhideWhenUsed="0"/>
+    <w:lsdException w:name="Medium Shading 2 Accent 5" w:semiHidden="0" w:uiPriority="64" w:unhideWhenUsed="0"/>
+    <w:lsdException w:name="Medium List 1 Accent 5" w:semiHidden="0" w:uiPriority="65" w:unhideWhenUsed="0"/>
+    <w:lsdException w:name="Medium List 2 Accent 5" w:semiHidden="0" w:uiPriority="66" w:unhideWhenUsed="0"/>
+    <w:lsdException w:name="Medium Grid 1 Accent 5" w:semiHidden="0" w:uiPriority="67" w:unhideWhenUsed="0"/>
+    <w:lsdException w:name="Medium Grid 2 Accent 5" w:semiHidden="0" w:uiPriority="68" w:unhideWhenUsed="0"/>
+    <w:lsdException w:name="Medium Grid 3 Accent 5" w:semiHidden="0" w:uiPriority="69" w:unhideWhenUsed="0"/>
+    <w:lsdException w:name="Dark List Accent 5" w:semiHidden="0" w:uiPriority="70" w:unhideWhenUsed="0"/>
+    <w:lsdException w:name="Colorful Shading Accent 5" w:semiHidden="0" w:uiPriority="71" w:unhideWhenUsed="0"/>
+    <w:lsdException w:name="Colorful List Accent 5" w:semiHidden="0" w:uiPriority="72" w:unhideWhenUsed="0"/>
+    <w:lsdException w:name="Colorful Grid Accent 5" w:semiHidden="0" w:uiPriority="73" w:unhideWhenUsed="0"/>
+    <w:lsdException w:name="Light Shading Accent 6" w:semiHidden="0" w:uiPriority="60" w:unhideWhenUsed="0"/>
+    <w:lsdException w:name="Light List Accent 6" w:semiHidden="0" w:uiPriority="61" w:unhideWhenUsed="0"/>
+    <w:lsdException w:name="Light Grid Accent 6" w:semiHidden="0" w:uiPriority="62" w:unhideWhenUsed="0"/>
+    <w:lsdException w:name="Medium Shading 1 Accent 6" w:semiHidden="0" w:uiPriority="63" w:unhideWhenUsed="0"/>
+    <w:lsdException w:name="Medium Shading 2 Accent 6" w:semiHidden="0" w:uiPriority="64" w:unhideWhenUsed="0"/>
+    <w:lsdException w:name="Medium List 1 Accent 6" w:semiHidden="0" w:uiPriority="65" w:unhideWhenUsed="0"/>
+    <w:lsdException w:name="Medium List 2 Accent 6" w:semiHidden="0" w:uiPriority="66" w:unhideWhenUsed="0"/>
+    <w:lsdException w:name="Medium Grid 1 Accent 6" w:semiHidden="0" w:uiPriority="67" w:unhideWhenUsed="0"/>
+    <w:lsdException w:name="Medium Grid 2 Accent 6" w:semiHidden="0" w:uiPriority="68" w:unhideWhenUsed="0"/>
+    <w:lsdException w:name="Medium Grid 3 Accent 6" w:semiHidden="0" w:uiPriority="69" w:unhideWhenUsed="0"/>
+    <w:lsdException w:name="Dark List Accent 6" w:semiHidden="0" w:uiPriority="70" w:unhideWhenUsed="0"/>
+    <w:lsdException w:name="Colorful Shading Accent 6" w:semiHidden="0" w:uiPriority="71" w:unhideWhenUsed="0"/>
+    <w:lsdException w:name="Colorful List Accent 6" w:semiHidden="0" w:uiPriority="72" w:unhideWhenUsed="0"/>
+    <w:lsdException w:name="Colorful Grid Accent 6" w:semiHidden="0" w:uiPriority="73" w:unhideWhenUsed="0"/>
   </w:latentStyles>
-  <w:style w:type="paragraph" w:default="1" w:styleId="1">
+  <w:style w:type="paragraph" w:default="1" w:styleId="Normal">
     <w:name w:val="Normal"/>
     <w:qFormat/>
-    <w:uiPriority w:val="0"/>
     <w:pPr>
       <w:kinsoku w:val="0"/>
       <w:autoSpaceDE w:val="0"/>
@@ -9282,7 +9155,7 @@
       <w:textAlignment w:val="baseline"/>
     </w:pPr>
     <w:rPr>
-      <w:rFonts w:ascii="Arial" w:hAnsi="Arial" w:eastAsia="宋体" w:cs="Arial"/>
+      <w:rFonts w:ascii="Arial" w:eastAsia="宋体" w:hAnsi="Arial" w:cs="Arial"/>
       <w:snapToGrid w:val="0"/>
       <w:color w:val="000000"/>
       <w:kern w:val="0"/>
@@ -9291,12 +9164,11 @@
       <w:lang w:val="en-US" w:eastAsia="en-US" w:bidi="ar-SA"/>
     </w:rPr>
   </w:style>
-  <w:style w:type="paragraph" w:styleId="2">
+  <w:style w:type="paragraph" w:styleId="Heading1">
     <w:name w:val="heading 1"/>
-    <w:basedOn w:val="1"/>
-    <w:next w:val="1"/>
+    <w:basedOn w:val="Normal"/>
+    <w:next w:val="Normal"/>
     <w:qFormat/>
-    <w:uiPriority w:val="0"/>
     <w:pPr>
       <w:keepNext/>
       <w:keepLines/>
@@ -9314,13 +9186,12 @@
       <w:sz w:val="44"/>
     </w:rPr>
   </w:style>
-  <w:style w:type="paragraph" w:styleId="3">
+  <w:style w:type="paragraph" w:styleId="Heading2">
     <w:name w:val="heading 2"/>
-    <w:basedOn w:val="1"/>
-    <w:next w:val="1"/>
+    <w:basedOn w:val="Normal"/>
+    <w:next w:val="Normal"/>
     <w:unhideWhenUsed/>
     <w:qFormat/>
-    <w:uiPriority w:val="0"/>
     <w:pPr>
       <w:keepNext/>
       <w:keepLines/>
@@ -9333,19 +9204,18 @@
       <w:outlineLvl w:val="1"/>
     </w:pPr>
     <w:rPr>
-      <w:rFonts w:ascii="Arial" w:hAnsi="Arial" w:eastAsia="黑体"/>
+      <w:rFonts w:ascii="Arial" w:eastAsia="黑体" w:hAnsi="Arial"/>
       <w:b/>
       <w:sz w:val="32"/>
     </w:rPr>
   </w:style>
-  <w:style w:type="paragraph" w:styleId="4">
+  <w:style w:type="paragraph" w:styleId="Heading3">
     <w:name w:val="heading 3"/>
-    <w:basedOn w:val="1"/>
-    <w:next w:val="1"/>
+    <w:basedOn w:val="Normal"/>
+    <w:next w:val="Normal"/>
     <w:semiHidden/>
     <w:unhideWhenUsed/>
     <w:qFormat/>
-    <w:uiPriority w:val="0"/>
     <w:pPr>
       <w:keepNext/>
       <w:keepLines/>
@@ -9362,13 +9232,12 @@
       <w:sz w:val="32"/>
     </w:rPr>
   </w:style>
-  <w:style w:type="paragraph" w:styleId="5">
+  <w:style w:type="paragraph" w:styleId="Heading4">
     <w:name w:val="heading 4"/>
-    <w:basedOn w:val="1"/>
-    <w:next w:val="1"/>
+    <w:basedOn w:val="Normal"/>
+    <w:next w:val="Normal"/>
     <w:unhideWhenUsed/>
     <w:qFormat/>
-    <w:uiPriority w:val="0"/>
     <w:pPr>
       <w:keepNext/>
       <w:keepLines/>
@@ -9381,19 +9250,18 @@
       <w:outlineLvl w:val="3"/>
     </w:pPr>
     <w:rPr>
-      <w:rFonts w:ascii="Arial" w:hAnsi="Arial" w:eastAsia="黑体"/>
+      <w:rFonts w:ascii="Arial" w:eastAsia="黑体" w:hAnsi="Arial"/>
       <w:b/>
       <w:sz w:val="28"/>
     </w:rPr>
   </w:style>
-  <w:style w:type="paragraph" w:styleId="6">
+  <w:style w:type="paragraph" w:styleId="Heading5">
     <w:name w:val="heading 5"/>
-    <w:basedOn w:val="1"/>
-    <w:next w:val="1"/>
+    <w:basedOn w:val="Normal"/>
+    <w:next w:val="Normal"/>
     <w:semiHidden/>
     <w:unhideWhenUsed/>
     <w:qFormat/>
-    <w:uiPriority w:val="0"/>
     <w:pPr>
       <w:keepNext/>
       <w:keepLines/>
@@ -9410,14 +9278,13 @@
       <w:sz w:val="28"/>
     </w:rPr>
   </w:style>
-  <w:style w:type="paragraph" w:styleId="7">
+  <w:style w:type="paragraph" w:styleId="Heading6">
     <w:name w:val="heading 6"/>
-    <w:basedOn w:val="1"/>
-    <w:next w:val="1"/>
+    <w:basedOn w:val="Normal"/>
+    <w:next w:val="Normal"/>
     <w:semiHidden/>
     <w:unhideWhenUsed/>
     <w:qFormat/>
-    <w:uiPriority w:val="0"/>
     <w:pPr>
       <w:keepNext/>
       <w:keepLines/>
@@ -9430,19 +9297,18 @@
       <w:outlineLvl w:val="5"/>
     </w:pPr>
     <w:rPr>
-      <w:rFonts w:ascii="Arial" w:hAnsi="Arial" w:eastAsia="黑体"/>
+      <w:rFonts w:ascii="Arial" w:eastAsia="黑体" w:hAnsi="Arial"/>
       <w:b/>
       <w:sz w:val="24"/>
     </w:rPr>
   </w:style>
-  <w:style w:type="paragraph" w:styleId="8">
+  <w:style w:type="paragraph" w:styleId="Heading7">
     <w:name w:val="heading 7"/>
-    <w:basedOn w:val="1"/>
-    <w:next w:val="1"/>
+    <w:basedOn w:val="Normal"/>
+    <w:next w:val="Normal"/>
     <w:semiHidden/>
     <w:unhideWhenUsed/>
     <w:qFormat/>
-    <w:uiPriority w:val="0"/>
     <w:pPr>
       <w:keepNext/>
       <w:keepLines/>
@@ -9459,14 +9325,13 @@
       <w:sz w:val="24"/>
     </w:rPr>
   </w:style>
-  <w:style w:type="paragraph" w:styleId="9">
+  <w:style w:type="paragraph" w:styleId="Heading8">
     <w:name w:val="heading 8"/>
-    <w:basedOn w:val="1"/>
-    <w:next w:val="1"/>
+    <w:basedOn w:val="Normal"/>
+    <w:next w:val="Normal"/>
     <w:semiHidden/>
     <w:unhideWhenUsed/>
     <w:qFormat/>
-    <w:uiPriority w:val="0"/>
     <w:pPr>
       <w:keepNext/>
       <w:keepLines/>
@@ -9479,18 +9344,17 @@
       <w:outlineLvl w:val="7"/>
     </w:pPr>
     <w:rPr>
-      <w:rFonts w:ascii="Arial" w:hAnsi="Arial" w:eastAsia="黑体"/>
+      <w:rFonts w:ascii="Arial" w:eastAsia="黑体" w:hAnsi="Arial"/>
       <w:sz w:val="24"/>
     </w:rPr>
   </w:style>
-  <w:style w:type="paragraph" w:styleId="10">
+  <w:style w:type="paragraph" w:styleId="Heading9">
     <w:name w:val="heading 9"/>
-    <w:basedOn w:val="1"/>
-    <w:next w:val="1"/>
+    <w:basedOn w:val="Normal"/>
+    <w:next w:val="Normal"/>
     <w:semiHidden/>
     <w:unhideWhenUsed/>
     <w:qFormat/>
-    <w:uiPriority w:val="0"/>
     <w:pPr>
       <w:keepNext/>
       <w:keepLines/>
@@ -9503,21 +9367,19 @@
       <w:outlineLvl w:val="8"/>
     </w:pPr>
     <w:rPr>
-      <w:rFonts w:ascii="Arial" w:hAnsi="Arial" w:eastAsia="黑体"/>
+      <w:rFonts w:ascii="Arial" w:eastAsia="黑体" w:hAnsi="Arial"/>
       <w:sz w:val="21"/>
     </w:rPr>
   </w:style>
-  <w:style w:type="character" w:default="1" w:styleId="22">
+  <w:style w:type="character" w:default="1" w:styleId="DefaultParagraphFont">
     <w:name w:val="Default Paragraph Font"/>
     <w:semiHidden/>
     <w:qFormat/>
-    <w:uiPriority w:val="0"/>
   </w:style>
-  <w:style w:type="table" w:default="1" w:styleId="20">
+  <w:style w:type="table" w:default="1" w:styleId="TableNormal">
     <w:name w:val="Normal Table"/>
     <w:semiHidden/>
     <w:qFormat/>
-    <w:uiPriority w:val="0"/>
     <w:tblPr>
       <w:tblCellMar>
         <w:top w:w="0" w:type="dxa"/>
@@ -9527,43 +9389,39 @@
       </w:tblCellMar>
     </w:tblPr>
   </w:style>
-  <w:style w:type="paragraph" w:styleId="11">
+  <w:style w:type="paragraph" w:styleId="CommentText">
     <w:name w:val="annotation text"/>
-    <w:basedOn w:val="1"/>
+    <w:basedOn w:val="Normal"/>
     <w:qFormat/>
-    <w:uiPriority w:val="0"/>
     <w:pPr>
       <w:jc w:val="left"/>
     </w:pPr>
   </w:style>
-  <w:style w:type="paragraph" w:styleId="12">
+  <w:style w:type="paragraph" w:styleId="BodyText">
     <w:name w:val="Body Text"/>
-    <w:basedOn w:val="1"/>
+    <w:basedOn w:val="Normal"/>
     <w:semiHidden/>
     <w:qFormat/>
-    <w:uiPriority w:val="0"/>
     <w:rPr>
-      <w:rFonts w:ascii="Arial" w:hAnsi="Arial" w:eastAsia="Arial" w:cs="Arial"/>
+      <w:rFonts w:ascii="Arial" w:eastAsia="Arial" w:hAnsi="Arial" w:cs="Arial"/>
       <w:sz w:val="21"/>
       <w:szCs w:val="21"/>
       <w:lang w:val="en-US" w:eastAsia="en-US" w:bidi="ar-SA"/>
     </w:rPr>
   </w:style>
-  <w:style w:type="paragraph" w:styleId="13">
+  <w:style w:type="paragraph" w:styleId="TOC3">
     <w:name w:val="toc 3"/>
-    <w:basedOn w:val="1"/>
-    <w:next w:val="1"/>
+    <w:basedOn w:val="Normal"/>
+    <w:next w:val="Normal"/>
     <w:qFormat/>
-    <w:uiPriority w:val="0"/>
     <w:pPr>
       <w:ind w:left="840" w:leftChars="400"/>
     </w:pPr>
   </w:style>
-  <w:style w:type="paragraph" w:styleId="14">
+  <w:style w:type="paragraph" w:styleId="Footer">
     <w:name w:val="footer"/>
-    <w:basedOn w:val="1"/>
+    <w:basedOn w:val="Normal"/>
     <w:qFormat/>
-    <w:uiPriority w:val="0"/>
     <w:pPr>
       <w:tabs>
         <w:tab w:val="center" w:pos="4153"/>
@@ -9576,17 +9434,16 @@
       <w:sz w:val="18"/>
     </w:rPr>
   </w:style>
-  <w:style w:type="paragraph" w:styleId="15">
+  <w:style w:type="paragraph" w:styleId="Header">
     <w:name w:val="header"/>
-    <w:basedOn w:val="1"/>
+    <w:basedOn w:val="Normal"/>
     <w:qFormat/>
-    <w:uiPriority w:val="0"/>
     <w:pPr>
       <w:pBdr>
-        <w:top w:val="none" w:color="auto" w:sz="0" w:space="0"/>
-        <w:left w:val="none" w:color="auto" w:sz="0" w:space="0"/>
-        <w:bottom w:val="none" w:color="auto" w:sz="0" w:space="0"/>
-        <w:right w:val="none" w:color="auto" w:sz="0" w:space="0"/>
+        <w:top w:val="nil"/>
+        <w:left w:val="nil"/>
+        <w:bottom w:val="nil"/>
+        <w:right w:val="nil"/>
       </w:pBdr>
       <w:tabs>
         <w:tab w:val="center" w:pos="4153"/>
@@ -9601,41 +9458,37 @@
       <w:sz w:val="18"/>
     </w:rPr>
   </w:style>
-  <w:style w:type="paragraph" w:styleId="16">
+  <w:style w:type="paragraph" w:styleId="TOC1">
     <w:name w:val="toc 1"/>
-    <w:basedOn w:val="1"/>
-    <w:next w:val="1"/>
+    <w:basedOn w:val="Normal"/>
+    <w:next w:val="Normal"/>
     <w:qFormat/>
-    <w:uiPriority w:val="0"/>
     <w:rPr>
-      <w:rFonts w:ascii="Arial" w:hAnsi="Arial" w:eastAsia="Microsoft JhengHei"/>
+      <w:rFonts w:ascii="Arial" w:eastAsia="Microsoft JhengHei" w:hAnsi="Arial"/>
       <w:sz w:val="24"/>
     </w:rPr>
   </w:style>
-  <w:style w:type="paragraph" w:styleId="17">
+  <w:style w:type="paragraph" w:styleId="TOC2">
     <w:name w:val="toc 2"/>
-    <w:basedOn w:val="1"/>
-    <w:next w:val="1"/>
+    <w:basedOn w:val="Normal"/>
+    <w:next w:val="Normal"/>
     <w:qFormat/>
-    <w:uiPriority w:val="0"/>
     <w:pPr>
       <w:ind w:left="420" w:leftChars="200"/>
     </w:pPr>
   </w:style>
-  <w:style w:type="paragraph" w:styleId="18">
+  <w:style w:type="paragraph" w:styleId="NormalWeb">
     <w:name w:val="Normal (Web)"/>
-    <w:basedOn w:val="1"/>
+    <w:basedOn w:val="Normal"/>
     <w:qFormat/>
-    <w:uiPriority w:val="0"/>
     <w:rPr>
       <w:sz w:val="24"/>
     </w:rPr>
   </w:style>
-  <w:style w:type="paragraph" w:styleId="19">
+  <w:style w:type="paragraph" w:styleId="Title">
     <w:name w:val="Title"/>
-    <w:basedOn w:val="1"/>
+    <w:basedOn w:val="Normal"/>
     <w:qFormat/>
-    <w:uiPriority w:val="0"/>
     <w:pPr>
       <w:spacing w:before="240" w:beforeLines="0" w:beforeAutospacing="0" w:after="60" w:afterLines="0" w:afterAutospacing="0"/>
       <w:jc w:val="center"/>
@@ -9647,73 +9500,68 @@
       <w:sz w:val="32"/>
     </w:rPr>
   </w:style>
-  <w:style w:type="table" w:styleId="21">
+  <w:style w:type="table" w:styleId="TableGrid">
     <w:name w:val="Table Grid"/>
-    <w:basedOn w:val="20"/>
+    <w:basedOn w:val="TableNormal"/>
     <w:qFormat/>
-    <w:uiPriority w:val="0"/>
     <w:pPr>
       <w:widowControl w:val="0"/>
       <w:jc w:val="both"/>
     </w:pPr>
     <w:tblPr>
       <w:tblBorders>
-        <w:top w:val="single" w:color="auto" w:sz="4" w:space="0"/>
-        <w:left w:val="single" w:color="auto" w:sz="4" w:space="0"/>
-        <w:bottom w:val="single" w:color="auto" w:sz="4" w:space="0"/>
-        <w:right w:val="single" w:color="auto" w:sz="4" w:space="0"/>
-        <w:insideH w:val="single" w:color="auto" w:sz="4" w:space="0"/>
-        <w:insideV w:val="single" w:color="auto" w:sz="4" w:space="0"/>
+        <w:top w:val="single" w:sz="4" w:space="0" w:color="auto"/>
+        <w:left w:val="single" w:sz="4" w:space="0" w:color="auto"/>
+        <w:bottom w:val="single" w:sz="4" w:space="0" w:color="auto"/>
+        <w:right w:val="single" w:sz="4" w:space="0" w:color="auto"/>
+        <w:insideH w:val="single" w:sz="4" w:space="0" w:color="auto"/>
+        <w:insideV w:val="single" w:sz="4" w:space="0" w:color="auto"/>
       </w:tblBorders>
     </w:tblPr>
   </w:style>
-  <w:style w:type="character" w:styleId="23">
+  <w:style w:type="character" w:styleId="Strong">
     <w:name w:val="Strong"/>
-    <w:basedOn w:val="22"/>
+    <w:basedOn w:val="DefaultParagraphFont"/>
     <w:qFormat/>
-    <w:uiPriority w:val="0"/>
     <w:rPr>
       <w:b/>
     </w:rPr>
   </w:style>
-  <w:style w:type="paragraph" w:customStyle="1" w:styleId="24">
+  <w:style w:type="paragraph" w:customStyle="1" w:styleId="a">
     <w:name w:val="柴_公司名"/>
-    <w:basedOn w:val="19"/>
+    <w:basedOn w:val="Title"/>
     <w:qFormat/>
-    <w:uiPriority w:val="0"/>
     <w:pPr>
       <w:spacing w:after="600" w:afterLines="600"/>
     </w:pPr>
     <w:rPr>
-      <w:rFonts w:hint="eastAsia" w:ascii="宋体" w:hAnsi="宋体" w:eastAsia="宋体" w:cs="宋体"/>
+      <w:rFonts w:ascii="宋体" w:eastAsia="宋体" w:hAnsi="宋体" w:cs="宋体" w:hint="eastAsia"/>
       <w:bCs/>
       <w:spacing w:val="-6"/>
       <w:sz w:val="52"/>
       <w:szCs w:val="52"/>
     </w:rPr>
   </w:style>
-  <w:style w:type="paragraph" w:customStyle="1" w:styleId="25">
+  <w:style w:type="paragraph" w:customStyle="1" w:styleId="a0">
     <w:name w:val="柴_文档名"/>
-    <w:basedOn w:val="19"/>
+    <w:basedOn w:val="Title"/>
     <w:qFormat/>
-    <w:uiPriority w:val="0"/>
     <w:pPr>
       <w:spacing w:after="900" w:afterLines="900"/>
     </w:pPr>
     <w:rPr>
-      <w:rFonts w:ascii="黑体" w:hAnsi="黑体" w:eastAsia="黑体" w:cs="黑体"/>
+      <w:rFonts w:ascii="黑体" w:eastAsia="黑体" w:hAnsi="黑体" w:cs="黑体"/>
       <w:bCs/>
       <w:spacing w:val="-7"/>
       <w:sz w:val="52"/>
       <w:szCs w:val="52"/>
     </w:rPr>
   </w:style>
-  <w:style w:type="table" w:customStyle="1" w:styleId="26">
+  <w:style w:type="table" w:customStyle="1" w:styleId="TableNormal0">
     <w:name w:val="Table Normal_0"/>
     <w:semiHidden/>
     <w:unhideWhenUsed/>
     <w:qFormat/>
-    <w:uiPriority w:val="0"/>
     <w:tblPr>
       <w:tblCellMar>
         <w:top w:w="0" w:type="dxa"/>
@@ -9723,87 +9571,81 @@
       </w:tblCellMar>
     </w:tblPr>
   </w:style>
-  <w:style w:type="paragraph" w:customStyle="1" w:styleId="27">
+  <w:style w:type="paragraph" w:customStyle="1" w:styleId="TableText">
     <w:name w:val="Table Text"/>
-    <w:basedOn w:val="1"/>
+    <w:basedOn w:val="Normal"/>
     <w:semiHidden/>
     <w:qFormat/>
-    <w:uiPriority w:val="0"/>
     <w:rPr>
-      <w:rFonts w:ascii="宋体" w:hAnsi="宋体" w:eastAsia="宋体" w:cs="宋体"/>
+      <w:rFonts w:ascii="宋体" w:eastAsia="宋体" w:hAnsi="宋体" w:cs="宋体"/>
       <w:sz w:val="21"/>
       <w:szCs w:val="21"/>
       <w:lang w:val="en-US" w:eastAsia="en-US" w:bidi="ar-SA"/>
     </w:rPr>
   </w:style>
-  <w:style w:type="paragraph" w:customStyle="1" w:styleId="28">
+  <w:style w:type="paragraph" w:customStyle="1" w:styleId="1">
     <w:name w:val="柴_标题1"/>
-    <w:basedOn w:val="2"/>
-    <w:next w:val="29"/>
-    <w:link w:val="38"/>
+    <w:basedOn w:val="Heading1"/>
+    <w:next w:val="a1"/>
+    <w:link w:val="1Char"/>
     <w:qFormat/>
-    <w:uiPriority w:val="0"/>
     <w:pPr>
       <w:spacing w:before="100" w:after="90" w:line="360" w:lineRule="auto"/>
     </w:pPr>
     <w:rPr>
-      <w:rFonts w:ascii="Arial" w:hAnsi="Arial" w:eastAsia="宋体"/>
+      <w:rFonts w:ascii="Arial" w:eastAsia="宋体" w:hAnsi="Arial"/>
       <w:sz w:val="32"/>
     </w:rPr>
   </w:style>
-  <w:style w:type="paragraph" w:customStyle="1" w:styleId="29">
+  <w:style w:type="paragraph" w:customStyle="1" w:styleId="a1">
     <w:name w:val="柴_正文"/>
-    <w:basedOn w:val="12"/>
-    <w:link w:val="42"/>
+    <w:basedOn w:val="BodyText"/>
+    <w:link w:val="Char"/>
     <w:qFormat/>
-    <w:uiPriority w:val="0"/>
     <w:pPr>
       <w:spacing w:line="360" w:lineRule="auto"/>
       <w:ind w:firstLine="470" w:firstLineChars="200"/>
     </w:pPr>
     <w:rPr>
-      <w:rFonts w:ascii="Arial" w:hAnsi="Arial" w:eastAsia="宋体"/>
+      <w:rFonts w:ascii="Arial" w:eastAsia="宋体" w:hAnsi="Arial"/>
       <w:sz w:val="24"/>
       <w:lang w:eastAsia="zh-CN"/>
     </w:rPr>
   </w:style>
-  <w:style w:type="paragraph" w:customStyle="1" w:styleId="30">
+  <w:style w:type="paragraph" w:customStyle="1" w:styleId="2">
     <w:name w:val="柴_标题2"/>
-    <w:basedOn w:val="3"/>
-    <w:next w:val="29"/>
+    <w:basedOn w:val="Heading2"/>
+    <w:next w:val="a1"/>
     <w:qFormat/>
-    <w:uiPriority w:val="0"/>
     <w:pPr>
       <w:spacing w:line="360" w:lineRule="auto"/>
     </w:pPr>
     <w:rPr>
-      <w:rFonts w:ascii="Arial" w:hAnsi="Arial" w:eastAsia="宋体"/>
+      <w:rFonts w:ascii="Arial" w:eastAsia="宋体" w:hAnsi="Arial"/>
       <w:sz w:val="28"/>
     </w:rPr>
   </w:style>
-  <w:style w:type="paragraph" w:customStyle="1" w:styleId="31">
+  <w:style w:type="paragraph" w:customStyle="1" w:styleId="3">
     <w:name w:val="柴_标题3"/>
-    <w:basedOn w:val="4"/>
-    <w:next w:val="29"/>
+    <w:basedOn w:val="Heading3"/>
+    <w:next w:val="a1"/>
     <w:qFormat/>
-    <w:uiPriority w:val="0"/>
     <w:pPr>
       <w:spacing w:line="360" w:lineRule="auto"/>
       <w:ind w:left="0" w:firstLine="472" w:firstLineChars="200"/>
     </w:pPr>
     <w:rPr>
-      <w:rFonts w:ascii="宋体" w:hAnsi="宋体" w:eastAsia="宋体" w:cs="宋体"/>
+      <w:rFonts w:ascii="宋体" w:eastAsia="宋体" w:hAnsi="宋体" w:cs="宋体"/>
       <w:spacing w:val="-2"/>
       <w:sz w:val="24"/>
       <w:szCs w:val="24"/>
     </w:rPr>
   </w:style>
-  <w:style w:type="paragraph" w:customStyle="1" w:styleId="32">
+  <w:style w:type="paragraph" w:customStyle="1" w:styleId="a2">
     <w:name w:val="柴_目录"/>
-    <w:basedOn w:val="1"/>
-    <w:next w:val="12"/>
+    <w:basedOn w:val="Normal"/>
+    <w:next w:val="BodyText"/>
     <w:qFormat/>
-    <w:uiPriority w:val="0"/>
     <w:pPr>
       <w:tabs>
         <w:tab w:val="right" w:leader="dot" w:pos="8442"/>
@@ -9811,64 +9653,59 @@
       <w:ind w:left="0" w:leftChars="0"/>
     </w:pPr>
     <w:rPr>
-      <w:rFonts w:ascii="Arial" w:hAnsi="Arial" w:eastAsia="Microsoft JhengHei"/>
+      <w:rFonts w:ascii="Arial" w:eastAsia="Microsoft JhengHei" w:hAnsi="Arial"/>
       <w:sz w:val="24"/>
     </w:rPr>
   </w:style>
-  <w:style w:type="paragraph" w:customStyle="1" w:styleId="33">
+  <w:style w:type="paragraph" w:customStyle="1" w:styleId="WPSOffice1">
     <w:name w:val="WPSOffice手动目录 1"/>
     <w:qFormat/>
-    <w:uiPriority w:val="0"/>
     <w:pPr>
       <w:ind w:leftChars="0"/>
     </w:pPr>
     <w:rPr>
-      <w:rFonts w:ascii="Times New Roman" w:hAnsi="Times New Roman" w:eastAsia="宋体" w:cs="Times New Roman"/>
+      <w:rFonts w:ascii="Times New Roman" w:eastAsia="宋体" w:hAnsi="Times New Roman" w:cs="Times New Roman"/>
       <w:sz w:val="20"/>
       <w:szCs w:val="20"/>
     </w:rPr>
   </w:style>
-  <w:style w:type="paragraph" w:customStyle="1" w:styleId="34">
+  <w:style w:type="paragraph" w:customStyle="1" w:styleId="WPSOffice2">
     <w:name w:val="WPSOffice手动目录 2"/>
     <w:qFormat/>
-    <w:uiPriority w:val="0"/>
     <w:pPr>
       <w:ind w:leftChars="200"/>
     </w:pPr>
     <w:rPr>
-      <w:rFonts w:ascii="Times New Roman" w:hAnsi="Times New Roman" w:eastAsia="宋体" w:cs="Times New Roman"/>
+      <w:rFonts w:ascii="Times New Roman" w:eastAsia="宋体" w:hAnsi="Times New Roman" w:cs="Times New Roman"/>
       <w:sz w:val="20"/>
       <w:szCs w:val="20"/>
     </w:rPr>
   </w:style>
-  <w:style w:type="paragraph" w:customStyle="1" w:styleId="35">
+  <w:style w:type="paragraph" w:customStyle="1" w:styleId="WPSOffice3">
     <w:name w:val="WPSOffice手动目录 3"/>
     <w:qFormat/>
-    <w:uiPriority w:val="0"/>
     <w:pPr>
       <w:ind w:leftChars="400"/>
     </w:pPr>
     <w:rPr>
-      <w:rFonts w:ascii="Times New Roman" w:hAnsi="Times New Roman" w:eastAsia="宋体" w:cs="Times New Roman"/>
+      <w:rFonts w:ascii="Times New Roman" w:eastAsia="宋体" w:hAnsi="Times New Roman" w:cs="Times New Roman"/>
       <w:sz w:val="20"/>
       <w:szCs w:val="20"/>
     </w:rPr>
   </w:style>
-  <w:style w:type="paragraph" w:customStyle="1" w:styleId="36">
+  <w:style w:type="paragraph" w:customStyle="1" w:styleId="Compact">
     <w:name w:val="Compact"/>
-    <w:basedOn w:val="12"/>
+    <w:basedOn w:val="BodyText"/>
     <w:qFormat/>
-    <w:uiPriority w:val="0"/>
     <w:pPr>
       <w:spacing w:before="36" w:after="36"/>
     </w:pPr>
   </w:style>
-  <w:style w:type="table" w:customStyle="1" w:styleId="37">
+  <w:style w:type="table" w:customStyle="1" w:styleId="Table">
     <w:name w:val="Table"/>
     <w:semiHidden/>
     <w:unhideWhenUsed/>
     <w:qFormat/>
-    <w:uiPriority w:val="0"/>
     <w:tblPr>
       <w:tblCellMar>
         <w:top w:w="0" w:type="dxa"/>
@@ -9880,28 +9717,26 @@
     <w:tblStylePr w:type="firstRow">
       <w:tcPr>
         <w:tcBorders>
-          <w:bottom w:val="single" w:color="auto" w:sz="0" w:space="0"/>
+          <w:bottom w:val="single" w:sz="0" w:space="0" w:color="auto"/>
         </w:tcBorders>
         <w:vAlign w:val="bottom"/>
       </w:tcPr>
     </w:tblStylePr>
   </w:style>
-  <w:style w:type="character" w:customStyle="1" w:styleId="38">
+  <w:style w:type="character" w:customStyle="1" w:styleId="1Char">
     <w:name w:val="柴_标题1 Char"/>
-    <w:link w:val="28"/>
+    <w:link w:val="1"/>
     <w:qFormat/>
-    <w:uiPriority w:val="0"/>
     <w:rPr>
-      <w:rFonts w:ascii="Arial" w:hAnsi="Arial" w:eastAsia="宋体"/>
+      <w:rFonts w:ascii="Arial" w:eastAsia="宋体" w:hAnsi="Arial"/>
       <w:sz w:val="32"/>
     </w:rPr>
   </w:style>
-  <w:style w:type="table" w:customStyle="1" w:styleId="39">
+  <w:style w:type="table" w:customStyle="1" w:styleId="TableNormal1">
     <w:name w:val="Table Normal_1"/>
     <w:semiHidden/>
     <w:unhideWhenUsed/>
     <w:qFormat/>
-    <w:uiPriority w:val="0"/>
     <w:tblPr>
       <w:tblCellMar>
         <w:top w:w="0" w:type="dxa"/>
@@ -9911,11 +9746,10 @@
       </w:tblCellMar>
     </w:tblPr>
   </w:style>
-  <w:style w:type="paragraph" w:customStyle="1" w:styleId="40">
+  <w:style w:type="paragraph" w:customStyle="1" w:styleId="a3">
     <w:name w:val="柴_正文_无缩进"/>
-    <w:basedOn w:val="1"/>
+    <w:basedOn w:val="Normal"/>
     <w:qFormat/>
-    <w:uiPriority w:val="0"/>
     <w:pPr>
       <w:ind w:firstLine="0" w:firstLineChars="0"/>
     </w:pPr>
@@ -9925,31 +9759,29 @@
       <w:lang w:eastAsia="zh-CN"/>
     </w:rPr>
   </w:style>
-  <w:style w:type="paragraph" w:customStyle="1" w:styleId="41">
+  <w:style w:type="paragraph" w:customStyle="1" w:styleId="4">
     <w:name w:val="柴_标题4"/>
-    <w:basedOn w:val="5"/>
-    <w:next w:val="1"/>
+    <w:basedOn w:val="Heading4"/>
+    <w:next w:val="Normal"/>
     <w:qFormat/>
-    <w:uiPriority w:val="0"/>
     <w:pPr>
       <w:widowControl w:val="0"/>
       <w:spacing w:before="160" w:line="360" w:lineRule="auto"/>
-      <w:ind w:left="981" w:leftChars="300" w:hanging="862"/>
+      <w:ind w:left="981" w:hanging="862" w:leftChars="300"/>
     </w:pPr>
     <w:rPr>
-      <w:rFonts w:hint="eastAsia" w:ascii="Calibri" w:hAnsi="Calibri" w:eastAsia="宋体" w:cs="宋体"/>
+      <w:rFonts w:ascii="Calibri" w:eastAsia="宋体" w:hAnsi="Calibri" w:cs="宋体" w:hint="eastAsia"/>
       <w:sz w:val="24"/>
       <w:szCs w:val="24"/>
       <w:lang w:eastAsia="zh-CN" w:bidi="zh-CN"/>
     </w:rPr>
   </w:style>
-  <w:style w:type="character" w:customStyle="1" w:styleId="42">
+  <w:style w:type="character" w:customStyle="1" w:styleId="Char">
     <w:name w:val="柴_正文 Char"/>
-    <w:link w:val="29"/>
+    <w:link w:val="a1"/>
     <w:qFormat/>
-    <w:uiPriority w:val="0"/>
     <w:rPr>
-      <w:rFonts w:ascii="Arial" w:hAnsi="Arial" w:eastAsia="宋体"/>
+      <w:rFonts w:ascii="Arial" w:eastAsia="宋体" w:hAnsi="Arial"/>
       <w:sz w:val="24"/>
       <w:lang w:eastAsia="zh-CN"/>
     </w:rPr>
